--- a/documents/CURRICULUM VITAE.docx
+++ b/documents/CURRICULUM VITAE.docx
@@ -5,30 +5,25 @@
     <w:p>
       <w:pPr>
         <w:pStyle w:val="Heading1"/>
-      </w:pPr>
-      <w:r>
-        <w:t>CURRICULUM VITAE</w:t>
-      </w:r>
-    </w:p>
-    <w:p>
-      <w:pPr>
-        <w:pStyle w:val="Heading2"/>
-      </w:pPr>
-      <w:r>
-        <w:rPr>
-          <w:rFonts w:ascii="Calibri" w:eastAsia="Calibri" w:hAnsi="Calibri" w:cs="Calibri"/>
+        <w:rPr>
+          <w:rFonts w:ascii="Californian FB" w:hAnsi="Californian FB"/>
+        </w:rPr>
+      </w:pPr>
+      <w:r>
+        <w:rPr>
+          <w:rFonts w:ascii="Californian FB" w:eastAsia="Calibri" w:hAnsi="Californian FB" w:cs="Calibri"/>
           <w:noProof/>
         </w:rPr>
         <mc:AlternateContent>
           <mc:Choice Requires="wpg">
             <w:drawing>
-              <wp:anchor distT="0" distB="0" distL="114300" distR="114300" simplePos="0" relativeHeight="251659264" behindDoc="0" locked="0" layoutInCell="1" allowOverlap="1" wp14:anchorId="5C28F819" wp14:editId="3019C451">
+              <wp:anchor distT="0" distB="0" distL="114300" distR="114300" simplePos="0" relativeHeight="251659264" behindDoc="0" locked="0" layoutInCell="1" allowOverlap="1" wp14:anchorId="5C28F819" wp14:editId="0AB1FE2E">
                 <wp:simplePos x="0" y="0"/>
-                <wp:positionH relativeFrom="column">
-                  <wp:posOffset>4805045</wp:posOffset>
+                <wp:positionH relativeFrom="margin">
+                  <wp:align>right</wp:align>
                 </wp:positionH>
                 <wp:positionV relativeFrom="paragraph">
-                  <wp:posOffset>18415</wp:posOffset>
+                  <wp:posOffset>726440</wp:posOffset>
                 </wp:positionV>
                 <wp:extent cx="1083945" cy="1470660"/>
                 <wp:effectExtent l="0" t="0" r="20955" b="15240"/>
@@ -128,7 +123,7 @@
           </mc:Choice>
           <mc:Fallback>
             <w:pict>
-              <v:group w14:anchorId="059D893F" id="Group 6158" o:spid="_x0000_s1026" style="position:absolute;margin-left:378.35pt;margin-top:1.45pt;width:85.35pt;height:115.8pt;z-index:251659264" coordsize="10839,14706" o:gfxdata="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">
+              <v:group w14:anchorId="14946203" id="Group 6158" o:spid="_x0000_s1026" style="position:absolute;margin-left:34.15pt;margin-top:57.2pt;width:85.35pt;height:115.8pt;z-index:251659264;mso-position-horizontal:right;mso-position-horizontal-relative:margin" coordsize="10839,14706" o:gfxdata="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">
                 <v:shapetype id="_x0000_t75" coordsize="21600,21600" o:spt="75" o:preferrelative="t" path="m@4@5l@4@11@9@11@9@5xe" filled="f" stroked="f">
                   <v:stroke joinstyle="miter"/>
                   <v:formulas>
@@ -155,13 +150,24 @@
                   <v:stroke miterlimit="83231f" joinstyle="miter"/>
                   <v:path arrowok="t" textboxrect="0,0,1083945,1470660"/>
                 </v:shape>
-                <w10:wrap type="square"/>
+                <w10:wrap type="square" anchorx="margin"/>
               </v:group>
             </w:pict>
           </mc:Fallback>
         </mc:AlternateContent>
       </w:r>
       <w:r>
+        <w:rPr>
+          <w:rFonts w:ascii="Californian FB" w:hAnsi="Californian FB"/>
+        </w:rPr>
+        <w:t>CURRICULUM VITAE</w:t>
+      </w:r>
+    </w:p>
+    <w:p>
+      <w:pPr>
+        <w:pStyle w:val="Heading2"/>
+      </w:pPr>
+      <w:r>
         <w:t xml:space="preserve">Mr. Shani </w:t>
       </w:r>
       <w:r>
@@ -309,6 +315,195 @@
       </w:pPr>
       <w:r>
         <w:t xml:space="preserve">Work Experiences </w:t>
+      </w:r>
+    </w:p>
+    <w:p>
+      <w:pPr>
+        <w:pStyle w:val="numberlist"/>
+        <w:numPr>
+          <w:ilvl w:val="0"/>
+          <w:numId w:val="11"/>
+        </w:numPr>
+        <w:rPr>
+          <w:i/>
+          <w:iCs/>
+          <w:sz w:val="20"/>
+          <w:szCs w:val="20"/>
+        </w:rPr>
+      </w:pPr>
+      <w:r>
+        <w:rPr>
+          <w:b/>
+          <w:bCs w:val="0"/>
+        </w:rPr>
+        <w:t xml:space="preserve">Delivery Partner </w:t>
+      </w:r>
+      <w:r>
+        <w:rPr>
+          <w:b/>
+          <w:bCs w:val="0"/>
+        </w:rPr>
+        <w:t>at</w:t>
+      </w:r>
+      <w:r>
+        <w:rPr>
+          <w:b/>
+          <w:bCs w:val="0"/>
+        </w:rPr>
+        <w:t xml:space="preserve"> </w:t>
+      </w:r>
+      <w:r>
+        <w:rPr>
+          <w:b/>
+          <w:bCs w:val="0"/>
+          <w:i/>
+          <w:iCs/>
+        </w:rPr>
+        <w:t>Swiggy Limited</w:t>
+      </w:r>
+      <w:r>
+        <w:rPr>
+          <w:b/>
+          <w:bCs w:val="0"/>
+        </w:rPr>
+        <w:br/>
+      </w:r>
+      <w:r>
+        <w:rPr>
+          <w:b/>
+          <w:bCs w:val="0"/>
+        </w:rPr>
+        <w:t xml:space="preserve">Duration: </w:t>
+      </w:r>
+      <w:r>
+        <w:t xml:space="preserve">Dec </w:t>
+      </w:r>
+      <w:r>
+        <w:t>2024 – Present</w:t>
+      </w:r>
+      <w:r>
+        <w:rPr>
+          <w:b/>
+          <w:bCs w:val="0"/>
+        </w:rPr>
+        <w:br/>
+      </w:r>
+      <w:r>
+        <w:rPr>
+          <w:b/>
+          <w:bCs w:val="0"/>
+          <w:i/>
+          <w:iCs/>
+        </w:rPr>
+        <w:t>Work Details:</w:t>
+      </w:r>
+      <w:r>
+        <w:rPr>
+          <w:i/>
+          <w:iCs/>
+          <w:sz w:val="20"/>
+          <w:szCs w:val="20"/>
+        </w:rPr>
+        <w:t xml:space="preserve"> </w:t>
+      </w:r>
+      <w:r>
+        <w:rPr>
+          <w:i/>
+          <w:iCs/>
+          <w:sz w:val="20"/>
+          <w:szCs w:val="20"/>
+        </w:rPr>
+        <w:t>Managing timely food deliveries across Kollam and nearby areas</w:t>
+      </w:r>
+      <w:r>
+        <w:rPr>
+          <w:i/>
+          <w:iCs/>
+          <w:sz w:val="20"/>
+          <w:szCs w:val="20"/>
+        </w:rPr>
+        <w:t>.</w:t>
+      </w:r>
+      <w:r>
+        <w:rPr>
+          <w:i/>
+          <w:iCs/>
+          <w:sz w:val="20"/>
+          <w:szCs w:val="20"/>
+        </w:rPr>
+        <w:t xml:space="preserve"> </w:t>
+      </w:r>
+      <w:r>
+        <w:rPr>
+          <w:i/>
+          <w:iCs/>
+          <w:sz w:val="20"/>
+          <w:szCs w:val="20"/>
+        </w:rPr>
+        <w:t>Ensuring customer satisfaction through efficient service</w:t>
+      </w:r>
+      <w:r>
+        <w:rPr>
+          <w:i/>
+          <w:iCs/>
+          <w:sz w:val="20"/>
+          <w:szCs w:val="20"/>
+        </w:rPr>
+        <w:t>.</w:t>
+      </w:r>
+      <w:r>
+        <w:rPr>
+          <w:i/>
+          <w:iCs/>
+          <w:sz w:val="20"/>
+          <w:szCs w:val="20"/>
+        </w:rPr>
+        <w:t xml:space="preserve"> </w:t>
+      </w:r>
+      <w:r>
+        <w:rPr>
+          <w:i/>
+          <w:iCs/>
+          <w:sz w:val="20"/>
+          <w:szCs w:val="20"/>
+        </w:rPr>
+        <w:t>Handling logistics, route optimization, and order management</w:t>
+      </w:r>
+      <w:r>
+        <w:rPr>
+          <w:i/>
+          <w:iCs/>
+          <w:sz w:val="20"/>
+          <w:szCs w:val="20"/>
+        </w:rPr>
+        <w:t>.</w:t>
+      </w:r>
+      <w:r>
+        <w:rPr>
+          <w:i/>
+          <w:iCs/>
+          <w:sz w:val="20"/>
+          <w:szCs w:val="20"/>
+        </w:rPr>
+        <w:t xml:space="preserve"> </w:t>
+      </w:r>
+      <w:r>
+        <w:rPr>
+          <w:i/>
+          <w:iCs/>
+          <w:sz w:val="20"/>
+          <w:szCs w:val="20"/>
+        </w:rPr>
+        <w:t>Applying digital tools for tracking and performance improvement</w:t>
+      </w:r>
+      <w:r>
+        <w:rPr>
+          <w:i/>
+          <w:iCs/>
+          <w:sz w:val="20"/>
+          <w:szCs w:val="20"/>
+        </w:rPr>
+        <w:t>.</w:t>
       </w:r>
     </w:p>
     <w:p>
@@ -784,15 +979,23 @@
         </w:r>
       </w:hyperlink>
       <w:r>
-        <w:t xml:space="preserve">,  website - </w:t>
+        <w:t>,  website</w:t>
+      </w:r>
+      <w:r>
+        <w:t xml:space="preserve">- </w:t>
+      </w:r>
+      <w:r>
+        <w:rPr>
+          <w:color w:val="000000" w:themeColor="text1"/>
+        </w:rPr>
+        <w:t xml:space="preserve"> </w:t>
       </w:r>
       <w:hyperlink r:id="rId14" w:history="1">
         <w:r>
           <w:rPr>
             <w:rStyle w:val="Hyperlink"/>
-            <w:color w:val="000000" w:themeColor="text1"/>
           </w:rPr>
-          <w:t>https://madhusandmadhus.com/</w:t>
+          <w:t>Madhus and Madhus - Print Mall - Printers and Designers</w:t>
         </w:r>
       </w:hyperlink>
       <w:r>
@@ -802,32 +1005,21 @@
         <w:t xml:space="preserve">, </w:t>
       </w:r>
       <w:hyperlink r:id="rId15" w:history="1">
+        <w:proofErr w:type="spellStart"/>
         <w:r>
           <w:rPr>
             <w:rStyle w:val="Hyperlink"/>
-            <w:color w:val="000000" w:themeColor="text1"/>
           </w:rPr>
-          <w:t>http://printmallkollam.com/</w:t>
-        </w:r>
-      </w:hyperlink>
-      <w:r>
-        <w:rPr>
-          <w:color w:val="000000" w:themeColor="text1"/>
-        </w:rPr>
-        <w:t xml:space="preserve">, </w:t>
-      </w:r>
-      <w:hyperlink r:id="rId16" w:history="1">
+          <w:t>Madhus</w:t>
+        </w:r>
+        <w:proofErr w:type="spellEnd"/>
         <w:r>
           <w:rPr>
             <w:rStyle w:val="Hyperlink"/>
-            <w:color w:val="000000" w:themeColor="text1"/>
           </w:rPr>
-          <w:t>https://shanimadhus.github.io/madhusandmadhus/</w:t>
-        </w:r>
-      </w:hyperlink>
-      <w:r>
-        <w:t xml:space="preserve"> </w:t>
-      </w:r>
+          <w:t xml:space="preserve"> Advertising - ADVERTISING AGENCY KOLLAM</w:t>
+        </w:r>
+      </w:hyperlink>
       <w:r>
         <w:br/>
       </w:r>
@@ -949,7 +1141,7 @@
       <w:r>
         <w:t xml:space="preserve">, Kollam – 691019, Mobile: +91 96333 97778 (Website: </w:t>
       </w:r>
-      <w:hyperlink r:id="rId17" w:history="1">
+      <w:hyperlink r:id="rId16" w:history="1">
         <w:r>
           <w:rPr>
             <w:rStyle w:val="Hyperlink"/>
@@ -1058,6 +1250,7 @@
           <w:b/>
           <w:bCs w:val="0"/>
         </w:rPr>
+        <w:lastRenderedPageBreak/>
         <w:t>Manager (IT) at Googol Multimedia &amp; Technologies</w:t>
       </w:r>
       <w:r>
@@ -1125,169 +1318,304 @@
           <w:sz w:val="20"/>
           <w:szCs w:val="20"/>
         </w:rPr>
-        <w:t xml:space="preserve">GoDaddy Web hosting and server maintenance, FTP, MySQL Database, cPanel, Web design and development, Mobile friendly responsive Bootstrap and jQuery webpage designs and PHP frameworks (mini Logic), W3C Validations, Graphic design, Windows 10 installations and upgrades, Web </w:t>
-      </w:r>
-      <w:r>
+        <w:t>GoDaddy Web hosting and server maintenance, FTP, MySQL Database, cPanel, Web design and development, Mobile friendly responsive Bootstrap and jQuery webpage designs and PHP frameworks (mini Logic), W3C Validations, Graphic design, Windows 10 installations and upgrades, Web security and Google reCAPTCHA design and management (PHP Curl), Audio and Video Editing, Adobe CC software installation, maintenance and Desktop publishing.</w:t>
+      </w:r>
+    </w:p>
+    <w:p>
+      <w:pPr>
+        <w:pStyle w:val="numberlist"/>
         <w:rPr>
           <w:i/>
           <w:iCs/>
           <w:sz w:val="20"/>
           <w:szCs w:val="20"/>
         </w:rPr>
-        <w:lastRenderedPageBreak/>
-        <w:t>security and Google reCAPTCHA design and management (PHP Curl), Audio and Video Editing, Adobe CC software installation, maintenance and Desktop publishing.</w:t>
-      </w:r>
-    </w:p>
-    <w:p>
-      <w:pPr>
-        <w:pStyle w:val="numberlist"/>
+      </w:pPr>
+      <w:r>
+        <w:rPr>
+          <w:b/>
+          <w:bCs w:val="0"/>
+        </w:rPr>
+        <w:t>IT/Designer at Quilon Mobiles Service Center</w:t>
+      </w:r>
+      <w:r>
+        <w:t xml:space="preserve">, 1st floor, Paris Tower, </w:t>
+      </w:r>
+      <w:proofErr w:type="spellStart"/>
+      <w:r>
+        <w:t>Andamukkom</w:t>
+      </w:r>
+      <w:proofErr w:type="spellEnd"/>
+      <w:r>
+        <w:t xml:space="preserve">, Beach Road, Kollam, Kerala, India, PIN-691001.  Website: http://www.quilonmobiles.com/   </w:t>
+      </w:r>
+      <w:r>
+        <w:br/>
+      </w:r>
+      <w:r>
+        <w:rPr>
+          <w:b/>
+          <w:bCs w:val="0"/>
+        </w:rPr>
+        <w:t>Duration:</w:t>
+      </w:r>
+      <w:r>
+        <w:t xml:space="preserve"> </w:t>
+      </w:r>
+      <w:r>
+        <w:t>1</w:t>
+      </w:r>
+      <w:r>
+        <w:rPr>
+          <w:vertAlign w:val="superscript"/>
+        </w:rPr>
+        <w:t>st</w:t>
+      </w:r>
+      <w:r>
+        <w:t xml:space="preserve"> </w:t>
+      </w:r>
+      <w:r>
+        <w:t>November 2020 to 7</w:t>
+      </w:r>
+      <w:r>
+        <w:rPr>
+          <w:vertAlign w:val="superscript"/>
+        </w:rPr>
+        <w:t>th</w:t>
+      </w:r>
+      <w:r>
+        <w:t xml:space="preserve"> </w:t>
+      </w:r>
+      <w:r>
+        <w:t>July 202</w:t>
+      </w:r>
+      <w:r>
+        <w:t>1</w:t>
+      </w:r>
+      <w:r>
+        <w:br/>
+      </w:r>
+      <w:r>
+        <w:rPr>
+          <w:b/>
+          <w:bCs w:val="0"/>
+        </w:rPr>
+        <w:t>Works detail:</w:t>
+      </w:r>
+      <w:r>
+        <w:t xml:space="preserve"> </w:t>
+      </w:r>
+      <w:r>
         <w:rPr>
           <w:i/>
           <w:iCs/>
           <w:sz w:val="20"/>
           <w:szCs w:val="20"/>
         </w:rPr>
-      </w:pPr>
-      <w:r>
-        <w:rPr>
-          <w:b/>
-          <w:bCs w:val="0"/>
-        </w:rPr>
-        <w:t>IT/Designer at Quilon Mobiles Service Center</w:t>
-      </w:r>
-      <w:r>
-        <w:t xml:space="preserve">, 1st floor, Paris Tower, </w:t>
-      </w:r>
-      <w:proofErr w:type="spellStart"/>
-      <w:r>
-        <w:t>Andamukkom</w:t>
-      </w:r>
-      <w:proofErr w:type="spellEnd"/>
-      <w:r>
-        <w:t xml:space="preserve">, Beach Road, Kollam, Kerala, India, PIN-691001.  Website: http://www.quilonmobiles.com/   </w:t>
-      </w:r>
-      <w:r>
-        <w:br/>
-      </w:r>
-      <w:r>
-        <w:rPr>
-          <w:b/>
-          <w:bCs w:val="0"/>
-        </w:rPr>
-        <w:t>Duration:</w:t>
-      </w:r>
-      <w:r>
-        <w:t xml:space="preserve"> </w:t>
-      </w:r>
-      <w:r>
-        <w:t>1</w:t>
-      </w:r>
-      <w:r>
-        <w:rPr>
-          <w:vertAlign w:val="superscript"/>
-        </w:rPr>
-        <w:t>st</w:t>
-      </w:r>
-      <w:r>
-        <w:t xml:space="preserve"> </w:t>
-      </w:r>
-      <w:r>
-        <w:t>November 2020 to 7</w:t>
-      </w:r>
-      <w:r>
-        <w:rPr>
-          <w:vertAlign w:val="superscript"/>
-        </w:rPr>
-        <w:t>th</w:t>
-      </w:r>
-      <w:r>
-        <w:t xml:space="preserve"> </w:t>
-      </w:r>
-      <w:r>
-        <w:t xml:space="preserve">July 2021 </w:t>
-      </w:r>
-      <w:r>
-        <w:br/>
-      </w:r>
-      <w:r>
-        <w:rPr>
-          <w:b/>
-          <w:bCs w:val="0"/>
-        </w:rPr>
-        <w:t>Works detail:</w:t>
-      </w:r>
-      <w:r>
-        <w:t xml:space="preserve"> </w:t>
-      </w:r>
-      <w:r>
+        <w:t>GoDaddy Web hosting and server maintenance, FTP, MySQL Database, cPanel, Web design and development, Mobile friendly responsive Bootstrap and jQuery webpage designs and PHP frameworks (mini Logic), W3C Validations, Graphic design, Windows 10 installations and upgrades, Rapid API management, Payment Gateway, Web security and Google reCAPTCHA design and management (PHP Curl), Web email design (PHP Mailer), Search Engine Optimization (SEO) and management, Google Search webpage design, Social media webpage design, Social media development and management, Audio and Video Editing, Adobe CC software installation, maintenance and Desktop publishing.</w:t>
+      </w:r>
+    </w:p>
+    <w:p>
+      <w:pPr>
+        <w:pStyle w:val="numberlist"/>
         <w:rPr>
           <w:i/>
           <w:iCs/>
           <w:sz w:val="20"/>
           <w:szCs w:val="20"/>
         </w:rPr>
-        <w:t>GoDaddy Web hosting and server maintenance, FTP, MySQL Database, cPanel, Web design and development, Mobile friendly responsive Bootstrap and jQuery webpage designs and PHP frameworks (mini Logic), W3C Validations, Graphic design, Windows 10 installations and upgrades, Rapid API management, Payment Gateway, Web security and Google reCAPTCHA design and management (PHP Curl), Web email design (PHP Mailer), Search Engine Optimization (SEO) and management, Google Search webpage design, Social media webpage design, Social media development and management, Audio and Video Editing, Adobe CC software installation, maintenance and Desktop publishing.</w:t>
-      </w:r>
-    </w:p>
-    <w:p>
-      <w:pPr>
-        <w:pStyle w:val="numberlist"/>
+      </w:pPr>
+      <w:r>
+        <w:rPr>
+          <w:b/>
+          <w:bCs w:val="0"/>
+        </w:rPr>
+        <w:t>IT Manager at Logic Multimedia</w:t>
+      </w:r>
+      <w:r>
+        <w:rPr>
+          <w:b/>
+          <w:bCs w:val="0"/>
+        </w:rPr>
+        <w:t xml:space="preserve"> Shop</w:t>
+      </w:r>
+      <w:r>
+        <w:t xml:space="preserve">, Bishop Jerome Nagar, Kollam, Kerala, India, PIN-691001, </w:t>
+      </w:r>
+      <w:r>
+        <w:t xml:space="preserve">Graphic Designer at </w:t>
+      </w:r>
+      <w:r>
+        <w:rPr>
+          <w:b/>
+          <w:bCs w:val="0"/>
+        </w:rPr>
+        <w:t xml:space="preserve">Losago Media Technologies, </w:t>
+      </w:r>
+      <w:r>
+        <w:rPr>
+          <w:b/>
+          <w:bCs w:val="0"/>
+        </w:rPr>
+        <w:br/>
+      </w:r>
+      <w:r>
+        <w:rPr>
+          <w:b/>
+          <w:bCs w:val="0"/>
+        </w:rPr>
+        <w:t>Duration:</w:t>
+      </w:r>
+      <w:r>
+        <w:t xml:space="preserve"> </w:t>
+      </w:r>
+      <w:r>
+        <w:t>January 23, 2019 – May 6, 2020</w:t>
+      </w:r>
+      <w:r>
+        <w:t xml:space="preserve"> </w:t>
+      </w:r>
+      <w:r>
+        <w:rPr>
+          <w:b/>
+          <w:bCs w:val="0"/>
+        </w:rPr>
+        <w:br/>
+      </w:r>
+      <w:r>
+        <w:rPr>
+          <w:b/>
+          <w:bCs w:val="0"/>
+        </w:rPr>
+        <w:t>Sr. Programmer at</w:t>
+      </w:r>
+      <w:r>
+        <w:rPr>
+          <w:b/>
+          <w:bCs w:val="0"/>
+        </w:rPr>
+        <w:t xml:space="preserve"> </w:t>
+      </w:r>
+      <w:r>
+        <w:rPr>
+          <w:b/>
+          <w:bCs w:val="0"/>
+        </w:rPr>
+        <w:t>Logic Multimedia &amp; Events</w:t>
+      </w:r>
+      <w:r>
+        <w:rPr>
+          <w:b/>
+          <w:bCs w:val="0"/>
+        </w:rPr>
+        <w:t xml:space="preserve"> (Old name), Logic Events &amp; Advertising (New name)</w:t>
+      </w:r>
+      <w:r>
+        <w:t xml:space="preserve">. </w:t>
+      </w:r>
+      <w:proofErr w:type="spellStart"/>
+      <w:r>
+        <w:t>Pattathuvila</w:t>
+      </w:r>
+      <w:proofErr w:type="spellEnd"/>
+      <w:r>
+        <w:t xml:space="preserve"> Plaza, </w:t>
+      </w:r>
+      <w:proofErr w:type="spellStart"/>
+      <w:r>
+        <w:t>Chinnakada</w:t>
+      </w:r>
+      <w:proofErr w:type="spellEnd"/>
+      <w:r>
+        <w:t>, Kollam, Kerala 691001</w:t>
+      </w:r>
+      <w:r>
+        <w:t xml:space="preserve">, Website: </w:t>
+      </w:r>
+      <w:r>
+        <w:t xml:space="preserve">https://logicmultimedia.in/ </w:t>
+      </w:r>
+      <w:r>
+        <w:br/>
+      </w:r>
+      <w:r>
+        <w:rPr>
+          <w:b/>
+          <w:bCs w:val="0"/>
+        </w:rPr>
+        <w:t>Duration:</w:t>
+      </w:r>
+      <w:r>
+        <w:t xml:space="preserve"> </w:t>
+      </w:r>
+      <w:r>
+        <w:t>8</w:t>
+      </w:r>
+      <w:r>
+        <w:rPr>
+          <w:vertAlign w:val="superscript"/>
+        </w:rPr>
+        <w:t>t</w:t>
+      </w:r>
+      <w:r>
+        <w:rPr>
+          <w:vertAlign w:val="superscript"/>
+        </w:rPr>
+        <w:t>h</w:t>
+      </w:r>
+      <w:r>
+        <w:t xml:space="preserve"> </w:t>
+      </w:r>
+      <w:r>
+        <w:t>December</w:t>
+      </w:r>
+      <w:r>
+        <w:t xml:space="preserve"> 202</w:t>
+      </w:r>
+      <w:r>
+        <w:t xml:space="preserve">4 </w:t>
+      </w:r>
+      <w:r>
+        <w:t>–</w:t>
+      </w:r>
+      <w:r>
+        <w:t xml:space="preserve"> </w:t>
+      </w:r>
+      <w:r>
+        <w:t>31</w:t>
+      </w:r>
+      <w:r>
+        <w:rPr>
+          <w:vertAlign w:val="superscript"/>
+        </w:rPr>
+        <w:t>st</w:t>
+      </w:r>
+      <w:r>
+        <w:t xml:space="preserve"> October 2025</w:t>
+      </w:r>
+      <w:r>
+        <w:br/>
+      </w:r>
+      <w:r>
+        <w:rPr>
+          <w:b/>
+          <w:bCs w:val="0"/>
+        </w:rPr>
+        <w:t>Works detail:</w:t>
+      </w:r>
+      <w:r>
+        <w:t xml:space="preserve"> </w:t>
+      </w:r>
+      <w:r>
         <w:rPr>
           <w:i/>
           <w:iCs/>
           <w:sz w:val="20"/>
           <w:szCs w:val="20"/>
         </w:rPr>
-      </w:pPr>
-      <w:r>
-        <w:rPr>
-          <w:b/>
-          <w:bCs w:val="0"/>
-        </w:rPr>
-        <w:t>IT Manager at Logic Multimedia</w:t>
-      </w:r>
-      <w:r>
-        <w:t xml:space="preserve">, Bishop Jerome Nagar, Kollam, Kerala, India, PIN-691001, </w:t>
-      </w:r>
-      <w:r>
-        <w:rPr>
-          <w:b/>
-          <w:bCs w:val="0"/>
-        </w:rPr>
-        <w:t>Losago Media Technologies, Logic Multimedia &amp; Events</w:t>
-      </w:r>
-      <w:r>
-        <w:t xml:space="preserve">. https://logicmultimedia.in/ </w:t>
-      </w:r>
-      <w:r>
-        <w:br/>
-      </w:r>
-      <w:r>
-        <w:rPr>
-          <w:b/>
-          <w:bCs w:val="0"/>
-        </w:rPr>
-        <w:t>Duration:</w:t>
-      </w:r>
-      <w:r>
-        <w:t xml:space="preserve"> </w:t>
-      </w:r>
-      <w:r>
-        <w:t>January 23, 2019 – May 6, 2020</w:t>
-      </w:r>
-      <w:r>
-        <w:br/>
-      </w:r>
-      <w:r>
-        <w:rPr>
-          <w:b/>
-          <w:bCs w:val="0"/>
-        </w:rPr>
-        <w:t>Works detail:</w:t>
-      </w:r>
-      <w:r>
-        <w:t xml:space="preserve"> </w:t>
-      </w:r>
+        <w:t>Reseller Web hosting and server maintenance including Web Host Manager (WHM), FTP, MySQL Database, WordPress and cPanel, Web design and development, Mobile friendly responsive Bootstrap and jQuery webpage designs and PHP frameworks (mini Logic), W3C Validations, Graphic design, Windows installations and upgrades, Rapid API management, Web security and Google reCAPTCHA design and management (PHP Curl), Web email design (</w:t>
+      </w:r>
+      <w:proofErr w:type="spellStart"/>
       <w:r>
         <w:rPr>
           <w:i/>
@@ -1295,9 +1623,9 @@
           <w:sz w:val="20"/>
           <w:szCs w:val="20"/>
         </w:rPr>
-        <w:t>Reseller Web hosting and server maintenance including Web Host Manager (WHM), FTP, MySQL Database, WordPress and cPanel, Web design and development, Mobile friendly responsive Bootstrap and jQuery webpage designs and PHP frameworks (mini Logic), W3C Validations, Graphic design, Windows installations and upgrades, Rapid API management, Web security and Google reCAPTCHA design and management (PHP Curl), Web email design (</w:t>
-      </w:r>
-      <w:proofErr w:type="spellStart"/>
+        <w:t>php</w:t>
+      </w:r>
+      <w:proofErr w:type="spellEnd"/>
       <w:r>
         <w:rPr>
           <w:i/>
@@ -1305,52 +1633,149 @@
           <w:sz w:val="20"/>
           <w:szCs w:val="20"/>
         </w:rPr>
-        <w:t>php</w:t>
-      </w:r>
-      <w:proofErr w:type="spellEnd"/>
-      <w:r>
+        <w:t>), Web email software and management, Search Engine Optimization (SEO) and management, Google Search webpage design, Social media webpage design, Social media development and management, Audio and Video Editing, Shop accounting and sales management, Adobe CC software installation, maintenance and Desktop publishing.</w:t>
+      </w:r>
+    </w:p>
+    <w:p>
+      <w:pPr>
+        <w:pStyle w:val="numberlist"/>
         <w:rPr>
           <w:i/>
           <w:iCs/>
           <w:sz w:val="20"/>
           <w:szCs w:val="20"/>
         </w:rPr>
-        <w:t>), Web email software and management, Search Engine Optimization (SEO) and management, Google Search webpage design, Social media webpage design, Social media development and management, Audio and Video Editing, Shop accounting and sales management, Adobe CC software installation, maintenance and Desktop publishing.</w:t>
-      </w:r>
-    </w:p>
-    <w:p>
-      <w:pPr>
-        <w:pStyle w:val="numberlist"/>
+      </w:pPr>
+      <w:r>
+        <w:rPr>
+          <w:b/>
+          <w:bCs w:val="0"/>
+        </w:rPr>
+        <w:t>Web Designer at Zelenium InfoTech Private Ltd</w:t>
+      </w:r>
+      <w:r>
+        <w:t xml:space="preserve">, 5D, </w:t>
+      </w:r>
+      <w:proofErr w:type="spellStart"/>
+      <w:r>
+        <w:t>Transasia</w:t>
+      </w:r>
+      <w:proofErr w:type="spellEnd"/>
+      <w:r>
+        <w:t>, Infopark SEZ Phase II, Cochin, India. Pin 682303. (Website:</w:t>
+      </w:r>
+      <w:r>
+        <w:t xml:space="preserve"> </w:t>
+      </w:r>
+      <w:r>
+        <w:t xml:space="preserve">www.zeleniumglobal.com) </w:t>
+      </w:r>
+      <w:r>
+        <w:br/>
+      </w:r>
+      <w:r>
+        <w:rPr>
+          <w:b/>
+          <w:bCs w:val="0"/>
+        </w:rPr>
+        <w:t>Duration:</w:t>
+      </w:r>
+      <w:r>
+        <w:t xml:space="preserve"> </w:t>
+      </w:r>
+      <w:r>
+        <w:t>June 11, 2018 to October 15, 2018</w:t>
+      </w:r>
+      <w:r>
+        <w:br/>
+      </w:r>
+      <w:r>
+        <w:rPr>
+          <w:b/>
+          <w:bCs w:val="0"/>
+        </w:rPr>
+        <w:t>Works detail:</w:t>
+      </w:r>
+      <w:r>
+        <w:t xml:space="preserve"> </w:t>
+      </w:r>
+      <w:r>
         <w:rPr>
           <w:i/>
           <w:iCs/>
           <w:sz w:val="20"/>
           <w:szCs w:val="20"/>
         </w:rPr>
-      </w:pPr>
-      <w:r>
-        <w:rPr>
-          <w:b/>
-          <w:bCs w:val="0"/>
-        </w:rPr>
-        <w:t>Web Designer at Zelenium InfoTech Private Ltd</w:t>
-      </w:r>
-      <w:r>
-        <w:t xml:space="preserve">, 5D, </w:t>
+        <w:t>ASP.Net and MVC Framework, Web Design and Development, Mobile friendly responsive Bootstrap and jQuery webpage designs and ASP.Net frameworks, W3C Validations, Graphic Design, Visual Studio and Adobe CC software installation, maintenance and Desktop publishing.</w:t>
+      </w:r>
+    </w:p>
+    <w:p>
+      <w:pPr>
+        <w:pStyle w:val="numberlist"/>
+      </w:pPr>
+      <w:r>
+        <w:rPr>
+          <w:b/>
+          <w:bCs w:val="0"/>
+        </w:rPr>
+        <w:t xml:space="preserve">Web Designer and Developer at Infametech Solutions </w:t>
       </w:r>
       <w:proofErr w:type="spellStart"/>
       <w:r>
-        <w:t>Transasia</w:t>
+        <w:rPr>
+          <w:b/>
+          <w:bCs w:val="0"/>
+        </w:rPr>
+        <w:t>Pvt.</w:t>
       </w:r>
       <w:proofErr w:type="spellEnd"/>
       <w:r>
-        <w:t>, Infopark SEZ Phase II, Cochin, India. Pin 682303. (Website:</w:t>
-      </w:r>
-      <w:r>
-        <w:t xml:space="preserve"> </w:t>
-      </w:r>
-      <w:r>
-        <w:t xml:space="preserve">www.zeleniumglobal.com) </w:t>
+        <w:rPr>
+          <w:b/>
+          <w:bCs w:val="0"/>
+        </w:rPr>
+        <w:t xml:space="preserve"> Ltd.</w:t>
+      </w:r>
+      <w:r>
+        <w:t xml:space="preserve"> 1st Floor, </w:t>
+      </w:r>
+      <w:proofErr w:type="spellStart"/>
+      <w:r>
+        <w:t>Rubiyan</w:t>
+      </w:r>
+      <w:proofErr w:type="spellEnd"/>
+      <w:r>
+        <w:t xml:space="preserve"> Building, </w:t>
+      </w:r>
+      <w:proofErr w:type="spellStart"/>
+      <w:r>
+        <w:t>Arangath</w:t>
+      </w:r>
+      <w:proofErr w:type="spellEnd"/>
+      <w:r>
+        <w:t xml:space="preserve"> Road, Kacheripady, Kochi-18, Kerala, India. website -</w:t>
+      </w:r>
+      <w:hyperlink r:id="rId17">
+        <w:r>
+          <w:t xml:space="preserve"> </w:t>
+        </w:r>
+      </w:hyperlink>
+      <w:r>
+        <w:t>www.infametech.in</w:t>
+      </w:r>
+      <w:hyperlink r:id="rId18">
+        <w:r>
+          <w:t xml:space="preserve"> </w:t>
+        </w:r>
+      </w:hyperlink>
+      <w:r>
+        <w:t>(Not presently active online</w:t>
+      </w:r>
+      <w:r>
+        <w:t>, company closed</w:t>
+      </w:r>
+      <w:r>
+        <w:t>)</w:t>
       </w:r>
       <w:r>
         <w:br/>
@@ -1366,7 +1791,7 @@
         <w:t xml:space="preserve"> </w:t>
       </w:r>
       <w:r>
-        <w:t>June 11, 2018 to October 15, 2018</w:t>
+        <w:t>September 18, 2017 to June 9, 2018</w:t>
       </w:r>
       <w:r>
         <w:br/>
@@ -1388,7 +1813,7 @@
           <w:sz w:val="20"/>
           <w:szCs w:val="20"/>
         </w:rPr>
-        <w:t>ASP.Net and MVC Framework, Web Design and Development, Mobile friendly responsive Bootstrap and jQuery webpage designs and ASP.Net frameworks, W3C Validations, Graphic Design, Visual Studio and Adobe CC software installation, maintenance and Desktop publishing.</w:t>
+        <w:t>Web server maintenance including FTP, MySQL Database, cPanel, PHP Frameworks such as WordPress and CodeIgniter, Web design and development, Mobile friendly responsive Bootstrap and jQuery webpage designs and PHP frameworks, W3C Validations, Graphic design, Adobe CC software installation, maintenance and Desktop publishing, Windows installations and upgrades.</w:t>
       </w:r>
     </w:p>
     <w:p>
@@ -1400,64 +1825,22 @@
           <w:b/>
           <w:bCs w:val="0"/>
         </w:rPr>
-        <w:t xml:space="preserve">Web Designer and Developer at Infametech Solutions </w:t>
-      </w:r>
-      <w:proofErr w:type="spellStart"/>
-      <w:r>
-        <w:rPr>
-          <w:b/>
-          <w:bCs w:val="0"/>
-        </w:rPr>
-        <w:t>Pvt.</w:t>
-      </w:r>
-      <w:proofErr w:type="spellEnd"/>
-      <w:r>
-        <w:rPr>
-          <w:b/>
-          <w:bCs w:val="0"/>
-        </w:rPr>
-        <w:t xml:space="preserve"> Ltd.</w:t>
-      </w:r>
-      <w:r>
-        <w:t xml:space="preserve"> 1st Floor, </w:t>
-      </w:r>
-      <w:proofErr w:type="spellStart"/>
-      <w:r>
-        <w:t>Rubiyan</w:t>
-      </w:r>
-      <w:proofErr w:type="spellEnd"/>
-      <w:r>
-        <w:t xml:space="preserve"> Building, </w:t>
-      </w:r>
-      <w:proofErr w:type="spellStart"/>
-      <w:r>
-        <w:t>Arangath</w:t>
-      </w:r>
-      <w:proofErr w:type="spellEnd"/>
-      <w:r>
-        <w:t xml:space="preserve"> Road, Kacheripady, Kochi-18, Kerala, India. website -</w:t>
-      </w:r>
-      <w:hyperlink r:id="rId18">
-        <w:r>
-          <w:t xml:space="preserve"> </w:t>
-        </w:r>
-      </w:hyperlink>
-      <w:r>
-        <w:t>www.infametech.in</w:t>
-      </w:r>
-      <w:hyperlink r:id="rId19">
-        <w:r>
-          <w:t xml:space="preserve"> </w:t>
-        </w:r>
-      </w:hyperlink>
-      <w:r>
-        <w:t>(Not presently active online</w:t>
-      </w:r>
-      <w:r>
-        <w:t>, company closed</w:t>
-      </w:r>
-      <w:r>
-        <w:t>)</w:t>
+        <w:t>Web Developer at Codmob Technologies,</w:t>
+      </w:r>
+      <w:r>
+        <w:t xml:space="preserve"> Infopark campus, Nirmal Infopark, Kakkanad, Kochi.</w:t>
+      </w:r>
+      <w:r>
+        <w:t xml:space="preserve"> </w:t>
+      </w:r>
+      <w:r>
+        <w:t>Website</w:t>
+      </w:r>
+      <w:r>
+        <w:t xml:space="preserve"> - </w:t>
+      </w:r>
+      <w:r>
+        <w:t xml:space="preserve">www.codmob.com </w:t>
       </w:r>
       <w:r>
         <w:br/>
@@ -1473,7 +1856,7 @@
         <w:t xml:space="preserve"> </w:t>
       </w:r>
       <w:r>
-        <w:t>September 18, 2017 to June 9, 2018</w:t>
+        <w:t>July 21, 2016 to September 11, 2017</w:t>
       </w:r>
       <w:r>
         <w:br/>
@@ -1495,7 +1878,7 @@
           <w:sz w:val="20"/>
           <w:szCs w:val="20"/>
         </w:rPr>
-        <w:t>Web server maintenance including FTP, MySQL Database, cPanel, PHP Frameworks such as WordPress and CodeIgniter, Web design and development, Mobile friendly responsive Bootstrap and jQuery webpage designs and PHP frameworks, W3C Validations, Graphic design, Adobe CC software installation, maintenance and Desktop publishing, Windows installations and upgrades.</w:t>
+        <w:t>Web server maintenance including FTP, MySQL Database, cPanel, CodeIgniter (PHP Framework) and WordPress, Web design and development, W3C Validations, Graphic design, Adobe CC software installation, maintenance and Desktop publishing.</w:t>
       </w:r>
     </w:p>
     <w:p>
@@ -1507,22 +1890,26 @@
           <w:b/>
           <w:bCs w:val="0"/>
         </w:rPr>
-        <w:t>Web Developer at Codmob Technologies,</w:t>
-      </w:r>
-      <w:r>
-        <w:t xml:space="preserve"> Infopark campus, Nirmal Infopark, Kakkanad, Kochi.</w:t>
-      </w:r>
-      <w:r>
-        <w:t xml:space="preserve"> </w:t>
-      </w:r>
-      <w:r>
-        <w:t>Website</w:t>
-      </w:r>
-      <w:r>
-        <w:t xml:space="preserve"> - </w:t>
-      </w:r>
-      <w:r>
-        <w:t xml:space="preserve">www.codmob.com </w:t>
+        <w:t>Web Developer, at Gram Technologies</w:t>
+      </w:r>
+      <w:r>
+        <w:t xml:space="preserve">, USRA-62, </w:t>
+      </w:r>
+      <w:proofErr w:type="spellStart"/>
+      <w:r>
+        <w:t>Udarasiroman</w:t>
+      </w:r>
+      <w:proofErr w:type="spellEnd"/>
+      <w:r>
+        <w:t xml:space="preserve"> Road, </w:t>
+      </w:r>
+      <w:proofErr w:type="spellStart"/>
+      <w:r>
+        <w:t>Vellayambalam</w:t>
+      </w:r>
+      <w:proofErr w:type="spellEnd"/>
+      <w:r>
+        <w:t xml:space="preserve"> Trivandrum, India, Pin: 695010. </w:t>
       </w:r>
       <w:r>
         <w:br/>
@@ -1538,7 +1925,7 @@
         <w:t xml:space="preserve"> </w:t>
       </w:r>
       <w:r>
-        <w:t>July 21, 2016 to September 11, 2017</w:t>
+        <w:t>August 3, 2015 to July 20, 2016</w:t>
       </w:r>
       <w:r>
         <w:br/>
@@ -1560,181 +1947,121 @@
           <w:sz w:val="20"/>
           <w:szCs w:val="20"/>
         </w:rPr>
-        <w:t>Web server maintenance including FTP, MySQL Database, cPanel, CodeIgniter (PHP Framework) and WordPress, Web design and development, W3C Validations, Graphic design, Adobe CC software installation, maintenance and Desktop publishing.</w:t>
+        <w:t>Web server maintenance including FTP, MySQL Database, cPanel, PHP Framework such as CodeIgniter and WordPress, Web design and development, Mobile friendly responsive Bootstrap and jQuery webpage designs, W3C Validations, Graphic design and Animation, Audio and Video Editing, Adobe CC software installation, maintenance and Desktop publishing.</w:t>
+      </w:r>
+      <w:r>
+        <w:rPr>
+          <w:sz w:val="20"/>
+          <w:szCs w:val="20"/>
+        </w:rPr>
+        <w:t xml:space="preserve"> </w:t>
       </w:r>
     </w:p>
     <w:p>
       <w:pPr>
         <w:pStyle w:val="numberlist"/>
-      </w:pPr>
-      <w:r>
-        <w:rPr>
-          <w:b/>
-          <w:bCs w:val="0"/>
-        </w:rPr>
-        <w:t>Web Developer, at Gram Technologies</w:t>
-      </w:r>
-      <w:r>
-        <w:t xml:space="preserve">, USRA-62, </w:t>
-      </w:r>
-      <w:proofErr w:type="spellStart"/>
-      <w:r>
-        <w:t>Udarasiroman</w:t>
-      </w:r>
-      <w:proofErr w:type="spellEnd"/>
-      <w:r>
-        <w:t xml:space="preserve"> Road, </w:t>
-      </w:r>
-      <w:proofErr w:type="spellStart"/>
-      <w:r>
-        <w:t>Vellayambalam</w:t>
-      </w:r>
-      <w:proofErr w:type="spellEnd"/>
-      <w:r>
-        <w:t xml:space="preserve"> Trivandrum, India, Pin: 695010. </w:t>
-      </w:r>
-      <w:r>
-        <w:br/>
-      </w:r>
-      <w:r>
-        <w:rPr>
-          <w:b/>
-          <w:bCs w:val="0"/>
-        </w:rPr>
-        <w:t>Duration:</w:t>
-      </w:r>
-      <w:r>
-        <w:t xml:space="preserve"> </w:t>
-      </w:r>
-      <w:r>
-        <w:t>August 3, 2015 to July 20, 2016</w:t>
-      </w:r>
-      <w:r>
-        <w:br/>
-      </w:r>
-      <w:r>
-        <w:rPr>
-          <w:b/>
-          <w:bCs w:val="0"/>
-        </w:rPr>
-        <w:t>Works detail:</w:t>
-      </w:r>
-      <w:r>
-        <w:t xml:space="preserve"> </w:t>
-      </w:r>
-      <w:r>
         <w:rPr>
           <w:i/>
           <w:iCs/>
           <w:sz w:val="20"/>
           <w:szCs w:val="20"/>
         </w:rPr>
-        <w:t>Web server maintenance including FTP, MySQL Database, cPanel, PHP Framework such as CodeIgniter and WordPress, Web design and development, Mobile friendly responsive Bootstrap and jQuery webpage designs, W3C Validations, Graphic design and Animation, Audio and Video Editing, Adobe CC software installation, maintenance and Desktop publishing.</w:t>
-      </w:r>
-      <w:r>
-        <w:rPr>
-          <w:sz w:val="20"/>
-          <w:szCs w:val="20"/>
-        </w:rPr>
-        <w:t xml:space="preserve"> </w:t>
-      </w:r>
-    </w:p>
-    <w:p>
-      <w:pPr>
-        <w:pStyle w:val="numberlist"/>
+      </w:pPr>
+      <w:r>
+        <w:rPr>
+          <w:b/>
+          <w:bCs w:val="0"/>
+        </w:rPr>
+        <w:t xml:space="preserve">Faculty </w:t>
+      </w:r>
+      <w:r>
+        <w:rPr>
+          <w:b/>
+          <w:bCs w:val="0"/>
+        </w:rPr>
+        <w:t xml:space="preserve">of </w:t>
+      </w:r>
+      <w:r>
+        <w:rPr>
+          <w:b/>
+          <w:bCs w:val="0"/>
+        </w:rPr>
+        <w:t>Web Design and Development</w:t>
+      </w:r>
+      <w:r>
+        <w:t xml:space="preserve">, </w:t>
+      </w:r>
+      <w:r>
+        <w:rPr>
+          <w:b/>
+          <w:bCs w:val="0"/>
+        </w:rPr>
+        <w:t>Computer Technology and Development Center</w:t>
+      </w:r>
+      <w:r>
+        <w:t xml:space="preserve">, Pettah, Thiruvananthapuram, </w:t>
+      </w:r>
+      <w:r>
+        <w:t>&amp;</w:t>
+      </w:r>
+      <w:r>
+        <w:t xml:space="preserve"> </w:t>
+      </w:r>
+      <w:r>
+        <w:rPr>
+          <w:b/>
+          <w:bCs w:val="0"/>
+        </w:rPr>
+        <w:t>Surabhi Multimedia</w:t>
+      </w:r>
+      <w:r>
+        <w:t xml:space="preserve">, V. V. Road, </w:t>
+      </w:r>
+      <w:proofErr w:type="spellStart"/>
+      <w:r>
+        <w:t>Vanchiyoor</w:t>
+      </w:r>
+      <w:proofErr w:type="spellEnd"/>
+      <w:r>
+        <w:t>, Trivandrum-35.</w:t>
+      </w:r>
+      <w:r>
+        <w:br/>
+      </w:r>
+      <w:r>
+        <w:rPr>
+          <w:b/>
+          <w:bCs w:val="0"/>
+        </w:rPr>
+        <w:t>Duration:</w:t>
+      </w:r>
+      <w:r>
+        <w:t xml:space="preserve"> </w:t>
+      </w:r>
+      <w:r>
+        <w:t xml:space="preserve">October 23, 2014 to August 3, 2015 </w:t>
+      </w:r>
+      <w:r>
+        <w:br/>
+      </w:r>
+      <w:r>
+        <w:rPr>
+          <w:b/>
+          <w:bCs w:val="0"/>
+        </w:rPr>
+        <w:t>Subjects:</w:t>
+      </w:r>
+      <w:r>
+        <w:t xml:space="preserve"> </w:t>
+      </w:r>
+      <w:r>
         <w:rPr>
           <w:i/>
           <w:iCs/>
           <w:sz w:val="20"/>
           <w:szCs w:val="20"/>
         </w:rPr>
-      </w:pPr>
-      <w:r>
-        <w:rPr>
-          <w:b/>
-          <w:bCs w:val="0"/>
-        </w:rPr>
-        <w:t xml:space="preserve">Faculty </w:t>
-      </w:r>
-      <w:r>
-        <w:rPr>
-          <w:b/>
-          <w:bCs w:val="0"/>
-        </w:rPr>
-        <w:t xml:space="preserve">of </w:t>
-      </w:r>
-      <w:r>
-        <w:rPr>
-          <w:b/>
-          <w:bCs w:val="0"/>
-        </w:rPr>
-        <w:t>Web Design and Development</w:t>
-      </w:r>
-      <w:r>
-        <w:t xml:space="preserve">, </w:t>
-      </w:r>
-      <w:r>
-        <w:rPr>
-          <w:b/>
-          <w:bCs w:val="0"/>
-        </w:rPr>
-        <w:t>Computer Technology and Development Center</w:t>
-      </w:r>
-      <w:r>
-        <w:t xml:space="preserve">, Pettah, Thiruvananthapuram, </w:t>
-      </w:r>
-      <w:r>
-        <w:t>&amp;</w:t>
-      </w:r>
-      <w:r>
-        <w:t xml:space="preserve"> </w:t>
-      </w:r>
-      <w:r>
-        <w:rPr>
-          <w:b/>
-          <w:bCs w:val="0"/>
-        </w:rPr>
-        <w:t>Surabhi Multimedia</w:t>
-      </w:r>
-      <w:r>
-        <w:t xml:space="preserve">, V. V. Road, </w:t>
-      </w:r>
-      <w:proofErr w:type="spellStart"/>
-      <w:r>
-        <w:t>Vanchiyoor</w:t>
-      </w:r>
-      <w:proofErr w:type="spellEnd"/>
-      <w:r>
-        <w:t>, Trivandrum-35.</w:t>
-      </w:r>
-      <w:r>
-        <w:br/>
-      </w:r>
-      <w:r>
-        <w:rPr>
-          <w:b/>
-          <w:bCs w:val="0"/>
-        </w:rPr>
-        <w:t>Duration:</w:t>
-      </w:r>
-      <w:r>
-        <w:t xml:space="preserve"> </w:t>
-      </w:r>
-      <w:r>
-        <w:t xml:space="preserve">October 23, 2014 to August 3, 2015 </w:t>
-      </w:r>
-      <w:r>
-        <w:br/>
-      </w:r>
-      <w:r>
-        <w:rPr>
-          <w:b/>
-          <w:bCs w:val="0"/>
-        </w:rPr>
-        <w:t>Subjects:</w:t>
-      </w:r>
-      <w:r>
-        <w:t xml:space="preserve"> </w:t>
+        <w:t xml:space="preserve">Multimedia and Web, Adobe Software, Corel Draw, 3D Studio Max, HTML4.0 &amp; 5, CSS3, JavaScript, jQuery, PHP, MySQL, W3C Validations, SEO, </w:t>
       </w:r>
       <w:r>
         <w:rPr>
@@ -1743,7 +2070,7 @@
           <w:sz w:val="20"/>
           <w:szCs w:val="20"/>
         </w:rPr>
-        <w:t xml:space="preserve">Multimedia and Web, Adobe Software, Corel Draw, 3D Studio Max, HTML4.0 &amp; 5, CSS3, JavaScript, jQuery, PHP, MySQL, W3C Validations, SEO, </w:t>
+        <w:t>social media</w:t>
       </w:r>
       <w:r>
         <w:rPr>
@@ -1752,156 +2079,157 @@
           <w:sz w:val="20"/>
           <w:szCs w:val="20"/>
         </w:rPr>
-        <w:t>social media</w:t>
-      </w:r>
-      <w:r>
+        <w:t>, Online Education and MS-Office.</w:t>
+      </w:r>
+    </w:p>
+    <w:p>
+      <w:pPr>
+        <w:pStyle w:val="numberlist"/>
         <w:rPr>
           <w:i/>
           <w:iCs/>
           <w:sz w:val="20"/>
           <w:szCs w:val="20"/>
         </w:rPr>
-        <w:t>, Online Education and MS-Office.</w:t>
-      </w:r>
-    </w:p>
-    <w:p>
-      <w:pPr>
-        <w:pStyle w:val="numberlist"/>
+      </w:pPr>
+      <w:r>
+        <w:rPr>
+          <w:b/>
+          <w:bCs w:val="0"/>
+        </w:rPr>
+        <w:lastRenderedPageBreak/>
+        <w:t xml:space="preserve">Web and Graphic Designer at Forerunners Healthcare Consultants </w:t>
+      </w:r>
+      <w:proofErr w:type="spellStart"/>
+      <w:r>
+        <w:rPr>
+          <w:b/>
+          <w:bCs w:val="0"/>
+        </w:rPr>
+        <w:t>Pvt.</w:t>
+      </w:r>
+      <w:proofErr w:type="spellEnd"/>
+      <w:r>
+        <w:rPr>
+          <w:b/>
+          <w:bCs w:val="0"/>
+        </w:rPr>
+        <w:t xml:space="preserve"> Ltd.</w:t>
+      </w:r>
+      <w:r>
+        <w:t xml:space="preserve"> (2011-2012), Narendra Nagar, Nagpur, Maharashtra. Website: </w:t>
+      </w:r>
+      <w:hyperlink r:id="rId19">
+        <w:r>
+          <w:t>www.forerunnershealthcare.com</w:t>
+        </w:r>
+      </w:hyperlink>
+      <w:hyperlink r:id="rId20">
+        <w:r>
+          <w:t>,</w:t>
+        </w:r>
+      </w:hyperlink>
+      <w:r>
+        <w:t xml:space="preserve"> </w:t>
+      </w:r>
+      <w:r>
+        <w:br/>
+      </w:r>
+      <w:r>
+        <w:rPr>
+          <w:b/>
+          <w:bCs w:val="0"/>
+        </w:rPr>
+        <w:t>Works detail:</w:t>
+      </w:r>
+      <w:r>
+        <w:t xml:space="preserve"> </w:t>
+      </w:r>
+      <w:r>
         <w:rPr>
           <w:i/>
           <w:iCs/>
           <w:sz w:val="20"/>
           <w:szCs w:val="20"/>
         </w:rPr>
-      </w:pPr>
-      <w:r>
-        <w:rPr>
-          <w:b/>
-          <w:bCs w:val="0"/>
-        </w:rPr>
-        <w:t xml:space="preserve">Web and Graphic Designer at Forerunners Healthcare Consultants </w:t>
-      </w:r>
-      <w:proofErr w:type="spellStart"/>
-      <w:r>
-        <w:rPr>
-          <w:b/>
-          <w:bCs w:val="0"/>
-        </w:rPr>
-        <w:t>Pvt.</w:t>
-      </w:r>
-      <w:proofErr w:type="spellEnd"/>
-      <w:r>
-        <w:rPr>
-          <w:b/>
-          <w:bCs w:val="0"/>
-        </w:rPr>
-        <w:t xml:space="preserve"> Ltd.</w:t>
-      </w:r>
-      <w:r>
-        <w:t xml:space="preserve"> (2011-2012), Narendra Nagar, Nagpur, Maharashtra. Website: </w:t>
-      </w:r>
-      <w:hyperlink r:id="rId20">
-        <w:r>
-          <w:t>www.forerunnershealthcare.com</w:t>
-        </w:r>
-      </w:hyperlink>
-      <w:hyperlink r:id="rId21">
-        <w:r>
-          <w:t>,</w:t>
-        </w:r>
-      </w:hyperlink>
-      <w:r>
-        <w:t xml:space="preserve"> </w:t>
-      </w:r>
-      <w:r>
-        <w:br/>
-      </w:r>
-      <w:r>
-        <w:rPr>
-          <w:b/>
-          <w:bCs w:val="0"/>
-        </w:rPr>
-        <w:t>Works detail:</w:t>
-      </w:r>
-      <w:r>
-        <w:t xml:space="preserve"> </w:t>
-      </w:r>
-      <w:r>
+        <w:t>Web server maintenance including FTP, Web design and development, W3C Validations, Graphic design and Animation, Audio and Video Editing, Adobe software installation, maintenance and Desktop publishing.</w:t>
+      </w:r>
+    </w:p>
+    <w:p>
+      <w:pPr>
+        <w:pStyle w:val="numberlist"/>
         <w:rPr>
           <w:i/>
           <w:iCs/>
           <w:sz w:val="20"/>
           <w:szCs w:val="20"/>
         </w:rPr>
-        <w:t>Web server maintenance including FTP, Web design and development, W3C Validations, Graphic design and Animation, Audio and Video Editing, Adobe software installation, maintenance and Desktop publishing.</w:t>
-      </w:r>
-    </w:p>
-    <w:p>
-      <w:pPr>
-        <w:pStyle w:val="numberlist"/>
+      </w:pPr>
+      <w:r>
+        <w:rPr>
+          <w:b/>
+          <w:bCs w:val="0"/>
+        </w:rPr>
+        <w:t xml:space="preserve">Web Designer at </w:t>
+      </w:r>
+      <w:r>
+        <w:rPr>
+          <w:b/>
+          <w:bCs w:val="0"/>
+        </w:rPr>
+        <w:t xml:space="preserve">DCS </w:t>
+      </w:r>
+      <w:proofErr w:type="spellStart"/>
+      <w:r>
+        <w:rPr>
+          <w:b/>
+          <w:bCs w:val="0"/>
+        </w:rPr>
+        <w:t>Infoway</w:t>
+      </w:r>
+      <w:proofErr w:type="spellEnd"/>
+      <w:r>
+        <w:rPr>
+          <w:b/>
+          <w:bCs w:val="0"/>
+        </w:rPr>
+        <w:t xml:space="preserve">, </w:t>
+      </w:r>
+      <w:r>
+        <w:t xml:space="preserve">Near SBT, </w:t>
+      </w:r>
+      <w:proofErr w:type="spellStart"/>
+      <w:r>
+        <w:t>Sakthikulangara</w:t>
+      </w:r>
+      <w:proofErr w:type="spellEnd"/>
+      <w:r>
+        <w:t>, Kollam, Kerala 691581</w:t>
+      </w:r>
+      <w:r>
+        <w:t xml:space="preserve"> (2010)</w:t>
+      </w:r>
+      <w:r>
+        <w:br/>
+      </w:r>
+      <w:r>
+        <w:rPr>
+          <w:b/>
+          <w:bCs w:val="0"/>
+        </w:rPr>
+        <w:t>Works detail:</w:t>
+      </w:r>
+      <w:r>
+        <w:t xml:space="preserve"> </w:t>
+      </w:r>
+      <w:r>
         <w:rPr>
           <w:i/>
           <w:iCs/>
           <w:sz w:val="20"/>
           <w:szCs w:val="20"/>
         </w:rPr>
-      </w:pPr>
-      <w:r>
-        <w:rPr>
-          <w:b/>
-          <w:bCs w:val="0"/>
-        </w:rPr>
-        <w:t xml:space="preserve">Web Designer at </w:t>
-      </w:r>
-      <w:r>
-        <w:rPr>
-          <w:b/>
-          <w:bCs w:val="0"/>
-        </w:rPr>
-        <w:t xml:space="preserve">DCS </w:t>
-      </w:r>
-      <w:proofErr w:type="spellStart"/>
-      <w:r>
-        <w:rPr>
-          <w:b/>
-          <w:bCs w:val="0"/>
-        </w:rPr>
-        <w:t>Infoway</w:t>
-      </w:r>
-      <w:proofErr w:type="spellEnd"/>
-      <w:r>
-        <w:rPr>
-          <w:b/>
-          <w:bCs w:val="0"/>
-        </w:rPr>
-        <w:t xml:space="preserve">, </w:t>
-      </w:r>
-      <w:r>
-        <w:t xml:space="preserve">Near SBT, </w:t>
-      </w:r>
-      <w:proofErr w:type="spellStart"/>
-      <w:r>
-        <w:t>Sakthikulangara</w:t>
-      </w:r>
-      <w:proofErr w:type="spellEnd"/>
-      <w:r>
-        <w:t>, Kollam, Kerala 691581</w:t>
-      </w:r>
-      <w:r>
-        <w:t xml:space="preserve"> (2010)</w:t>
-      </w:r>
-      <w:r>
-        <w:br/>
-      </w:r>
-      <w:r>
-        <w:rPr>
-          <w:b/>
-          <w:bCs w:val="0"/>
-        </w:rPr>
-        <w:t>Works detail:</w:t>
-      </w:r>
-      <w:r>
-        <w:t xml:space="preserve"> </w:t>
+        <w:t xml:space="preserve">Web </w:t>
       </w:r>
       <w:r>
         <w:rPr>
@@ -1910,7 +2238,61 @@
           <w:sz w:val="20"/>
           <w:szCs w:val="20"/>
         </w:rPr>
-        <w:t xml:space="preserve">Web </w:t>
+        <w:t>page design Public HTML 4.0, CSS and W3C Validation.</w:t>
+      </w:r>
+    </w:p>
+    <w:p>
+      <w:pPr>
+        <w:pStyle w:val="numberlist"/>
+      </w:pPr>
+      <w:r>
+        <w:rPr>
+          <w:b/>
+          <w:bCs w:val="0"/>
+        </w:rPr>
+        <w:t xml:space="preserve">Web Designer at Vanilla Networks </w:t>
+      </w:r>
+      <w:proofErr w:type="spellStart"/>
+      <w:r>
+        <w:rPr>
+          <w:b/>
+          <w:bCs w:val="0"/>
+        </w:rPr>
+        <w:t>Pvt.</w:t>
+      </w:r>
+      <w:proofErr w:type="spellEnd"/>
+      <w:r>
+        <w:rPr>
+          <w:b/>
+          <w:bCs w:val="0"/>
+        </w:rPr>
+        <w:t xml:space="preserve"> Ltd.</w:t>
+      </w:r>
+      <w:r>
+        <w:t xml:space="preserve"> (2009-2010), Nila, Technopark, Trivandrum. website: </w:t>
+      </w:r>
+      <w:hyperlink r:id="rId21">
+        <w:r>
+          <w:t>www.supportresort.com</w:t>
+        </w:r>
+      </w:hyperlink>
+      <w:hyperlink r:id="rId22">
+        <w:r>
+          <w:t xml:space="preserve"> </w:t>
+        </w:r>
+      </w:hyperlink>
+      <w:r>
+        <w:br/>
+      </w:r>
+      <w:r>
+        <w:rPr>
+          <w:b/>
+          <w:bCs w:val="0"/>
+        </w:rPr>
+        <w:t>Works detail:</w:t>
+      </w:r>
+      <w:r>
+        <w:t xml:space="preserve"> </w:t>
       </w:r>
       <w:r>
         <w:rPr>
@@ -1919,61 +2301,7 @@
           <w:sz w:val="20"/>
           <w:szCs w:val="20"/>
         </w:rPr>
-        <w:t>page design Public HTML 4.0, CSS and W3C Validation.</w:t>
-      </w:r>
-    </w:p>
-    <w:p>
-      <w:pPr>
-        <w:pStyle w:val="numberlist"/>
-      </w:pPr>
-      <w:r>
-        <w:rPr>
-          <w:b/>
-          <w:bCs w:val="0"/>
-        </w:rPr>
-        <w:t xml:space="preserve">Web Designer at Vanilla Networks </w:t>
-      </w:r>
-      <w:proofErr w:type="spellStart"/>
-      <w:r>
-        <w:rPr>
-          <w:b/>
-          <w:bCs w:val="0"/>
-        </w:rPr>
-        <w:t>Pvt.</w:t>
-      </w:r>
-      <w:proofErr w:type="spellEnd"/>
-      <w:r>
-        <w:rPr>
-          <w:b/>
-          <w:bCs w:val="0"/>
-        </w:rPr>
-        <w:t xml:space="preserve"> Ltd.</w:t>
-      </w:r>
-      <w:r>
-        <w:t xml:space="preserve"> (2009-2010), Nila, Technopark, Trivandrum. website: </w:t>
-      </w:r>
-      <w:hyperlink r:id="rId22">
-        <w:r>
-          <w:t>www.supportresort.com</w:t>
-        </w:r>
-      </w:hyperlink>
-      <w:hyperlink r:id="rId23">
-        <w:r>
-          <w:t xml:space="preserve"> </w:t>
-        </w:r>
-      </w:hyperlink>
-      <w:r>
-        <w:br/>
-      </w:r>
-      <w:r>
-        <w:rPr>
-          <w:b/>
-          <w:bCs w:val="0"/>
-        </w:rPr>
-        <w:t>Works detail:</w:t>
-      </w:r>
-      <w:r>
-        <w:t xml:space="preserve"> </w:t>
+        <w:t xml:space="preserve">Web </w:t>
       </w:r>
       <w:r>
         <w:rPr>
@@ -1982,56 +2310,123 @@
           <w:sz w:val="20"/>
           <w:szCs w:val="20"/>
         </w:rPr>
-        <w:t xml:space="preserve">Web </w:t>
-      </w:r>
-      <w:r>
+        <w:t>section design (Ecom website, products data to HTML 4.0 conversion)</w:t>
+      </w:r>
+    </w:p>
+    <w:p>
+      <w:pPr>
+        <w:pStyle w:val="numberlist"/>
         <w:rPr>
           <w:i/>
           <w:iCs/>
           <w:sz w:val="20"/>
           <w:szCs w:val="20"/>
         </w:rPr>
-        <w:t>section design (Ecom website, products data to HTML 4.0 conversion)</w:t>
-      </w:r>
-    </w:p>
-    <w:p>
-      <w:pPr>
-        <w:pStyle w:val="numberlist"/>
+      </w:pPr>
+      <w:r>
+        <w:rPr>
+          <w:b/>
+          <w:bCs w:val="0"/>
+        </w:rPr>
+        <w:t>Multimedia Designer at Metamesh Technologies</w:t>
+      </w:r>
+      <w:r>
+        <w:t xml:space="preserve">, </w:t>
+      </w:r>
+      <w:r>
+        <w:t>Kappalandimukku Junction</w:t>
+      </w:r>
+      <w:r>
+        <w:t xml:space="preserve">, Kollam-1, Kerala </w:t>
+      </w:r>
+      <w:r>
+        <w:t>(200</w:t>
+      </w:r>
+      <w:r>
+        <w:t>9</w:t>
+      </w:r>
+      <w:r>
+        <w:t>)</w:t>
+      </w:r>
+      <w:r>
+        <w:t xml:space="preserve">. </w:t>
+      </w:r>
+      <w:r>
+        <w:br/>
+      </w:r>
+      <w:r>
+        <w:rPr>
+          <w:b/>
+          <w:bCs w:val="0"/>
+        </w:rPr>
+        <w:t>Works detail:</w:t>
+      </w:r>
+      <w:r>
+        <w:t xml:space="preserve"> </w:t>
+      </w:r>
+      <w:r>
         <w:rPr>
           <w:i/>
           <w:iCs/>
           <w:sz w:val="20"/>
           <w:szCs w:val="20"/>
         </w:rPr>
-      </w:pPr>
-      <w:r>
-        <w:rPr>
-          <w:b/>
-          <w:bCs w:val="0"/>
-        </w:rPr>
-        <w:lastRenderedPageBreak/>
-        <w:t>Multimedia Designer at Metamesh Technologies</w:t>
-      </w:r>
-      <w:r>
-        <w:t xml:space="preserve">, </w:t>
-      </w:r>
-      <w:r>
-        <w:t>Kappalandimukku Junction</w:t>
-      </w:r>
-      <w:r>
-        <w:t xml:space="preserve">, Kollam-1, Kerala </w:t>
-      </w:r>
-      <w:r>
-        <w:t>(200</w:t>
-      </w:r>
-      <w:r>
-        <w:t>9</w:t>
-      </w:r>
-      <w:r>
-        <w:t>)</w:t>
-      </w:r>
-      <w:r>
-        <w:t xml:space="preserve">. </w:t>
+        <w:t>Web server maintenance including FTP, Web design and development, W3C Validations, Graphic design and Animation, Adobe software installation, maintenance and Desktop publishing, HTML CSS, JavaScript and PHP.</w:t>
+      </w:r>
+    </w:p>
+    <w:p>
+      <w:pPr>
+        <w:pStyle w:val="numberlist"/>
+      </w:pPr>
+      <w:r>
+        <w:rPr>
+          <w:b/>
+          <w:bCs w:val="0"/>
+        </w:rPr>
+        <w:t xml:space="preserve">Web Designer at Forerunners Healthcare Consultants </w:t>
+      </w:r>
+      <w:proofErr w:type="spellStart"/>
+      <w:r>
+        <w:rPr>
+          <w:b/>
+          <w:bCs w:val="0"/>
+        </w:rPr>
+        <w:t>Pvt.</w:t>
+      </w:r>
+      <w:proofErr w:type="spellEnd"/>
+      <w:r>
+        <w:rPr>
+          <w:b/>
+          <w:bCs w:val="0"/>
+        </w:rPr>
+        <w:t xml:space="preserve"> Ltd.</w:t>
+      </w:r>
+      <w:r>
+        <w:t xml:space="preserve"> (2007-2009), </w:t>
+      </w:r>
+      <w:r>
+        <w:t xml:space="preserve">Arjun Hospital, </w:t>
+      </w:r>
+      <w:proofErr w:type="spellStart"/>
+      <w:r>
+        <w:t>Wardhaman</w:t>
+      </w:r>
+      <w:proofErr w:type="spellEnd"/>
+      <w:r>
+        <w:t xml:space="preserve"> Nagar and Narendra Nagar, Nagpur, Maharashtra. Website: </w:t>
+      </w:r>
+      <w:hyperlink r:id="rId23">
+        <w:r>
+          <w:t>www.forerunnershealthcare.com</w:t>
+        </w:r>
+      </w:hyperlink>
+      <w:hyperlink r:id="rId24">
+        <w:r>
+          <w:t>.</w:t>
+        </w:r>
+      </w:hyperlink>
+      <w:r>
+        <w:t xml:space="preserve"> </w:t>
       </w:r>
       <w:r>
         <w:br/>
@@ -2053,161 +2448,129 @@
           <w:sz w:val="20"/>
           <w:szCs w:val="20"/>
         </w:rPr>
-        <w:t>Web server maintenance including FTP, Web design and development, W3C Validations, Graphic design and Animation, Adobe software installation, maintenance and Desktop publishing, HTML CSS, JavaScript and PHP.</w:t>
+        <w:t>Web server maintenance including FTP, Web design and development, W3C Validations, Audio and Video Editing, Adobe software installation, maintenance and Desktop publishing.</w:t>
       </w:r>
     </w:p>
     <w:p>
       <w:pPr>
         <w:pStyle w:val="numberlist"/>
-      </w:pPr>
-      <w:r>
-        <w:rPr>
-          <w:b/>
-          <w:bCs w:val="0"/>
-        </w:rPr>
-        <w:t xml:space="preserve">Web Designer at Forerunners Healthcare Consultants </w:t>
-      </w:r>
-      <w:proofErr w:type="spellStart"/>
-      <w:r>
-        <w:rPr>
-          <w:b/>
-          <w:bCs w:val="0"/>
-        </w:rPr>
-        <w:t>Pvt.</w:t>
-      </w:r>
-      <w:proofErr w:type="spellEnd"/>
-      <w:r>
-        <w:rPr>
-          <w:b/>
-          <w:bCs w:val="0"/>
-        </w:rPr>
-        <w:t xml:space="preserve"> Ltd.</w:t>
-      </w:r>
-      <w:r>
-        <w:t xml:space="preserve"> (2007-2009), </w:t>
-      </w:r>
-      <w:r>
-        <w:t xml:space="preserve">Arjun Hospital, </w:t>
-      </w:r>
-      <w:proofErr w:type="spellStart"/>
-      <w:r>
-        <w:t>Wardhaman</w:t>
-      </w:r>
-      <w:proofErr w:type="spellEnd"/>
-      <w:r>
-        <w:t xml:space="preserve"> Nagar and Narendra Nagar, Nagpur, Maharashtra. Website: </w:t>
-      </w:r>
-      <w:hyperlink r:id="rId24">
-        <w:r>
-          <w:t>www.forerunnershealthcare.com</w:t>
-        </w:r>
-      </w:hyperlink>
-      <w:hyperlink r:id="rId25">
-        <w:r>
-          <w:t>.</w:t>
-        </w:r>
-      </w:hyperlink>
-      <w:r>
-        <w:t xml:space="preserve"> </w:t>
-      </w:r>
-      <w:r>
-        <w:br/>
-      </w:r>
-      <w:r>
-        <w:rPr>
-          <w:b/>
-          <w:bCs w:val="0"/>
-        </w:rPr>
-        <w:t>Works detail:</w:t>
-      </w:r>
-      <w:r>
-        <w:t xml:space="preserve"> </w:t>
-      </w:r>
-      <w:r>
         <w:rPr>
           <w:i/>
           <w:iCs/>
           <w:sz w:val="20"/>
           <w:szCs w:val="20"/>
         </w:rPr>
-        <w:t>Web server maintenance including FTP, Web design and development, W3C Validations, Audio and Video Editing, Adobe software installation, maintenance and Desktop publishing.</w:t>
-      </w:r>
-    </w:p>
-    <w:p>
-      <w:pPr>
-        <w:pStyle w:val="numberlist"/>
+      </w:pPr>
+      <w:r>
+        <w:rPr>
+          <w:b/>
+          <w:bCs w:val="0"/>
+        </w:rPr>
+        <w:t>Multimedia Faculty at Ima Animation Studios</w:t>
+      </w:r>
+      <w:r>
+        <w:t xml:space="preserve">, Palarivattom, Cochin (2006). </w:t>
+      </w:r>
+      <w:r>
+        <w:rPr>
+          <w:b/>
+          <w:bCs w:val="0"/>
+        </w:rPr>
+        <w:t>Subjects:</w:t>
+      </w:r>
+      <w:r>
+        <w:t xml:space="preserve"> </w:t>
+      </w:r>
+      <w:r>
         <w:rPr>
           <w:i/>
           <w:iCs/>
           <w:sz w:val="20"/>
           <w:szCs w:val="20"/>
         </w:rPr>
-      </w:pPr>
-      <w:r>
-        <w:rPr>
-          <w:b/>
-          <w:bCs w:val="0"/>
-        </w:rPr>
-        <w:t>Multimedia Faculty at Ima Animation Studios</w:t>
-      </w:r>
-      <w:r>
-        <w:t xml:space="preserve">, Palarivattom, Cochin (2006). </w:t>
-      </w:r>
-      <w:r>
-        <w:rPr>
-          <w:b/>
-          <w:bCs w:val="0"/>
-        </w:rPr>
-        <w:t>Subjects:</w:t>
-      </w:r>
-      <w:r>
-        <w:t xml:space="preserve"> </w:t>
-      </w:r>
-      <w:r>
+        <w:t xml:space="preserve">Adobe Software, 3D software - Studio Max and Maya. </w:t>
+      </w:r>
+    </w:p>
+    <w:p>
+      <w:pPr>
+        <w:pStyle w:val="numberlist"/>
         <w:rPr>
           <w:i/>
           <w:iCs/>
           <w:sz w:val="20"/>
           <w:szCs w:val="20"/>
         </w:rPr>
-        <w:t xml:space="preserve">Adobe Software, 3D software - Studio Max and Maya. </w:t>
-      </w:r>
-    </w:p>
-    <w:p>
-      <w:pPr>
-        <w:pStyle w:val="numberlist"/>
+      </w:pPr>
+      <w:r>
+        <w:rPr>
+          <w:b/>
+          <w:bCs w:val="0"/>
+        </w:rPr>
+        <w:t xml:space="preserve">Graphic Animator and Multimedia Faculty in the department of Multimedia and Color graph at CADD CENTER training services </w:t>
+      </w:r>
+      <w:proofErr w:type="spellStart"/>
+      <w:r>
+        <w:rPr>
+          <w:b/>
+          <w:bCs w:val="0"/>
+        </w:rPr>
+        <w:t>Pvt.</w:t>
+      </w:r>
+      <w:proofErr w:type="spellEnd"/>
+      <w:r>
+        <w:rPr>
+          <w:b/>
+          <w:bCs w:val="0"/>
+        </w:rPr>
+        <w:t xml:space="preserve"> Ltd</w:t>
+      </w:r>
+      <w:r>
+        <w:t xml:space="preserve">., Cochin and Aluva (2005-2006). </w:t>
+      </w:r>
+      <w:r>
+        <w:rPr>
+          <w:b/>
+          <w:bCs w:val="0"/>
+        </w:rPr>
+        <w:t>Subjects:</w:t>
+      </w:r>
+      <w:r>
+        <w:t xml:space="preserve"> </w:t>
+      </w:r>
+      <w:r>
         <w:rPr>
           <w:i/>
           <w:iCs/>
           <w:sz w:val="20"/>
           <w:szCs w:val="20"/>
         </w:rPr>
-      </w:pPr>
-      <w:r>
-        <w:rPr>
-          <w:b/>
-          <w:bCs w:val="0"/>
-        </w:rPr>
-        <w:t xml:space="preserve">Graphic Animator and Multimedia Faculty in the department of Multimedia and Color graph at CADD CENTER training services </w:t>
+        <w:t>Multimedia and Web, Adobe Software, Corel Draw, 3D Studio Max, Maya and MS-Office.</w:t>
+      </w:r>
+    </w:p>
+    <w:p>
+      <w:pPr>
+        <w:pStyle w:val="numberlist"/>
+      </w:pPr>
+      <w:r>
+        <w:rPr>
+          <w:b/>
+          <w:bCs w:val="0"/>
+        </w:rPr>
+        <w:t>Faculty at Keltron IT Education Center</w:t>
+      </w:r>
+      <w:r>
+        <w:t xml:space="preserve">, </w:t>
       </w:r>
       <w:proofErr w:type="spellStart"/>
       <w:r>
-        <w:rPr>
-          <w:b/>
-          <w:bCs w:val="0"/>
-        </w:rPr>
-        <w:t>Pvt.</w:t>
+        <w:t>Koyikkal</w:t>
       </w:r>
       <w:proofErr w:type="spellEnd"/>
       <w:r>
-        <w:rPr>
-          <w:b/>
-          <w:bCs w:val="0"/>
-        </w:rPr>
-        <w:t xml:space="preserve"> Ltd</w:t>
-      </w:r>
-      <w:r>
-        <w:t xml:space="preserve">., Cochin and Aluva (2005-2006). </w:t>
+        <w:t xml:space="preserve"> Jn, Kollam, Kerala (2005). </w:t>
+      </w:r>
+      <w:r>
+        <w:br/>
       </w:r>
       <w:r>
         <w:rPr>
@@ -2226,52 +2589,334 @@
           <w:sz w:val="20"/>
           <w:szCs w:val="20"/>
         </w:rPr>
-        <w:t>Multimedia and Web, Adobe Software, Corel Draw, 3D Studio Max, Maya and MS-Office.</w:t>
-      </w:r>
-    </w:p>
-    <w:p>
-      <w:pPr>
-        <w:pStyle w:val="numberlist"/>
-      </w:pPr>
-      <w:r>
-        <w:rPr>
-          <w:b/>
-          <w:bCs w:val="0"/>
-        </w:rPr>
-        <w:t>Faculty at Keltron IT Education Center</w:t>
+        <w:t>Adobe Software and 3D Studio Max, HTML, CSS, JavaScript, C, C++, C#, ASP.Net and MS-Access.</w:t>
+      </w:r>
+    </w:p>
+    <w:p>
+      <w:pPr>
+        <w:pStyle w:val="Heading2"/>
+      </w:pPr>
+      <w:r>
+        <w:t xml:space="preserve">Research </w:t>
+      </w:r>
+    </w:p>
+    <w:p>
+      <w:pPr>
+        <w:pStyle w:val="unorderlist"/>
+      </w:pPr>
+      <w:proofErr w:type="spellStart"/>
+      <w:r>
+        <w:t>GramIndia</w:t>
+      </w:r>
+      <w:proofErr w:type="spellEnd"/>
+      <w:r>
+        <w:t xml:space="preserve"> Pvt Ltd, Trivandrum – Web Design and Development - HTML 5, CSS3, JavaScript, jQuery, Bootstrap, Responsive web design – from design to device compatibility, PHP MVC Frameworks – such as CodeIgniter, WordPress.</w:t>
+      </w:r>
+    </w:p>
+    <w:p>
+      <w:pPr>
+        <w:pStyle w:val="unorderlist"/>
+      </w:pPr>
+      <w:r>
+        <w:t xml:space="preserve">Codmob Technologies, Infopark, Kakkanad, Kochi – Web Design and Development - HTML 5, CSS3, JavaScript, jQuery, Bootstrap, Responsive web design – from design to device compatibility, PHP MVC Frameworks </w:t>
+      </w:r>
+      <w:r>
+        <w:t>(</w:t>
+      </w:r>
+      <w:r>
+        <w:t>such as CodeIgniter, WordPress</w:t>
+      </w:r>
+      <w:r>
+        <w:t xml:space="preserve">) and </w:t>
+      </w:r>
+      <w:r>
+        <w:t>Admin UI/UX.</w:t>
+      </w:r>
+    </w:p>
+    <w:p>
+      <w:pPr>
+        <w:pStyle w:val="unorderlist"/>
+      </w:pPr>
+      <w:r>
+        <w:t xml:space="preserve">Infametech Solutions </w:t>
+      </w:r>
+      <w:proofErr w:type="spellStart"/>
+      <w:r>
+        <w:t>Pvt.</w:t>
+      </w:r>
+      <w:proofErr w:type="spellEnd"/>
+      <w:r>
+        <w:t xml:space="preserve"> Ltd. – Web Design and Development - HTML 5, CSS3, JavaScript, jQuery, jQuery Data Tables, Bootstrap, Responsive web design – from design to device compatibility, PHP MVC Frameworks </w:t>
+      </w:r>
+      <w:r>
+        <w:t>(</w:t>
+      </w:r>
+      <w:r>
+        <w:t>such as CodeIgniter, WordPress</w:t>
+      </w:r>
+      <w:r>
+        <w:t xml:space="preserve">) and </w:t>
+      </w:r>
+      <w:r>
+        <w:t>Admin UI/UX.</w:t>
+      </w:r>
+    </w:p>
+    <w:p>
+      <w:pPr>
+        <w:pStyle w:val="unorderlist"/>
+      </w:pPr>
+      <w:r>
+        <w:t>Zelenium Infotech Pvt Ltd, Infopark, Phase-II, Kochi – Web Design and Development</w:t>
+      </w:r>
+      <w:r>
+        <w:t xml:space="preserve"> </w:t>
+      </w:r>
+      <w:r>
+        <w:t>- HTML 5, CSS3, JavaScript, jQuery, jQuery Data Tables, Bootstrap, Responsive web design – from design to device compatibility, ASP MVC Frameworks</w:t>
+      </w:r>
+      <w:r>
+        <w:t>, ERP</w:t>
+      </w:r>
+      <w:r>
+        <w:t xml:space="preserve"> and Admin UI/UX.</w:t>
+      </w:r>
+    </w:p>
+    <w:p>
+      <w:pPr>
+        <w:pStyle w:val="unorderlist"/>
+      </w:pPr>
+      <w:r>
+        <w:t>Logic Multimedia</w:t>
+      </w:r>
+      <w:r>
+        <w:t xml:space="preserve"> Shop</w:t>
+      </w:r>
+      <w:r>
+        <w:t xml:space="preserve">, Bishop Jerome Nagar, Kollam – Graphic Design – Adobe Photoshop, InDesign, Illustrator, CorelDraw, Premiere and </w:t>
+      </w:r>
+      <w:proofErr w:type="spellStart"/>
+      <w:r>
+        <w:t>AfterEffects</w:t>
+      </w:r>
+      <w:proofErr w:type="spellEnd"/>
+      <w:r>
+        <w:t xml:space="preserve"> – Web Design and Development – HTML5, CSS3, </w:t>
+      </w:r>
+      <w:proofErr w:type="spellStart"/>
+      <w:r>
+        <w:t>Javascript</w:t>
+      </w:r>
+      <w:proofErr w:type="spellEnd"/>
+      <w:r>
+        <w:t xml:space="preserve">, jQuery, Bootstrap, PHP7, Logic Mini PHP Admin Framework, Bootstrap Multiselect, Google reCAPTCHA and PHP Curl, Email and Phone validation API, E-com website design, Payment Gateway such as SBI Collect, SBI Bhim Pay, Phone Pay, etc. PHP font icons, </w:t>
+      </w:r>
+      <w:proofErr w:type="spellStart"/>
+      <w:r>
+        <w:t>CKEditor</w:t>
+      </w:r>
+      <w:proofErr w:type="spellEnd"/>
+      <w:r>
+        <w:t xml:space="preserve"> 5, Cropper </w:t>
+      </w:r>
+      <w:proofErr w:type="spellStart"/>
+      <w:r>
+        <w:t>js</w:t>
+      </w:r>
+      <w:proofErr w:type="spellEnd"/>
+      <w:r>
+        <w:t xml:space="preserve"> - Responsive image crop API, </w:t>
+      </w:r>
+      <w:proofErr w:type="spellStart"/>
+      <w:r>
+        <w:t>LightGallery</w:t>
+      </w:r>
+      <w:proofErr w:type="spellEnd"/>
+      <w:r>
+        <w:t xml:space="preserve"> API, Masonry API, WordPress and Grunt.</w:t>
+      </w:r>
+    </w:p>
+    <w:p>
+      <w:pPr>
+        <w:pStyle w:val="unorderlist"/>
+      </w:pPr>
+      <w:r>
+        <w:t xml:space="preserve">Quilon Mobiles, Beach Road, Kollam – Web Design and Development – Bootstrap 4, jQuery plugins such as </w:t>
+      </w:r>
+      <w:proofErr w:type="spellStart"/>
+      <w:r>
+        <w:t>LightGallery</w:t>
+      </w:r>
+      <w:proofErr w:type="spellEnd"/>
+      <w:r>
+        <w:t xml:space="preserve"> and Bootstrap Multiselect, Payment Gateway API, PHP FPDF online billing, PHP Mailer and Logic Mini PHP MVC Admin Framework.</w:t>
+      </w:r>
+    </w:p>
+    <w:p>
+      <w:pPr>
+        <w:pStyle w:val="unorderlist"/>
+      </w:pPr>
+      <w:proofErr w:type="spellStart"/>
+      <w:r>
+        <w:t>Proconex</w:t>
+      </w:r>
+      <w:proofErr w:type="spellEnd"/>
+      <w:r>
+        <w:t xml:space="preserve"> </w:t>
+      </w:r>
+      <w:proofErr w:type="spellStart"/>
+      <w:r>
+        <w:t>Pvt.</w:t>
+      </w:r>
+      <w:proofErr w:type="spellEnd"/>
+      <w:r>
+        <w:t xml:space="preserve"> Ltd. </w:t>
+      </w:r>
+      <w:r>
+        <w:t>MCECHS Layout, Dr. Shivaram Karanth Nagar, Bengaluru</w:t>
+      </w:r>
+      <w:r>
+        <w:t xml:space="preserve"> </w:t>
+      </w:r>
+      <w:r>
+        <w:t xml:space="preserve">– </w:t>
+      </w:r>
+      <w:r>
+        <w:t xml:space="preserve">Web Design and Development </w:t>
+      </w:r>
+      <w:r>
+        <w:t xml:space="preserve">– </w:t>
+      </w:r>
+      <w:r>
+        <w:t>PHP</w:t>
+      </w:r>
+      <w:r>
+        <w:t xml:space="preserve"> UI </w:t>
+      </w:r>
+      <w:r>
+        <w:t>A</w:t>
+      </w:r>
+      <w:r>
+        <w:t xml:space="preserve">dmin framework, </w:t>
+      </w:r>
+      <w:r>
+        <w:t>PHP Search UI</w:t>
+      </w:r>
+      <w:r>
+        <w:t>/UX</w:t>
       </w:r>
       <w:r>
         <w:t xml:space="preserve">, </w:t>
       </w:r>
+      <w:r>
+        <w:t xml:space="preserve">PHP Watermarking, </w:t>
+      </w:r>
+      <w:r>
+        <w:t>Bootstrap</w:t>
+      </w:r>
+      <w:r>
+        <w:t xml:space="preserve"> 4</w:t>
+      </w:r>
+      <w:r>
+        <w:t xml:space="preserve">, HTML5, CSS3, JavaScript, jQuery, additional jQuery plugins such as </w:t>
+      </w:r>
       <w:proofErr w:type="spellStart"/>
       <w:r>
-        <w:t>Koyikkal</w:t>
+        <w:t>LightGallery</w:t>
       </w:r>
       <w:proofErr w:type="spellEnd"/>
       <w:r>
-        <w:t xml:space="preserve"> Jn, Kollam, Kerala (2005). </w:t>
-      </w:r>
-      <w:r>
-        <w:br/>
-      </w:r>
-      <w:r>
-        <w:rPr>
-          <w:b/>
-          <w:bCs w:val="0"/>
-        </w:rPr>
-        <w:t>Subjects:</w:t>
-      </w:r>
-      <w:r>
-        <w:t xml:space="preserve"> </w:t>
-      </w:r>
-      <w:r>
-        <w:rPr>
-          <w:i/>
-          <w:iCs/>
-          <w:sz w:val="20"/>
-          <w:szCs w:val="20"/>
-        </w:rPr>
-        <w:t>Adobe Software and 3D Studio Max, HTML, CSS, JavaScript, C, C++, C#, ASP.Net and MS-Access.</w:t>
+        <w:t xml:space="preserve">, </w:t>
+      </w:r>
+      <w:r>
+        <w:t xml:space="preserve">Zoom.js, </w:t>
+      </w:r>
+      <w:r>
+        <w:t>jQuery data tables, etc.</w:t>
+      </w:r>
+    </w:p>
+    <w:p>
+      <w:pPr>
+        <w:pStyle w:val="unorderlist"/>
+      </w:pPr>
+      <w:r>
+        <w:t xml:space="preserve">Sree </w:t>
+      </w:r>
+      <w:proofErr w:type="spellStart"/>
+      <w:r>
+        <w:t>Nandanam</w:t>
+      </w:r>
+      <w:proofErr w:type="spellEnd"/>
+      <w:r>
+        <w:t xml:space="preserve"> Ayurveda Hospital</w:t>
+      </w:r>
+      <w:r>
+        <w:t xml:space="preserve">, </w:t>
+      </w:r>
+      <w:r>
+        <w:t>Website:</w:t>
+      </w:r>
+      <w:r>
+        <w:t xml:space="preserve"> </w:t>
+      </w:r>
+      <w:r>
+        <w:t>www.sreenandanamayurveda.com</w:t>
+      </w:r>
+      <w:r>
+        <w:t xml:space="preserve">. </w:t>
+      </w:r>
+      <w:r>
+        <w:t>Scope: Static Website Design and Development for Ayurvedic Clinic</w:t>
+      </w:r>
+      <w:r>
+        <w:t xml:space="preserve">. </w:t>
+      </w:r>
+      <w:r>
+        <w:t>Technologies &amp; Features:</w:t>
+      </w:r>
+      <w:r>
+        <w:t xml:space="preserve"> </w:t>
+      </w:r>
+      <w:r>
+        <w:t>Static HTML5 structure with responsive Bootstrap 4 layout</w:t>
+      </w:r>
+      <w:r>
+        <w:t xml:space="preserve">, </w:t>
+      </w:r>
+      <w:r>
+        <w:t>CSS3 styling with Ayurveda-inspired color palette and typography</w:t>
+      </w:r>
+      <w:r>
+        <w:t xml:space="preserve">, </w:t>
+      </w:r>
+      <w:r>
+        <w:t>Light and Dark theme support</w:t>
+      </w:r>
+      <w:r>
+        <w:t xml:space="preserve">, </w:t>
+      </w:r>
+      <w:r>
+        <w:t>Relative CSS for all screen widths (referencing Relative Responsive Design) to ensure seamless adaptability across devices</w:t>
+      </w:r>
+      <w:r>
+        <w:t xml:space="preserve">, </w:t>
+      </w:r>
+      <w:r>
+        <w:t>SEO-friendly metadata and Google Maps integration for clinic location</w:t>
+      </w:r>
+      <w:r>
+        <w:t xml:space="preserve">, </w:t>
+      </w:r>
+      <w:r>
+        <w:t>Optimized for fast loading and mobile responsiveness</w:t>
+      </w:r>
+      <w:r>
+        <w:t xml:space="preserve">, AI </w:t>
+      </w:r>
+      <w:r>
+        <w:t>Content modules highlighting treatments, therapies, and doctor profiles</w:t>
+      </w:r>
+      <w:r>
+        <w:t>.</w:t>
       </w:r>
     </w:p>
     <w:p>
@@ -2279,242 +2924,7 @@
         <w:pStyle w:val="Heading2"/>
       </w:pPr>
       <w:r>
-        <w:t xml:space="preserve">Research </w:t>
-      </w:r>
-    </w:p>
-    <w:p>
-      <w:pPr>
-        <w:pStyle w:val="unorderlist"/>
-      </w:pPr>
-      <w:proofErr w:type="spellStart"/>
-      <w:r>
-        <w:t>GramIndia</w:t>
-      </w:r>
-      <w:proofErr w:type="spellEnd"/>
-      <w:r>
-        <w:t xml:space="preserve"> Pvt Ltd, Trivandrum – Web Design and Development - HTML 5, CSS3, JavaScript, jQuery, Bootstrap, Responsive web design – from design to device compatibility, PHP MVC Frameworks – such as CodeIgniter, WordPress.</w:t>
-      </w:r>
-    </w:p>
-    <w:p>
-      <w:pPr>
-        <w:pStyle w:val="unorderlist"/>
-      </w:pPr>
-      <w:r>
-        <w:t xml:space="preserve">Codmob Technologies, Infopark, Kakkanad, Kochi – Web Design and Development - HTML 5, CSS3, JavaScript, jQuery, Bootstrap, Responsive web design – from design to device compatibility, PHP MVC Frameworks </w:t>
-      </w:r>
-      <w:r>
-        <w:t>(</w:t>
-      </w:r>
-      <w:r>
-        <w:t>such as CodeIgniter, WordPress</w:t>
-      </w:r>
-      <w:r>
-        <w:t xml:space="preserve">) and </w:t>
-      </w:r>
-      <w:r>
-        <w:t>Admin UI/UX.</w:t>
-      </w:r>
-    </w:p>
-    <w:p>
-      <w:pPr>
-        <w:pStyle w:val="unorderlist"/>
-      </w:pPr>
-      <w:r>
-        <w:t xml:space="preserve">Infametech Solutions </w:t>
-      </w:r>
-      <w:proofErr w:type="spellStart"/>
-      <w:r>
-        <w:t>Pvt.</w:t>
-      </w:r>
-      <w:proofErr w:type="spellEnd"/>
-      <w:r>
-        <w:t xml:space="preserve"> Ltd. – Web Design and Development - HTML 5, CSS3, JavaScript, jQuery, jQuery Data Tables, Bootstrap, Responsive web design – from design to device compatibility, PHP MVC Frameworks </w:t>
-      </w:r>
-      <w:r>
-        <w:t>(</w:t>
-      </w:r>
-      <w:r>
-        <w:t>such as CodeIgniter, WordPress</w:t>
-      </w:r>
-      <w:r>
-        <w:t xml:space="preserve">) and </w:t>
-      </w:r>
-      <w:r>
-        <w:t>Admin UI/UX.</w:t>
-      </w:r>
-    </w:p>
-    <w:p>
-      <w:pPr>
-        <w:pStyle w:val="unorderlist"/>
-      </w:pPr>
-      <w:r>
-        <w:t>Zelenium Infotech Pvt Ltd, Infopark, Phase-II, Kochi – Web Design and Development</w:t>
-      </w:r>
-      <w:r>
-        <w:t xml:space="preserve"> </w:t>
-      </w:r>
-      <w:r>
-        <w:t>- HTML 5, CSS3, JavaScript, jQuery, jQuery Data Tables, Bootstrap, Responsive web design – from design to device compatibility, ASP MVC Frameworks</w:t>
-      </w:r>
-      <w:r>
-        <w:t>, ERP</w:t>
-      </w:r>
-      <w:r>
-        <w:t xml:space="preserve"> and Admin UI/UX.</w:t>
-      </w:r>
-    </w:p>
-    <w:p>
-      <w:pPr>
-        <w:pStyle w:val="unorderlist"/>
-      </w:pPr>
-      <w:r>
-        <w:t xml:space="preserve">Logic Multimedia, Bishop Jerome Nagar, Kollam – Graphic Design – Adobe Photoshop, InDesign, Illustrator, CorelDraw, Premiere and </w:t>
-      </w:r>
-      <w:proofErr w:type="spellStart"/>
-      <w:r>
-        <w:t>AfterEffects</w:t>
-      </w:r>
-      <w:proofErr w:type="spellEnd"/>
-      <w:r>
-        <w:t xml:space="preserve"> – Web Design and Development – HTML5, CSS3, </w:t>
-      </w:r>
-      <w:proofErr w:type="spellStart"/>
-      <w:r>
-        <w:t>Javascript</w:t>
-      </w:r>
-      <w:proofErr w:type="spellEnd"/>
-      <w:r>
-        <w:t xml:space="preserve">, jQuery, Bootstrap, PHP7, Logic Mini PHP Admin Framework, Bootstrap Multiselect, Google reCAPTCHA and PHP Curl, Email and Phone validation API, E-com website design, Payment Gateway such as SBI Collect, SBI Bhim Pay, Phone Pay, etc. PHP font icons, </w:t>
-      </w:r>
-      <w:proofErr w:type="spellStart"/>
-      <w:r>
-        <w:t>CKEditor</w:t>
-      </w:r>
-      <w:proofErr w:type="spellEnd"/>
-      <w:r>
-        <w:t xml:space="preserve"> 5, Cropper </w:t>
-      </w:r>
-      <w:proofErr w:type="spellStart"/>
-      <w:r>
-        <w:t>js</w:t>
-      </w:r>
-      <w:proofErr w:type="spellEnd"/>
-      <w:r>
-        <w:t xml:space="preserve"> - Responsive image crop API, </w:t>
-      </w:r>
-      <w:proofErr w:type="spellStart"/>
-      <w:r>
-        <w:t>LightGallery</w:t>
-      </w:r>
-      <w:proofErr w:type="spellEnd"/>
-      <w:r>
-        <w:t xml:space="preserve"> API, Masonry API, WordPress and Grunt.</w:t>
-      </w:r>
-    </w:p>
-    <w:p>
-      <w:pPr>
-        <w:pStyle w:val="unorderlist"/>
-      </w:pPr>
-      <w:r>
-        <w:t xml:space="preserve">Quilon Mobiles, Beach Road, Kollam – Web Design and Development – Bootstrap 4, jQuery plugins such as </w:t>
-      </w:r>
-      <w:proofErr w:type="spellStart"/>
-      <w:r>
-        <w:t>LightGallery</w:t>
-      </w:r>
-      <w:proofErr w:type="spellEnd"/>
-      <w:r>
-        <w:t xml:space="preserve"> and Bootstrap Multiselect, Payment Gateway API, PHP FPDF online billing, PHP Mailer and Logic Mini PHP MVC Admin Framework.</w:t>
-      </w:r>
-    </w:p>
-    <w:p>
-      <w:pPr>
-        <w:pStyle w:val="unorderlist"/>
-      </w:pPr>
-      <w:proofErr w:type="spellStart"/>
-      <w:r>
-        <w:t>Proconex</w:t>
-      </w:r>
-      <w:proofErr w:type="spellEnd"/>
-      <w:r>
-        <w:t xml:space="preserve"> </w:t>
-      </w:r>
-      <w:proofErr w:type="spellStart"/>
-      <w:r>
-        <w:t>Pvt.</w:t>
-      </w:r>
-      <w:proofErr w:type="spellEnd"/>
-      <w:r>
-        <w:t xml:space="preserve"> Ltd. </w:t>
-      </w:r>
-      <w:r>
-        <w:t>MCECHS Layout, Dr. Shivaram Karanth Nagar, Bengaluru</w:t>
-      </w:r>
-      <w:r>
-        <w:t xml:space="preserve"> </w:t>
-      </w:r>
-      <w:r>
-        <w:t xml:space="preserve">– </w:t>
-      </w:r>
-      <w:r>
-        <w:t xml:space="preserve">Web Design and Development </w:t>
-      </w:r>
-      <w:r>
-        <w:t xml:space="preserve">– </w:t>
-      </w:r>
-      <w:r>
-        <w:t>PHP</w:t>
-      </w:r>
-      <w:r>
-        <w:t xml:space="preserve"> UI </w:t>
-      </w:r>
-      <w:r>
-        <w:t>A</w:t>
-      </w:r>
-      <w:r>
-        <w:t xml:space="preserve">dmin framework, </w:t>
-      </w:r>
-      <w:r>
-        <w:t>PHP Search UI</w:t>
-      </w:r>
-      <w:r>
-        <w:t>/UX</w:t>
-      </w:r>
-      <w:r>
-        <w:t xml:space="preserve">, </w:t>
-      </w:r>
-      <w:r>
-        <w:t xml:space="preserve">PHP Watermarking, </w:t>
-      </w:r>
-      <w:r>
-        <w:t>Bootstrap</w:t>
-      </w:r>
-      <w:r>
-        <w:t xml:space="preserve"> 4</w:t>
-      </w:r>
-      <w:r>
-        <w:t xml:space="preserve">, HTML5, CSS3, JavaScript, jQuery, additional jQuery plugins such as </w:t>
-      </w:r>
-      <w:proofErr w:type="spellStart"/>
-      <w:r>
-        <w:t>LightGallery</w:t>
-      </w:r>
-      <w:proofErr w:type="spellEnd"/>
-      <w:r>
-        <w:t xml:space="preserve">, </w:t>
-      </w:r>
-      <w:r>
-        <w:t xml:space="preserve">Zoom.js, </w:t>
-      </w:r>
-      <w:r>
-        <w:t>jQuery data tables, etc.</w:t>
-      </w:r>
-    </w:p>
-    <w:p>
-      <w:pPr>
-        <w:pStyle w:val="Heading2"/>
-      </w:pPr>
-      <w:r>
+        <w:lastRenderedPageBreak/>
         <w:t xml:space="preserve">Education history </w:t>
       </w:r>
     </w:p>
@@ -2896,7 +3306,6 @@
               <w:rPr>
                 <w:b/>
               </w:rPr>
-              <w:lastRenderedPageBreak/>
               <w:t>10+2 Science</w:t>
             </w:r>
             <w:r>
@@ -3264,7 +3673,7 @@
       <w:r>
         <w:t xml:space="preserve">A small Animation Movie – “ANTWAR” for KELTRON IT Education, Kerala State Electronics Development Corporation Ltd for the year 2005. This project is made by the help of software – 3D Studio Max, Photoshop and Premiere Pro. </w:t>
       </w:r>
-      <w:hyperlink r:id="rId26" w:history="1">
+      <w:hyperlink r:id="rId25" w:history="1">
         <w:r>
           <w:rPr>
             <w:rStyle w:val="Hyperlink"/>
@@ -3295,7 +3704,7 @@
       <w:r>
         <w:t xml:space="preserve">Websites on Medical Tourism, Surgery Treatments and International Patient Care, websites: </w:t>
       </w:r>
-      <w:hyperlink r:id="rId27">
+      <w:hyperlink r:id="rId26">
         <w:r>
           <w:rPr>
             <w:color w:val="0000FF"/>
@@ -3304,17 +3713,17 @@
           <w:t>http://www.forerunnershealthcare.com</w:t>
         </w:r>
       </w:hyperlink>
+      <w:hyperlink r:id="rId27">
+        <w:r>
+          <w:t>,</w:t>
+        </w:r>
+      </w:hyperlink>
       <w:hyperlink r:id="rId28">
         <w:r>
-          <w:t>,</w:t>
+          <w:t xml:space="preserve"> </w:t>
         </w:r>
       </w:hyperlink>
       <w:hyperlink r:id="rId29">
-        <w:r>
-          <w:t xml:space="preserve"> </w:t>
-        </w:r>
-      </w:hyperlink>
-      <w:hyperlink r:id="rId30">
         <w:r>
           <w:rPr>
             <w:color w:val="0000FF"/>
@@ -3323,15 +3732,15 @@
           <w:t>http://www.tour2india4health.com</w:t>
         </w:r>
       </w:hyperlink>
+      <w:hyperlink r:id="rId30">
+        <w:r>
+          <w:t>,</w:t>
+        </w:r>
+      </w:hyperlink>
+      <w:r>
+        <w:t xml:space="preserve">  </w:t>
+      </w:r>
       <w:hyperlink r:id="rId31">
-        <w:r>
-          <w:t>,</w:t>
-        </w:r>
-      </w:hyperlink>
-      <w:r>
-        <w:t xml:space="preserve">  </w:t>
-      </w:r>
-      <w:hyperlink r:id="rId32">
         <w:r>
           <w:rPr>
             <w:color w:val="0000FF"/>
@@ -3340,17 +3749,17 @@
           <w:t>http://www.indianhealthguru.com</w:t>
         </w:r>
       </w:hyperlink>
+      <w:hyperlink r:id="rId32">
+        <w:r>
+          <w:t>,</w:t>
+        </w:r>
+      </w:hyperlink>
       <w:hyperlink r:id="rId33">
         <w:r>
-          <w:t>,</w:t>
+          <w:t xml:space="preserve"> </w:t>
         </w:r>
       </w:hyperlink>
       <w:hyperlink r:id="rId34">
-        <w:r>
-          <w:t xml:space="preserve"> </w:t>
-        </w:r>
-      </w:hyperlink>
-      <w:hyperlink r:id="rId35">
         <w:r>
           <w:rPr>
             <w:color w:val="0000FF"/>
@@ -3359,15 +3768,15 @@
           <w:t>http://www.indianmedguru.com</w:t>
         </w:r>
       </w:hyperlink>
+      <w:hyperlink r:id="rId35">
+        <w:r>
+          <w:t>,</w:t>
+        </w:r>
+      </w:hyperlink>
+      <w:r>
+        <w:t xml:space="preserve">  </w:t>
+      </w:r>
       <w:hyperlink r:id="rId36">
-        <w:r>
-          <w:t>,</w:t>
-        </w:r>
-      </w:hyperlink>
-      <w:r>
-        <w:t xml:space="preserve">  </w:t>
-      </w:r>
-      <w:hyperlink r:id="rId37">
         <w:r>
           <w:rPr>
             <w:color w:val="0000FF"/>
@@ -3376,15 +3785,15 @@
           <w:t>http://www.fly2india4health.com</w:t>
         </w:r>
       </w:hyperlink>
+      <w:hyperlink r:id="rId37">
+        <w:r>
+          <w:t>,</w:t>
+        </w:r>
+      </w:hyperlink>
+      <w:r>
+        <w:t xml:space="preserve">  </w:t>
+      </w:r>
       <w:hyperlink r:id="rId38">
-        <w:r>
-          <w:t>,</w:t>
-        </w:r>
-      </w:hyperlink>
-      <w:r>
-        <w:t xml:space="preserve">  </w:t>
-      </w:r>
-      <w:hyperlink r:id="rId39">
         <w:r>
           <w:rPr>
             <w:color w:val="0000FF"/>
@@ -3393,15 +3802,15 @@
           <w:t>http://www.dheerajbojwani.com</w:t>
         </w:r>
       </w:hyperlink>
+      <w:hyperlink r:id="rId39">
+        <w:r>
+          <w:t>,</w:t>
+        </w:r>
+      </w:hyperlink>
+      <w:r>
+        <w:t xml:space="preserve">  http://www.uk2india4surgery.co.uk (website not present online), </w:t>
+      </w:r>
       <w:hyperlink r:id="rId40">
-        <w:r>
-          <w:t>,</w:t>
-        </w:r>
-      </w:hyperlink>
-      <w:r>
-        <w:t xml:space="preserve">  http://www.uk2india4surgery.co.uk (website not present online), </w:t>
-      </w:r>
-      <w:hyperlink r:id="rId41">
         <w:r>
           <w:rPr>
             <w:color w:val="0000FF"/>
@@ -3410,79 +3819,80 @@
           <w:t>http://www.indiacancersurgerysite.com</w:t>
         </w:r>
       </w:hyperlink>
+      <w:hyperlink r:id="rId41">
+        <w:r>
+          <w:t>,</w:t>
+        </w:r>
+      </w:hyperlink>
+      <w:r>
+        <w:t xml:space="preserve"> and project submitted at Forerunners Healthcare Consultants </w:t>
+      </w:r>
+      <w:proofErr w:type="spellStart"/>
+      <w:r>
+        <w:t>Pvt.</w:t>
+      </w:r>
+      <w:proofErr w:type="spellEnd"/>
+      <w:r>
+        <w:t xml:space="preserve"> Ltd., Arjun Hospital, Deshpandey Layout, </w:t>
+      </w:r>
+      <w:proofErr w:type="spellStart"/>
+      <w:r>
+        <w:t>Wardhaman</w:t>
+      </w:r>
+      <w:proofErr w:type="spellEnd"/>
+      <w:r>
+        <w:t xml:space="preserve"> Nagar, Nagpur, Maharashtra, year: 2007-2009. </w:t>
+      </w:r>
+    </w:p>
+    <w:p>
+      <w:pPr>
+        <w:pStyle w:val="numberlist"/>
+      </w:pPr>
+      <w:r>
+        <w:lastRenderedPageBreak/>
+        <w:t xml:space="preserve">Website projects on Health Center – “Aesthetic Dentistry India, Cosmetic Surgery India, Spine Surgery India, Cardiac Surgery India, Obesity Surgery India, etc.”, for Forerunners Healthcare Consultants </w:t>
+      </w:r>
+      <w:proofErr w:type="spellStart"/>
+      <w:r>
+        <w:t>Pvt.</w:t>
+      </w:r>
+      <w:proofErr w:type="spellEnd"/>
+      <w:r>
+        <w:t xml:space="preserve"> Ltd, </w:t>
+      </w:r>
+      <w:proofErr w:type="spellStart"/>
+      <w:r>
+        <w:t>Yamu</w:t>
+      </w:r>
+      <w:proofErr w:type="spellEnd"/>
+      <w:r>
+        <w:t xml:space="preserve"> Nivas, Narendra Nagar, Nagpur, Maharashtra, for the year 2011-2012, with the help of software – Dreamweaver, Photoshop, Flash, Fireworks, etc. </w:t>
+      </w:r>
+    </w:p>
+    <w:p>
+      <w:pPr>
+        <w:pStyle w:val="numberlist"/>
+      </w:pPr>
+      <w:r>
+        <w:t xml:space="preserve">Project – “ID Card Access” for SMEC Automation </w:t>
+      </w:r>
+      <w:proofErr w:type="spellStart"/>
+      <w:r>
+        <w:t>Pvt.</w:t>
+      </w:r>
+      <w:proofErr w:type="spellEnd"/>
+      <w:r>
+        <w:t xml:space="preserve"> Ltd. &amp; Research Development Training, Cochin, for the year 2014, with the help of Microchip PIC Programming and Interfacing with the ID card reader circuits. </w:t>
+      </w:r>
+    </w:p>
+    <w:p>
+      <w:pPr>
+        <w:pStyle w:val="numberlist"/>
+      </w:pPr>
+      <w:r>
+        <w:t xml:space="preserve">Frameworks and UI design in Bootstrap and CodeIgniter, Web Design and Development projects for Codmob Technologies LLP, Cochin. Websites: </w:t>
+      </w:r>
       <w:hyperlink r:id="rId42">
-        <w:r>
-          <w:t>,</w:t>
-        </w:r>
-      </w:hyperlink>
-      <w:r>
-        <w:t xml:space="preserve"> and project submitted at Forerunners Healthcare Consultants </w:t>
-      </w:r>
-      <w:proofErr w:type="spellStart"/>
-      <w:r>
-        <w:t>Pvt.</w:t>
-      </w:r>
-      <w:proofErr w:type="spellEnd"/>
-      <w:r>
-        <w:t xml:space="preserve"> Ltd., Arjun Hospital, Deshpandey Layout, </w:t>
-      </w:r>
-      <w:proofErr w:type="spellStart"/>
-      <w:r>
-        <w:t>Wardhaman</w:t>
-      </w:r>
-      <w:proofErr w:type="spellEnd"/>
-      <w:r>
-        <w:t xml:space="preserve"> Nagar, Nagpur, Maharashtra, year: 2007-2009. </w:t>
-      </w:r>
-    </w:p>
-    <w:p>
-      <w:pPr>
-        <w:pStyle w:val="numberlist"/>
-      </w:pPr>
-      <w:r>
-        <w:t xml:space="preserve">Website projects on Health Center – “Aesthetic Dentistry India, Cosmetic Surgery India, Spine Surgery India, Cardiac Surgery India, Obesity Surgery India, etc.”, for Forerunners Healthcare Consultants </w:t>
-      </w:r>
-      <w:proofErr w:type="spellStart"/>
-      <w:r>
-        <w:t>Pvt.</w:t>
-      </w:r>
-      <w:proofErr w:type="spellEnd"/>
-      <w:r>
-        <w:t xml:space="preserve"> Ltd, </w:t>
-      </w:r>
-      <w:proofErr w:type="spellStart"/>
-      <w:r>
-        <w:t>Yamu</w:t>
-      </w:r>
-      <w:proofErr w:type="spellEnd"/>
-      <w:r>
-        <w:t xml:space="preserve"> Nivas, Narendra Nagar, Nagpur, Maharashtra, for the year 2011-2012, with the help of software – Dreamweaver, Photoshop, Flash, Fireworks, etc. </w:t>
-      </w:r>
-    </w:p>
-    <w:p>
-      <w:pPr>
-        <w:pStyle w:val="numberlist"/>
-      </w:pPr>
-      <w:r>
-        <w:t xml:space="preserve">Project – “ID Card Access” for SMEC Automation </w:t>
-      </w:r>
-      <w:proofErr w:type="spellStart"/>
-      <w:r>
-        <w:t>Pvt.</w:t>
-      </w:r>
-      <w:proofErr w:type="spellEnd"/>
-      <w:r>
-        <w:t xml:space="preserve"> Ltd. &amp; Research Development Training, Cochin, for the year 2014, with the help of Microchip PIC Programming and Interfacing with the ID card reader circuits. </w:t>
-      </w:r>
-    </w:p>
-    <w:p>
-      <w:pPr>
-        <w:pStyle w:val="numberlist"/>
-      </w:pPr>
-      <w:r>
-        <w:t xml:space="preserve">Frameworks and UI design in Bootstrap and CodeIgniter, Web Design and Development projects for Codmob Technologies LLP, Cochin. Websites: </w:t>
-      </w:r>
-      <w:hyperlink r:id="rId43">
         <w:r>
           <w:rPr>
             <w:color w:val="0000FF"/>
@@ -3491,15 +3901,15 @@
           <w:t>http://www.codmob.com</w:t>
         </w:r>
       </w:hyperlink>
+      <w:hyperlink r:id="rId43">
+        <w:r>
+          <w:t>,</w:t>
+        </w:r>
+      </w:hyperlink>
+      <w:r>
+        <w:t xml:space="preserve"> </w:t>
+      </w:r>
       <w:hyperlink r:id="rId44">
-        <w:r>
-          <w:t>,</w:t>
-        </w:r>
-      </w:hyperlink>
-      <w:r>
-        <w:t xml:space="preserve"> </w:t>
-      </w:r>
-      <w:hyperlink r:id="rId45">
         <w:r>
           <w:rPr>
             <w:color w:val="0000FF"/>
@@ -3508,17 +3918,17 @@
           <w:t>https://launchmydrug.com</w:t>
         </w:r>
       </w:hyperlink>
+      <w:hyperlink r:id="rId45">
+        <w:r>
+          <w:t>,</w:t>
+        </w:r>
+      </w:hyperlink>
       <w:hyperlink r:id="rId46">
         <w:r>
-          <w:t>,</w:t>
+          <w:t xml:space="preserve"> </w:t>
         </w:r>
       </w:hyperlink>
       <w:hyperlink r:id="rId47">
-        <w:r>
-          <w:t xml:space="preserve"> </w:t>
-        </w:r>
-      </w:hyperlink>
-      <w:hyperlink r:id="rId48">
         <w:r>
           <w:rPr>
             <w:color w:val="0000FF"/>
@@ -3527,17 +3937,17 @@
           <w:t>http://www.vedicrx.com</w:t>
         </w:r>
       </w:hyperlink>
+      <w:hyperlink r:id="rId48">
+        <w:r>
+          <w:t>,</w:t>
+        </w:r>
+      </w:hyperlink>
       <w:hyperlink r:id="rId49">
         <w:r>
-          <w:t>,</w:t>
+          <w:t xml:space="preserve"> </w:t>
         </w:r>
       </w:hyperlink>
       <w:hyperlink r:id="rId50">
-        <w:r>
-          <w:t xml:space="preserve"> </w:t>
-        </w:r>
-      </w:hyperlink>
-      <w:hyperlink r:id="rId51">
         <w:r>
           <w:rPr>
             <w:color w:val="0000FF"/>
@@ -3546,15 +3956,15 @@
           <w:t>http://www.dropofjoy.org</w:t>
         </w:r>
       </w:hyperlink>
+      <w:hyperlink r:id="rId51">
+        <w:r>
+          <w:t>,</w:t>
+        </w:r>
+      </w:hyperlink>
+      <w:r>
+        <w:t xml:space="preserve"> </w:t>
+      </w:r>
       <w:hyperlink r:id="rId52">
-        <w:r>
-          <w:t>,</w:t>
-        </w:r>
-      </w:hyperlink>
-      <w:r>
-        <w:t xml:space="preserve"> </w:t>
-      </w:r>
-      <w:hyperlink r:id="rId53">
         <w:r>
           <w:rPr>
             <w:color w:val="0000FF"/>
@@ -3563,36 +3973,36 @@
           <w:t>http://www.devotee.io</w:t>
         </w:r>
       </w:hyperlink>
+      <w:hyperlink r:id="rId53">
+        <w:r>
+          <w:t>,</w:t>
+        </w:r>
+      </w:hyperlink>
+      <w:r>
+        <w:t xml:space="preserve"> etc. </w:t>
+      </w:r>
+    </w:p>
+    <w:p>
+      <w:pPr>
+        <w:pStyle w:val="numberlist"/>
+      </w:pPr>
+      <w:r>
+        <w:t xml:space="preserve">Projects (Based on Frameworks Bootstrap, CodeIgniter and WordPress) for Infametech Solutions </w:t>
+      </w:r>
+      <w:proofErr w:type="spellStart"/>
+      <w:r>
+        <w:t>Pvt.</w:t>
+      </w:r>
+      <w:proofErr w:type="spellEnd"/>
+      <w:r>
+        <w:t xml:space="preserve"> Ltd, websites:</w:t>
+      </w:r>
       <w:hyperlink r:id="rId54">
         <w:r>
-          <w:t>,</w:t>
-        </w:r>
-      </w:hyperlink>
-      <w:r>
-        <w:t xml:space="preserve"> etc. </w:t>
-      </w:r>
-    </w:p>
-    <w:p>
-      <w:pPr>
-        <w:pStyle w:val="numberlist"/>
-      </w:pPr>
-      <w:r>
-        <w:t xml:space="preserve">Projects (Based on Frameworks Bootstrap, CodeIgniter and WordPress) for Infametech Solutions </w:t>
-      </w:r>
-      <w:proofErr w:type="spellStart"/>
-      <w:r>
-        <w:t>Pvt.</w:t>
-      </w:r>
-      <w:proofErr w:type="spellEnd"/>
-      <w:r>
-        <w:t xml:space="preserve"> Ltd, websites:</w:t>
-      </w:r>
+          <w:t xml:space="preserve"> </w:t>
+        </w:r>
+      </w:hyperlink>
       <w:hyperlink r:id="rId55">
-        <w:r>
-          <w:t xml:space="preserve"> </w:t>
-        </w:r>
-      </w:hyperlink>
-      <w:hyperlink r:id="rId56">
         <w:r>
           <w:rPr>
             <w:color w:val="0000FF"/>
@@ -3601,17 +4011,17 @@
           <w:t>http://www.infametech.in</w:t>
         </w:r>
       </w:hyperlink>
+      <w:hyperlink r:id="rId56">
+        <w:r>
+          <w:t>,</w:t>
+        </w:r>
+      </w:hyperlink>
       <w:hyperlink r:id="rId57">
         <w:r>
-          <w:t>,</w:t>
+          <w:t xml:space="preserve"> </w:t>
         </w:r>
       </w:hyperlink>
       <w:hyperlink r:id="rId58">
-        <w:r>
-          <w:t xml:space="preserve"> </w:t>
-        </w:r>
-      </w:hyperlink>
-      <w:hyperlink r:id="rId59">
         <w:r>
           <w:rPr>
             <w:color w:val="0000FF"/>
@@ -3620,15 +4030,15 @@
           <w:t>http://triangledesignbuild.in</w:t>
         </w:r>
       </w:hyperlink>
+      <w:hyperlink r:id="rId59">
+        <w:r>
+          <w:t>,</w:t>
+        </w:r>
+      </w:hyperlink>
+      <w:r>
+        <w:t xml:space="preserve"> </w:t>
+      </w:r>
       <w:hyperlink r:id="rId60">
-        <w:r>
-          <w:t>,</w:t>
-        </w:r>
-      </w:hyperlink>
-      <w:r>
-        <w:t xml:space="preserve"> </w:t>
-      </w:r>
-      <w:hyperlink r:id="rId61">
         <w:r>
           <w:rPr>
             <w:color w:val="0000FF"/>
@@ -3637,15 +4047,15 @@
           <w:t>http://athaniresidency.com</w:t>
         </w:r>
       </w:hyperlink>
+      <w:hyperlink r:id="rId61">
+        <w:r>
+          <w:t>,</w:t>
+        </w:r>
+      </w:hyperlink>
+      <w:r>
+        <w:t xml:space="preserve">  </w:t>
+      </w:r>
       <w:hyperlink r:id="rId62">
-        <w:r>
-          <w:t>,</w:t>
-        </w:r>
-      </w:hyperlink>
-      <w:r>
-        <w:t xml:space="preserve">  </w:t>
-      </w:r>
-      <w:hyperlink r:id="rId63">
         <w:r>
           <w:rPr>
             <w:color w:val="0000FF"/>
@@ -3654,17 +4064,17 @@
           <w:t>http://lasimtours.com</w:t>
         </w:r>
       </w:hyperlink>
+      <w:hyperlink r:id="rId63">
+        <w:r>
+          <w:t>,</w:t>
+        </w:r>
+      </w:hyperlink>
       <w:hyperlink r:id="rId64">
         <w:r>
-          <w:t>,</w:t>
+          <w:t xml:space="preserve"> </w:t>
         </w:r>
       </w:hyperlink>
       <w:hyperlink r:id="rId65">
-        <w:r>
-          <w:t xml:space="preserve"> </w:t>
-        </w:r>
-      </w:hyperlink>
-      <w:hyperlink r:id="rId66">
         <w:r>
           <w:rPr>
             <w:color w:val="0000FF"/>
@@ -3673,7 +4083,7 @@
           <w:t>http://getinkeralatour.com</w:t>
         </w:r>
       </w:hyperlink>
-      <w:hyperlink r:id="rId67">
+      <w:hyperlink r:id="rId66">
         <w:r>
           <w:t>,</w:t>
         </w:r>
@@ -3687,7 +4097,6 @@
         <w:pStyle w:val="numberlist"/>
       </w:pPr>
       <w:r>
-        <w:lastRenderedPageBreak/>
         <w:t xml:space="preserve">Projects </w:t>
       </w:r>
       <w:r>
@@ -3721,7 +4130,7 @@
       <w:r>
         <w:t xml:space="preserve">: </w:t>
       </w:r>
-      <w:hyperlink r:id="rId68">
+      <w:hyperlink r:id="rId67">
         <w:r>
           <w:rPr>
             <w:color w:val="0000FF"/>
@@ -3730,15 +4139,15 @@
           <w:t>https://www.hotelsamudra.co.in/</w:t>
         </w:r>
       </w:hyperlink>
+      <w:hyperlink r:id="rId68">
+        <w:r>
+          <w:t>,</w:t>
+        </w:r>
+      </w:hyperlink>
+      <w:r>
+        <w:t xml:space="preserve"> </w:t>
+      </w:r>
       <w:hyperlink r:id="rId69">
-        <w:r>
-          <w:t>,</w:t>
-        </w:r>
-      </w:hyperlink>
-      <w:r>
-        <w:t xml:space="preserve"> </w:t>
-      </w:r>
-      <w:hyperlink r:id="rId70">
         <w:r>
           <w:rPr>
             <w:color w:val="0000FF"/>
@@ -3747,17 +4156,17 @@
           <w:t>https://www.santamariaedu.com/</w:t>
         </w:r>
       </w:hyperlink>
+      <w:hyperlink r:id="rId70">
+        <w:r>
+          <w:t>,</w:t>
+        </w:r>
+      </w:hyperlink>
       <w:hyperlink r:id="rId71">
         <w:r>
-          <w:t>,</w:t>
+          <w:t xml:space="preserve"> </w:t>
         </w:r>
       </w:hyperlink>
       <w:hyperlink r:id="rId72">
-        <w:r>
-          <w:t xml:space="preserve"> </w:t>
-        </w:r>
-      </w:hyperlink>
-      <w:hyperlink r:id="rId73">
         <w:r>
           <w:rPr>
             <w:color w:val="0000FF"/>
@@ -3766,7 +4175,7 @@
           <w:t>https://www.mubarakpaints.in/</w:t>
         </w:r>
       </w:hyperlink>
-      <w:hyperlink r:id="rId74">
+      <w:hyperlink r:id="rId73">
         <w:r>
           <w:t>,</w:t>
         </w:r>
@@ -3774,7 +4183,7 @@
       <w:r>
         <w:t xml:space="preserve"> </w:t>
       </w:r>
-      <w:hyperlink r:id="rId75" w:history="1">
+      <w:hyperlink r:id="rId74" w:history="1">
         <w:r>
           <w:rPr>
             <w:rStyle w:val="Hyperlink"/>
@@ -3782,17 +4191,17 @@
           <w:t>https://www.mecosmetology.com/</w:t>
         </w:r>
       </w:hyperlink>
+      <w:hyperlink r:id="rId75">
+        <w:r>
+          <w:t>,</w:t>
+        </w:r>
+      </w:hyperlink>
       <w:hyperlink r:id="rId76">
         <w:r>
-          <w:t>,</w:t>
+          <w:t xml:space="preserve"> </w:t>
         </w:r>
       </w:hyperlink>
       <w:hyperlink r:id="rId77">
-        <w:r>
-          <w:t xml:space="preserve"> </w:t>
-        </w:r>
-      </w:hyperlink>
-      <w:hyperlink r:id="rId78">
         <w:r>
           <w:rPr>
             <w:color w:val="0000FF"/>
@@ -3801,7 +4210,7 @@
           <w:t>https://membh.com/</w:t>
         </w:r>
       </w:hyperlink>
-      <w:hyperlink r:id="rId79">
+      <w:hyperlink r:id="rId78">
         <w:r>
           <w:t>,</w:t>
         </w:r>
@@ -3875,7 +4284,7 @@
       <w:r>
         <w:t>, Google reCAPTCHA and sha security. (</w:t>
       </w:r>
-      <w:hyperlink r:id="rId80" w:history="1">
+      <w:hyperlink r:id="rId79" w:history="1">
         <w:r>
           <w:rPr>
             <w:rStyle w:val="Hyperlink"/>
@@ -3943,7 +4352,7 @@
       <w:r>
         <w:t>, etc. (</w:t>
       </w:r>
-      <w:hyperlink r:id="rId81" w:history="1">
+      <w:hyperlink r:id="rId80" w:history="1">
         <w:r>
           <w:rPr>
             <w:rStyle w:val="Hyperlink"/>
@@ -3953,6 +4362,47 @@
       </w:hyperlink>
       <w:r>
         <w:t xml:space="preserve">) </w:t>
+      </w:r>
+    </w:p>
+    <w:p>
+      <w:pPr>
+        <w:pStyle w:val="numberlist"/>
+      </w:pPr>
+      <w:proofErr w:type="spellStart"/>
+      <w:r>
+        <w:t>Projet</w:t>
+      </w:r>
+      <w:proofErr w:type="spellEnd"/>
+      <w:r>
+        <w:t xml:space="preserve"> </w:t>
+      </w:r>
+      <w:r>
+        <w:t xml:space="preserve">Sree </w:t>
+      </w:r>
+      <w:proofErr w:type="spellStart"/>
+      <w:r>
+        <w:t>Nandanam</w:t>
+      </w:r>
+      <w:proofErr w:type="spellEnd"/>
+      <w:r>
+        <w:t xml:space="preserve"> Ayurveda Hospital</w:t>
+      </w:r>
+      <w:r>
+        <w:t xml:space="preserve">, Website: </w:t>
+      </w:r>
+      <w:hyperlink r:id="rId81" w:history="1">
+        <w:r>
+          <w:rPr>
+            <w:rStyle w:val="Hyperlink"/>
+          </w:rPr>
+          <w:t>www.sreenandanamayurveda.com</w:t>
+        </w:r>
+      </w:hyperlink>
+      <w:r>
+        <w:t>.</w:t>
+      </w:r>
+      <w:r>
+        <w:t xml:space="preserve"> Scope: Static Website Design and Development for Ayurvedic Clinic. Technologies &amp; Features: Static HTML5 structure with responsive Bootstrap 4 layout, CSS3 styling with Ayurveda-inspired color palette and typography, Light and Dark theme support, Relative CSS for all screen widths (referencing Relative Responsive Design) to ensure seamless adaptability across devices, SEO-friendly metadata and Google Maps integration for clinic location, Optimized for fast loading and mobile responsiveness, AI Content modules highlighting treatments, therapies, and doctor profiles.</w:t>
       </w:r>
     </w:p>
     <w:p>
@@ -4121,6 +4571,7 @@
         <w:pStyle w:val="Heading2"/>
       </w:pPr>
       <w:r>
+        <w:lastRenderedPageBreak/>
         <w:t xml:space="preserve">Personal Data </w:t>
       </w:r>
     </w:p>
@@ -4432,7 +4883,7 @@
           <w:bCs/>
           <w:noProof/>
         </w:rPr>
-        <w:t>30-07-2025</w:t>
+        <w:t>12-04-2026</w:t>
       </w:r>
       <w:r>
         <w:rPr>
@@ -6253,7 +6704,6 @@
   <w:style w:type="character" w:default="1" w:styleId="DefaultParagraphFont">
     <w:name w:val="Default Paragraph Font"/>
     <w:uiPriority w:val="1"/>
-    <w:semiHidden/>
     <w:unhideWhenUsed/>
   </w:style>
   <w:style w:type="table" w:default="1" w:styleId="TableNormal">
@@ -6515,6 +6965,18 @@
     <w:rPr>
       <w:color w:val="605E5C"/>
       <w:shd w:val="clear" w:color="auto" w:fill="E1DFDD"/>
+    </w:rPr>
+  </w:style>
+  <w:style w:type="character" w:styleId="FollowedHyperlink">
+    <w:name w:val="FollowedHyperlink"/>
+    <w:basedOn w:val="DefaultParagraphFont"/>
+    <w:uiPriority w:val="99"/>
+    <w:semiHidden/>
+    <w:unhideWhenUsed/>
+    <w:rsid w:val="00D03D55"/>
+    <w:rPr>
+      <w:color w:val="954F72" w:themeColor="followedHyperlink"/>
+      <w:u w:val="single"/>
     </w:rPr>
   </w:style>
 </w:styles>

--- a/documents/CURRICULUM VITAE.docx
+++ b/documents/CURRICULUM VITAE.docx
@@ -367,19 +367,10 @@
           <w:bCs w:val="0"/>
         </w:rPr>
         <w:br/>
-      </w:r>
-      <w:r>
-        <w:rPr>
-          <w:b/>
-          <w:bCs w:val="0"/>
-        </w:rPr>
         <w:t xml:space="preserve">Duration: </w:t>
       </w:r>
       <w:r>
-        <w:t xml:space="preserve">Dec </w:t>
-      </w:r>
-      <w:r>
-        <w:t>2024 – Present</w:t>
+        <w:t>Dec 2024 – Present</w:t>
       </w:r>
       <w:r>
         <w:rPr>
@@ -404,7 +395,7 @@
           <w:sz w:val="20"/>
           <w:szCs w:val="20"/>
         </w:rPr>
-        <w:t xml:space="preserve"> </w:t>
+        <w:t xml:space="preserve"> Managing timely food deliveries across Kollam and nearby areas</w:t>
       </w:r>
       <w:r>
         <w:rPr>
@@ -413,7 +404,7 @@
           <w:sz w:val="20"/>
           <w:szCs w:val="20"/>
         </w:rPr>
-        <w:t>Managing timely food deliveries across Kollam and nearby areas</w:t>
+        <w:t>.</w:t>
       </w:r>
       <w:r>
         <w:rPr>
@@ -422,7 +413,7 @@
           <w:sz w:val="20"/>
           <w:szCs w:val="20"/>
         </w:rPr>
-        <w:t>.</w:t>
+        <w:t xml:space="preserve"> Ensuring customer satisfaction through efficient service</w:t>
       </w:r>
       <w:r>
         <w:rPr>
@@ -431,7 +422,7 @@
           <w:sz w:val="20"/>
           <w:szCs w:val="20"/>
         </w:rPr>
-        <w:t xml:space="preserve"> </w:t>
+        <w:t>.</w:t>
       </w:r>
       <w:r>
         <w:rPr>
@@ -440,7 +431,7 @@
           <w:sz w:val="20"/>
           <w:szCs w:val="20"/>
         </w:rPr>
-        <w:t>Ensuring customer satisfaction through efficient service</w:t>
+        <w:t xml:space="preserve"> Handling logistics, route optimization, and order management</w:t>
       </w:r>
       <w:r>
         <w:rPr>
@@ -458,52 +449,7 @@
           <w:sz w:val="20"/>
           <w:szCs w:val="20"/>
         </w:rPr>
-        <w:t xml:space="preserve"> </w:t>
-      </w:r>
-      <w:r>
-        <w:rPr>
-          <w:i/>
-          <w:iCs/>
-          <w:sz w:val="20"/>
-          <w:szCs w:val="20"/>
-        </w:rPr>
-        <w:t>Handling logistics, route optimization, and order management</w:t>
-      </w:r>
-      <w:r>
-        <w:rPr>
-          <w:i/>
-          <w:iCs/>
-          <w:sz w:val="20"/>
-          <w:szCs w:val="20"/>
-        </w:rPr>
-        <w:t>.</w:t>
-      </w:r>
-      <w:r>
-        <w:rPr>
-          <w:i/>
-          <w:iCs/>
-          <w:sz w:val="20"/>
-          <w:szCs w:val="20"/>
-        </w:rPr>
-        <w:t xml:space="preserve"> </w:t>
-      </w:r>
-      <w:r>
-        <w:rPr>
-          <w:i/>
-          <w:iCs/>
-          <w:sz w:val="20"/>
-          <w:szCs w:val="20"/>
-        </w:rPr>
-        <w:t>Applying digital tools for tracking and performance improvement</w:t>
-      </w:r>
-      <w:r>
-        <w:rPr>
-          <w:i/>
-          <w:iCs/>
-          <w:sz w:val="20"/>
-          <w:szCs w:val="20"/>
-        </w:rPr>
-        <w:t>.</w:t>
+        <w:t xml:space="preserve"> Applying digital tools for tracking and performance improvement.</w:t>
       </w:r>
     </w:p>
     <w:p>
@@ -2850,70 +2796,19 @@
         <w:t xml:space="preserve"> Ayurveda Hospital</w:t>
       </w:r>
       <w:r>
-        <w:t xml:space="preserve">, </w:t>
-      </w:r>
-      <w:r>
-        <w:t>Website:</w:t>
-      </w:r>
-      <w:r>
-        <w:t xml:space="preserve"> </w:t>
-      </w:r>
-      <w:r>
-        <w:t>www.sreenandanamayurveda.com</w:t>
-      </w:r>
-      <w:r>
-        <w:t xml:space="preserve">. </w:t>
-      </w:r>
-      <w:r>
-        <w:t>Scope: Static Website Design and Development for Ayurvedic Clinic</w:t>
-      </w:r>
-      <w:r>
-        <w:t xml:space="preserve">. </w:t>
-      </w:r>
-      <w:r>
-        <w:t>Technologies &amp; Features:</w:t>
-      </w:r>
-      <w:r>
-        <w:t xml:space="preserve"> </w:t>
-      </w:r>
-      <w:r>
-        <w:t>Static HTML5 structure with responsive Bootstrap 4 layout</w:t>
-      </w:r>
-      <w:r>
-        <w:t xml:space="preserve">, </w:t>
-      </w:r>
-      <w:r>
-        <w:t>CSS3 styling with Ayurveda-inspired color palette and typography</w:t>
-      </w:r>
-      <w:r>
-        <w:t xml:space="preserve">, </w:t>
-      </w:r>
-      <w:r>
-        <w:t>Light and Dark theme support</w:t>
-      </w:r>
-      <w:r>
-        <w:t xml:space="preserve">, </w:t>
-      </w:r>
-      <w:r>
-        <w:t>Relative CSS for all screen widths (referencing Relative Responsive Design) to ensure seamless adaptability across devices</w:t>
-      </w:r>
-      <w:r>
-        <w:t xml:space="preserve">, </w:t>
-      </w:r>
-      <w:r>
-        <w:t>SEO-friendly metadata and Google Maps integration for clinic location</w:t>
-      </w:r>
-      <w:r>
-        <w:t xml:space="preserve">, </w:t>
-      </w:r>
-      <w:r>
-        <w:t>Optimized for fast loading and mobile responsiveness</w:t>
-      </w:r>
-      <w:r>
-        <w:t xml:space="preserve">, AI </w:t>
-      </w:r>
-      <w:r>
-        <w:t>Content modules highlighting treatments, therapies, and doctor profiles</w:t>
+        <w:t>, Website:</w:t>
+      </w:r>
+      <w:r>
+        <w:t xml:space="preserve"> </w:t>
+      </w:r>
+      <w:r>
+        <w:t>www.sreenandanamayurveda.com. Scope: Static Website Design and Development for Ayurvedic Clinic. Technologies &amp; Features: Static HTML5 structure with responsive Bootstrap 4 layout, CSS3 styling with Ayurveda-inspired color palette and typography</w:t>
+      </w:r>
+      <w:r>
+        <w:t>, Light and Dark theme support</w:t>
+      </w:r>
+      <w:r>
+        <w:t>, Relative CSS for all screen widths (referencing Relative Responsive Design) to ensure seamless adaptability across devices, SEO-friendly metadata and Google Maps integration for clinic location, Optimized for fast loading and mobile responsiveness, AI Content modules highlighting treatments, therapies, and doctor profiles</w:t>
       </w:r>
       <w:r>
         <w:t>.</w:t>
@@ -4368,13 +4263,14 @@
       <w:pPr>
         <w:pStyle w:val="numberlist"/>
       </w:pPr>
-      <w:proofErr w:type="spellStart"/>
-      <w:r>
-        <w:t>Projet</w:t>
-      </w:r>
-      <w:proofErr w:type="spellEnd"/>
-      <w:r>
-        <w:t xml:space="preserve"> </w:t>
+      <w:r>
+        <w:t>Proje</w:t>
+      </w:r>
+      <w:r>
+        <w:t>c</w:t>
+      </w:r>
+      <w:r>
+        <w:t xml:space="preserve">t </w:t>
       </w:r>
       <w:r>
         <w:t xml:space="preserve">Sree </w:t>
@@ -6704,6 +6600,7 @@
   <w:style w:type="character" w:default="1" w:styleId="DefaultParagraphFont">
     <w:name w:val="Default Paragraph Font"/>
     <w:uiPriority w:val="1"/>
+    <w:semiHidden/>
     <w:unhideWhenUsed/>
   </w:style>
   <w:style w:type="table" w:default="1" w:styleId="TableNormal">

--- a/documents/CURRICULUM VITAE.docx
+++ b/documents/CURRICULUM VITAE.docx
@@ -269,7 +269,52 @@
         <w:t>Telephone:</w:t>
       </w:r>
       <w:r>
-        <w:t xml:space="preserve"> Mobile: 9447032586 </w:t>
+        <w:t xml:space="preserve"> Mobile: </w:t>
+      </w:r>
+      <w:hyperlink r:id="rId9" w:history="1">
+        <w:r>
+          <w:rPr>
+            <w:rStyle w:val="Hyperlink"/>
+          </w:rPr>
+          <w:t>96450 96073</w:t>
+        </w:r>
+      </w:hyperlink>
+      <w:r>
+        <w:t xml:space="preserve">, </w:t>
+      </w:r>
+      <w:hyperlink r:id="rId10" w:history="1">
+        <w:r>
+          <w:rPr>
+            <w:rStyle w:val="Hyperlink"/>
+          </w:rPr>
+          <w:t>94470</w:t>
+        </w:r>
+        <w:r>
+          <w:rPr>
+            <w:rStyle w:val="Hyperlink"/>
+          </w:rPr>
+          <w:t xml:space="preserve"> </w:t>
+        </w:r>
+        <w:r>
+          <w:rPr>
+            <w:rStyle w:val="Hyperlink"/>
+          </w:rPr>
+          <w:t>32586</w:t>
+        </w:r>
+      </w:hyperlink>
+      <w:r>
+        <w:t xml:space="preserve">, </w:t>
+      </w:r>
+      <w:hyperlink r:id="rId11" w:history="1">
+        <w:r>
+          <w:rPr>
+            <w:rStyle w:val="Hyperlink"/>
+          </w:rPr>
+          <w:t>95354 55886</w:t>
+        </w:r>
+      </w:hyperlink>
+      <w:r>
+        <w:t xml:space="preserve"> </w:t>
       </w:r>
       <w:r>
         <w:br/>
@@ -284,7 +329,7 @@
       <w:r>
         <w:t xml:space="preserve"> </w:t>
       </w:r>
-      <w:hyperlink r:id="rId9" w:history="1">
+      <w:hyperlink r:id="rId12" w:history="1">
         <w:r>
           <w:rPr>
             <w:rStyle w:val="Hyperlink"/>
@@ -532,7 +577,7 @@
       <w:r>
         <w:t xml:space="preserve">ram Karanth Nagar, Bengaluru, Karnataka, India – 560077, website: </w:t>
       </w:r>
-      <w:hyperlink r:id="rId10" w:history="1">
+      <w:hyperlink r:id="rId13" w:history="1">
         <w:r>
           <w:rPr>
             <w:rStyle w:val="Hyperlink"/>
@@ -634,7 +679,7 @@
       <w:r>
         <w:t xml:space="preserve">, Website: </w:t>
       </w:r>
-      <w:hyperlink r:id="rId11" w:history="1">
+      <w:hyperlink r:id="rId14" w:history="1">
         <w:r>
           <w:rPr>
             <w:rStyle w:val="Hyperlink"/>
@@ -759,7 +804,7 @@
       <w:r>
         <w:t xml:space="preserve">, website - </w:t>
       </w:r>
-      <w:hyperlink r:id="rId12" w:history="1">
+      <w:hyperlink r:id="rId15" w:history="1">
         <w:r>
           <w:rPr>
             <w:rStyle w:val="Hyperlink"/>
@@ -915,7 +960,7 @@
       <w:r>
         <w:t xml:space="preserve">, Email - </w:t>
       </w:r>
-      <w:hyperlink r:id="rId13" w:history="1">
+      <w:hyperlink r:id="rId16" w:history="1">
         <w:r>
           <w:rPr>
             <w:rStyle w:val="Hyperlink"/>
@@ -936,7 +981,7 @@
         </w:rPr>
         <w:t xml:space="preserve"> </w:t>
       </w:r>
-      <w:hyperlink r:id="rId14" w:history="1">
+      <w:hyperlink r:id="rId17" w:history="1">
         <w:r>
           <w:rPr>
             <w:rStyle w:val="Hyperlink"/>
@@ -945,12 +990,21 @@
         </w:r>
       </w:hyperlink>
       <w:r>
+        <w:t xml:space="preserve"> (</w:t>
+      </w:r>
+      <w:r>
+        <w:t>https://shanimadhus.github.io/printmall/</w:t>
+      </w:r>
+      <w:r>
+        <w:t>)</w:t>
+      </w:r>
+      <w:r>
         <w:rPr>
           <w:color w:val="000000" w:themeColor="text1"/>
         </w:rPr>
         <w:t xml:space="preserve">, </w:t>
       </w:r>
-      <w:hyperlink r:id="rId15" w:history="1">
+      <w:hyperlink r:id="rId18" w:history="1">
         <w:proofErr w:type="spellStart"/>
         <w:r>
           <w:rPr>
@@ -966,6 +1020,15 @@
           <w:t xml:space="preserve"> Advertising - ADVERTISING AGENCY KOLLAM</w:t>
         </w:r>
       </w:hyperlink>
+      <w:r>
+        <w:t xml:space="preserve"> (</w:t>
+      </w:r>
+      <w:r>
+        <w:t>https://shanimadhus.github.io/madhusandmadhus/</w:t>
+      </w:r>
+      <w:r>
+        <w:t>)</w:t>
+      </w:r>
       <w:r>
         <w:br/>
       </w:r>
@@ -1087,7 +1150,7 @@
       <w:r>
         <w:t xml:space="preserve">, Kollam – 691019, Mobile: +91 96333 97778 (Website: </w:t>
       </w:r>
-      <w:hyperlink r:id="rId16" w:history="1">
+      <w:hyperlink r:id="rId19" w:history="1">
         <w:r>
           <w:rPr>
             <w:rStyle w:val="Hyperlink"/>
@@ -1701,7 +1764,7 @@
       <w:r>
         <w:t xml:space="preserve"> Road, Kacheripady, Kochi-18, Kerala, India. website -</w:t>
       </w:r>
-      <w:hyperlink r:id="rId17">
+      <w:hyperlink r:id="rId20">
         <w:r>
           <w:t xml:space="preserve"> </w:t>
         </w:r>
@@ -1709,7 +1772,7 @@
       <w:r>
         <w:t>www.infametech.in</w:t>
       </w:r>
-      <w:hyperlink r:id="rId18">
+      <w:hyperlink r:id="rId21">
         <w:r>
           <w:t xml:space="preserve"> </w:t>
         </w:r>
@@ -2065,12 +2128,12 @@
       <w:r>
         <w:t xml:space="preserve"> (2011-2012), Narendra Nagar, Nagpur, Maharashtra. Website: </w:t>
       </w:r>
-      <w:hyperlink r:id="rId19">
+      <w:hyperlink r:id="rId22">
         <w:r>
           <w:t>www.forerunnershealthcare.com</w:t>
         </w:r>
       </w:hyperlink>
-      <w:hyperlink r:id="rId20">
+      <w:hyperlink r:id="rId23">
         <w:r>
           <w:t>,</w:t>
         </w:r>
@@ -2217,12 +2280,12 @@
       <w:r>
         <w:t xml:space="preserve"> (2009-2010), Nila, Technopark, Trivandrum. website: </w:t>
       </w:r>
-      <w:hyperlink r:id="rId21">
+      <w:hyperlink r:id="rId24">
         <w:r>
           <w:t>www.supportresort.com</w:t>
         </w:r>
       </w:hyperlink>
-      <w:hyperlink r:id="rId22">
+      <w:hyperlink r:id="rId25">
         <w:r>
           <w:t xml:space="preserve"> </w:t>
         </w:r>
@@ -2361,12 +2424,12 @@
       <w:r>
         <w:t xml:space="preserve"> Nagar and Narendra Nagar, Nagpur, Maharashtra. Website: </w:t>
       </w:r>
-      <w:hyperlink r:id="rId23">
+      <w:hyperlink r:id="rId26">
         <w:r>
           <w:t>www.forerunnershealthcare.com</w:t>
         </w:r>
       </w:hyperlink>
-      <w:hyperlink r:id="rId24">
+      <w:hyperlink r:id="rId27">
         <w:r>
           <w:t>.</w:t>
         </w:r>
@@ -3568,7 +3631,7 @@
       <w:r>
         <w:t xml:space="preserve">A small Animation Movie – “ANTWAR” for KELTRON IT Education, Kerala State Electronics Development Corporation Ltd for the year 2005. This project is made by the help of software – 3D Studio Max, Photoshop and Premiere Pro. </w:t>
       </w:r>
-      <w:hyperlink r:id="rId25" w:history="1">
+      <w:hyperlink r:id="rId28" w:history="1">
         <w:r>
           <w:rPr>
             <w:rStyle w:val="Hyperlink"/>
@@ -3599,7 +3662,7 @@
       <w:r>
         <w:t xml:space="preserve">Websites on Medical Tourism, Surgery Treatments and International Patient Care, websites: </w:t>
       </w:r>
-      <w:hyperlink r:id="rId26">
+      <w:hyperlink r:id="rId29">
         <w:r>
           <w:rPr>
             <w:color w:val="0000FF"/>
@@ -3608,17 +3671,17 @@
           <w:t>http://www.forerunnershealthcare.com</w:t>
         </w:r>
       </w:hyperlink>
-      <w:hyperlink r:id="rId27">
+      <w:hyperlink r:id="rId30">
         <w:r>
           <w:t>,</w:t>
         </w:r>
       </w:hyperlink>
-      <w:hyperlink r:id="rId28">
+      <w:hyperlink r:id="rId31">
         <w:r>
           <w:t xml:space="preserve"> </w:t>
         </w:r>
       </w:hyperlink>
-      <w:hyperlink r:id="rId29">
+      <w:hyperlink r:id="rId32">
         <w:r>
           <w:rPr>
             <w:color w:val="0000FF"/>
@@ -3627,7 +3690,7 @@
           <w:t>http://www.tour2india4health.com</w:t>
         </w:r>
       </w:hyperlink>
-      <w:hyperlink r:id="rId30">
+      <w:hyperlink r:id="rId33">
         <w:r>
           <w:t>,</w:t>
         </w:r>
@@ -3635,7 +3698,7 @@
       <w:r>
         <w:t xml:space="preserve">  </w:t>
       </w:r>
-      <w:hyperlink r:id="rId31">
+      <w:hyperlink r:id="rId34">
         <w:r>
           <w:rPr>
             <w:color w:val="0000FF"/>
@@ -3644,17 +3707,17 @@
           <w:t>http://www.indianhealthguru.com</w:t>
         </w:r>
       </w:hyperlink>
-      <w:hyperlink r:id="rId32">
+      <w:hyperlink r:id="rId35">
         <w:r>
           <w:t>,</w:t>
         </w:r>
       </w:hyperlink>
-      <w:hyperlink r:id="rId33">
+      <w:hyperlink r:id="rId36">
         <w:r>
           <w:t xml:space="preserve"> </w:t>
         </w:r>
       </w:hyperlink>
-      <w:hyperlink r:id="rId34">
+      <w:hyperlink r:id="rId37">
         <w:r>
           <w:rPr>
             <w:color w:val="0000FF"/>
@@ -3663,7 +3726,7 @@
           <w:t>http://www.indianmedguru.com</w:t>
         </w:r>
       </w:hyperlink>
-      <w:hyperlink r:id="rId35">
+      <w:hyperlink r:id="rId38">
         <w:r>
           <w:t>,</w:t>
         </w:r>
@@ -3671,7 +3734,7 @@
       <w:r>
         <w:t xml:space="preserve">  </w:t>
       </w:r>
-      <w:hyperlink r:id="rId36">
+      <w:hyperlink r:id="rId39">
         <w:r>
           <w:rPr>
             <w:color w:val="0000FF"/>
@@ -3680,7 +3743,7 @@
           <w:t>http://www.fly2india4health.com</w:t>
         </w:r>
       </w:hyperlink>
-      <w:hyperlink r:id="rId37">
+      <w:hyperlink r:id="rId40">
         <w:r>
           <w:t>,</w:t>
         </w:r>
@@ -3688,7 +3751,7 @@
       <w:r>
         <w:t xml:space="preserve">  </w:t>
       </w:r>
-      <w:hyperlink r:id="rId38">
+      <w:hyperlink r:id="rId41">
         <w:r>
           <w:rPr>
             <w:color w:val="0000FF"/>
@@ -3697,7 +3760,7 @@
           <w:t>http://www.dheerajbojwani.com</w:t>
         </w:r>
       </w:hyperlink>
-      <w:hyperlink r:id="rId39">
+      <w:hyperlink r:id="rId42">
         <w:r>
           <w:t>,</w:t>
         </w:r>
@@ -3705,7 +3768,7 @@
       <w:r>
         <w:t xml:space="preserve">  http://www.uk2india4surgery.co.uk (website not present online), </w:t>
       </w:r>
-      <w:hyperlink r:id="rId40">
+      <w:hyperlink r:id="rId43">
         <w:r>
           <w:rPr>
             <w:color w:val="0000FF"/>
@@ -3714,7 +3777,7 @@
           <w:t>http://www.indiacancersurgerysite.com</w:t>
         </w:r>
       </w:hyperlink>
-      <w:hyperlink r:id="rId41">
+      <w:hyperlink r:id="rId44">
         <w:r>
           <w:t>,</w:t>
         </w:r>
@@ -3787,7 +3850,7 @@
       <w:r>
         <w:t xml:space="preserve">Frameworks and UI design in Bootstrap and CodeIgniter, Web Design and Development projects for Codmob Technologies LLP, Cochin. Websites: </w:t>
       </w:r>
-      <w:hyperlink r:id="rId42">
+      <w:hyperlink r:id="rId45">
         <w:r>
           <w:rPr>
             <w:color w:val="0000FF"/>
@@ -3796,7 +3859,7 @@
           <w:t>http://www.codmob.com</w:t>
         </w:r>
       </w:hyperlink>
-      <w:hyperlink r:id="rId43">
+      <w:hyperlink r:id="rId46">
         <w:r>
           <w:t>,</w:t>
         </w:r>
@@ -3804,7 +3867,7 @@
       <w:r>
         <w:t xml:space="preserve"> </w:t>
       </w:r>
-      <w:hyperlink r:id="rId44">
+      <w:hyperlink r:id="rId47">
         <w:r>
           <w:rPr>
             <w:color w:val="0000FF"/>
@@ -3813,17 +3876,17 @@
           <w:t>https://launchmydrug.com</w:t>
         </w:r>
       </w:hyperlink>
-      <w:hyperlink r:id="rId45">
+      <w:hyperlink r:id="rId48">
         <w:r>
           <w:t>,</w:t>
         </w:r>
       </w:hyperlink>
-      <w:hyperlink r:id="rId46">
+      <w:hyperlink r:id="rId49">
         <w:r>
           <w:t xml:space="preserve"> </w:t>
         </w:r>
       </w:hyperlink>
-      <w:hyperlink r:id="rId47">
+      <w:hyperlink r:id="rId50">
         <w:r>
           <w:rPr>
             <w:color w:val="0000FF"/>
@@ -3832,17 +3895,17 @@
           <w:t>http://www.vedicrx.com</w:t>
         </w:r>
       </w:hyperlink>
-      <w:hyperlink r:id="rId48">
+      <w:hyperlink r:id="rId51">
         <w:r>
           <w:t>,</w:t>
         </w:r>
       </w:hyperlink>
-      <w:hyperlink r:id="rId49">
+      <w:hyperlink r:id="rId52">
         <w:r>
           <w:t xml:space="preserve"> </w:t>
         </w:r>
       </w:hyperlink>
-      <w:hyperlink r:id="rId50">
+      <w:hyperlink r:id="rId53">
         <w:r>
           <w:rPr>
             <w:color w:val="0000FF"/>
@@ -3851,7 +3914,7 @@
           <w:t>http://www.dropofjoy.org</w:t>
         </w:r>
       </w:hyperlink>
-      <w:hyperlink r:id="rId51">
+      <w:hyperlink r:id="rId54">
         <w:r>
           <w:t>,</w:t>
         </w:r>
@@ -3859,7 +3922,7 @@
       <w:r>
         <w:t xml:space="preserve"> </w:t>
       </w:r>
-      <w:hyperlink r:id="rId52">
+      <w:hyperlink r:id="rId55">
         <w:r>
           <w:rPr>
             <w:color w:val="0000FF"/>
@@ -3868,7 +3931,7 @@
           <w:t>http://www.devotee.io</w:t>
         </w:r>
       </w:hyperlink>
-      <w:hyperlink r:id="rId53">
+      <w:hyperlink r:id="rId56">
         <w:r>
           <w:t>,</w:t>
         </w:r>
@@ -3892,12 +3955,12 @@
       <w:r>
         <w:t xml:space="preserve"> Ltd, websites:</w:t>
       </w:r>
-      <w:hyperlink r:id="rId54">
+      <w:hyperlink r:id="rId57">
         <w:r>
           <w:t xml:space="preserve"> </w:t>
         </w:r>
       </w:hyperlink>
-      <w:hyperlink r:id="rId55">
+      <w:hyperlink r:id="rId58">
         <w:r>
           <w:rPr>
             <w:color w:val="0000FF"/>
@@ -3906,17 +3969,17 @@
           <w:t>http://www.infametech.in</w:t>
         </w:r>
       </w:hyperlink>
-      <w:hyperlink r:id="rId56">
+      <w:hyperlink r:id="rId59">
         <w:r>
           <w:t>,</w:t>
         </w:r>
       </w:hyperlink>
-      <w:hyperlink r:id="rId57">
+      <w:hyperlink r:id="rId60">
         <w:r>
           <w:t xml:space="preserve"> </w:t>
         </w:r>
       </w:hyperlink>
-      <w:hyperlink r:id="rId58">
+      <w:hyperlink r:id="rId61">
         <w:r>
           <w:rPr>
             <w:color w:val="0000FF"/>
@@ -3925,7 +3988,7 @@
           <w:t>http://triangledesignbuild.in</w:t>
         </w:r>
       </w:hyperlink>
-      <w:hyperlink r:id="rId59">
+      <w:hyperlink r:id="rId62">
         <w:r>
           <w:t>,</w:t>
         </w:r>
@@ -3933,7 +3996,7 @@
       <w:r>
         <w:t xml:space="preserve"> </w:t>
       </w:r>
-      <w:hyperlink r:id="rId60">
+      <w:hyperlink r:id="rId63">
         <w:r>
           <w:rPr>
             <w:color w:val="0000FF"/>
@@ -3942,7 +4005,7 @@
           <w:t>http://athaniresidency.com</w:t>
         </w:r>
       </w:hyperlink>
-      <w:hyperlink r:id="rId61">
+      <w:hyperlink r:id="rId64">
         <w:r>
           <w:t>,</w:t>
         </w:r>
@@ -3950,7 +4013,7 @@
       <w:r>
         <w:t xml:space="preserve">  </w:t>
       </w:r>
-      <w:hyperlink r:id="rId62">
+      <w:hyperlink r:id="rId65">
         <w:r>
           <w:rPr>
             <w:color w:val="0000FF"/>
@@ -3959,17 +4022,17 @@
           <w:t>http://lasimtours.com</w:t>
         </w:r>
       </w:hyperlink>
-      <w:hyperlink r:id="rId63">
+      <w:hyperlink r:id="rId66">
         <w:r>
           <w:t>,</w:t>
         </w:r>
       </w:hyperlink>
-      <w:hyperlink r:id="rId64">
+      <w:hyperlink r:id="rId67">
         <w:r>
           <w:t xml:space="preserve"> </w:t>
         </w:r>
       </w:hyperlink>
-      <w:hyperlink r:id="rId65">
+      <w:hyperlink r:id="rId68">
         <w:r>
           <w:rPr>
             <w:color w:val="0000FF"/>
@@ -3978,7 +4041,7 @@
           <w:t>http://getinkeralatour.com</w:t>
         </w:r>
       </w:hyperlink>
-      <w:hyperlink r:id="rId66">
+      <w:hyperlink r:id="rId69">
         <w:r>
           <w:t>,</w:t>
         </w:r>
@@ -4025,7 +4088,7 @@
       <w:r>
         <w:t xml:space="preserve">: </w:t>
       </w:r>
-      <w:hyperlink r:id="rId67">
+      <w:hyperlink r:id="rId70">
         <w:r>
           <w:rPr>
             <w:color w:val="0000FF"/>
@@ -4034,7 +4097,7 @@
           <w:t>https://www.hotelsamudra.co.in/</w:t>
         </w:r>
       </w:hyperlink>
-      <w:hyperlink r:id="rId68">
+      <w:hyperlink r:id="rId71">
         <w:r>
           <w:t>,</w:t>
         </w:r>
@@ -4042,7 +4105,7 @@
       <w:r>
         <w:t xml:space="preserve"> </w:t>
       </w:r>
-      <w:hyperlink r:id="rId69">
+      <w:hyperlink r:id="rId72">
         <w:r>
           <w:rPr>
             <w:color w:val="0000FF"/>
@@ -4051,17 +4114,17 @@
           <w:t>https://www.santamariaedu.com/</w:t>
         </w:r>
       </w:hyperlink>
-      <w:hyperlink r:id="rId70">
+      <w:hyperlink r:id="rId73">
         <w:r>
           <w:t>,</w:t>
         </w:r>
       </w:hyperlink>
-      <w:hyperlink r:id="rId71">
+      <w:hyperlink r:id="rId74">
         <w:r>
           <w:t xml:space="preserve"> </w:t>
         </w:r>
       </w:hyperlink>
-      <w:hyperlink r:id="rId72">
+      <w:hyperlink r:id="rId75">
         <w:r>
           <w:rPr>
             <w:color w:val="0000FF"/>
@@ -4070,7 +4133,7 @@
           <w:t>https://www.mubarakpaints.in/</w:t>
         </w:r>
       </w:hyperlink>
-      <w:hyperlink r:id="rId73">
+      <w:hyperlink r:id="rId76">
         <w:r>
           <w:t>,</w:t>
         </w:r>
@@ -4078,7 +4141,7 @@
       <w:r>
         <w:t xml:space="preserve"> </w:t>
       </w:r>
-      <w:hyperlink r:id="rId74" w:history="1">
+      <w:hyperlink r:id="rId77" w:history="1">
         <w:r>
           <w:rPr>
             <w:rStyle w:val="Hyperlink"/>
@@ -4086,17 +4149,17 @@
           <w:t>https://www.mecosmetology.com/</w:t>
         </w:r>
       </w:hyperlink>
-      <w:hyperlink r:id="rId75">
+      <w:hyperlink r:id="rId78">
         <w:r>
           <w:t>,</w:t>
         </w:r>
       </w:hyperlink>
-      <w:hyperlink r:id="rId76">
+      <w:hyperlink r:id="rId79">
         <w:r>
           <w:t xml:space="preserve"> </w:t>
         </w:r>
       </w:hyperlink>
-      <w:hyperlink r:id="rId77">
+      <w:hyperlink r:id="rId80">
         <w:r>
           <w:rPr>
             <w:color w:val="0000FF"/>
@@ -4105,7 +4168,7 @@
           <w:t>https://membh.com/</w:t>
         </w:r>
       </w:hyperlink>
-      <w:hyperlink r:id="rId78">
+      <w:hyperlink r:id="rId81">
         <w:r>
           <w:t>,</w:t>
         </w:r>
@@ -4179,7 +4242,7 @@
       <w:r>
         <w:t>, Google reCAPTCHA and sha security. (</w:t>
       </w:r>
-      <w:hyperlink r:id="rId79" w:history="1">
+      <w:hyperlink r:id="rId82" w:history="1">
         <w:r>
           <w:rPr>
             <w:rStyle w:val="Hyperlink"/>
@@ -4247,7 +4310,7 @@
       <w:r>
         <w:t>, etc. (</w:t>
       </w:r>
-      <w:hyperlink r:id="rId80" w:history="1">
+      <w:hyperlink r:id="rId83" w:history="1">
         <w:r>
           <w:rPr>
             <w:rStyle w:val="Hyperlink"/>
@@ -4286,7 +4349,7 @@
       <w:r>
         <w:t xml:space="preserve">, Website: </w:t>
       </w:r>
-      <w:hyperlink r:id="rId81" w:history="1">
+      <w:hyperlink r:id="rId84" w:history="1">
         <w:r>
           <w:rPr>
             <w:rStyle w:val="Hyperlink"/>
@@ -4376,7 +4439,7 @@
       <w:r>
         <w:t xml:space="preserve"> </w:t>
       </w:r>
-      <w:hyperlink r:id="rId82" w:history="1">
+      <w:hyperlink r:id="rId85" w:history="1">
         <w:r>
           <w:rPr>
             <w:rStyle w:val="Hyperlink"/>
@@ -4699,7 +4762,7 @@
                     <pic:cNvPicPr/>
                   </pic:nvPicPr>
                   <pic:blipFill>
-                    <a:blip r:embed="rId83" cstate="print">
+                    <a:blip r:embed="rId86" cstate="print">
                       <a:extLst>
                         <a:ext uri="{28A0092B-C50C-407E-A947-70E740481C1C}">
                           <a14:useLocalDpi xmlns:a14="http://schemas.microsoft.com/office/drawing/2010/main" val="0"/>
@@ -4873,7 +4936,7 @@
       </w:r>
     </w:p>
     <w:sectPr>
-      <w:footerReference w:type="default" r:id="rId84"/>
+      <w:footerReference w:type="default" r:id="rId87"/>
       <w:pgSz w:w="12240" w:h="20160"/>
       <w:pgMar w:top="993" w:right="1447" w:bottom="851" w:left="1441" w:header="720" w:footer="382" w:gutter="0"/>
       <w:cols w:space="720"/>

--- a/documents/CURRICULUM VITAE.docx
+++ b/documents/CURRICULUM VITAE.docx
@@ -7,12 +7,14 @@
         <w:pStyle w:val="Heading1"/>
         <w:rPr>
           <w:rFonts w:ascii="Californian FB" w:hAnsi="Californian FB"/>
+          <w:color w:val="000000" w:themeColor="text1"/>
         </w:rPr>
       </w:pPr>
       <w:r>
         <w:rPr>
           <w:rFonts w:ascii="Californian FB" w:eastAsia="Calibri" w:hAnsi="Californian FB" w:cs="Calibri"/>
           <w:noProof/>
+          <w:color w:val="000000" w:themeColor="text1"/>
         </w:rPr>
         <mc:AlternateContent>
           <mc:Choice Requires="wpg">
@@ -159,6 +161,7 @@
       <w:r>
         <w:rPr>
           <w:rFonts w:ascii="Californian FB" w:hAnsi="Californian FB"/>
+          <w:color w:val="000000" w:themeColor="text1"/>
         </w:rPr>
         <w:t>CURRICULUM VITAE</w:t>
       </w:r>
@@ -166,199 +169,282 @@
     <w:p>
       <w:pPr>
         <w:pStyle w:val="Heading2"/>
-      </w:pPr>
-      <w:r>
-        <w:t xml:space="preserve">Mr. Shani </w:t>
-      </w:r>
-      <w:r>
-        <w:t>Shashidharan</w:t>
-      </w:r>
-      <w:r>
+        <w:rPr>
+          <w:color w:val="000000" w:themeColor="text1"/>
+        </w:rPr>
+      </w:pPr>
+      <w:r>
+        <w:rPr>
+          <w:color w:val="000000" w:themeColor="text1"/>
+        </w:rPr>
+        <w:t xml:space="preserve">Mr. Shani Shashidharan </w:t>
+      </w:r>
+    </w:p>
+    <w:p>
+      <w:pPr>
+        <w:rPr>
+          <w:color w:val="000000" w:themeColor="text1"/>
+        </w:rPr>
+      </w:pPr>
+      <w:r>
+        <w:rPr>
+          <w:b/>
+          <w:color w:val="000000" w:themeColor="text1"/>
+        </w:rPr>
+        <w:t>Contact Address:</w:t>
+      </w:r>
+      <w:r>
+        <w:rPr>
+          <w:color w:val="000000" w:themeColor="text1"/>
+        </w:rPr>
         <w:t xml:space="preserve"> </w:t>
       </w:r>
-    </w:p>
-    <w:p>
-      <w:r>
-        <w:rPr>
-          <w:b/>
-        </w:rPr>
-        <w:t>Contact Address:</w:t>
-      </w:r>
-      <w:r>
+      <w:r>
+        <w:rPr>
+          <w:color w:val="000000" w:themeColor="text1"/>
+        </w:rPr>
+        <w:t>Aswathy, Umayanalloor P. O, Perayam, Kollam, Kerala</w:t>
+      </w:r>
+      <w:r>
+        <w:rPr>
+          <w:color w:val="000000" w:themeColor="text1"/>
+        </w:rPr>
+        <w:t xml:space="preserve">, </w:t>
+      </w:r>
+      <w:r>
+        <w:rPr>
+          <w:color w:val="000000" w:themeColor="text1"/>
+        </w:rPr>
+        <w:br/>
+      </w:r>
+      <w:r>
+        <w:rPr>
+          <w:color w:val="000000" w:themeColor="text1"/>
+        </w:rPr>
+        <w:t>PIN</w:t>
+      </w:r>
+      <w:r>
+        <w:rPr>
+          <w:color w:val="000000" w:themeColor="text1"/>
+        </w:rPr>
         <w:t xml:space="preserve"> </w:t>
       </w:r>
       <w:r>
-        <w:t xml:space="preserve">Aswathy, </w:t>
-      </w:r>
-      <w:proofErr w:type="spellStart"/>
-      <w:r>
-        <w:t>Umayanalloor</w:t>
-      </w:r>
-      <w:proofErr w:type="spellEnd"/>
-      <w:r>
-        <w:t xml:space="preserve"> P. O, </w:t>
-      </w:r>
-      <w:proofErr w:type="spellStart"/>
-      <w:r>
-        <w:t>Perayam</w:t>
-      </w:r>
-      <w:proofErr w:type="spellEnd"/>
-      <w:r>
-        <w:t>, Kollam, Kerala</w:t>
-      </w:r>
-      <w:r>
+        <w:rPr>
+          <w:color w:val="000000" w:themeColor="text1"/>
+        </w:rPr>
+        <w:t>-</w:t>
+      </w:r>
+      <w:r>
+        <w:rPr>
+          <w:color w:val="000000" w:themeColor="text1"/>
+        </w:rPr>
+        <w:t xml:space="preserve"> </w:t>
+      </w:r>
+      <w:r>
+        <w:rPr>
+          <w:color w:val="000000" w:themeColor="text1"/>
+        </w:rPr>
+        <w:t>691589</w:t>
+      </w:r>
+      <w:r>
+        <w:rPr>
+          <w:color w:val="000000" w:themeColor="text1"/>
+        </w:rPr>
+        <w:t xml:space="preserve">. </w:t>
+      </w:r>
+      <w:r>
+        <w:rPr>
+          <w:color w:val="000000" w:themeColor="text1"/>
+        </w:rPr>
+        <w:br/>
+      </w:r>
+      <w:r>
+        <w:rPr>
+          <w:b/>
+          <w:color w:val="000000" w:themeColor="text1"/>
+        </w:rPr>
+        <w:t>Email:</w:t>
+      </w:r>
+      <w:r>
+        <w:rPr>
+          <w:color w:val="000000" w:themeColor="text1"/>
+        </w:rPr>
+        <w:t xml:space="preserve"> </w:t>
+      </w:r>
+      <w:r>
+        <w:rPr>
+          <w:color w:val="000000" w:themeColor="text1"/>
+          <w:u w:color="0000FF"/>
+        </w:rPr>
+        <w:t>shanishashidharan@gmail.com</w:t>
+      </w:r>
+      <w:r>
+        <w:rPr>
+          <w:color w:val="000000" w:themeColor="text1"/>
+        </w:rPr>
         <w:t xml:space="preserve">, </w:t>
       </w:r>
       <w:r>
+        <w:rPr>
+          <w:color w:val="000000" w:themeColor="text1"/>
+          <w:u w:color="0000FF"/>
+        </w:rPr>
+        <w:t>shanishashidharan@hotmail.com</w:t>
+      </w:r>
+      <w:r>
+        <w:rPr>
+          <w:color w:val="000000" w:themeColor="text1"/>
+        </w:rPr>
+        <w:t xml:space="preserve"> </w:t>
+      </w:r>
+      <w:r>
+        <w:rPr>
+          <w:b/>
+          <w:color w:val="000000" w:themeColor="text1"/>
+        </w:rPr>
+        <w:t>Telephone:</w:t>
+      </w:r>
+      <w:r>
+        <w:rPr>
+          <w:color w:val="000000" w:themeColor="text1"/>
+        </w:rPr>
+        <w:t xml:space="preserve"> Mobile: </w:t>
+      </w:r>
+      <w:hyperlink r:id="rId9" w:history="1">
+        <w:r>
+          <w:rPr>
+            <w:rStyle w:val="Hyperlink"/>
+            <w:color w:val="000000" w:themeColor="text1"/>
+            <w:u w:val="none"/>
+          </w:rPr>
+          <w:t>96450 96073</w:t>
+        </w:r>
+      </w:hyperlink>
+      <w:r>
+        <w:rPr>
+          <w:color w:val="000000" w:themeColor="text1"/>
+        </w:rPr>
+        <w:t xml:space="preserve">, </w:t>
+      </w:r>
+      <w:hyperlink r:id="rId10" w:history="1">
+        <w:r>
+          <w:rPr>
+            <w:rStyle w:val="Hyperlink"/>
+            <w:color w:val="000000" w:themeColor="text1"/>
+            <w:u w:val="none"/>
+          </w:rPr>
+          <w:t>94470</w:t>
+        </w:r>
+        <w:r>
+          <w:rPr>
+            <w:rStyle w:val="Hyperlink"/>
+            <w:color w:val="000000" w:themeColor="text1"/>
+            <w:u w:val="none"/>
+          </w:rPr>
+          <w:t xml:space="preserve"> </w:t>
+        </w:r>
+        <w:r>
+          <w:rPr>
+            <w:rStyle w:val="Hyperlink"/>
+            <w:color w:val="000000" w:themeColor="text1"/>
+            <w:u w:val="none"/>
+          </w:rPr>
+          <w:t>32586</w:t>
+        </w:r>
+      </w:hyperlink>
+      <w:r>
+        <w:rPr>
+          <w:color w:val="000000" w:themeColor="text1"/>
+        </w:rPr>
+        <w:t xml:space="preserve">, </w:t>
+      </w:r>
+      <w:hyperlink r:id="rId11" w:history="1">
+        <w:r>
+          <w:rPr>
+            <w:rStyle w:val="Hyperlink"/>
+            <w:color w:val="000000" w:themeColor="text1"/>
+            <w:u w:val="none"/>
+          </w:rPr>
+          <w:t>95354 55886</w:t>
+        </w:r>
+      </w:hyperlink>
+      <w:r>
+        <w:rPr>
+          <w:color w:val="000000" w:themeColor="text1"/>
+        </w:rPr>
+        <w:t xml:space="preserve"> </w:t>
+      </w:r>
+      <w:r>
+        <w:rPr>
+          <w:color w:val="000000" w:themeColor="text1"/>
+        </w:rPr>
         <w:br/>
       </w:r>
       <w:r>
-        <w:t>PIN</w:t>
-      </w:r>
-      <w:r>
+        <w:rPr>
+          <w:b/>
+          <w:bCs/>
+          <w:color w:val="000000" w:themeColor="text1"/>
+        </w:rPr>
+        <w:t>Website:</w:t>
+      </w:r>
+      <w:r>
+        <w:rPr>
+          <w:color w:val="000000" w:themeColor="text1"/>
+        </w:rPr>
         <w:t xml:space="preserve"> </w:t>
       </w:r>
-      <w:r>
-        <w:t>-</w:t>
-      </w:r>
-      <w:r>
-        <w:t xml:space="preserve"> </w:t>
-      </w:r>
-      <w:r>
-        <w:t>691589</w:t>
-      </w:r>
-      <w:r>
-        <w:t xml:space="preserve">. </w:t>
-      </w:r>
-      <w:r>
-        <w:br/>
-      </w:r>
-      <w:r>
-        <w:rPr>
-          <w:b/>
-        </w:rPr>
-        <w:t>Email:</w:t>
-      </w:r>
-      <w:r>
-        <w:t xml:space="preserve"> </w:t>
-      </w:r>
-      <w:r>
-        <w:rPr>
-          <w:color w:val="0000FF"/>
-          <w:u w:val="single" w:color="0000FF"/>
-        </w:rPr>
-        <w:t>shanishashidharan@gmail.com</w:t>
-      </w:r>
-      <w:r>
-        <w:t xml:space="preserve">, </w:t>
-      </w:r>
-      <w:r>
-        <w:rPr>
-          <w:color w:val="0000FF"/>
-          <w:u w:val="single" w:color="0000FF"/>
-        </w:rPr>
-        <w:t>shanishashidharan@hotmail.com</w:t>
-      </w:r>
-      <w:r>
-        <w:t xml:space="preserve"> </w:t>
-      </w:r>
-      <w:r>
-        <w:rPr>
-          <w:b/>
-        </w:rPr>
-        <w:t>Telephone:</w:t>
-      </w:r>
-      <w:r>
-        <w:t xml:space="preserve"> Mobile: </w:t>
-      </w:r>
-      <w:hyperlink r:id="rId9" w:history="1">
+      <w:hyperlink r:id="rId12" w:history="1">
         <w:r>
           <w:rPr>
             <w:rStyle w:val="Hyperlink"/>
-          </w:rPr>
-          <w:t>96450 96073</w:t>
+            <w:color w:val="000000" w:themeColor="text1"/>
+            <w:u w:val="none"/>
+          </w:rPr>
+          <w:t>www.shanishashidharan.co.in</w:t>
         </w:r>
       </w:hyperlink>
-      <w:r>
-        <w:t xml:space="preserve">, </w:t>
-      </w:r>
-      <w:hyperlink r:id="rId10" w:history="1">
-        <w:r>
-          <w:rPr>
-            <w:rStyle w:val="Hyperlink"/>
-          </w:rPr>
-          <w:t>94470</w:t>
-        </w:r>
-        <w:r>
-          <w:rPr>
-            <w:rStyle w:val="Hyperlink"/>
-          </w:rPr>
-          <w:t xml:space="preserve"> </w:t>
-        </w:r>
-        <w:r>
-          <w:rPr>
-            <w:rStyle w:val="Hyperlink"/>
-          </w:rPr>
-          <w:t>32586</w:t>
-        </w:r>
-      </w:hyperlink>
-      <w:r>
-        <w:t xml:space="preserve">, </w:t>
-      </w:r>
-      <w:hyperlink r:id="rId11" w:history="1">
-        <w:r>
-          <w:rPr>
-            <w:rStyle w:val="Hyperlink"/>
-          </w:rPr>
-          <w:t>95354 55886</w:t>
-        </w:r>
-      </w:hyperlink>
-      <w:r>
-        <w:t xml:space="preserve"> </w:t>
-      </w:r>
-      <w:r>
-        <w:br/>
-      </w:r>
-      <w:r>
-        <w:rPr>
-          <w:b/>
-          <w:bCs/>
-        </w:rPr>
-        <w:t>Website:</w:t>
-      </w:r>
-      <w:r>
-        <w:t xml:space="preserve"> </w:t>
-      </w:r>
-      <w:hyperlink r:id="rId12" w:history="1">
-        <w:r>
-          <w:rPr>
-            <w:rStyle w:val="Hyperlink"/>
-          </w:rPr>
-          <w:t>www.shanishashidharan.co.in</w:t>
-        </w:r>
-      </w:hyperlink>
     </w:p>
     <w:p>
       <w:pPr>
         <w:pStyle w:val="Heading2"/>
-      </w:pPr>
-      <w:r>
+        <w:rPr>
+          <w:color w:val="000000" w:themeColor="text1"/>
+        </w:rPr>
+      </w:pPr>
+      <w:r>
+        <w:rPr>
+          <w:color w:val="000000" w:themeColor="text1"/>
+        </w:rPr>
         <w:t>Career Objectives</w:t>
       </w:r>
     </w:p>
     <w:p>
       <w:pPr>
         <w:spacing w:after="293"/>
-      </w:pPr>
-      <w:r>
+        <w:rPr>
+          <w:color w:val="000000" w:themeColor="text1"/>
+        </w:rPr>
+      </w:pPr>
+      <w:r>
+        <w:rPr>
+          <w:color w:val="000000" w:themeColor="text1"/>
+        </w:rPr>
         <w:t xml:space="preserve">Biomedical Instrumentation and Fiber Optics, Interactive Multimedia and Web Technologies, Embedded Systems and Telehealth technology. </w:t>
       </w:r>
     </w:p>
     <w:p>
       <w:pPr>
         <w:pStyle w:val="Heading2"/>
-      </w:pPr>
-      <w:r>
+        <w:rPr>
+          <w:color w:val="000000" w:themeColor="text1"/>
+        </w:rPr>
+      </w:pPr>
+      <w:r>
+        <w:rPr>
+          <w:color w:val="000000" w:themeColor="text1"/>
+        </w:rPr>
         <w:t xml:space="preserve">Work Experiences </w:t>
       </w:r>
     </w:p>
@@ -372,6 +458,7 @@
         <w:rPr>
           <w:i/>
           <w:iCs/>
+          <w:color w:val="000000" w:themeColor="text1"/>
           <w:sz w:val="20"/>
           <w:szCs w:val="20"/>
         </w:rPr>
@@ -380,6 +467,7 @@
         <w:rPr>
           <w:b/>
           <w:bCs w:val="0"/>
+          <w:color w:val="000000" w:themeColor="text1"/>
         </w:rPr>
         <w:t xml:space="preserve">Delivery Partner </w:t>
       </w:r>
@@ -387,6 +475,7 @@
         <w:rPr>
           <w:b/>
           <w:bCs w:val="0"/>
+          <w:color w:val="000000" w:themeColor="text1"/>
         </w:rPr>
         <w:t>at</w:t>
       </w:r>
@@ -394,6 +483,7 @@
         <w:rPr>
           <w:b/>
           <w:bCs w:val="0"/>
+          <w:color w:val="000000" w:themeColor="text1"/>
         </w:rPr>
         <w:t xml:space="preserve"> </w:t>
       </w:r>
@@ -403,6 +493,7 @@
           <w:bCs w:val="0"/>
           <w:i/>
           <w:iCs/>
+          <w:color w:val="000000" w:themeColor="text1"/>
         </w:rPr>
         <w:t>Swiggy Limited</w:t>
       </w:r>
@@ -410,17 +501,22 @@
         <w:rPr>
           <w:b/>
           <w:bCs w:val="0"/>
+          <w:color w:val="000000" w:themeColor="text1"/>
         </w:rPr>
         <w:br/>
         <w:t xml:space="preserve">Duration: </w:t>
       </w:r>
       <w:r>
+        <w:rPr>
+          <w:color w:val="000000" w:themeColor="text1"/>
+        </w:rPr>
         <w:t>Dec 2024 – Present</w:t>
       </w:r>
       <w:r>
         <w:rPr>
           <w:b/>
           <w:bCs w:val="0"/>
+          <w:color w:val="000000" w:themeColor="text1"/>
         </w:rPr>
         <w:br/>
       </w:r>
@@ -430,6 +526,7 @@
           <w:bCs w:val="0"/>
           <w:i/>
           <w:iCs/>
+          <w:color w:val="000000" w:themeColor="text1"/>
         </w:rPr>
         <w:t>Work Details:</w:t>
       </w:r>
@@ -437,64 +534,11 @@
         <w:rPr>
           <w:i/>
           <w:iCs/>
+          <w:color w:val="000000" w:themeColor="text1"/>
           <w:sz w:val="20"/>
           <w:szCs w:val="20"/>
         </w:rPr>
-        <w:t xml:space="preserve"> Managing timely food deliveries across Kollam and nearby areas</w:t>
-      </w:r>
-      <w:r>
-        <w:rPr>
-          <w:i/>
-          <w:iCs/>
-          <w:sz w:val="20"/>
-          <w:szCs w:val="20"/>
-        </w:rPr>
-        <w:t>.</w:t>
-      </w:r>
-      <w:r>
-        <w:rPr>
-          <w:i/>
-          <w:iCs/>
-          <w:sz w:val="20"/>
-          <w:szCs w:val="20"/>
-        </w:rPr>
-        <w:t xml:space="preserve"> Ensuring customer satisfaction through efficient service</w:t>
-      </w:r>
-      <w:r>
-        <w:rPr>
-          <w:i/>
-          <w:iCs/>
-          <w:sz w:val="20"/>
-          <w:szCs w:val="20"/>
-        </w:rPr>
-        <w:t>.</w:t>
-      </w:r>
-      <w:r>
-        <w:rPr>
-          <w:i/>
-          <w:iCs/>
-          <w:sz w:val="20"/>
-          <w:szCs w:val="20"/>
-        </w:rPr>
-        <w:t xml:space="preserve"> Handling logistics, route optimization, and order management</w:t>
-      </w:r>
-      <w:r>
-        <w:rPr>
-          <w:i/>
-          <w:iCs/>
-          <w:sz w:val="20"/>
-          <w:szCs w:val="20"/>
-        </w:rPr>
-        <w:t>.</w:t>
-      </w:r>
-      <w:r>
-        <w:rPr>
-          <w:i/>
-          <w:iCs/>
-          <w:sz w:val="20"/>
-          <w:szCs w:val="20"/>
-        </w:rPr>
-        <w:t xml:space="preserve"> Applying digital tools for tracking and performance improvement.</w:t>
+        <w:t xml:space="preserve"> Managing timely food deliveries across Kollam and nearby areas. Ensuring customer satisfaction through efficient service. Handling logistics, route optimization, and order management. Applying digital tools for tracking and performance improvement.</w:t>
       </w:r>
     </w:p>
     <w:p>
@@ -507,6 +551,7 @@
         <w:rPr>
           <w:i/>
           <w:iCs/>
+          <w:color w:val="000000" w:themeColor="text1"/>
           <w:sz w:val="20"/>
           <w:szCs w:val="20"/>
         </w:rPr>
@@ -515,126 +560,140 @@
         <w:rPr>
           <w:b/>
           <w:bCs w:val="0"/>
-        </w:rPr>
-        <w:t xml:space="preserve">Manager – IT at </w:t>
-      </w:r>
-      <w:proofErr w:type="spellStart"/>
+          <w:color w:val="000000" w:themeColor="text1"/>
+        </w:rPr>
+        <w:t>Manager – IT at Proconex Pvt. Ltd</w:t>
+      </w:r>
+      <w:r>
+        <w:rPr>
+          <w:color w:val="000000" w:themeColor="text1"/>
+        </w:rPr>
+        <w:t>. Marketing Department, 541/3, 1</w:t>
+      </w:r>
+      <w:r>
+        <w:rPr>
+          <w:color w:val="000000" w:themeColor="text1"/>
+          <w:vertAlign w:val="superscript"/>
+        </w:rPr>
+        <w:t>st</w:t>
+      </w:r>
+      <w:r>
+        <w:rPr>
+          <w:color w:val="000000" w:themeColor="text1"/>
+        </w:rPr>
+        <w:t xml:space="preserve"> Floor, 9</w:t>
+      </w:r>
+      <w:r>
+        <w:rPr>
+          <w:color w:val="000000" w:themeColor="text1"/>
+          <w:vertAlign w:val="superscript"/>
+        </w:rPr>
+        <w:t>th</w:t>
+      </w:r>
+      <w:r>
+        <w:rPr>
+          <w:color w:val="000000" w:themeColor="text1"/>
+        </w:rPr>
+        <w:t xml:space="preserve"> Cross, MCESE Layout, Dr. Shi</w:t>
+      </w:r>
+      <w:r>
+        <w:rPr>
+          <w:color w:val="000000" w:themeColor="text1"/>
+        </w:rPr>
+        <w:t>v</w:t>
+      </w:r>
+      <w:r>
+        <w:rPr>
+          <w:color w:val="000000" w:themeColor="text1"/>
+        </w:rPr>
+        <w:t xml:space="preserve">ram Karanth Nagar, Bengaluru, Karnataka, India – 560077, website: </w:t>
+      </w:r>
+      <w:hyperlink r:id="rId13" w:history="1">
+        <w:r>
+          <w:rPr>
+            <w:rStyle w:val="Hyperlink"/>
+            <w:color w:val="000000" w:themeColor="text1"/>
+            <w:u w:val="none"/>
+          </w:rPr>
+          <w:t>https://www.proconex.in</w:t>
+        </w:r>
+      </w:hyperlink>
+      <w:r>
+        <w:rPr>
+          <w:color w:val="000000" w:themeColor="text1"/>
+        </w:rPr>
+        <w:t xml:space="preserve"> </w:t>
+      </w:r>
+      <w:r>
+        <w:rPr>
+          <w:color w:val="000000" w:themeColor="text1"/>
+        </w:rPr>
+        <w:br/>
+      </w:r>
+      <w:r>
+        <w:rPr>
+          <w:b/>
+          <w:color w:val="000000" w:themeColor="text1"/>
+        </w:rPr>
+        <w:t>Duration:</w:t>
+      </w:r>
+      <w:r>
+        <w:rPr>
+          <w:color w:val="000000" w:themeColor="text1"/>
+        </w:rPr>
+        <w:t xml:space="preserve"> 8</w:t>
+      </w:r>
+      <w:r>
+        <w:rPr>
+          <w:color w:val="000000" w:themeColor="text1"/>
+          <w:vertAlign w:val="superscript"/>
+        </w:rPr>
+        <w:t>th</w:t>
+      </w:r>
+      <w:r>
+        <w:rPr>
+          <w:color w:val="000000" w:themeColor="text1"/>
+        </w:rPr>
+        <w:t xml:space="preserve"> December 2023 – 30</w:t>
+      </w:r>
+      <w:r>
+        <w:rPr>
+          <w:color w:val="000000" w:themeColor="text1"/>
+          <w:vertAlign w:val="superscript"/>
+        </w:rPr>
+        <w:t>th</w:t>
+      </w:r>
+      <w:r>
+        <w:rPr>
+          <w:color w:val="000000" w:themeColor="text1"/>
+        </w:rPr>
+        <w:t xml:space="preserve"> April 2024</w:t>
+      </w:r>
+      <w:r>
+        <w:rPr>
+          <w:color w:val="000000" w:themeColor="text1"/>
+        </w:rPr>
+        <w:br/>
+      </w:r>
       <w:r>
         <w:rPr>
           <w:b/>
           <w:bCs w:val="0"/>
-        </w:rPr>
-        <w:t>Proconex</w:t>
-      </w:r>
-      <w:proofErr w:type="spellEnd"/>
-      <w:r>
-        <w:rPr>
-          <w:b/>
-          <w:bCs w:val="0"/>
-        </w:rPr>
-        <w:t xml:space="preserve"> </w:t>
-      </w:r>
-      <w:proofErr w:type="spellStart"/>
-      <w:r>
-        <w:rPr>
-          <w:b/>
-          <w:bCs w:val="0"/>
-        </w:rPr>
-        <w:t>Pvt.</w:t>
-      </w:r>
-      <w:proofErr w:type="spellEnd"/>
-      <w:r>
-        <w:rPr>
-          <w:b/>
-          <w:bCs w:val="0"/>
-        </w:rPr>
-        <w:t xml:space="preserve"> Ltd</w:t>
-      </w:r>
-      <w:r>
-        <w:t>. Marketing Department, 541/3, 1</w:t>
-      </w:r>
-      <w:r>
-        <w:rPr>
-          <w:vertAlign w:val="superscript"/>
-        </w:rPr>
-        <w:t>st</w:t>
-      </w:r>
-      <w:r>
-        <w:t xml:space="preserve"> Floor, 9</w:t>
-      </w:r>
-      <w:r>
-        <w:rPr>
-          <w:vertAlign w:val="superscript"/>
-        </w:rPr>
-        <w:t>th</w:t>
-      </w:r>
-      <w:r>
-        <w:t xml:space="preserve"> Cross, MCESE Layout, Dr. Shi</w:t>
-      </w:r>
-      <w:r>
-        <w:t>v</w:t>
-      </w:r>
-      <w:r>
-        <w:t xml:space="preserve">ram Karanth Nagar, Bengaluru, Karnataka, India – 560077, website: </w:t>
-      </w:r>
-      <w:hyperlink r:id="rId13" w:history="1">
-        <w:r>
-          <w:rPr>
-            <w:rStyle w:val="Hyperlink"/>
-          </w:rPr>
-          <w:t>https://www.proconex.in</w:t>
-        </w:r>
-      </w:hyperlink>
-      <w:r>
-        <w:t xml:space="preserve"> </w:t>
-      </w:r>
-      <w:r>
-        <w:br/>
-      </w:r>
-      <w:r>
-        <w:rPr>
-          <w:b/>
-        </w:rPr>
-        <w:t>Duration:</w:t>
-      </w:r>
-      <w:r>
-        <w:t xml:space="preserve"> 8</w:t>
-      </w:r>
-      <w:r>
-        <w:rPr>
-          <w:vertAlign w:val="superscript"/>
-        </w:rPr>
-        <w:t>th</w:t>
-      </w:r>
-      <w:r>
-        <w:t xml:space="preserve"> December 2023 – 30</w:t>
-      </w:r>
-      <w:r>
-        <w:rPr>
-          <w:vertAlign w:val="superscript"/>
-        </w:rPr>
-        <w:t>th</w:t>
-      </w:r>
-      <w:r>
-        <w:t xml:space="preserve"> April 2024</w:t>
-      </w:r>
-      <w:r>
-        <w:br/>
-      </w:r>
-      <w:r>
-        <w:rPr>
-          <w:b/>
-          <w:bCs w:val="0"/>
+          <w:color w:val="000000" w:themeColor="text1"/>
         </w:rPr>
         <w:t>Works detail:</w:t>
       </w:r>
       <w:r>
+        <w:rPr>
+          <w:color w:val="000000" w:themeColor="text1"/>
+        </w:rPr>
         <w:t xml:space="preserve"> </w:t>
       </w:r>
       <w:r>
         <w:rPr>
           <w:i/>
           <w:iCs/>
+          <w:color w:val="000000" w:themeColor="text1"/>
           <w:sz w:val="20"/>
           <w:szCs w:val="20"/>
         </w:rPr>
@@ -650,119 +709,115 @@
         </w:numPr>
         <w:spacing w:after="14" w:line="269" w:lineRule="auto"/>
         <w:ind w:right="0"/>
-      </w:pPr>
-      <w:r>
-        <w:rPr>
-          <w:b/>
+        <w:rPr>
+          <w:color w:val="000000" w:themeColor="text1"/>
+        </w:rPr>
+      </w:pPr>
+      <w:r>
+        <w:rPr>
+          <w:b/>
+          <w:color w:val="000000" w:themeColor="text1"/>
         </w:rPr>
         <w:t>Digital Marketing Trainer at Hope Foundation</w:t>
       </w:r>
       <w:r>
-        <w:t xml:space="preserve">, </w:t>
-      </w:r>
-      <w:proofErr w:type="spellStart"/>
-      <w:r>
-        <w:t>Sheneshwara</w:t>
-      </w:r>
-      <w:proofErr w:type="spellEnd"/>
-      <w:r>
-        <w:t xml:space="preserve"> temple road, near Reliance Fresh, HBR Layout 4th Block, </w:t>
-      </w:r>
-      <w:proofErr w:type="spellStart"/>
-      <w:r>
-        <w:t>Hennur</w:t>
-      </w:r>
-      <w:proofErr w:type="spellEnd"/>
-      <w:r>
-        <w:t xml:space="preserve"> Gardens, Bengaluru, Karnataka 560043</w:t>
-      </w:r>
-      <w:r>
-        <w:t xml:space="preserve">, Website: </w:t>
+        <w:rPr>
+          <w:color w:val="000000" w:themeColor="text1"/>
+        </w:rPr>
+        <w:t xml:space="preserve">, Sheneshwara temple road, near Reliance Fresh, HBR Layout 4th Block, Hennur Gardens, Bengaluru, Karnataka 560043, Website: </w:t>
       </w:r>
       <w:hyperlink r:id="rId14" w:history="1">
         <w:r>
           <w:rPr>
             <w:rStyle w:val="Hyperlink"/>
+            <w:color w:val="000000" w:themeColor="text1"/>
+            <w:u w:val="none"/>
           </w:rPr>
           <w:t>https://marketingstrategies-e.blogspot.com/</w:t>
         </w:r>
       </w:hyperlink>
       <w:r>
+        <w:rPr>
+          <w:color w:val="000000" w:themeColor="text1"/>
+        </w:rPr>
         <w:br/>
       </w:r>
       <w:r>
         <w:rPr>
           <w:b/>
+          <w:color w:val="000000" w:themeColor="text1"/>
         </w:rPr>
         <w:t>Duration:</w:t>
       </w:r>
       <w:r>
+        <w:rPr>
+          <w:color w:val="000000" w:themeColor="text1"/>
+        </w:rPr>
+        <w:t xml:space="preserve"> 7</w:t>
+      </w:r>
+      <w:r>
+        <w:rPr>
+          <w:color w:val="000000" w:themeColor="text1"/>
+          <w:vertAlign w:val="superscript"/>
+        </w:rPr>
+        <w:t>th</w:t>
+      </w:r>
+      <w:r>
+        <w:rPr>
+          <w:color w:val="000000" w:themeColor="text1"/>
+        </w:rPr>
+        <w:t xml:space="preserve"> August 2023 – 30</w:t>
+      </w:r>
+      <w:r>
+        <w:rPr>
+          <w:color w:val="000000" w:themeColor="text1"/>
+          <w:vertAlign w:val="superscript"/>
+        </w:rPr>
+        <w:t>th</w:t>
+      </w:r>
+      <w:r>
+        <w:rPr>
+          <w:color w:val="000000" w:themeColor="text1"/>
+        </w:rPr>
+        <w:t xml:space="preserve"> November 2023</w:t>
+      </w:r>
+      <w:r>
+        <w:rPr>
+          <w:color w:val="000000" w:themeColor="text1"/>
+        </w:rPr>
+        <w:br/>
+      </w:r>
+      <w:r>
+        <w:rPr>
+          <w:b/>
+          <w:color w:val="000000" w:themeColor="text1"/>
+        </w:rPr>
+        <w:t>Work details:</w:t>
+      </w:r>
+      <w:r>
+        <w:rPr>
+          <w:color w:val="000000" w:themeColor="text1"/>
+        </w:rPr>
         <w:t xml:space="preserve"> </w:t>
       </w:r>
       <w:r>
-        <w:t>7</w:t>
-      </w:r>
-      <w:r>
-        <w:rPr>
-          <w:vertAlign w:val="superscript"/>
-        </w:rPr>
-        <w:t>th</w:t>
-      </w:r>
-      <w:r>
-        <w:t xml:space="preserve"> August</w:t>
-      </w:r>
-      <w:r>
-        <w:t xml:space="preserve"> 202</w:t>
-      </w:r>
-      <w:r>
-        <w:t>3</w:t>
-      </w:r>
-      <w:r>
+        <w:rPr>
+          <w:i/>
+          <w:color w:val="000000" w:themeColor="text1"/>
+          <w:sz w:val="20"/>
+        </w:rPr>
+        <w:t>Classes of Subjects:</w:t>
+      </w:r>
+      <w:r>
+        <w:rPr>
+          <w:color w:val="000000" w:themeColor="text1"/>
+        </w:rPr>
         <w:t xml:space="preserve"> </w:t>
       </w:r>
       <w:r>
-        <w:t>–</w:t>
-      </w:r>
-      <w:r>
-        <w:t xml:space="preserve"> </w:t>
-      </w:r>
-      <w:r>
-        <w:t>30</w:t>
-      </w:r>
-      <w:r>
-        <w:rPr>
-          <w:vertAlign w:val="superscript"/>
-        </w:rPr>
-        <w:t>th</w:t>
-      </w:r>
-      <w:r>
-        <w:t xml:space="preserve"> November 2023</w:t>
-      </w:r>
-      <w:r>
-        <w:br/>
-      </w:r>
-      <w:r>
-        <w:rPr>
-          <w:b/>
-        </w:rPr>
-        <w:t>Work details:</w:t>
-      </w:r>
-      <w:r>
-        <w:t xml:space="preserve"> </w:t>
-      </w:r>
-      <w:r>
         <w:rPr>
           <w:i/>
-          <w:sz w:val="20"/>
-        </w:rPr>
-        <w:t>Classes of Subjects:</w:t>
-      </w:r>
-      <w:r>
-        <w:t xml:space="preserve"> </w:t>
-      </w:r>
-      <w:r>
-        <w:rPr>
-          <w:i/>
+          <w:color w:val="000000" w:themeColor="text1"/>
           <w:sz w:val="20"/>
         </w:rPr>
         <w:t>BASICS DIGITAL MARKETING, SEARCH ENGINE OPTIMIZATION (SEO), ON PAGE OPTIMIZATION, OFF PAGE OPTIMIZATION, SEO UPDATES AND ANALYSIS, LOCAL BUSINESS &amp; GOOGLE MAPPING, E-MAIL MARKETING, PAY PER CLICK MARKETING (SEM), SOCIAL MEDIA OPTIMIZATION (SMO), SOCIAL MEDIA MARKETING (SMM), WordPress and Canava designs.</w:t>
@@ -777,112 +832,119 @@
         </w:numPr>
         <w:spacing w:after="14" w:line="269" w:lineRule="auto"/>
         <w:ind w:right="0"/>
+        <w:rPr>
+          <w:color w:val="000000" w:themeColor="text1"/>
+        </w:rPr>
       </w:pPr>
       <w:r>
         <w:rPr>
           <w:b/>
           <w:bCs w:val="0"/>
+          <w:color w:val="000000" w:themeColor="text1"/>
         </w:rPr>
         <w:t>Life Advisor</w:t>
       </w:r>
       <w:r>
+        <w:rPr>
+          <w:color w:val="000000" w:themeColor="text1"/>
+        </w:rPr>
         <w:t xml:space="preserve"> at Kotak Mahindra Life Insurance Company Limited</w:t>
       </w:r>
       <w:r>
+        <w:rPr>
+          <w:color w:val="000000" w:themeColor="text1"/>
+        </w:rPr>
         <w:br/>
       </w:r>
       <w:r>
         <w:rPr>
           <w:b/>
           <w:bCs w:val="0"/>
+          <w:color w:val="000000" w:themeColor="text1"/>
         </w:rPr>
         <w:t>Agent Code:</w:t>
       </w:r>
       <w:r>
-        <w:t xml:space="preserve"> KLI60981640</w:t>
-      </w:r>
-      <w:r>
-        <w:t xml:space="preserve">, website - </w:t>
+        <w:rPr>
+          <w:color w:val="000000" w:themeColor="text1"/>
+        </w:rPr>
+        <w:t xml:space="preserve"> KLI60981640, website - </w:t>
       </w:r>
       <w:hyperlink r:id="rId15" w:history="1">
         <w:r>
           <w:rPr>
             <w:rStyle w:val="Hyperlink"/>
+            <w:color w:val="000000" w:themeColor="text1"/>
+            <w:u w:val="none"/>
           </w:rPr>
           <w:t>https://www.kotaklife.com/</w:t>
         </w:r>
       </w:hyperlink>
       <w:r>
+        <w:rPr>
+          <w:color w:val="000000" w:themeColor="text1"/>
+        </w:rPr>
         <w:t xml:space="preserve"> </w:t>
       </w:r>
       <w:r>
+        <w:rPr>
+          <w:color w:val="000000" w:themeColor="text1"/>
+        </w:rPr>
         <w:br/>
       </w:r>
       <w:r>
         <w:rPr>
           <w:b/>
           <w:bCs w:val="0"/>
-        </w:rPr>
-        <w:t>Work details:</w:t>
+          <w:color w:val="000000" w:themeColor="text1"/>
+        </w:rPr>
+        <w:t xml:space="preserve">Work details: </w:t>
+      </w:r>
+      <w:r>
+        <w:rPr>
+          <w:color w:val="000000" w:themeColor="text1"/>
+        </w:rPr>
+        <w:t>General, Life &amp; Health Insurance</w:t>
       </w:r>
       <w:r>
         <w:rPr>
           <w:b/>
           <w:bCs w:val="0"/>
+          <w:color w:val="000000" w:themeColor="text1"/>
         </w:rPr>
         <w:t xml:space="preserve"> </w:t>
       </w:r>
       <w:r>
-        <w:t>General, Life &amp; Health Insurance</w:t>
-      </w:r>
-      <w:r>
-        <w:rPr>
-          <w:b/>
-          <w:bCs w:val="0"/>
-        </w:rPr>
-        <w:t xml:space="preserve"> </w:t>
-      </w:r>
-      <w:r>
+        <w:rPr>
+          <w:color w:val="000000" w:themeColor="text1"/>
+        </w:rPr>
         <w:br/>
       </w:r>
       <w:r>
         <w:rPr>
           <w:b/>
+          <w:color w:val="000000" w:themeColor="text1"/>
         </w:rPr>
         <w:t>Duration:</w:t>
       </w:r>
       <w:r>
-        <w:t xml:space="preserve"> </w:t>
-      </w:r>
-      <w:r>
-        <w:t>5</w:t>
-      </w:r>
-      <w:r>
-        <w:rPr>
+        <w:rPr>
+          <w:color w:val="000000" w:themeColor="text1"/>
+        </w:rPr>
+        <w:t xml:space="preserve"> 5</w:t>
+      </w:r>
+      <w:r>
+        <w:rPr>
+          <w:color w:val="000000" w:themeColor="text1"/>
           <w:vertAlign w:val="superscript"/>
         </w:rPr>
         <w:t>th</w:t>
       </w:r>
       <w:r>
-        <w:t xml:space="preserve"> July</w:t>
-      </w:r>
-      <w:r>
-        <w:t xml:space="preserve"> 202</w:t>
-      </w:r>
-      <w:r>
-        <w:t>3</w:t>
-      </w:r>
-      <w:r>
-        <w:t xml:space="preserve"> </w:t>
-      </w:r>
-      <w:r>
-        <w:t>–</w:t>
-      </w:r>
-      <w:r>
-        <w:t xml:space="preserve"> </w:t>
-      </w:r>
-      <w:r>
-        <w:t>Present</w:t>
+        <w:rPr>
+          <w:color w:val="000000" w:themeColor="text1"/>
+        </w:rPr>
+        <w:t xml:space="preserve"> July 2023 – Present</w:t>
       </w:r>
     </w:p>
     <w:p>
@@ -892,212 +954,162 @@
           <w:ilvl w:val="0"/>
           <w:numId w:val="11"/>
         </w:numPr>
+        <w:rPr>
+          <w:color w:val="000000" w:themeColor="text1"/>
+        </w:rPr>
       </w:pPr>
       <w:r>
         <w:rPr>
           <w:b/>
           <w:bCs w:val="0"/>
-        </w:rPr>
-        <w:t>Digital</w:t>
+          <w:color w:val="000000" w:themeColor="text1"/>
+        </w:rPr>
+        <w:t>Digital Marketing Head and Executive Graphic Designer at Madhus and Madhus Advertising</w:t>
+      </w:r>
+      <w:r>
+        <w:rPr>
+          <w:color w:val="000000" w:themeColor="text1"/>
+        </w:rPr>
+        <w:t xml:space="preserve">, Kadapakada, Kollam, Kerala-691008, Mobile -  9544959999, 9847001941, Email - </w:t>
+      </w:r>
+      <w:hyperlink r:id="rId16" w:history="1">
+        <w:r>
+          <w:rPr>
+            <w:rStyle w:val="Hyperlink"/>
+            <w:color w:val="000000" w:themeColor="text1"/>
+            <w:u w:val="none"/>
+          </w:rPr>
+          <w:t>madhusadvt@rediffmail.com</w:t>
+        </w:r>
+      </w:hyperlink>
+      <w:r>
+        <w:rPr>
+          <w:color w:val="000000" w:themeColor="text1"/>
+        </w:rPr>
+        <w:t>,  website</w:t>
+      </w:r>
+      <w:r>
+        <w:rPr>
+          <w:color w:val="000000" w:themeColor="text1"/>
+        </w:rPr>
+        <w:t xml:space="preserve">- </w:t>
+      </w:r>
+      <w:r>
+        <w:rPr>
+          <w:color w:val="000000" w:themeColor="text1"/>
+        </w:rPr>
+        <w:t xml:space="preserve"> </w:t>
+      </w:r>
+      <w:hyperlink r:id="rId17" w:history="1">
+        <w:r>
+          <w:rPr>
+            <w:rStyle w:val="Hyperlink"/>
+            <w:color w:val="000000" w:themeColor="text1"/>
+            <w:u w:val="none"/>
+          </w:rPr>
+          <w:t>Madhus and Madhus - Print Mall - Printers and Designers</w:t>
+        </w:r>
+      </w:hyperlink>
+      <w:r>
+        <w:rPr>
+          <w:color w:val="000000" w:themeColor="text1"/>
+        </w:rPr>
+        <w:t xml:space="preserve"> (https://shanimadhus.github.io/printmall/)</w:t>
+      </w:r>
+      <w:r>
+        <w:rPr>
+          <w:color w:val="000000" w:themeColor="text1"/>
+        </w:rPr>
+        <w:t xml:space="preserve">, </w:t>
+      </w:r>
+      <w:hyperlink r:id="rId18" w:history="1">
+        <w:r>
+          <w:rPr>
+            <w:rStyle w:val="Hyperlink"/>
+            <w:color w:val="000000" w:themeColor="text1"/>
+            <w:u w:val="none"/>
+          </w:rPr>
+          <w:t>Madhus Advertising - ADVERTISING AGENCY KOLLAM</w:t>
+        </w:r>
+      </w:hyperlink>
+      <w:r>
+        <w:rPr>
+          <w:color w:val="000000" w:themeColor="text1"/>
+        </w:rPr>
+        <w:t xml:space="preserve"> (https://shanimadhus.github.io/madhusandmadhus/)</w:t>
+      </w:r>
+      <w:r>
+        <w:rPr>
+          <w:color w:val="000000" w:themeColor="text1"/>
+        </w:rPr>
+        <w:br/>
       </w:r>
       <w:r>
         <w:rPr>
           <w:b/>
           <w:bCs w:val="0"/>
-        </w:rPr>
-        <w:t xml:space="preserve"> Marketing Head and Executive Graphic Designer at </w:t>
-      </w:r>
-      <w:proofErr w:type="spellStart"/>
+          <w:color w:val="000000" w:themeColor="text1"/>
+        </w:rPr>
+        <w:t>Duration:</w:t>
+      </w:r>
+      <w:r>
+        <w:rPr>
+          <w:color w:val="000000" w:themeColor="text1"/>
+        </w:rPr>
+        <w:t xml:space="preserve"> 5</w:t>
+      </w:r>
+      <w:r>
+        <w:rPr>
+          <w:color w:val="000000" w:themeColor="text1"/>
+          <w:vertAlign w:val="superscript"/>
+        </w:rPr>
+        <w:t>th</w:t>
+      </w:r>
+      <w:r>
+        <w:rPr>
+          <w:color w:val="000000" w:themeColor="text1"/>
+        </w:rPr>
+        <w:t xml:space="preserve"> December 2022 – 19</w:t>
+      </w:r>
+      <w:r>
+        <w:rPr>
+          <w:color w:val="000000" w:themeColor="text1"/>
+          <w:vertAlign w:val="superscript"/>
+        </w:rPr>
+        <w:t>th</w:t>
+      </w:r>
+      <w:r>
+        <w:rPr>
+          <w:color w:val="000000" w:themeColor="text1"/>
+        </w:rPr>
+        <w:t xml:space="preserve"> May 2023</w:t>
+      </w:r>
+      <w:r>
+        <w:rPr>
+          <w:color w:val="000000" w:themeColor="text1"/>
+        </w:rPr>
+        <w:br/>
+      </w:r>
       <w:r>
         <w:rPr>
           <w:b/>
           <w:bCs w:val="0"/>
-        </w:rPr>
-        <w:t>Madhus</w:t>
-      </w:r>
-      <w:proofErr w:type="spellEnd"/>
-      <w:r>
-        <w:rPr>
-          <w:b/>
-          <w:bCs w:val="0"/>
-        </w:rPr>
-        <w:t xml:space="preserve"> and </w:t>
-      </w:r>
-      <w:proofErr w:type="spellStart"/>
-      <w:r>
-        <w:rPr>
-          <w:b/>
-          <w:bCs w:val="0"/>
-        </w:rPr>
-        <w:t>Madhus</w:t>
-      </w:r>
-      <w:proofErr w:type="spellEnd"/>
-      <w:r>
-        <w:rPr>
-          <w:b/>
-          <w:bCs w:val="0"/>
-        </w:rPr>
-        <w:t xml:space="preserve"> Advertising</w:t>
-      </w:r>
-      <w:r>
-        <w:t>, Kadapakada, Kollam, Kerala</w:t>
-      </w:r>
-      <w:r>
-        <w:t>-691008</w:t>
-      </w:r>
-      <w:r>
-        <w:t xml:space="preserve">, Mobile - </w:t>
-      </w:r>
-      <w:r>
-        <w:t xml:space="preserve"> 9544959999</w:t>
-      </w:r>
-      <w:r>
-        <w:t xml:space="preserve">, </w:t>
-      </w:r>
-      <w:r>
-        <w:t>9847001941</w:t>
-      </w:r>
-      <w:r>
-        <w:t xml:space="preserve">, Email - </w:t>
-      </w:r>
-      <w:hyperlink r:id="rId16" w:history="1">
-        <w:r>
-          <w:rPr>
-            <w:rStyle w:val="Hyperlink"/>
-            <w:color w:val="000000" w:themeColor="text1"/>
-          </w:rPr>
-          <w:t>madhusadvt@rediffmail.com</w:t>
-        </w:r>
-      </w:hyperlink>
-      <w:r>
-        <w:t>,  website</w:t>
-      </w:r>
-      <w:r>
-        <w:t xml:space="preserve">- </w:t>
-      </w:r>
-      <w:r>
-        <w:rPr>
-          <w:color w:val="000000" w:themeColor="text1"/>
-        </w:rPr>
-        <w:t xml:space="preserve"> </w:t>
-      </w:r>
-      <w:hyperlink r:id="rId17" w:history="1">
-        <w:r>
-          <w:rPr>
-            <w:rStyle w:val="Hyperlink"/>
-          </w:rPr>
-          <w:t>Madhus and Madhus - Print Mall - Printers and Designers</w:t>
-        </w:r>
-      </w:hyperlink>
-      <w:r>
-        <w:t xml:space="preserve"> (</w:t>
-      </w:r>
-      <w:r>
-        <w:t>https://shanimadhus.github.io/printmall/</w:t>
-      </w:r>
-      <w:r>
-        <w:t>)</w:t>
-      </w:r>
-      <w:r>
-        <w:rPr>
-          <w:color w:val="000000" w:themeColor="text1"/>
-        </w:rPr>
-        <w:t xml:space="preserve">, </w:t>
-      </w:r>
-      <w:hyperlink r:id="rId18" w:history="1">
-        <w:proofErr w:type="spellStart"/>
-        <w:r>
-          <w:rPr>
-            <w:rStyle w:val="Hyperlink"/>
-          </w:rPr>
-          <w:t>Madhus</w:t>
-        </w:r>
-        <w:proofErr w:type="spellEnd"/>
-        <w:r>
-          <w:rPr>
-            <w:rStyle w:val="Hyperlink"/>
-          </w:rPr>
-          <w:t xml:space="preserve"> Advertising - ADVERTISING AGENCY KOLLAM</w:t>
-        </w:r>
-      </w:hyperlink>
-      <w:r>
-        <w:t xml:space="preserve"> (</w:t>
-      </w:r>
-      <w:r>
-        <w:t>https://shanimadhus.github.io/madhusandmadhus/</w:t>
-      </w:r>
-      <w:r>
-        <w:t>)</w:t>
-      </w:r>
-      <w:r>
-        <w:br/>
-      </w:r>
-      <w:r>
-        <w:rPr>
-          <w:b/>
-          <w:bCs w:val="0"/>
-        </w:rPr>
-        <w:t>Duration:</w:t>
-      </w:r>
-      <w:r>
-        <w:t xml:space="preserve"> </w:t>
-      </w:r>
-      <w:r>
-        <w:t>5</w:t>
-      </w:r>
-      <w:r>
-        <w:rPr>
-          <w:vertAlign w:val="superscript"/>
-        </w:rPr>
-        <w:t>th</w:t>
-      </w:r>
-      <w:r>
-        <w:t xml:space="preserve"> December</w:t>
-      </w:r>
-      <w:r>
-        <w:t xml:space="preserve"> 202</w:t>
-      </w:r>
-      <w:r>
-        <w:t>2</w:t>
-      </w:r>
-      <w:r>
-        <w:t xml:space="preserve"> </w:t>
-      </w:r>
-      <w:r>
-        <w:t>–</w:t>
-      </w:r>
-      <w:r>
-        <w:t xml:space="preserve"> </w:t>
-      </w:r>
-      <w:r>
-        <w:t>19</w:t>
-      </w:r>
-      <w:r>
-        <w:rPr>
-          <w:vertAlign w:val="superscript"/>
-        </w:rPr>
-        <w:t>th</w:t>
-      </w:r>
-      <w:r>
-        <w:t xml:space="preserve"> May 2023</w:t>
-      </w:r>
-      <w:r>
-        <w:br/>
-      </w:r>
-      <w:r>
-        <w:rPr>
-          <w:b/>
-          <w:bCs w:val="0"/>
-        </w:rPr>
+          <w:color w:val="000000" w:themeColor="text1"/>
+        </w:rPr>
+        <w:lastRenderedPageBreak/>
         <w:t>Work details:</w:t>
       </w:r>
       <w:r>
+        <w:rPr>
+          <w:color w:val="000000" w:themeColor="text1"/>
+        </w:rPr>
         <w:t xml:space="preserve"> </w:t>
       </w:r>
       <w:r>
         <w:rPr>
           <w:i/>
           <w:iCs/>
+          <w:color w:val="000000" w:themeColor="text1"/>
           <w:sz w:val="20"/>
           <w:szCs w:val="20"/>
         </w:rPr>
@@ -1114,220 +1126,308 @@
         <w:rPr>
           <w:i/>
           <w:iCs/>
+          <w:color w:val="000000" w:themeColor="text1"/>
         </w:rPr>
       </w:pPr>
       <w:r>
         <w:rPr>
           <w:b/>
           <w:bCs w:val="0"/>
+          <w:color w:val="000000" w:themeColor="text1"/>
         </w:rPr>
         <w:t>Web Design Faculty at Image Creative Education</w:t>
       </w:r>
       <w:r>
-        <w:t xml:space="preserve">, 65A, </w:t>
-      </w:r>
-      <w:proofErr w:type="spellStart"/>
-      <w:r>
-        <w:t>Uliyakovil</w:t>
-      </w:r>
-      <w:proofErr w:type="spellEnd"/>
-      <w:r>
-        <w:t xml:space="preserve"> Nagar, </w:t>
-      </w:r>
-      <w:proofErr w:type="spellStart"/>
-      <w:r>
-        <w:t>Kayalvarom</w:t>
-      </w:r>
-      <w:proofErr w:type="spellEnd"/>
-      <w:r>
-        <w:t xml:space="preserve"> Road, </w:t>
-      </w:r>
-      <w:proofErr w:type="spellStart"/>
-      <w:r>
-        <w:t>Uliyakovil</w:t>
-      </w:r>
-      <w:proofErr w:type="spellEnd"/>
-      <w:r>
-        <w:t xml:space="preserve">, Kollam – 691019, Mobile: +91 96333 97778 (Website: </w:t>
+        <w:rPr>
+          <w:color w:val="000000" w:themeColor="text1"/>
+        </w:rPr>
+        <w:t xml:space="preserve">, 65A, Uliyakovil Nagar, Kayalvarom Road, Uliyakovil, Kollam – 691019, Mobile: +91 96333 97778 (Website: </w:t>
       </w:r>
       <w:hyperlink r:id="rId19" w:history="1">
         <w:r>
           <w:rPr>
             <w:rStyle w:val="Hyperlink"/>
+            <w:color w:val="000000" w:themeColor="text1"/>
+            <w:u w:val="none"/>
           </w:rPr>
           <w:t>http://www.image.edu.in/</w:t>
         </w:r>
       </w:hyperlink>
       <w:r>
+        <w:rPr>
+          <w:color w:val="000000" w:themeColor="text1"/>
+        </w:rPr>
         <w:t xml:space="preserve">) </w:t>
       </w:r>
       <w:r>
+        <w:rPr>
+          <w:color w:val="000000" w:themeColor="text1"/>
+        </w:rPr>
         <w:br/>
       </w:r>
       <w:r>
         <w:rPr>
           <w:b/>
           <w:bCs w:val="0"/>
+          <w:color w:val="000000" w:themeColor="text1"/>
         </w:rPr>
         <w:t>Duration:</w:t>
       </w:r>
       <w:r>
-        <w:t xml:space="preserve"> </w:t>
-      </w:r>
-      <w:r>
-        <w:t>5</w:t>
-      </w:r>
-      <w:r>
-        <w:rPr>
+        <w:rPr>
+          <w:color w:val="000000" w:themeColor="text1"/>
+        </w:rPr>
+        <w:t xml:space="preserve"> 5</w:t>
+      </w:r>
+      <w:r>
+        <w:rPr>
+          <w:color w:val="000000" w:themeColor="text1"/>
           <w:vertAlign w:val="superscript"/>
         </w:rPr>
         <w:t>th</w:t>
       </w:r>
       <w:r>
-        <w:t xml:space="preserve"> </w:t>
-      </w:r>
-      <w:r>
-        <w:t xml:space="preserve">October 2021 </w:t>
-      </w:r>
-      <w:r>
-        <w:t>–</w:t>
-      </w:r>
-      <w:r>
-        <w:t xml:space="preserve"> 9</w:t>
-      </w:r>
-      <w:r>
-        <w:rPr>
+        <w:rPr>
+          <w:color w:val="000000" w:themeColor="text1"/>
+        </w:rPr>
+        <w:t xml:space="preserve"> October 2021 – 9</w:t>
+      </w:r>
+      <w:r>
+        <w:rPr>
+          <w:color w:val="000000" w:themeColor="text1"/>
           <w:vertAlign w:val="superscript"/>
         </w:rPr>
         <w:t>th</w:t>
       </w:r>
       <w:r>
-        <w:t xml:space="preserve"> </w:t>
-      </w:r>
-      <w:r>
-        <w:t>May 2022</w:t>
-      </w:r>
-      <w:r>
+        <w:rPr>
+          <w:color w:val="000000" w:themeColor="text1"/>
+        </w:rPr>
+        <w:t xml:space="preserve"> May 2022</w:t>
+      </w:r>
+      <w:r>
+        <w:rPr>
+          <w:color w:val="000000" w:themeColor="text1"/>
+        </w:rPr>
         <w:br/>
       </w:r>
       <w:r>
         <w:rPr>
           <w:b/>
           <w:bCs w:val="0"/>
+          <w:color w:val="000000" w:themeColor="text1"/>
         </w:rPr>
         <w:t>Work details:</w:t>
       </w:r>
       <w:r>
+        <w:rPr>
+          <w:color w:val="000000" w:themeColor="text1"/>
+        </w:rPr>
         <w:t xml:space="preserve"> </w:t>
       </w:r>
       <w:r>
         <w:rPr>
           <w:i/>
           <w:iCs/>
+          <w:color w:val="000000" w:themeColor="text1"/>
           <w:sz w:val="20"/>
           <w:szCs w:val="20"/>
         </w:rPr>
-        <w:t xml:space="preserve">Classes, Tests and Project works of Subjects: Design for Interaction, Front End Web Development, JavaScript, jQuery and </w:t>
-      </w:r>
-      <w:proofErr w:type="spellStart"/>
+        <w:t>Classes, Tests and Project works of Subjects: Design for Interaction, Front End Web Development, JavaScript, jQuery and ReactJs, Responsive Web Design and Website Optimization Techniques (SEO).</w:t>
+      </w:r>
+    </w:p>
+    <w:p>
+      <w:pPr>
+        <w:pStyle w:val="numberlist"/>
+        <w:rPr>
+          <w:color w:val="000000" w:themeColor="text1"/>
+        </w:rPr>
+      </w:pPr>
+      <w:r>
+        <w:rPr>
+          <w:b/>
+          <w:bCs w:val="0"/>
+          <w:color w:val="000000" w:themeColor="text1"/>
+        </w:rPr>
+        <w:t>Manager (IT) at Googol Multimedia &amp; Technologies</w:t>
+      </w:r>
+      <w:r>
+        <w:rPr>
+          <w:color w:val="000000" w:themeColor="text1"/>
+        </w:rPr>
+        <w:t xml:space="preserve">, Near LM Mall, Chathannoor, Kollam and self employed as a </w:t>
+      </w:r>
+      <w:r>
+        <w:rPr>
+          <w:b/>
+          <w:bCs w:val="0"/>
+          <w:color w:val="000000" w:themeColor="text1"/>
+        </w:rPr>
+        <w:t>Web Developer at  LM Properties Pvt. Ltd</w:t>
+      </w:r>
+      <w:r>
+        <w:rPr>
+          <w:color w:val="000000" w:themeColor="text1"/>
+        </w:rPr>
+        <w:t xml:space="preserve">. ( https://lmmall.in ) </w:t>
+      </w:r>
+      <w:r>
+        <w:rPr>
+          <w:color w:val="000000" w:themeColor="text1"/>
+        </w:rPr>
+        <w:br/>
+      </w:r>
+      <w:r>
+        <w:rPr>
+          <w:b/>
+          <w:bCs w:val="0"/>
+          <w:color w:val="000000" w:themeColor="text1"/>
+        </w:rPr>
+        <w:t>Duration:</w:t>
+      </w:r>
+      <w:r>
+        <w:rPr>
+          <w:color w:val="000000" w:themeColor="text1"/>
+        </w:rPr>
+        <w:t xml:space="preserve"> 1st August 2020 to 5th August 2021</w:t>
+      </w:r>
+      <w:r>
+        <w:rPr>
+          <w:color w:val="000000" w:themeColor="text1"/>
+        </w:rPr>
+        <w:br/>
+      </w:r>
+      <w:r>
+        <w:rPr>
+          <w:b/>
+          <w:bCs w:val="0"/>
+          <w:color w:val="000000" w:themeColor="text1"/>
+        </w:rPr>
+        <w:t>Works detail:</w:t>
+      </w:r>
+      <w:r>
+        <w:rPr>
+          <w:color w:val="000000" w:themeColor="text1"/>
+        </w:rPr>
+        <w:t xml:space="preserve"> </w:t>
+      </w:r>
       <w:r>
         <w:rPr>
           <w:i/>
           <w:iCs/>
+          <w:color w:val="000000" w:themeColor="text1"/>
           <w:sz w:val="20"/>
           <w:szCs w:val="20"/>
         </w:rPr>
-        <w:t>ReactJs</w:t>
-      </w:r>
-      <w:proofErr w:type="spellEnd"/>
-      <w:r>
+        <w:t>GoDaddy Web hosting and server maintenance, FTP, MySQL Database, cPanel, Web design and development, Mobile friendly responsive Bootstrap and jQuery webpage designs and PHP frameworks (mini Logic), W3C Validations, Graphic design, Windows 10 installations and upgrades, Web security and Google reCAPTCHA design and management (PHP Curl), Audio and Video Editing, Adobe CC software installation, maintenance and Desktop publishing.</w:t>
+      </w:r>
+    </w:p>
+    <w:p>
+      <w:pPr>
+        <w:pStyle w:val="numberlist"/>
         <w:rPr>
           <w:i/>
           <w:iCs/>
+          <w:color w:val="000000" w:themeColor="text1"/>
           <w:sz w:val="20"/>
           <w:szCs w:val="20"/>
         </w:rPr>
-        <w:t>, Responsive Web Design and Website Optimization Techniques (SEO).</w:t>
-      </w:r>
-    </w:p>
-    <w:p>
-      <w:pPr>
-        <w:pStyle w:val="numberlist"/>
       </w:pPr>
       <w:r>
         <w:rPr>
           <w:b/>
           <w:bCs w:val="0"/>
-        </w:rPr>
-        <w:lastRenderedPageBreak/>
-        <w:t>Manager (IT) at Googol Multimedia &amp; Technologies</w:t>
-      </w:r>
-      <w:r>
-        <w:t xml:space="preserve">, Near LM Mall, Chathannoor, Kollam and self employed as a </w:t>
+          <w:color w:val="000000" w:themeColor="text1"/>
+        </w:rPr>
+        <w:t>IT/Designer at Quilon Mobiles Service Center</w:t>
+      </w:r>
+      <w:r>
+        <w:rPr>
+          <w:color w:val="000000" w:themeColor="text1"/>
+        </w:rPr>
+        <w:t xml:space="preserve">, 1st floor, Paris Tower, Andamukkom, Beach Road, Kollam, Kerala, India, PIN-691001.  Website: http://www.quilonmobiles.com/   </w:t>
+      </w:r>
+      <w:r>
+        <w:rPr>
+          <w:color w:val="000000" w:themeColor="text1"/>
+        </w:rPr>
+        <w:br/>
       </w:r>
       <w:r>
         <w:rPr>
           <w:b/>
           <w:bCs w:val="0"/>
-        </w:rPr>
-        <w:t xml:space="preserve">Web Developer at  LM Properties </w:t>
-      </w:r>
-      <w:proofErr w:type="spellStart"/>
+          <w:color w:val="000000" w:themeColor="text1"/>
+        </w:rPr>
+        <w:t>Duration:</w:t>
+      </w:r>
+      <w:r>
+        <w:rPr>
+          <w:color w:val="000000" w:themeColor="text1"/>
+        </w:rPr>
+        <w:t xml:space="preserve"> 1</w:t>
+      </w:r>
+      <w:r>
+        <w:rPr>
+          <w:color w:val="000000" w:themeColor="text1"/>
+          <w:vertAlign w:val="superscript"/>
+        </w:rPr>
+        <w:t>st</w:t>
+      </w:r>
+      <w:r>
+        <w:rPr>
+          <w:color w:val="000000" w:themeColor="text1"/>
+        </w:rPr>
+        <w:t xml:space="preserve"> November 2020 to 7</w:t>
+      </w:r>
+      <w:r>
+        <w:rPr>
+          <w:color w:val="000000" w:themeColor="text1"/>
+          <w:vertAlign w:val="superscript"/>
+        </w:rPr>
+        <w:t>th</w:t>
+      </w:r>
+      <w:r>
+        <w:rPr>
+          <w:color w:val="000000" w:themeColor="text1"/>
+        </w:rPr>
+        <w:t xml:space="preserve"> July 202</w:t>
+      </w:r>
+      <w:r>
+        <w:rPr>
+          <w:color w:val="000000" w:themeColor="text1"/>
+        </w:rPr>
+        <w:t>1</w:t>
+      </w:r>
+      <w:r>
+        <w:rPr>
+          <w:color w:val="000000" w:themeColor="text1"/>
+        </w:rPr>
+        <w:br/>
+      </w:r>
       <w:r>
         <w:rPr>
           <w:b/>
           <w:bCs w:val="0"/>
-        </w:rPr>
-        <w:t>Pvt.</w:t>
-      </w:r>
-      <w:proofErr w:type="spellEnd"/>
-      <w:r>
-        <w:rPr>
-          <w:b/>
-          <w:bCs w:val="0"/>
-        </w:rPr>
-        <w:t xml:space="preserve"> Ltd</w:t>
-      </w:r>
-      <w:r>
-        <w:t xml:space="preserve">. ( https://lmmall.in ) </w:t>
-      </w:r>
-      <w:r>
-        <w:br/>
-      </w:r>
-      <w:r>
-        <w:rPr>
-          <w:b/>
-          <w:bCs w:val="0"/>
-        </w:rPr>
-        <w:t>Duration:</w:t>
-      </w:r>
-      <w:r>
-        <w:t xml:space="preserve"> </w:t>
-      </w:r>
-      <w:r>
-        <w:t>1st August 2020 to 5th August 2021</w:t>
-      </w:r>
-      <w:r>
-        <w:br/>
-      </w:r>
-      <w:r>
-        <w:rPr>
-          <w:b/>
-          <w:bCs w:val="0"/>
+          <w:color w:val="000000" w:themeColor="text1"/>
         </w:rPr>
         <w:t>Works detail:</w:t>
       </w:r>
       <w:r>
+        <w:rPr>
+          <w:color w:val="000000" w:themeColor="text1"/>
+        </w:rPr>
         <w:t xml:space="preserve"> </w:t>
       </w:r>
       <w:r>
         <w:rPr>
           <w:i/>
           <w:iCs/>
+          <w:color w:val="000000" w:themeColor="text1"/>
           <w:sz w:val="20"/>
           <w:szCs w:val="20"/>
         </w:rPr>
-        <w:t>GoDaddy Web hosting and server maintenance, FTP, MySQL Database, cPanel, Web design and development, Mobile friendly responsive Bootstrap and jQuery webpage designs and PHP frameworks (mini Logic), W3C Validations, Graphic design, Windows 10 installations and upgrades, Web security and Google reCAPTCHA design and management (PHP Curl), Audio and Video Editing, Adobe CC software installation, maintenance and Desktop publishing.</w:t>
+        <w:t>GoDaddy Web hosting and server maintenance, FTP, MySQL Database, cPanel, Web design and development, Mobile friendly responsive Bootstrap and jQuery webpage designs and PHP frameworks (mini Logic), W3C Validations, Graphic design, Windows 10 installations and upgrades, Rapid API management, Payment Gateway, Web security and Google reCAPTCHA design and management (PHP Curl), Web email design (PHP Mailer), Search Engine Optimization (SEO) and management, Google Search webpage design, Social media webpage design, Social media development and management, Audio and Video Editing, Adobe CC software installation, maintenance and Desktop publishing.</w:t>
       </w:r>
     </w:p>
     <w:p>
@@ -1336,6 +1436,7 @@
         <w:rPr>
           <w:i/>
           <w:iCs/>
+          <w:color w:val="000000" w:themeColor="text1"/>
           <w:sz w:val="20"/>
           <w:szCs w:val="20"/>
         </w:rPr>
@@ -1344,84 +1445,209 @@
         <w:rPr>
           <w:b/>
           <w:bCs w:val="0"/>
-        </w:rPr>
-        <w:t>IT/Designer at Quilon Mobiles Service Center</w:t>
-      </w:r>
-      <w:r>
-        <w:t xml:space="preserve">, 1st floor, Paris Tower, </w:t>
-      </w:r>
-      <w:proofErr w:type="spellStart"/>
-      <w:r>
-        <w:t>Andamukkom</w:t>
-      </w:r>
-      <w:proofErr w:type="spellEnd"/>
-      <w:r>
-        <w:t xml:space="preserve">, Beach Road, Kollam, Kerala, India, PIN-691001.  Website: http://www.quilonmobiles.com/   </w:t>
-      </w:r>
-      <w:r>
+          <w:color w:val="000000" w:themeColor="text1"/>
+        </w:rPr>
+        <w:t>IT Manager at Logic Multimedia</w:t>
+      </w:r>
+      <w:r>
+        <w:rPr>
+          <w:b/>
+          <w:bCs w:val="0"/>
+          <w:color w:val="000000" w:themeColor="text1"/>
+        </w:rPr>
+        <w:t xml:space="preserve"> Shop</w:t>
+      </w:r>
+      <w:r>
+        <w:rPr>
+          <w:color w:val="000000" w:themeColor="text1"/>
+        </w:rPr>
+        <w:t xml:space="preserve">, Bishop Jerome Nagar, Kollam, Kerala, India, PIN-691001, </w:t>
+      </w:r>
+      <w:r>
+        <w:rPr>
+          <w:color w:val="000000" w:themeColor="text1"/>
+        </w:rPr>
+        <w:t xml:space="preserve">Graphic Designer at </w:t>
+      </w:r>
+      <w:r>
+        <w:rPr>
+          <w:b/>
+          <w:bCs w:val="0"/>
+          <w:color w:val="000000" w:themeColor="text1"/>
+        </w:rPr>
+        <w:t xml:space="preserve">Losago Media Technologies, </w:t>
+      </w:r>
+      <w:r>
+        <w:rPr>
+          <w:b/>
+          <w:bCs w:val="0"/>
+          <w:color w:val="000000" w:themeColor="text1"/>
+        </w:rPr>
         <w:br/>
+        <w:t>Duration:</w:t>
+      </w:r>
+      <w:r>
+        <w:rPr>
+          <w:color w:val="000000" w:themeColor="text1"/>
+        </w:rPr>
+        <w:t xml:space="preserve"> January 23, 2019 – May 6, 2020 </w:t>
       </w:r>
       <w:r>
         <w:rPr>
           <w:b/>
           <w:bCs w:val="0"/>
+          <w:color w:val="000000" w:themeColor="text1"/>
+        </w:rPr>
+        <w:br/>
+      </w:r>
+      <w:r>
+        <w:rPr>
+          <w:b/>
+          <w:bCs w:val="0"/>
+          <w:color w:val="000000" w:themeColor="text1"/>
+        </w:rPr>
+        <w:t xml:space="preserve">Sr. Programmer at </w:t>
+      </w:r>
+      <w:r>
+        <w:rPr>
+          <w:b/>
+          <w:bCs w:val="0"/>
+          <w:color w:val="000000" w:themeColor="text1"/>
+        </w:rPr>
+        <w:t>Logic Multimedia &amp; Events</w:t>
+      </w:r>
+      <w:r>
+        <w:rPr>
+          <w:b/>
+          <w:bCs w:val="0"/>
+          <w:color w:val="000000" w:themeColor="text1"/>
+        </w:rPr>
+        <w:t xml:space="preserve"> (Old name), Logic Events &amp; Advertising (New name)</w:t>
+      </w:r>
+      <w:r>
+        <w:rPr>
+          <w:color w:val="000000" w:themeColor="text1"/>
+        </w:rPr>
+        <w:t xml:space="preserve">. </w:t>
+      </w:r>
+      <w:r>
+        <w:rPr>
+          <w:color w:val="000000" w:themeColor="text1"/>
+        </w:rPr>
+        <w:t xml:space="preserve">Pattathuvila Plaza, Chinnakada, Kollam, Kerala 691001, Website: </w:t>
+      </w:r>
+      <w:r>
+        <w:rPr>
+          <w:color w:val="000000" w:themeColor="text1"/>
+        </w:rPr>
+        <w:t xml:space="preserve">https://logicmultimedia.in/ </w:t>
+      </w:r>
+      <w:r>
+        <w:rPr>
+          <w:color w:val="000000" w:themeColor="text1"/>
+        </w:rPr>
+        <w:br/>
+      </w:r>
+      <w:r>
+        <w:rPr>
+          <w:b/>
+          <w:bCs w:val="0"/>
+          <w:color w:val="000000" w:themeColor="text1"/>
         </w:rPr>
         <w:t>Duration:</w:t>
       </w:r>
       <w:r>
+        <w:rPr>
+          <w:color w:val="000000" w:themeColor="text1"/>
+        </w:rPr>
         <w:t xml:space="preserve"> </w:t>
       </w:r>
       <w:r>
-        <w:t>1</w:t>
-      </w:r>
-      <w:r>
-        <w:rPr>
+        <w:rPr>
+          <w:color w:val="000000" w:themeColor="text1"/>
+        </w:rPr>
+        <w:t>8</w:t>
+      </w:r>
+      <w:r>
+        <w:rPr>
+          <w:color w:val="000000" w:themeColor="text1"/>
           <w:vertAlign w:val="superscript"/>
         </w:rPr>
+        <w:t>t</w:t>
+      </w:r>
+      <w:r>
+        <w:rPr>
+          <w:color w:val="000000" w:themeColor="text1"/>
+          <w:vertAlign w:val="superscript"/>
+        </w:rPr>
+        <w:t>h</w:t>
+      </w:r>
+      <w:r>
+        <w:rPr>
+          <w:color w:val="000000" w:themeColor="text1"/>
+        </w:rPr>
+        <w:t xml:space="preserve"> </w:t>
+      </w:r>
+      <w:r>
+        <w:rPr>
+          <w:color w:val="000000" w:themeColor="text1"/>
+        </w:rPr>
+        <w:t>December</w:t>
+      </w:r>
+      <w:r>
+        <w:rPr>
+          <w:color w:val="000000" w:themeColor="text1"/>
+        </w:rPr>
+        <w:t xml:space="preserve"> 202</w:t>
+      </w:r>
+      <w:r>
+        <w:rPr>
+          <w:color w:val="000000" w:themeColor="text1"/>
+        </w:rPr>
+        <w:t>4 – 31</w:t>
+      </w:r>
+      <w:r>
+        <w:rPr>
+          <w:color w:val="000000" w:themeColor="text1"/>
+          <w:vertAlign w:val="superscript"/>
+        </w:rPr>
         <w:t>st</w:t>
       </w:r>
       <w:r>
-        <w:t xml:space="preserve"> </w:t>
-      </w:r>
-      <w:r>
-        <w:t>November 2020 to 7</w:t>
-      </w:r>
-      <w:r>
-        <w:rPr>
-          <w:vertAlign w:val="superscript"/>
-        </w:rPr>
-        <w:t>th</w:t>
-      </w:r>
-      <w:r>
-        <w:t xml:space="preserve"> </w:t>
-      </w:r>
-      <w:r>
-        <w:t>July 202</w:t>
-      </w:r>
-      <w:r>
-        <w:t>1</w:t>
-      </w:r>
-      <w:r>
+        <w:rPr>
+          <w:color w:val="000000" w:themeColor="text1"/>
+        </w:rPr>
+        <w:t xml:space="preserve"> October 2025</w:t>
+      </w:r>
+      <w:r>
+        <w:rPr>
+          <w:color w:val="000000" w:themeColor="text1"/>
+        </w:rPr>
         <w:br/>
       </w:r>
       <w:r>
         <w:rPr>
           <w:b/>
           <w:bCs w:val="0"/>
+          <w:color w:val="000000" w:themeColor="text1"/>
         </w:rPr>
         <w:t>Works detail:</w:t>
       </w:r>
       <w:r>
+        <w:rPr>
+          <w:color w:val="000000" w:themeColor="text1"/>
+        </w:rPr>
         <w:t xml:space="preserve"> </w:t>
       </w:r>
       <w:r>
         <w:rPr>
           <w:i/>
           <w:iCs/>
+          <w:color w:val="000000" w:themeColor="text1"/>
           <w:sz w:val="20"/>
           <w:szCs w:val="20"/>
         </w:rPr>
-        <w:t>GoDaddy Web hosting and server maintenance, FTP, MySQL Database, cPanel, Web design and development, Mobile friendly responsive Bootstrap and jQuery webpage designs and PHP frameworks (mini Logic), W3C Validations, Graphic design, Windows 10 installations and upgrades, Rapid API management, Payment Gateway, Web security and Google reCAPTCHA design and management (PHP Curl), Web email design (PHP Mailer), Search Engine Optimization (SEO) and management, Google Search webpage design, Social media webpage design, Social media development and management, Audio and Video Editing, Adobe CC software installation, maintenance and Desktop publishing.</w:t>
+        <w:t>Reseller Web hosting and server maintenance including Web Host Manager (WHM), FTP, MySQL Database, WordPress and cPanel, Web design and development, Mobile friendly responsive Bootstrap and jQuery webpage designs and PHP frameworks (mini Logic), W3C Validations, Graphic design, Windows installations and upgrades, Rapid API management, Web security and Google reCAPTCHA design and management (PHP Curl), Web email design (php), Web email software and management, Search Engine Optimization (SEO) and management, Google Search webpage design, Social media webpage design, Social media development and management, Audio and Video Editing, Shop accounting and sales management, Adobe CC software installation, maintenance and Desktop publishing.</w:t>
       </w:r>
     </w:p>
     <w:p>
@@ -1430,6 +1656,7 @@
         <w:rPr>
           <w:i/>
           <w:iCs/>
+          <w:color w:val="000000" w:themeColor="text1"/>
           <w:sz w:val="20"/>
           <w:szCs w:val="20"/>
         </w:rPr>
@@ -1438,532 +1665,510 @@
         <w:rPr>
           <w:b/>
           <w:bCs w:val="0"/>
-        </w:rPr>
-        <w:t>IT Manager at Logic Multimedia</w:t>
+          <w:color w:val="000000" w:themeColor="text1"/>
+        </w:rPr>
+        <w:t>Web Designer at Zelenium InfoTech Private Ltd</w:t>
+      </w:r>
+      <w:r>
+        <w:rPr>
+          <w:color w:val="000000" w:themeColor="text1"/>
+        </w:rPr>
+        <w:t xml:space="preserve">, 5D, Transasia, Infopark SEZ Phase II, Cochin, India. Pin 682303. (Website: www.zeleniumglobal.com) </w:t>
+      </w:r>
+      <w:r>
+        <w:rPr>
+          <w:color w:val="000000" w:themeColor="text1"/>
+        </w:rPr>
+        <w:br/>
       </w:r>
       <w:r>
         <w:rPr>
           <w:b/>
           <w:bCs w:val="0"/>
-        </w:rPr>
-        <w:t xml:space="preserve"> Shop</w:t>
-      </w:r>
-      <w:r>
-        <w:t xml:space="preserve">, Bishop Jerome Nagar, Kollam, Kerala, India, PIN-691001, </w:t>
-      </w:r>
-      <w:r>
-        <w:t xml:space="preserve">Graphic Designer at </w:t>
+          <w:color w:val="000000" w:themeColor="text1"/>
+        </w:rPr>
+        <w:t>Duration:</w:t>
+      </w:r>
+      <w:r>
+        <w:rPr>
+          <w:color w:val="000000" w:themeColor="text1"/>
+        </w:rPr>
+        <w:t xml:space="preserve"> June 11, 2018 to October 15, 2018</w:t>
+      </w:r>
+      <w:r>
+        <w:rPr>
+          <w:color w:val="000000" w:themeColor="text1"/>
+        </w:rPr>
+        <w:br/>
       </w:r>
       <w:r>
         <w:rPr>
           <w:b/>
           <w:bCs w:val="0"/>
-        </w:rPr>
-        <w:t xml:space="preserve">Losago Media Technologies, </w:t>
-      </w:r>
-      <w:r>
-        <w:rPr>
-          <w:b/>
-          <w:bCs w:val="0"/>
-        </w:rPr>
-        <w:br/>
-      </w:r>
-      <w:r>
-        <w:rPr>
-          <w:b/>
-          <w:bCs w:val="0"/>
-        </w:rPr>
-        <w:t>Duration:</w:t>
-      </w:r>
-      <w:r>
-        <w:t xml:space="preserve"> </w:t>
-      </w:r>
-      <w:r>
-        <w:t>January 23, 2019 – May 6, 2020</w:t>
-      </w:r>
-      <w:r>
-        <w:t xml:space="preserve"> </w:t>
-      </w:r>
-      <w:r>
-        <w:rPr>
-          <w:b/>
-          <w:bCs w:val="0"/>
-        </w:rPr>
-        <w:br/>
-      </w:r>
-      <w:r>
-        <w:rPr>
-          <w:b/>
-          <w:bCs w:val="0"/>
-        </w:rPr>
-        <w:t>Sr. Programmer at</w:t>
-      </w:r>
-      <w:r>
-        <w:rPr>
-          <w:b/>
-          <w:bCs w:val="0"/>
-        </w:rPr>
-        <w:t xml:space="preserve"> </w:t>
-      </w:r>
-      <w:r>
-        <w:rPr>
-          <w:b/>
-          <w:bCs w:val="0"/>
-        </w:rPr>
-        <w:t>Logic Multimedia &amp; Events</w:t>
-      </w:r>
-      <w:r>
-        <w:rPr>
-          <w:b/>
-          <w:bCs w:val="0"/>
-        </w:rPr>
-        <w:t xml:space="preserve"> (Old name), Logic Events &amp; Advertising (New name)</w:t>
-      </w:r>
-      <w:r>
-        <w:t xml:space="preserve">. </w:t>
-      </w:r>
-      <w:proofErr w:type="spellStart"/>
-      <w:r>
-        <w:t>Pattathuvila</w:t>
-      </w:r>
-      <w:proofErr w:type="spellEnd"/>
-      <w:r>
-        <w:t xml:space="preserve"> Plaza, </w:t>
-      </w:r>
-      <w:proofErr w:type="spellStart"/>
-      <w:r>
-        <w:t>Chinnakada</w:t>
-      </w:r>
-      <w:proofErr w:type="spellEnd"/>
-      <w:r>
-        <w:t>, Kollam, Kerala 691001</w:t>
-      </w:r>
-      <w:r>
-        <w:t xml:space="preserve">, Website: </w:t>
-      </w:r>
-      <w:r>
-        <w:t xml:space="preserve">https://logicmultimedia.in/ </w:t>
-      </w:r>
-      <w:r>
-        <w:br/>
-      </w:r>
-      <w:r>
-        <w:rPr>
-          <w:b/>
-          <w:bCs w:val="0"/>
-        </w:rPr>
-        <w:t>Duration:</w:t>
-      </w:r>
-      <w:r>
-        <w:t xml:space="preserve"> </w:t>
-      </w:r>
-      <w:r>
-        <w:t>8</w:t>
-      </w:r>
-      <w:r>
-        <w:rPr>
-          <w:vertAlign w:val="superscript"/>
-        </w:rPr>
-        <w:t>t</w:t>
-      </w:r>
-      <w:r>
-        <w:rPr>
-          <w:vertAlign w:val="superscript"/>
-        </w:rPr>
-        <w:t>h</w:t>
-      </w:r>
-      <w:r>
-        <w:t xml:space="preserve"> </w:t>
-      </w:r>
-      <w:r>
-        <w:t>December</w:t>
-      </w:r>
-      <w:r>
-        <w:t xml:space="preserve"> 202</w:t>
-      </w:r>
-      <w:r>
-        <w:t xml:space="preserve">4 </w:t>
-      </w:r>
-      <w:r>
-        <w:t>–</w:t>
-      </w:r>
-      <w:r>
-        <w:t xml:space="preserve"> </w:t>
-      </w:r>
-      <w:r>
-        <w:t>31</w:t>
-      </w:r>
-      <w:r>
-        <w:rPr>
-          <w:vertAlign w:val="superscript"/>
-        </w:rPr>
-        <w:t>st</w:t>
-      </w:r>
-      <w:r>
-        <w:t xml:space="preserve"> October 2025</w:t>
-      </w:r>
-      <w:r>
-        <w:br/>
-      </w:r>
-      <w:r>
-        <w:rPr>
-          <w:b/>
-          <w:bCs w:val="0"/>
+          <w:color w:val="000000" w:themeColor="text1"/>
         </w:rPr>
         <w:t>Works detail:</w:t>
       </w:r>
       <w:r>
+        <w:rPr>
+          <w:color w:val="000000" w:themeColor="text1"/>
+        </w:rPr>
         <w:t xml:space="preserve"> </w:t>
       </w:r>
       <w:r>
         <w:rPr>
           <w:i/>
           <w:iCs/>
+          <w:color w:val="000000" w:themeColor="text1"/>
           <w:sz w:val="20"/>
           <w:szCs w:val="20"/>
         </w:rPr>
-        <w:t>Reseller Web hosting and server maintenance including Web Host Manager (WHM), FTP, MySQL Database, WordPress and cPanel, Web design and development, Mobile friendly responsive Bootstrap and jQuery webpage designs and PHP frameworks (mini Logic), W3C Validations, Graphic design, Windows installations and upgrades, Rapid API management, Web security and Google reCAPTCHA design and management (PHP Curl), Web email design (</w:t>
-      </w:r>
-      <w:proofErr w:type="spellStart"/>
+        <w:t xml:space="preserve">ASP.Net and MVC Framework, Web Design and Development, Mobile friendly </w:t>
+      </w:r>
       <w:r>
         <w:rPr>
           <w:i/>
           <w:iCs/>
+          <w:color w:val="000000" w:themeColor="text1"/>
           <w:sz w:val="20"/>
           <w:szCs w:val="20"/>
         </w:rPr>
-        <w:t>php</w:t>
-      </w:r>
-      <w:proofErr w:type="spellEnd"/>
+        <w:lastRenderedPageBreak/>
+        <w:t>responsive Bootstrap and jQuery webpage designs and ASP.Net frameworks, W3C Validations, Graphic Design, Visual Studio and Adobe CC software installation, maintenance and Desktop publishing.</w:t>
+      </w:r>
+    </w:p>
+    <w:p>
+      <w:pPr>
+        <w:pStyle w:val="numberlist"/>
+        <w:rPr>
+          <w:color w:val="000000" w:themeColor="text1"/>
+        </w:rPr>
+      </w:pPr>
+      <w:r>
+        <w:rPr>
+          <w:b/>
+          <w:bCs w:val="0"/>
+          <w:color w:val="000000" w:themeColor="text1"/>
+        </w:rPr>
+        <w:t>Web Designer and Developer at Infametech Solutions Pvt. Ltd.</w:t>
+      </w:r>
+      <w:r>
+        <w:rPr>
+          <w:color w:val="000000" w:themeColor="text1"/>
+        </w:rPr>
+        <w:t xml:space="preserve"> 1st Floor, Rubiyan Building, Arangath Road, Kacheripady, Kochi-18, Kerala, India. website -</w:t>
+      </w:r>
+      <w:hyperlink r:id="rId20">
+        <w:r>
+          <w:rPr>
+            <w:color w:val="000000" w:themeColor="text1"/>
+          </w:rPr>
+          <w:t xml:space="preserve"> </w:t>
+        </w:r>
+      </w:hyperlink>
+      <w:r>
+        <w:rPr>
+          <w:color w:val="000000" w:themeColor="text1"/>
+        </w:rPr>
+        <w:t>www.infametech.in</w:t>
+      </w:r>
+      <w:hyperlink r:id="rId21">
+        <w:r>
+          <w:rPr>
+            <w:color w:val="000000" w:themeColor="text1"/>
+          </w:rPr>
+          <w:t xml:space="preserve"> </w:t>
+        </w:r>
+      </w:hyperlink>
+      <w:r>
+        <w:rPr>
+          <w:color w:val="000000" w:themeColor="text1"/>
+        </w:rPr>
+        <w:t>(Not presently active online, company closed)</w:t>
+      </w:r>
+      <w:r>
+        <w:rPr>
+          <w:color w:val="000000" w:themeColor="text1"/>
+        </w:rPr>
+        <w:br/>
+      </w:r>
+      <w:r>
+        <w:rPr>
+          <w:b/>
+          <w:bCs w:val="0"/>
+          <w:color w:val="000000" w:themeColor="text1"/>
+        </w:rPr>
+        <w:t>Duration:</w:t>
+      </w:r>
+      <w:r>
+        <w:rPr>
+          <w:color w:val="000000" w:themeColor="text1"/>
+        </w:rPr>
+        <w:t xml:space="preserve"> September 18, 2017 to June 9, 2018</w:t>
+      </w:r>
+      <w:r>
+        <w:rPr>
+          <w:color w:val="000000" w:themeColor="text1"/>
+        </w:rPr>
+        <w:br/>
+      </w:r>
+      <w:r>
+        <w:rPr>
+          <w:b/>
+          <w:bCs w:val="0"/>
+          <w:color w:val="000000" w:themeColor="text1"/>
+        </w:rPr>
+        <w:t>Works detail:</w:t>
+      </w:r>
+      <w:r>
+        <w:rPr>
+          <w:color w:val="000000" w:themeColor="text1"/>
+        </w:rPr>
+        <w:t xml:space="preserve"> </w:t>
+      </w:r>
       <w:r>
         <w:rPr>
           <w:i/>
           <w:iCs/>
+          <w:color w:val="000000" w:themeColor="text1"/>
           <w:sz w:val="20"/>
           <w:szCs w:val="20"/>
         </w:rPr>
-        <w:t>), Web email software and management, Search Engine Optimization (SEO) and management, Google Search webpage design, Social media webpage design, Social media development and management, Audio and Video Editing, Shop accounting and sales management, Adobe CC software installation, maintenance and Desktop publishing.</w:t>
+        <w:t>Web server maintenance including FTP, MySQL Database, cPanel, PHP Frameworks such as WordPress and CodeIgniter, Web design and development, Mobile friendly responsive Bootstrap and jQuery webpage designs and PHP frameworks, W3C Validations, Graphic design, Adobe CC software installation, maintenance and Desktop publishing, Windows installations and upgrades.</w:t>
       </w:r>
     </w:p>
     <w:p>
       <w:pPr>
         <w:pStyle w:val="numberlist"/>
+        <w:rPr>
+          <w:color w:val="000000" w:themeColor="text1"/>
+        </w:rPr>
+      </w:pPr>
+      <w:r>
+        <w:rPr>
+          <w:b/>
+          <w:bCs w:val="0"/>
+          <w:color w:val="000000" w:themeColor="text1"/>
+        </w:rPr>
+        <w:t>Web Developer at Codmob Technologies,</w:t>
+      </w:r>
+      <w:r>
+        <w:rPr>
+          <w:color w:val="000000" w:themeColor="text1"/>
+        </w:rPr>
+        <w:t xml:space="preserve"> Infopark campus, Nirmal Infopark, Kakkanad, Kochi. Website - www.codmob.com </w:t>
+      </w:r>
+      <w:r>
+        <w:rPr>
+          <w:color w:val="000000" w:themeColor="text1"/>
+        </w:rPr>
+        <w:br/>
+      </w:r>
+      <w:r>
+        <w:rPr>
+          <w:b/>
+          <w:bCs w:val="0"/>
+          <w:color w:val="000000" w:themeColor="text1"/>
+        </w:rPr>
+        <w:t>Duration:</w:t>
+      </w:r>
+      <w:r>
+        <w:rPr>
+          <w:color w:val="000000" w:themeColor="text1"/>
+        </w:rPr>
+        <w:t xml:space="preserve"> July 21, 2016 to September 11, 2017</w:t>
+      </w:r>
+      <w:r>
+        <w:rPr>
+          <w:color w:val="000000" w:themeColor="text1"/>
+        </w:rPr>
+        <w:br/>
+      </w:r>
+      <w:r>
+        <w:rPr>
+          <w:b/>
+          <w:bCs w:val="0"/>
+          <w:color w:val="000000" w:themeColor="text1"/>
+        </w:rPr>
+        <w:t>Works detail:</w:t>
+      </w:r>
+      <w:r>
+        <w:rPr>
+          <w:color w:val="000000" w:themeColor="text1"/>
+        </w:rPr>
+        <w:t xml:space="preserve"> </w:t>
+      </w:r>
+      <w:r>
         <w:rPr>
           <w:i/>
           <w:iCs/>
+          <w:color w:val="000000" w:themeColor="text1"/>
           <w:sz w:val="20"/>
           <w:szCs w:val="20"/>
         </w:rPr>
+        <w:t>Web server maintenance including FTP, MySQL Database, cPanel, CodeIgniter (PHP Framework) and WordPress, Web design and development, W3C Validations, Graphic design, Adobe CC software installation, maintenance and Desktop publishing.</w:t>
+      </w:r>
+    </w:p>
+    <w:p>
+      <w:pPr>
+        <w:pStyle w:val="numberlist"/>
+        <w:rPr>
+          <w:color w:val="000000" w:themeColor="text1"/>
+        </w:rPr>
       </w:pPr>
       <w:r>
         <w:rPr>
           <w:b/>
           <w:bCs w:val="0"/>
-        </w:rPr>
-        <w:t>Web Designer at Zelenium InfoTech Private Ltd</w:t>
-      </w:r>
-      <w:r>
-        <w:t xml:space="preserve">, 5D, </w:t>
-      </w:r>
-      <w:proofErr w:type="spellStart"/>
-      <w:r>
-        <w:t>Transasia</w:t>
-      </w:r>
-      <w:proofErr w:type="spellEnd"/>
-      <w:r>
-        <w:t>, Infopark SEZ Phase II, Cochin, India. Pin 682303. (Website:</w:t>
-      </w:r>
-      <w:r>
-        <w:t xml:space="preserve"> </w:t>
-      </w:r>
-      <w:r>
-        <w:t xml:space="preserve">www.zeleniumglobal.com) </w:t>
-      </w:r>
-      <w:r>
+          <w:color w:val="000000" w:themeColor="text1"/>
+        </w:rPr>
+        <w:t>Web Developer, at Gram Technologies</w:t>
+      </w:r>
+      <w:r>
+        <w:rPr>
+          <w:color w:val="000000" w:themeColor="text1"/>
+        </w:rPr>
+        <w:t xml:space="preserve">, USRA-62, Udarasiroman Road, Vellayambalam Trivandrum, India, Pin: 695010. </w:t>
+      </w:r>
+      <w:r>
+        <w:rPr>
+          <w:color w:val="000000" w:themeColor="text1"/>
+        </w:rPr>
         <w:br/>
       </w:r>
       <w:r>
         <w:rPr>
           <w:b/>
           <w:bCs w:val="0"/>
+          <w:color w:val="000000" w:themeColor="text1"/>
         </w:rPr>
         <w:t>Duration:</w:t>
       </w:r>
       <w:r>
-        <w:t xml:space="preserve"> </w:t>
-      </w:r>
-      <w:r>
-        <w:t>June 11, 2018 to October 15, 2018</w:t>
-      </w:r>
-      <w:r>
+        <w:rPr>
+          <w:color w:val="000000" w:themeColor="text1"/>
+        </w:rPr>
+        <w:t xml:space="preserve"> August 3, 2015 to July 20, 2016</w:t>
+      </w:r>
+      <w:r>
+        <w:rPr>
+          <w:color w:val="000000" w:themeColor="text1"/>
+        </w:rPr>
         <w:br/>
       </w:r>
       <w:r>
         <w:rPr>
           <w:b/>
           <w:bCs w:val="0"/>
+          <w:color w:val="000000" w:themeColor="text1"/>
         </w:rPr>
         <w:t>Works detail:</w:t>
       </w:r>
       <w:r>
+        <w:rPr>
+          <w:color w:val="000000" w:themeColor="text1"/>
+        </w:rPr>
         <w:t xml:space="preserve"> </w:t>
       </w:r>
       <w:r>
         <w:rPr>
           <w:i/>
           <w:iCs/>
+          <w:color w:val="000000" w:themeColor="text1"/>
           <w:sz w:val="20"/>
           <w:szCs w:val="20"/>
         </w:rPr>
-        <w:t>ASP.Net and MVC Framework, Web Design and Development, Mobile friendly responsive Bootstrap and jQuery webpage designs and ASP.Net frameworks, W3C Validations, Graphic Design, Visual Studio and Adobe CC software installation, maintenance and Desktop publishing.</w:t>
+        <w:t>Web server maintenance including FTP, MySQL Database, cPanel, PHP Framework such as CodeIgniter and WordPress, Web design and development, Mobile friendly responsive Bootstrap and jQuery webpage designs, W3C Validations, Graphic design and Animation, Audio and Video Editing, Adobe CC software installation, maintenance and Desktop publishing.</w:t>
+      </w:r>
+      <w:r>
+        <w:rPr>
+          <w:color w:val="000000" w:themeColor="text1"/>
+          <w:sz w:val="20"/>
+          <w:szCs w:val="20"/>
+        </w:rPr>
+        <w:t xml:space="preserve"> </w:t>
       </w:r>
     </w:p>
     <w:p>
       <w:pPr>
         <w:pStyle w:val="numberlist"/>
-      </w:pPr>
-      <w:r>
-        <w:rPr>
-          <w:b/>
-          <w:bCs w:val="0"/>
-        </w:rPr>
-        <w:t xml:space="preserve">Web Designer and Developer at Infametech Solutions </w:t>
-      </w:r>
-      <w:proofErr w:type="spellStart"/>
-      <w:r>
-        <w:rPr>
-          <w:b/>
-          <w:bCs w:val="0"/>
-        </w:rPr>
-        <w:t>Pvt.</w:t>
-      </w:r>
-      <w:proofErr w:type="spellEnd"/>
-      <w:r>
-        <w:rPr>
-          <w:b/>
-          <w:bCs w:val="0"/>
-        </w:rPr>
-        <w:t xml:space="preserve"> Ltd.</w:t>
-      </w:r>
-      <w:r>
-        <w:t xml:space="preserve"> 1st Floor, </w:t>
-      </w:r>
-      <w:proofErr w:type="spellStart"/>
-      <w:r>
-        <w:t>Rubiyan</w:t>
-      </w:r>
-      <w:proofErr w:type="spellEnd"/>
-      <w:r>
-        <w:t xml:space="preserve"> Building, </w:t>
-      </w:r>
-      <w:proofErr w:type="spellStart"/>
-      <w:r>
-        <w:t>Arangath</w:t>
-      </w:r>
-      <w:proofErr w:type="spellEnd"/>
-      <w:r>
-        <w:t xml:space="preserve"> Road, Kacheripady, Kochi-18, Kerala, India. website -</w:t>
-      </w:r>
-      <w:hyperlink r:id="rId20">
-        <w:r>
-          <w:t xml:space="preserve"> </w:t>
-        </w:r>
-      </w:hyperlink>
-      <w:r>
-        <w:t>www.infametech.in</w:t>
-      </w:r>
-      <w:hyperlink r:id="rId21">
-        <w:r>
-          <w:t xml:space="preserve"> </w:t>
-        </w:r>
-      </w:hyperlink>
-      <w:r>
-        <w:t>(Not presently active online</w:t>
-      </w:r>
-      <w:r>
-        <w:t>, company closed</w:t>
-      </w:r>
-      <w:r>
-        <w:t>)</w:t>
-      </w:r>
-      <w:r>
-        <w:br/>
-      </w:r>
-      <w:r>
-        <w:rPr>
-          <w:b/>
-          <w:bCs w:val="0"/>
-        </w:rPr>
-        <w:t>Duration:</w:t>
-      </w:r>
-      <w:r>
-        <w:t xml:space="preserve"> </w:t>
-      </w:r>
-      <w:r>
-        <w:t>September 18, 2017 to June 9, 2018</w:t>
-      </w:r>
-      <w:r>
-        <w:br/>
-      </w:r>
-      <w:r>
-        <w:rPr>
-          <w:b/>
-          <w:bCs w:val="0"/>
-        </w:rPr>
-        <w:t>Works detail:</w:t>
-      </w:r>
-      <w:r>
-        <w:t xml:space="preserve"> </w:t>
-      </w:r>
-      <w:r>
         <w:rPr>
           <w:i/>
           <w:iCs/>
+          <w:color w:val="000000" w:themeColor="text1"/>
           <w:sz w:val="20"/>
           <w:szCs w:val="20"/>
         </w:rPr>
-        <w:t>Web server maintenance including FTP, MySQL Database, cPanel, PHP Frameworks such as WordPress and CodeIgniter, Web design and development, Mobile friendly responsive Bootstrap and jQuery webpage designs and PHP frameworks, W3C Validations, Graphic design, Adobe CC software installation, maintenance and Desktop publishing, Windows installations and upgrades.</w:t>
-      </w:r>
-    </w:p>
-    <w:p>
-      <w:pPr>
-        <w:pStyle w:val="numberlist"/>
       </w:pPr>
       <w:r>
         <w:rPr>
           <w:b/>
           <w:bCs w:val="0"/>
-        </w:rPr>
-        <w:t>Web Developer at Codmob Technologies,</w:t>
-      </w:r>
-      <w:r>
-        <w:t xml:space="preserve"> Infopark campus, Nirmal Infopark, Kakkanad, Kochi.</w:t>
-      </w:r>
-      <w:r>
-        <w:t xml:space="preserve"> </w:t>
-      </w:r>
-      <w:r>
-        <w:t>Website</w:t>
-      </w:r>
-      <w:r>
-        <w:t xml:space="preserve"> - </w:t>
-      </w:r>
-      <w:r>
-        <w:t xml:space="preserve">www.codmob.com </w:t>
-      </w:r>
-      <w:r>
+          <w:color w:val="000000" w:themeColor="text1"/>
+        </w:rPr>
+        <w:t>Faculty of Web Design and Development</w:t>
+      </w:r>
+      <w:r>
+        <w:rPr>
+          <w:color w:val="000000" w:themeColor="text1"/>
+        </w:rPr>
+        <w:t xml:space="preserve">, </w:t>
+      </w:r>
+      <w:r>
+        <w:rPr>
+          <w:b/>
+          <w:bCs w:val="0"/>
+          <w:color w:val="000000" w:themeColor="text1"/>
+        </w:rPr>
+        <w:t>Computer Technology and Development Center</w:t>
+      </w:r>
+      <w:r>
+        <w:rPr>
+          <w:color w:val="000000" w:themeColor="text1"/>
+        </w:rPr>
+        <w:t xml:space="preserve">, Pettah, Thiruvananthapuram, &amp; </w:t>
+      </w:r>
+      <w:r>
+        <w:rPr>
+          <w:b/>
+          <w:bCs w:val="0"/>
+          <w:color w:val="000000" w:themeColor="text1"/>
+        </w:rPr>
+        <w:t>Surabhi Multimedia</w:t>
+      </w:r>
+      <w:r>
+        <w:rPr>
+          <w:color w:val="000000" w:themeColor="text1"/>
+        </w:rPr>
+        <w:t>, V. V. Road, Vanchiyoor, Trivandrum-35.</w:t>
+      </w:r>
+      <w:r>
+        <w:rPr>
+          <w:color w:val="000000" w:themeColor="text1"/>
+        </w:rPr>
         <w:br/>
       </w:r>
       <w:r>
         <w:rPr>
           <w:b/>
           <w:bCs w:val="0"/>
+          <w:color w:val="000000" w:themeColor="text1"/>
         </w:rPr>
         <w:t>Duration:</w:t>
       </w:r>
       <w:r>
-        <w:t xml:space="preserve"> </w:t>
-      </w:r>
-      <w:r>
-        <w:t>July 21, 2016 to September 11, 2017</w:t>
-      </w:r>
-      <w:r>
+        <w:rPr>
+          <w:color w:val="000000" w:themeColor="text1"/>
+        </w:rPr>
+        <w:t xml:space="preserve"> October 23, 2014 to August 3, 2015 </w:t>
+      </w:r>
+      <w:r>
+        <w:rPr>
+          <w:color w:val="000000" w:themeColor="text1"/>
+        </w:rPr>
         <w:br/>
       </w:r>
       <w:r>
         <w:rPr>
           <w:b/>
           <w:bCs w:val="0"/>
-        </w:rPr>
-        <w:t>Works detail:</w:t>
-      </w:r>
-      <w:r>
+          <w:color w:val="000000" w:themeColor="text1"/>
+        </w:rPr>
+        <w:t>Subjects:</w:t>
+      </w:r>
+      <w:r>
+        <w:rPr>
+          <w:color w:val="000000" w:themeColor="text1"/>
+        </w:rPr>
         <w:t xml:space="preserve"> </w:t>
       </w:r>
       <w:r>
         <w:rPr>
           <w:i/>
           <w:iCs/>
+          <w:color w:val="000000" w:themeColor="text1"/>
           <w:sz w:val="20"/>
           <w:szCs w:val="20"/>
         </w:rPr>
-        <w:t>Web server maintenance including FTP, MySQL Database, cPanel, CodeIgniter (PHP Framework) and WordPress, Web design and development, W3C Validations, Graphic design, Adobe CC software installation, maintenance and Desktop publishing.</w:t>
+        <w:t>Multimedia and Web, Adobe Software, Corel Draw, 3D Studio Max, HTML4.0 &amp; 5, CSS3, JavaScript, jQuery, PHP, MySQL, W3C Validations, SEO, social media, Online Education and MS-Office.</w:t>
       </w:r>
     </w:p>
     <w:p>
       <w:pPr>
         <w:pStyle w:val="numberlist"/>
-      </w:pPr>
-      <w:r>
-        <w:rPr>
-          <w:b/>
-          <w:bCs w:val="0"/>
-        </w:rPr>
-        <w:t>Web Developer, at Gram Technologies</w:t>
-      </w:r>
-      <w:r>
-        <w:t xml:space="preserve">, USRA-62, </w:t>
-      </w:r>
-      <w:proofErr w:type="spellStart"/>
-      <w:r>
-        <w:t>Udarasiroman</w:t>
-      </w:r>
-      <w:proofErr w:type="spellEnd"/>
-      <w:r>
-        <w:t xml:space="preserve"> Road, </w:t>
-      </w:r>
-      <w:proofErr w:type="spellStart"/>
-      <w:r>
-        <w:t>Vellayambalam</w:t>
-      </w:r>
-      <w:proofErr w:type="spellEnd"/>
-      <w:r>
-        <w:t xml:space="preserve"> Trivandrum, India, Pin: 695010. </w:t>
-      </w:r>
-      <w:r>
-        <w:br/>
-      </w:r>
-      <w:r>
-        <w:rPr>
-          <w:b/>
-          <w:bCs w:val="0"/>
-        </w:rPr>
-        <w:t>Duration:</w:t>
-      </w:r>
-      <w:r>
-        <w:t xml:space="preserve"> </w:t>
-      </w:r>
-      <w:r>
-        <w:t>August 3, 2015 to July 20, 2016</w:t>
-      </w:r>
-      <w:r>
-        <w:br/>
-      </w:r>
-      <w:r>
-        <w:rPr>
-          <w:b/>
-          <w:bCs w:val="0"/>
-        </w:rPr>
-        <w:t>Works detail:</w:t>
-      </w:r>
-      <w:r>
-        <w:t xml:space="preserve"> </w:t>
-      </w:r>
-      <w:r>
         <w:rPr>
           <w:i/>
           <w:iCs/>
+          <w:color w:val="000000" w:themeColor="text1"/>
           <w:sz w:val="20"/>
           <w:szCs w:val="20"/>
         </w:rPr>
-        <w:t>Web server maintenance including FTP, MySQL Database, cPanel, PHP Framework such as CodeIgniter and WordPress, Web design and development, Mobile friendly responsive Bootstrap and jQuery webpage designs, W3C Validations, Graphic design and Animation, Audio and Video Editing, Adobe CC software installation, maintenance and Desktop publishing.</w:t>
-      </w:r>
-      <w:r>
-        <w:rPr>
+      </w:pPr>
+      <w:r>
+        <w:rPr>
+          <w:b/>
+          <w:bCs w:val="0"/>
+          <w:color w:val="000000" w:themeColor="text1"/>
+        </w:rPr>
+        <w:t>Web and Graphic Designer at Forerunners Healthcare Consultants Pvt. Ltd.</w:t>
+      </w:r>
+      <w:r>
+        <w:rPr>
+          <w:color w:val="000000" w:themeColor="text1"/>
+        </w:rPr>
+        <w:t xml:space="preserve"> (2011-2012), Narendra Nagar, Nagpur, Maharashtra. Website: </w:t>
+      </w:r>
+      <w:hyperlink r:id="rId22">
+        <w:r>
+          <w:rPr>
+            <w:color w:val="000000" w:themeColor="text1"/>
+          </w:rPr>
+          <w:t>www.forerunnershealthcare.com</w:t>
+        </w:r>
+      </w:hyperlink>
+      <w:hyperlink r:id="rId23">
+        <w:r>
+          <w:rPr>
+            <w:color w:val="000000" w:themeColor="text1"/>
+          </w:rPr>
+          <w:t>,</w:t>
+        </w:r>
+      </w:hyperlink>
+      <w:r>
+        <w:rPr>
+          <w:color w:val="000000" w:themeColor="text1"/>
+        </w:rPr>
+        <w:t xml:space="preserve"> </w:t>
+      </w:r>
+      <w:r>
+        <w:rPr>
+          <w:color w:val="000000" w:themeColor="text1"/>
+        </w:rPr>
+        <w:br/>
+      </w:r>
+      <w:r>
+        <w:rPr>
+          <w:b/>
+          <w:bCs w:val="0"/>
+          <w:color w:val="000000" w:themeColor="text1"/>
+        </w:rPr>
+        <w:t>Works detail:</w:t>
+      </w:r>
+      <w:r>
+        <w:rPr>
+          <w:color w:val="000000" w:themeColor="text1"/>
+        </w:rPr>
+        <w:t xml:space="preserve"> </w:t>
+      </w:r>
+      <w:r>
+        <w:rPr>
+          <w:i/>
+          <w:iCs/>
+          <w:color w:val="000000" w:themeColor="text1"/>
           <w:sz w:val="20"/>
           <w:szCs w:val="20"/>
         </w:rPr>
-        <w:t xml:space="preserve"> </w:t>
+        <w:t>Web server maintenance including FTP, Web design and development, W3C Validations, Graphic design and Animation, Audio and Video Editing, Adobe software installation, maintenance and Desktop publishing.</w:t>
       </w:r>
     </w:p>
     <w:p>
@@ -1972,6 +2177,7 @@
         <w:rPr>
           <w:i/>
           <w:iCs/>
+          <w:color w:val="000000" w:themeColor="text1"/>
           <w:sz w:val="20"/>
           <w:szCs w:val="20"/>
         </w:rPr>
@@ -1980,188 +2186,243 @@
         <w:rPr>
           <w:b/>
           <w:bCs w:val="0"/>
-        </w:rPr>
-        <w:t xml:space="preserve">Faculty </w:t>
+          <w:color w:val="000000" w:themeColor="text1"/>
+        </w:rPr>
+        <w:t xml:space="preserve">Web Designer at DCS Infoway, </w:t>
+      </w:r>
+      <w:r>
+        <w:rPr>
+          <w:color w:val="000000" w:themeColor="text1"/>
+        </w:rPr>
+        <w:t>Near SBT, Sakthikulangara, Kollam, Kerala 691581 (2010)</w:t>
+      </w:r>
+      <w:r>
+        <w:rPr>
+          <w:color w:val="000000" w:themeColor="text1"/>
+        </w:rPr>
+        <w:br/>
       </w:r>
       <w:r>
         <w:rPr>
           <w:b/>
           <w:bCs w:val="0"/>
-        </w:rPr>
-        <w:t xml:space="preserve">of </w:t>
-      </w:r>
-      <w:r>
-        <w:rPr>
-          <w:b/>
-          <w:bCs w:val="0"/>
-        </w:rPr>
-        <w:t>Web Design and Development</w:t>
-      </w:r>
-      <w:r>
-        <w:t xml:space="preserve">, </w:t>
-      </w:r>
-      <w:r>
-        <w:rPr>
-          <w:b/>
-          <w:bCs w:val="0"/>
-        </w:rPr>
-        <w:t>Computer Technology and Development Center</w:t>
-      </w:r>
-      <w:r>
-        <w:t xml:space="preserve">, Pettah, Thiruvananthapuram, </w:t>
-      </w:r>
-      <w:r>
-        <w:t>&amp;</w:t>
-      </w:r>
-      <w:r>
-        <w:t xml:space="preserve"> </w:t>
-      </w:r>
-      <w:r>
-        <w:rPr>
-          <w:b/>
-          <w:bCs w:val="0"/>
-        </w:rPr>
-        <w:t>Surabhi Multimedia</w:t>
-      </w:r>
-      <w:r>
-        <w:t xml:space="preserve">, V. V. Road, </w:t>
-      </w:r>
-      <w:proofErr w:type="spellStart"/>
-      <w:r>
-        <w:t>Vanchiyoor</w:t>
-      </w:r>
-      <w:proofErr w:type="spellEnd"/>
-      <w:r>
-        <w:t>, Trivandrum-35.</w:t>
-      </w:r>
-      <w:r>
-        <w:br/>
-      </w:r>
-      <w:r>
-        <w:rPr>
-          <w:b/>
-          <w:bCs w:val="0"/>
-        </w:rPr>
-        <w:t>Duration:</w:t>
-      </w:r>
-      <w:r>
-        <w:t xml:space="preserve"> </w:t>
-      </w:r>
-      <w:r>
-        <w:t xml:space="preserve">October 23, 2014 to August 3, 2015 </w:t>
-      </w:r>
-      <w:r>
-        <w:br/>
-      </w:r>
-      <w:r>
-        <w:rPr>
-          <w:b/>
-          <w:bCs w:val="0"/>
-        </w:rPr>
-        <w:t>Subjects:</w:t>
-      </w:r>
-      <w:r>
+          <w:color w:val="000000" w:themeColor="text1"/>
+        </w:rPr>
+        <w:t>Works detail:</w:t>
+      </w:r>
+      <w:r>
+        <w:rPr>
+          <w:color w:val="000000" w:themeColor="text1"/>
+        </w:rPr>
         <w:t xml:space="preserve"> </w:t>
       </w:r>
       <w:r>
         <w:rPr>
           <w:i/>
           <w:iCs/>
+          <w:color w:val="000000" w:themeColor="text1"/>
           <w:sz w:val="20"/>
           <w:szCs w:val="20"/>
         </w:rPr>
-        <w:t xml:space="preserve">Multimedia and Web, Adobe Software, Corel Draw, 3D Studio Max, HTML4.0 &amp; 5, CSS3, JavaScript, jQuery, PHP, MySQL, W3C Validations, SEO, </w:t>
+        <w:t>Web page design Public HTML 4.0, CSS and W3C Validation.</w:t>
+      </w:r>
+    </w:p>
+    <w:p>
+      <w:pPr>
+        <w:pStyle w:val="numberlist"/>
+        <w:rPr>
+          <w:color w:val="000000" w:themeColor="text1"/>
+        </w:rPr>
+      </w:pPr>
+      <w:r>
+        <w:rPr>
+          <w:b/>
+          <w:bCs w:val="0"/>
+          <w:color w:val="000000" w:themeColor="text1"/>
+        </w:rPr>
+        <w:t>Web Designer at Vanilla Networks Pvt. Ltd.</w:t>
+      </w:r>
+      <w:r>
+        <w:rPr>
+          <w:color w:val="000000" w:themeColor="text1"/>
+        </w:rPr>
+        <w:t xml:space="preserve"> (2009-2010), Nila, Technopark, Trivandrum. website: </w:t>
+      </w:r>
+      <w:hyperlink r:id="rId24">
+        <w:r>
+          <w:rPr>
+            <w:color w:val="000000" w:themeColor="text1"/>
+          </w:rPr>
+          <w:t>www.supportresort.com</w:t>
+        </w:r>
+      </w:hyperlink>
+      <w:hyperlink r:id="rId25">
+        <w:r>
+          <w:rPr>
+            <w:color w:val="000000" w:themeColor="text1"/>
+          </w:rPr>
+          <w:t xml:space="preserve"> </w:t>
+        </w:r>
+      </w:hyperlink>
+      <w:r>
+        <w:rPr>
+          <w:color w:val="000000" w:themeColor="text1"/>
+        </w:rPr>
+        <w:br/>
+      </w:r>
+      <w:r>
+        <w:rPr>
+          <w:b/>
+          <w:bCs w:val="0"/>
+          <w:color w:val="000000" w:themeColor="text1"/>
+        </w:rPr>
+        <w:t>Works detail:</w:t>
+      </w:r>
+      <w:r>
+        <w:rPr>
+          <w:color w:val="000000" w:themeColor="text1"/>
+        </w:rPr>
+        <w:t xml:space="preserve"> </w:t>
       </w:r>
       <w:r>
         <w:rPr>
           <w:i/>
           <w:iCs/>
+          <w:color w:val="000000" w:themeColor="text1"/>
           <w:sz w:val="20"/>
           <w:szCs w:val="20"/>
         </w:rPr>
-        <w:t>social media</w:t>
-      </w:r>
-      <w:r>
+        <w:t>Web section design (Ecom website, products data to HTML 4.0 conversion)</w:t>
+      </w:r>
+    </w:p>
+    <w:p>
+      <w:pPr>
+        <w:pStyle w:val="numberlist"/>
         <w:rPr>
           <w:i/>
           <w:iCs/>
+          <w:color w:val="000000" w:themeColor="text1"/>
           <w:sz w:val="20"/>
           <w:szCs w:val="20"/>
         </w:rPr>
-        <w:t>, Online Education and MS-Office.</w:t>
-      </w:r>
-    </w:p>
-    <w:p>
-      <w:pPr>
-        <w:pStyle w:val="numberlist"/>
+      </w:pPr>
+      <w:r>
+        <w:rPr>
+          <w:b/>
+          <w:bCs w:val="0"/>
+          <w:color w:val="000000" w:themeColor="text1"/>
+        </w:rPr>
+        <w:t>Multimedia Designer at Metamesh Technologies</w:t>
+      </w:r>
+      <w:r>
+        <w:rPr>
+          <w:color w:val="000000" w:themeColor="text1"/>
+        </w:rPr>
+        <w:t xml:space="preserve">, Kappalandimukku Junction, Kollam-1, Kerala (2009). </w:t>
+      </w:r>
+      <w:r>
+        <w:rPr>
+          <w:color w:val="000000" w:themeColor="text1"/>
+        </w:rPr>
+        <w:br/>
+      </w:r>
+      <w:r>
+        <w:rPr>
+          <w:b/>
+          <w:bCs w:val="0"/>
+          <w:color w:val="000000" w:themeColor="text1"/>
+        </w:rPr>
+        <w:t>Works detail:</w:t>
+      </w:r>
+      <w:r>
+        <w:rPr>
+          <w:color w:val="000000" w:themeColor="text1"/>
+        </w:rPr>
+        <w:t xml:space="preserve"> </w:t>
+      </w:r>
+      <w:r>
         <w:rPr>
           <w:i/>
           <w:iCs/>
+          <w:color w:val="000000" w:themeColor="text1"/>
           <w:sz w:val="20"/>
           <w:szCs w:val="20"/>
         </w:rPr>
+        <w:t>Web server maintenance including FTP, Web design and development, W3C Validations, Graphic design and Animation, Adobe software installation, maintenance and Desktop publishing, HTML CSS, JavaScript and PHP.</w:t>
+      </w:r>
+    </w:p>
+    <w:p>
+      <w:pPr>
+        <w:pStyle w:val="numberlist"/>
+        <w:rPr>
+          <w:color w:val="000000" w:themeColor="text1"/>
+        </w:rPr>
       </w:pPr>
       <w:r>
         <w:rPr>
           <w:b/>
           <w:bCs w:val="0"/>
-        </w:rPr>
-        <w:lastRenderedPageBreak/>
-        <w:t xml:space="preserve">Web and Graphic Designer at Forerunners Healthcare Consultants </w:t>
-      </w:r>
-      <w:proofErr w:type="spellStart"/>
+          <w:color w:val="000000" w:themeColor="text1"/>
+        </w:rPr>
+        <w:t>Web Designer at Forerunners Healthcare Consultants Pvt. Ltd.</w:t>
+      </w:r>
+      <w:r>
+        <w:rPr>
+          <w:color w:val="000000" w:themeColor="text1"/>
+        </w:rPr>
+        <w:t xml:space="preserve"> (2007-2009), Arjun Hospital, Wardhaman Nagar and Narendra Nagar, Nagpur, Maharashtra. Website: </w:t>
+      </w:r>
+      <w:hyperlink r:id="rId26">
+        <w:r>
+          <w:rPr>
+            <w:color w:val="000000" w:themeColor="text1"/>
+          </w:rPr>
+          <w:t>www.forerunnershealthcare.com</w:t>
+        </w:r>
+      </w:hyperlink>
+      <w:hyperlink r:id="rId27">
+        <w:r>
+          <w:rPr>
+            <w:color w:val="000000" w:themeColor="text1"/>
+          </w:rPr>
+          <w:t>.</w:t>
+        </w:r>
+      </w:hyperlink>
+      <w:r>
+        <w:rPr>
+          <w:color w:val="000000" w:themeColor="text1"/>
+        </w:rPr>
+        <w:t xml:space="preserve"> </w:t>
+      </w:r>
+      <w:r>
+        <w:rPr>
+          <w:color w:val="000000" w:themeColor="text1"/>
+        </w:rPr>
+        <w:br/>
+      </w:r>
       <w:r>
         <w:rPr>
           <w:b/>
           <w:bCs w:val="0"/>
-        </w:rPr>
-        <w:t>Pvt.</w:t>
-      </w:r>
-      <w:proofErr w:type="spellEnd"/>
-      <w:r>
-        <w:rPr>
-          <w:b/>
-          <w:bCs w:val="0"/>
-        </w:rPr>
-        <w:t xml:space="preserve"> Ltd.</w:t>
-      </w:r>
-      <w:r>
-        <w:t xml:space="preserve"> (2011-2012), Narendra Nagar, Nagpur, Maharashtra. Website: </w:t>
-      </w:r>
-      <w:hyperlink r:id="rId22">
-        <w:r>
-          <w:t>www.forerunnershealthcare.com</w:t>
-        </w:r>
-      </w:hyperlink>
-      <w:hyperlink r:id="rId23">
-        <w:r>
-          <w:t>,</w:t>
-        </w:r>
-      </w:hyperlink>
-      <w:r>
-        <w:t xml:space="preserve"> </w:t>
-      </w:r>
-      <w:r>
-        <w:br/>
-      </w:r>
-      <w:r>
-        <w:rPr>
-          <w:b/>
-          <w:bCs w:val="0"/>
+          <w:color w:val="000000" w:themeColor="text1"/>
         </w:rPr>
         <w:t>Works detail:</w:t>
       </w:r>
       <w:r>
+        <w:rPr>
+          <w:color w:val="000000" w:themeColor="text1"/>
+        </w:rPr>
         <w:t xml:space="preserve"> </w:t>
       </w:r>
       <w:r>
         <w:rPr>
           <w:i/>
           <w:iCs/>
+          <w:color w:val="000000" w:themeColor="text1"/>
           <w:sz w:val="20"/>
           <w:szCs w:val="20"/>
         </w:rPr>
-        <w:t>Web server maintenance including FTP, Web design and development, W3C Validations, Graphic design and Animation, Audio and Video Editing, Adobe software installation, maintenance and Desktop publishing.</w:t>
+        <w:t>Web server maintenance including FTP, Web design and development, W3C Validations, Audio and Video Editing, Adobe software installation, maintenance and Desktop publishing.</w:t>
       </w:r>
     </w:p>
     <w:p>
@@ -2170,6 +2431,7 @@
         <w:rPr>
           <w:i/>
           <w:iCs/>
+          <w:color w:val="000000" w:themeColor="text1"/>
           <w:sz w:val="20"/>
           <w:szCs w:val="20"/>
         </w:rPr>
@@ -2178,710 +2440,387 @@
         <w:rPr>
           <w:b/>
           <w:bCs w:val="0"/>
-        </w:rPr>
-        <w:t xml:space="preserve">Web Designer at </w:t>
+          <w:color w:val="000000" w:themeColor="text1"/>
+        </w:rPr>
+        <w:lastRenderedPageBreak/>
+        <w:t>Multimedia Faculty at Ima Animation Studios</w:t>
+      </w:r>
+      <w:r>
+        <w:rPr>
+          <w:color w:val="000000" w:themeColor="text1"/>
+        </w:rPr>
+        <w:t xml:space="preserve">, Palarivattom, Cochin (2006). </w:t>
       </w:r>
       <w:r>
         <w:rPr>
           <w:b/>
           <w:bCs w:val="0"/>
-        </w:rPr>
-        <w:t xml:space="preserve">DCS </w:t>
-      </w:r>
-      <w:proofErr w:type="spellStart"/>
-      <w:r>
-        <w:rPr>
-          <w:b/>
-          <w:bCs w:val="0"/>
-        </w:rPr>
-        <w:t>Infoway</w:t>
-      </w:r>
-      <w:proofErr w:type="spellEnd"/>
-      <w:r>
-        <w:rPr>
-          <w:b/>
-          <w:bCs w:val="0"/>
-        </w:rPr>
-        <w:t xml:space="preserve">, </w:t>
-      </w:r>
-      <w:r>
-        <w:t xml:space="preserve">Near SBT, </w:t>
-      </w:r>
-      <w:proofErr w:type="spellStart"/>
-      <w:r>
-        <w:t>Sakthikulangara</w:t>
-      </w:r>
-      <w:proofErr w:type="spellEnd"/>
-      <w:r>
-        <w:t>, Kollam, Kerala 691581</w:t>
-      </w:r>
-      <w:r>
-        <w:t xml:space="preserve"> (2010)</w:t>
-      </w:r>
-      <w:r>
-        <w:br/>
-      </w:r>
-      <w:r>
-        <w:rPr>
-          <w:b/>
-          <w:bCs w:val="0"/>
-        </w:rPr>
-        <w:t>Works detail:</w:t>
-      </w:r>
-      <w:r>
+          <w:color w:val="000000" w:themeColor="text1"/>
+        </w:rPr>
+        <w:t>Subjects:</w:t>
+      </w:r>
+      <w:r>
+        <w:rPr>
+          <w:color w:val="000000" w:themeColor="text1"/>
+        </w:rPr>
         <w:t xml:space="preserve"> </w:t>
       </w:r>
       <w:r>
         <w:rPr>
           <w:i/>
           <w:iCs/>
+          <w:color w:val="000000" w:themeColor="text1"/>
           <w:sz w:val="20"/>
           <w:szCs w:val="20"/>
         </w:rPr>
-        <w:t xml:space="preserve">Web </w:t>
-      </w:r>
-      <w:r>
+        <w:t xml:space="preserve">Adobe Software, 3D software - Studio Max and Maya. </w:t>
+      </w:r>
+    </w:p>
+    <w:p>
+      <w:pPr>
+        <w:pStyle w:val="numberlist"/>
         <w:rPr>
           <w:i/>
           <w:iCs/>
+          <w:color w:val="000000" w:themeColor="text1"/>
           <w:sz w:val="20"/>
           <w:szCs w:val="20"/>
         </w:rPr>
-        <w:t>page design Public HTML 4.0, CSS and W3C Validation.</w:t>
-      </w:r>
-    </w:p>
-    <w:p>
-      <w:pPr>
-        <w:pStyle w:val="numberlist"/>
       </w:pPr>
       <w:r>
         <w:rPr>
           <w:b/>
           <w:bCs w:val="0"/>
-        </w:rPr>
-        <w:t xml:space="preserve">Web Designer at Vanilla Networks </w:t>
-      </w:r>
-      <w:proofErr w:type="spellStart"/>
+          <w:color w:val="000000" w:themeColor="text1"/>
+        </w:rPr>
+        <w:t>Graphic Animator and Multimedia Faculty in the department of Multimedia and Color graph at CADD CENTER training services Pvt. Ltd</w:t>
+      </w:r>
+      <w:r>
+        <w:rPr>
+          <w:color w:val="000000" w:themeColor="text1"/>
+        </w:rPr>
+        <w:t xml:space="preserve">., Cochin and Aluva (2005-2006). </w:t>
+      </w:r>
       <w:r>
         <w:rPr>
           <w:b/>
           <w:bCs w:val="0"/>
-        </w:rPr>
-        <w:t>Pvt.</w:t>
-      </w:r>
-      <w:proofErr w:type="spellEnd"/>
-      <w:r>
-        <w:rPr>
-          <w:b/>
-          <w:bCs w:val="0"/>
-        </w:rPr>
-        <w:t xml:space="preserve"> Ltd.</w:t>
-      </w:r>
-      <w:r>
-        <w:t xml:space="preserve"> (2009-2010), Nila, Technopark, Trivandrum. website: </w:t>
-      </w:r>
-      <w:hyperlink r:id="rId24">
-        <w:r>
-          <w:t>www.supportresort.com</w:t>
-        </w:r>
-      </w:hyperlink>
-      <w:hyperlink r:id="rId25">
-        <w:r>
-          <w:t xml:space="preserve"> </w:t>
-        </w:r>
-      </w:hyperlink>
-      <w:r>
-        <w:br/>
-      </w:r>
-      <w:r>
-        <w:rPr>
-          <w:b/>
-          <w:bCs w:val="0"/>
-        </w:rPr>
-        <w:t>Works detail:</w:t>
-      </w:r>
-      <w:r>
+          <w:color w:val="000000" w:themeColor="text1"/>
+        </w:rPr>
+        <w:t>Subjects:</w:t>
+      </w:r>
+      <w:r>
+        <w:rPr>
+          <w:color w:val="000000" w:themeColor="text1"/>
+        </w:rPr>
         <w:t xml:space="preserve"> </w:t>
       </w:r>
       <w:r>
         <w:rPr>
           <w:i/>
           <w:iCs/>
+          <w:color w:val="000000" w:themeColor="text1"/>
           <w:sz w:val="20"/>
           <w:szCs w:val="20"/>
         </w:rPr>
-        <w:t xml:space="preserve">Web </w:t>
+        <w:t>Multimedia and Web, Adobe Software, Corel Draw, 3D Studio Max, Maya and MS-Office.</w:t>
+      </w:r>
+    </w:p>
+    <w:p>
+      <w:pPr>
+        <w:pStyle w:val="numberlist"/>
+        <w:rPr>
+          <w:color w:val="000000" w:themeColor="text1"/>
+        </w:rPr>
+      </w:pPr>
+      <w:r>
+        <w:rPr>
+          <w:b/>
+          <w:bCs w:val="0"/>
+          <w:color w:val="000000" w:themeColor="text1"/>
+        </w:rPr>
+        <w:t>Faculty at Keltron IT Education Center</w:t>
+      </w:r>
+      <w:r>
+        <w:rPr>
+          <w:color w:val="000000" w:themeColor="text1"/>
+        </w:rPr>
+        <w:t xml:space="preserve">, Koyikkal Jn, Kollam, Kerala (2005). </w:t>
+      </w:r>
+      <w:r>
+        <w:rPr>
+          <w:color w:val="000000" w:themeColor="text1"/>
+        </w:rPr>
+        <w:br/>
+      </w:r>
+      <w:r>
+        <w:rPr>
+          <w:b/>
+          <w:bCs w:val="0"/>
+          <w:color w:val="000000" w:themeColor="text1"/>
+        </w:rPr>
+        <w:t>Subjects:</w:t>
+      </w:r>
+      <w:r>
+        <w:rPr>
+          <w:color w:val="000000" w:themeColor="text1"/>
+        </w:rPr>
+        <w:t xml:space="preserve"> </w:t>
       </w:r>
       <w:r>
         <w:rPr>
           <w:i/>
           <w:iCs/>
+          <w:color w:val="000000" w:themeColor="text1"/>
           <w:sz w:val="20"/>
           <w:szCs w:val="20"/>
         </w:rPr>
-        <w:t>section design (Ecom website, products data to HTML 4.0 conversion)</w:t>
-      </w:r>
-    </w:p>
-    <w:p>
-      <w:pPr>
-        <w:pStyle w:val="numberlist"/>
-        <w:rPr>
-          <w:i/>
-          <w:iCs/>
-          <w:sz w:val="20"/>
-          <w:szCs w:val="20"/>
-        </w:rPr>
-      </w:pPr>
-      <w:r>
-        <w:rPr>
-          <w:b/>
-          <w:bCs w:val="0"/>
-        </w:rPr>
-        <w:t>Multimedia Designer at Metamesh Technologies</w:t>
-      </w:r>
-      <w:r>
+        <w:t>Adobe Software and 3D Studio Max, HTML, CSS, JavaScript, C, C++, C#, ASP.Net and MS-Access.</w:t>
+      </w:r>
+    </w:p>
+    <w:p>
+      <w:pPr>
+        <w:pStyle w:val="Heading2"/>
+        <w:rPr>
+          <w:color w:val="000000" w:themeColor="text1"/>
+        </w:rPr>
+      </w:pPr>
+      <w:r>
+        <w:rPr>
+          <w:color w:val="000000" w:themeColor="text1"/>
+        </w:rPr>
+        <w:t xml:space="preserve">Research </w:t>
+      </w:r>
+    </w:p>
+    <w:p>
+      <w:pPr>
+        <w:pStyle w:val="unorderlist"/>
+        <w:rPr>
+          <w:color w:val="000000" w:themeColor="text1"/>
+        </w:rPr>
+      </w:pPr>
+      <w:r>
+        <w:rPr>
+          <w:color w:val="000000" w:themeColor="text1"/>
+        </w:rPr>
+        <w:t>GramIndia Pvt Ltd, Trivandrum – Web Design and Development - HTML 5, CSS3, JavaScript, jQuery, Bootstrap, Responsive web design – from design to device compatibility, PHP MVC Frameworks – such as CodeIgniter, WordPress.</w:t>
+      </w:r>
+    </w:p>
+    <w:p>
+      <w:pPr>
+        <w:pStyle w:val="unorderlist"/>
+        <w:rPr>
+          <w:color w:val="000000" w:themeColor="text1"/>
+        </w:rPr>
+      </w:pPr>
+      <w:r>
+        <w:rPr>
+          <w:color w:val="000000" w:themeColor="text1"/>
+        </w:rPr>
+        <w:t>Codmob Technologies, Infopark, Kakkanad, Kochi – Web Design and Development - HTML 5, CSS3, JavaScript, jQuery, Bootstrap, Responsive web design – from design to device compatibility, PHP MVC Frameworks (such as CodeIgniter, WordPress) and Admin UI/UX.</w:t>
+      </w:r>
+    </w:p>
+    <w:p>
+      <w:pPr>
+        <w:pStyle w:val="unorderlist"/>
+        <w:rPr>
+          <w:color w:val="000000" w:themeColor="text1"/>
+        </w:rPr>
+      </w:pPr>
+      <w:r>
+        <w:rPr>
+          <w:color w:val="000000" w:themeColor="text1"/>
+        </w:rPr>
+        <w:t>Infametech Solutions Pvt. Ltd. – Web Design and Development - HTML 5, CSS3, JavaScript, jQuery, jQuery Data Tables, Bootstrap, Responsive web design – from design to device compatibility, PHP MVC Frameworks (such as CodeIgniter, WordPress) and Admin UI/UX.</w:t>
+      </w:r>
+    </w:p>
+    <w:p>
+      <w:pPr>
+        <w:pStyle w:val="unorderlist"/>
+        <w:rPr>
+          <w:color w:val="000000" w:themeColor="text1"/>
+        </w:rPr>
+      </w:pPr>
+      <w:r>
+        <w:rPr>
+          <w:color w:val="000000" w:themeColor="text1"/>
+        </w:rPr>
+        <w:t>Zelenium Infotech Pvt Ltd, Infopark, Phase-II, Kochi – Web Design and Development - HTML 5, CSS3, JavaScript, jQuery, jQuery Data Tables, Bootstrap, Responsive web design – from design to device compatibility, ASP MVC Frameworks, ERP and Admin UI/UX.</w:t>
+      </w:r>
+    </w:p>
+    <w:p>
+      <w:pPr>
+        <w:pStyle w:val="unorderlist"/>
+        <w:rPr>
+          <w:color w:val="000000" w:themeColor="text1"/>
+        </w:rPr>
+      </w:pPr>
+      <w:r>
+        <w:rPr>
+          <w:color w:val="000000" w:themeColor="text1"/>
+        </w:rPr>
+        <w:t>Logic Multimedia</w:t>
+      </w:r>
+      <w:r>
+        <w:rPr>
+          <w:color w:val="000000" w:themeColor="text1"/>
+        </w:rPr>
+        <w:t xml:space="preserve"> Shop</w:t>
+      </w:r>
+      <w:r>
+        <w:rPr>
+          <w:color w:val="000000" w:themeColor="text1"/>
+        </w:rPr>
+        <w:t>, Bishop Jerome Nagar, Kollam – Graphic Design – Adobe Photoshop, InDesign, Illustrator, CorelDraw, Premiere and AfterEffects – Web Design and Development – HTML5, CSS3, Javascript, jQuery, Bootstrap, PHP7, Logic Mini PHP Admin Framework, Bootstrap Multiselect, Google reCAPTCHA and PHP Curl, Email and Phone validation API, E-com website design, Payment Gateway such as SBI Collect, SBI Bhim Pay, Phone Pay, etc. PHP font icons, CKEditor 5, Cropper js - Responsive image crop API, LightGallery API, Masonry API, WordPress and Grunt.</w:t>
+      </w:r>
+    </w:p>
+    <w:p>
+      <w:pPr>
+        <w:pStyle w:val="unorderlist"/>
+        <w:rPr>
+          <w:color w:val="000000" w:themeColor="text1"/>
+        </w:rPr>
+      </w:pPr>
+      <w:r>
+        <w:rPr>
+          <w:color w:val="000000" w:themeColor="text1"/>
+        </w:rPr>
+        <w:t>Quilon Mobiles, Beach Road, Kollam – Web Design and Development – Bootstrap 4, jQuery plugins such as LightGallery and Bootstrap Multiselect, Payment Gateway API, PHP FPDF online billing, PHP Mailer and Logic Mini PHP MVC Admin Framework.</w:t>
+      </w:r>
+    </w:p>
+    <w:p>
+      <w:pPr>
+        <w:pStyle w:val="unorderlist"/>
+        <w:rPr>
+          <w:color w:val="000000" w:themeColor="text1"/>
+        </w:rPr>
+      </w:pPr>
+      <w:r>
+        <w:rPr>
+          <w:color w:val="000000" w:themeColor="text1"/>
+        </w:rPr>
+        <w:t xml:space="preserve">Proconex Pvt. Ltd. MCECHS Layout, Dr. Shivaram Karanth Nagar, Bengaluru – Web Design and Development </w:t>
+      </w:r>
+      <w:r>
+        <w:rPr>
+          <w:color w:val="000000" w:themeColor="text1"/>
+        </w:rPr>
+        <w:t>– PHP</w:t>
+      </w:r>
+      <w:r>
+        <w:rPr>
+          <w:color w:val="000000" w:themeColor="text1"/>
+        </w:rPr>
+        <w:t xml:space="preserve"> UI Admin framework, PHP Search UI</w:t>
+      </w:r>
+      <w:r>
+        <w:rPr>
+          <w:color w:val="000000" w:themeColor="text1"/>
+        </w:rPr>
+        <w:t>/UX</w:t>
+      </w:r>
+      <w:r>
+        <w:rPr>
+          <w:color w:val="000000" w:themeColor="text1"/>
+        </w:rPr>
         <w:t xml:space="preserve">, </w:t>
       </w:r>
       <w:r>
-        <w:t>Kappalandimukku Junction</w:t>
-      </w:r>
-      <w:r>
-        <w:t xml:space="preserve">, Kollam-1, Kerala </w:t>
-      </w:r>
-      <w:r>
-        <w:t>(200</w:t>
-      </w:r>
-      <w:r>
-        <w:t>9</w:t>
-      </w:r>
-      <w:r>
-        <w:t>)</w:t>
-      </w:r>
-      <w:r>
-        <w:t xml:space="preserve">. </w:t>
-      </w:r>
-      <w:r>
-        <w:br/>
-      </w:r>
-      <w:r>
-        <w:rPr>
-          <w:b/>
-          <w:bCs w:val="0"/>
-        </w:rPr>
-        <w:t>Works detail:</w:t>
-      </w:r>
-      <w:r>
+        <w:rPr>
+          <w:color w:val="000000" w:themeColor="text1"/>
+        </w:rPr>
+        <w:t xml:space="preserve">PHP Watermarking, </w:t>
+      </w:r>
+      <w:r>
+        <w:rPr>
+          <w:color w:val="000000" w:themeColor="text1"/>
+        </w:rPr>
+        <w:t xml:space="preserve">Bootstrap 4, HTML5, CSS3, JavaScript, jQuery, additional jQuery plugins such as LightGallery, </w:t>
+      </w:r>
+      <w:r>
+        <w:rPr>
+          <w:color w:val="000000" w:themeColor="text1"/>
+        </w:rPr>
+        <w:t xml:space="preserve">Zoom.js, </w:t>
+      </w:r>
+      <w:r>
+        <w:rPr>
+          <w:color w:val="000000" w:themeColor="text1"/>
+        </w:rPr>
+        <w:t>jQuery data tables, etc.</w:t>
+      </w:r>
+    </w:p>
+    <w:p>
+      <w:pPr>
+        <w:pStyle w:val="unorderlist"/>
+        <w:rPr>
+          <w:color w:val="000000" w:themeColor="text1"/>
+        </w:rPr>
+      </w:pPr>
+      <w:r>
+        <w:rPr>
+          <w:color w:val="000000" w:themeColor="text1"/>
+        </w:rPr>
+        <w:t>Sree Nandanam Ayurveda Hospital, Website:</w:t>
+      </w:r>
+      <w:r>
+        <w:rPr>
+          <w:color w:val="000000" w:themeColor="text1"/>
+        </w:rPr>
         <w:t xml:space="preserve"> </w:t>
       </w:r>
       <w:r>
         <w:rPr>
-          <w:i/>
-          <w:iCs/>
-          <w:sz w:val="20"/>
-          <w:szCs w:val="20"/>
-        </w:rPr>
-        <w:t>Web server maintenance including FTP, Web design and development, W3C Validations, Graphic design and Animation, Adobe software installation, maintenance and Desktop publishing, HTML CSS, JavaScript and PHP.</w:t>
-      </w:r>
-    </w:p>
-    <w:p>
-      <w:pPr>
-        <w:pStyle w:val="numberlist"/>
-      </w:pPr>
-      <w:r>
-        <w:rPr>
-          <w:b/>
-          <w:bCs w:val="0"/>
-        </w:rPr>
-        <w:t xml:space="preserve">Web Designer at Forerunners Healthcare Consultants </w:t>
-      </w:r>
-      <w:proofErr w:type="spellStart"/>
-      <w:r>
-        <w:rPr>
-          <w:b/>
-          <w:bCs w:val="0"/>
-        </w:rPr>
-        <w:t>Pvt.</w:t>
-      </w:r>
-      <w:proofErr w:type="spellEnd"/>
-      <w:r>
-        <w:rPr>
-          <w:b/>
-          <w:bCs w:val="0"/>
-        </w:rPr>
-        <w:t xml:space="preserve"> Ltd.</w:t>
-      </w:r>
-      <w:r>
-        <w:t xml:space="preserve"> (2007-2009), </w:t>
-      </w:r>
-      <w:r>
-        <w:t xml:space="preserve">Arjun Hospital, </w:t>
-      </w:r>
-      <w:proofErr w:type="spellStart"/>
-      <w:r>
-        <w:t>Wardhaman</w:t>
-      </w:r>
-      <w:proofErr w:type="spellEnd"/>
-      <w:r>
-        <w:t xml:space="preserve"> Nagar and Narendra Nagar, Nagpur, Maharashtra. Website: </w:t>
-      </w:r>
-      <w:hyperlink r:id="rId26">
-        <w:r>
-          <w:t>www.forerunnershealthcare.com</w:t>
-        </w:r>
-      </w:hyperlink>
-      <w:hyperlink r:id="rId27">
-        <w:r>
-          <w:t>.</w:t>
-        </w:r>
-      </w:hyperlink>
-      <w:r>
-        <w:t xml:space="preserve"> </w:t>
-      </w:r>
-      <w:r>
-        <w:br/>
-      </w:r>
-      <w:r>
-        <w:rPr>
-          <w:b/>
-          <w:bCs w:val="0"/>
-        </w:rPr>
-        <w:t>Works detail:</w:t>
-      </w:r>
-      <w:r>
-        <w:t xml:space="preserve"> </w:t>
-      </w:r>
-      <w:r>
-        <w:rPr>
-          <w:i/>
-          <w:iCs/>
-          <w:sz w:val="20"/>
-          <w:szCs w:val="20"/>
-        </w:rPr>
-        <w:t>Web server maintenance including FTP, Web design and development, W3C Validations, Audio and Video Editing, Adobe software installation, maintenance and Desktop publishing.</w:t>
-      </w:r>
-    </w:p>
-    <w:p>
-      <w:pPr>
-        <w:pStyle w:val="numberlist"/>
-        <w:rPr>
-          <w:i/>
-          <w:iCs/>
-          <w:sz w:val="20"/>
-          <w:szCs w:val="20"/>
-        </w:rPr>
-      </w:pPr>
-      <w:r>
-        <w:rPr>
-          <w:b/>
-          <w:bCs w:val="0"/>
-        </w:rPr>
-        <w:t>Multimedia Faculty at Ima Animation Studios</w:t>
-      </w:r>
-      <w:r>
-        <w:t xml:space="preserve">, Palarivattom, Cochin (2006). </w:t>
-      </w:r>
-      <w:r>
-        <w:rPr>
-          <w:b/>
-          <w:bCs w:val="0"/>
-        </w:rPr>
-        <w:t>Subjects:</w:t>
-      </w:r>
-      <w:r>
-        <w:t xml:space="preserve"> </w:t>
-      </w:r>
-      <w:r>
-        <w:rPr>
-          <w:i/>
-          <w:iCs/>
-          <w:sz w:val="20"/>
-          <w:szCs w:val="20"/>
-        </w:rPr>
-        <w:t xml:space="preserve">Adobe Software, 3D software - Studio Max and Maya. </w:t>
-      </w:r>
-    </w:p>
-    <w:p>
-      <w:pPr>
-        <w:pStyle w:val="numberlist"/>
-        <w:rPr>
-          <w:i/>
-          <w:iCs/>
-          <w:sz w:val="20"/>
-          <w:szCs w:val="20"/>
-        </w:rPr>
-      </w:pPr>
-      <w:r>
-        <w:rPr>
-          <w:b/>
-          <w:bCs w:val="0"/>
-        </w:rPr>
-        <w:t xml:space="preserve">Graphic Animator and Multimedia Faculty in the department of Multimedia and Color graph at CADD CENTER training services </w:t>
-      </w:r>
-      <w:proofErr w:type="spellStart"/>
-      <w:r>
-        <w:rPr>
-          <w:b/>
-          <w:bCs w:val="0"/>
-        </w:rPr>
-        <w:t>Pvt.</w:t>
-      </w:r>
-      <w:proofErr w:type="spellEnd"/>
-      <w:r>
-        <w:rPr>
-          <w:b/>
-          <w:bCs w:val="0"/>
-        </w:rPr>
-        <w:t xml:space="preserve"> Ltd</w:t>
-      </w:r>
-      <w:r>
-        <w:t xml:space="preserve">., Cochin and Aluva (2005-2006). </w:t>
-      </w:r>
-      <w:r>
-        <w:rPr>
-          <w:b/>
-          <w:bCs w:val="0"/>
-        </w:rPr>
-        <w:t>Subjects:</w:t>
-      </w:r>
-      <w:r>
-        <w:t xml:space="preserve"> </w:t>
-      </w:r>
-      <w:r>
-        <w:rPr>
-          <w:i/>
-          <w:iCs/>
-          <w:sz w:val="20"/>
-          <w:szCs w:val="20"/>
-        </w:rPr>
-        <w:t>Multimedia and Web, Adobe Software, Corel Draw, 3D Studio Max, Maya and MS-Office.</w:t>
-      </w:r>
-    </w:p>
-    <w:p>
-      <w:pPr>
-        <w:pStyle w:val="numberlist"/>
-      </w:pPr>
-      <w:r>
-        <w:rPr>
-          <w:b/>
-          <w:bCs w:val="0"/>
-        </w:rPr>
-        <w:t>Faculty at Keltron IT Education Center</w:t>
-      </w:r>
-      <w:r>
-        <w:t xml:space="preserve">, </w:t>
-      </w:r>
-      <w:proofErr w:type="spellStart"/>
-      <w:r>
-        <w:t>Koyikkal</w:t>
-      </w:r>
-      <w:proofErr w:type="spellEnd"/>
-      <w:r>
-        <w:t xml:space="preserve"> Jn, Kollam, Kerala (2005). </w:t>
-      </w:r>
-      <w:r>
-        <w:br/>
-      </w:r>
-      <w:r>
-        <w:rPr>
-          <w:b/>
-          <w:bCs w:val="0"/>
-        </w:rPr>
-        <w:t>Subjects:</w:t>
-      </w:r>
-      <w:r>
-        <w:t xml:space="preserve"> </w:t>
-      </w:r>
-      <w:r>
-        <w:rPr>
-          <w:i/>
-          <w:iCs/>
-          <w:sz w:val="20"/>
-          <w:szCs w:val="20"/>
-        </w:rPr>
-        <w:t>Adobe Software and 3D Studio Max, HTML, CSS, JavaScript, C, C++, C#, ASP.Net and MS-Access.</w:t>
+          <w:color w:val="000000" w:themeColor="text1"/>
+        </w:rPr>
+        <w:t>www.sreenandanamayurveda.com. Scope: Static Website Design and Development for Ayurvedic Clinic. Technologies &amp; Features: Static HTML5 structure with responsive Bootstrap 4 layout, CSS3 styling with Ayurveda-inspired color palette and typography</w:t>
+      </w:r>
+      <w:r>
+        <w:rPr>
+          <w:color w:val="000000" w:themeColor="text1"/>
+        </w:rPr>
+        <w:t>, Light and Dark theme support</w:t>
+      </w:r>
+      <w:r>
+        <w:rPr>
+          <w:color w:val="000000" w:themeColor="text1"/>
+        </w:rPr>
+        <w:t>, Relative CSS for all screen widths (referencing Relative Responsive Design) to ensure seamless adaptability across devices, SEO-friendly metadata and Google Maps integration for clinic location, Optimized for fast loading and mobile responsiveness, AI Content modules highlighting treatments, therapies, and doctor profiles</w:t>
+      </w:r>
+      <w:r>
+        <w:rPr>
+          <w:color w:val="000000" w:themeColor="text1"/>
+        </w:rPr>
+        <w:t>.</w:t>
       </w:r>
     </w:p>
     <w:p>
       <w:pPr>
         <w:pStyle w:val="Heading2"/>
-      </w:pPr>
-      <w:r>
-        <w:t xml:space="preserve">Research </w:t>
-      </w:r>
-    </w:p>
-    <w:p>
-      <w:pPr>
-        <w:pStyle w:val="unorderlist"/>
-      </w:pPr>
-      <w:proofErr w:type="spellStart"/>
-      <w:r>
-        <w:t>GramIndia</w:t>
-      </w:r>
-      <w:proofErr w:type="spellEnd"/>
-      <w:r>
-        <w:t xml:space="preserve"> Pvt Ltd, Trivandrum – Web Design and Development - HTML 5, CSS3, JavaScript, jQuery, Bootstrap, Responsive web design – from design to device compatibility, PHP MVC Frameworks – such as CodeIgniter, WordPress.</w:t>
-      </w:r>
-    </w:p>
-    <w:p>
-      <w:pPr>
-        <w:pStyle w:val="unorderlist"/>
-      </w:pPr>
-      <w:r>
-        <w:t xml:space="preserve">Codmob Technologies, Infopark, Kakkanad, Kochi – Web Design and Development - HTML 5, CSS3, JavaScript, jQuery, Bootstrap, Responsive web design – from design to device compatibility, PHP MVC Frameworks </w:t>
-      </w:r>
-      <w:r>
-        <w:t>(</w:t>
-      </w:r>
-      <w:r>
-        <w:t>such as CodeIgniter, WordPress</w:t>
-      </w:r>
-      <w:r>
-        <w:t xml:space="preserve">) and </w:t>
-      </w:r>
-      <w:r>
-        <w:t>Admin UI/UX.</w:t>
-      </w:r>
-    </w:p>
-    <w:p>
-      <w:pPr>
-        <w:pStyle w:val="unorderlist"/>
-      </w:pPr>
-      <w:r>
-        <w:t xml:space="preserve">Infametech Solutions </w:t>
-      </w:r>
-      <w:proofErr w:type="spellStart"/>
-      <w:r>
-        <w:t>Pvt.</w:t>
-      </w:r>
-      <w:proofErr w:type="spellEnd"/>
-      <w:r>
-        <w:t xml:space="preserve"> Ltd. – Web Design and Development - HTML 5, CSS3, JavaScript, jQuery, jQuery Data Tables, Bootstrap, Responsive web design – from design to device compatibility, PHP MVC Frameworks </w:t>
-      </w:r>
-      <w:r>
-        <w:t>(</w:t>
-      </w:r>
-      <w:r>
-        <w:t>such as CodeIgniter, WordPress</w:t>
-      </w:r>
-      <w:r>
-        <w:t xml:space="preserve">) and </w:t>
-      </w:r>
-      <w:r>
-        <w:t>Admin UI/UX.</w:t>
-      </w:r>
-    </w:p>
-    <w:p>
-      <w:pPr>
-        <w:pStyle w:val="unorderlist"/>
-      </w:pPr>
-      <w:r>
-        <w:t>Zelenium Infotech Pvt Ltd, Infopark, Phase-II, Kochi – Web Design and Development</w:t>
-      </w:r>
-      <w:r>
-        <w:t xml:space="preserve"> </w:t>
-      </w:r>
-      <w:r>
-        <w:t>- HTML 5, CSS3, JavaScript, jQuery, jQuery Data Tables, Bootstrap, Responsive web design – from design to device compatibility, ASP MVC Frameworks</w:t>
-      </w:r>
-      <w:r>
-        <w:t>, ERP</w:t>
-      </w:r>
-      <w:r>
-        <w:t xml:space="preserve"> and Admin UI/UX.</w:t>
-      </w:r>
-    </w:p>
-    <w:p>
-      <w:pPr>
-        <w:pStyle w:val="unorderlist"/>
-      </w:pPr>
-      <w:r>
-        <w:t>Logic Multimedia</w:t>
-      </w:r>
-      <w:r>
-        <w:t xml:space="preserve"> Shop</w:t>
-      </w:r>
-      <w:r>
-        <w:t xml:space="preserve">, Bishop Jerome Nagar, Kollam – Graphic Design – Adobe Photoshop, InDesign, Illustrator, CorelDraw, Premiere and </w:t>
-      </w:r>
-      <w:proofErr w:type="spellStart"/>
-      <w:r>
-        <w:t>AfterEffects</w:t>
-      </w:r>
-      <w:proofErr w:type="spellEnd"/>
-      <w:r>
-        <w:t xml:space="preserve"> – Web Design and Development – HTML5, CSS3, </w:t>
-      </w:r>
-      <w:proofErr w:type="spellStart"/>
-      <w:r>
-        <w:t>Javascript</w:t>
-      </w:r>
-      <w:proofErr w:type="spellEnd"/>
-      <w:r>
-        <w:t xml:space="preserve">, jQuery, Bootstrap, PHP7, Logic Mini PHP Admin Framework, Bootstrap Multiselect, Google reCAPTCHA and PHP Curl, Email and Phone validation API, E-com website design, Payment Gateway such as SBI Collect, SBI Bhim Pay, Phone Pay, etc. PHP font icons, </w:t>
-      </w:r>
-      <w:proofErr w:type="spellStart"/>
-      <w:r>
-        <w:t>CKEditor</w:t>
-      </w:r>
-      <w:proofErr w:type="spellEnd"/>
-      <w:r>
-        <w:t xml:space="preserve"> 5, Cropper </w:t>
-      </w:r>
-      <w:proofErr w:type="spellStart"/>
-      <w:r>
-        <w:t>js</w:t>
-      </w:r>
-      <w:proofErr w:type="spellEnd"/>
-      <w:r>
-        <w:t xml:space="preserve"> - Responsive image crop API, </w:t>
-      </w:r>
-      <w:proofErr w:type="spellStart"/>
-      <w:r>
-        <w:t>LightGallery</w:t>
-      </w:r>
-      <w:proofErr w:type="spellEnd"/>
-      <w:r>
-        <w:t xml:space="preserve"> API, Masonry API, WordPress and Grunt.</w:t>
-      </w:r>
-    </w:p>
-    <w:p>
-      <w:pPr>
-        <w:pStyle w:val="unorderlist"/>
-      </w:pPr>
-      <w:r>
-        <w:t xml:space="preserve">Quilon Mobiles, Beach Road, Kollam – Web Design and Development – Bootstrap 4, jQuery plugins such as </w:t>
-      </w:r>
-      <w:proofErr w:type="spellStart"/>
-      <w:r>
-        <w:t>LightGallery</w:t>
-      </w:r>
-      <w:proofErr w:type="spellEnd"/>
-      <w:r>
-        <w:t xml:space="preserve"> and Bootstrap Multiselect, Payment Gateway API, PHP FPDF online billing, PHP Mailer and Logic Mini PHP MVC Admin Framework.</w:t>
-      </w:r>
-    </w:p>
-    <w:p>
-      <w:pPr>
-        <w:pStyle w:val="unorderlist"/>
-      </w:pPr>
-      <w:proofErr w:type="spellStart"/>
-      <w:r>
-        <w:t>Proconex</w:t>
-      </w:r>
-      <w:proofErr w:type="spellEnd"/>
-      <w:r>
-        <w:t xml:space="preserve"> </w:t>
-      </w:r>
-      <w:proofErr w:type="spellStart"/>
-      <w:r>
-        <w:t>Pvt.</w:t>
-      </w:r>
-      <w:proofErr w:type="spellEnd"/>
-      <w:r>
-        <w:t xml:space="preserve"> Ltd. </w:t>
-      </w:r>
-      <w:r>
-        <w:t>MCECHS Layout, Dr. Shivaram Karanth Nagar, Bengaluru</w:t>
-      </w:r>
-      <w:r>
-        <w:t xml:space="preserve"> </w:t>
-      </w:r>
-      <w:r>
-        <w:t xml:space="preserve">– </w:t>
-      </w:r>
-      <w:r>
-        <w:t xml:space="preserve">Web Design and Development </w:t>
-      </w:r>
-      <w:r>
-        <w:t xml:space="preserve">– </w:t>
-      </w:r>
-      <w:r>
-        <w:t>PHP</w:t>
-      </w:r>
-      <w:r>
-        <w:t xml:space="preserve"> UI </w:t>
-      </w:r>
-      <w:r>
-        <w:t>A</w:t>
-      </w:r>
-      <w:r>
-        <w:t xml:space="preserve">dmin framework, </w:t>
-      </w:r>
-      <w:r>
-        <w:t>PHP Search UI</w:t>
-      </w:r>
-      <w:r>
-        <w:t>/UX</w:t>
-      </w:r>
-      <w:r>
-        <w:t xml:space="preserve">, </w:t>
-      </w:r>
-      <w:r>
-        <w:t xml:space="preserve">PHP Watermarking, </w:t>
-      </w:r>
-      <w:r>
-        <w:t>Bootstrap</w:t>
-      </w:r>
-      <w:r>
-        <w:t xml:space="preserve"> 4</w:t>
-      </w:r>
-      <w:r>
-        <w:t xml:space="preserve">, HTML5, CSS3, JavaScript, jQuery, additional jQuery plugins such as </w:t>
-      </w:r>
-      <w:proofErr w:type="spellStart"/>
-      <w:r>
-        <w:t>LightGallery</w:t>
-      </w:r>
-      <w:proofErr w:type="spellEnd"/>
-      <w:r>
-        <w:t xml:space="preserve">, </w:t>
-      </w:r>
-      <w:r>
-        <w:t xml:space="preserve">Zoom.js, </w:t>
-      </w:r>
-      <w:r>
-        <w:t>jQuery data tables, etc.</w:t>
-      </w:r>
-    </w:p>
-    <w:p>
-      <w:pPr>
-        <w:pStyle w:val="unorderlist"/>
-      </w:pPr>
-      <w:r>
-        <w:t xml:space="preserve">Sree </w:t>
-      </w:r>
-      <w:proofErr w:type="spellStart"/>
-      <w:r>
-        <w:t>Nandanam</w:t>
-      </w:r>
-      <w:proofErr w:type="spellEnd"/>
-      <w:r>
-        <w:t xml:space="preserve"> Ayurveda Hospital</w:t>
-      </w:r>
-      <w:r>
-        <w:t>, Website:</w:t>
-      </w:r>
-      <w:r>
-        <w:t xml:space="preserve"> </w:t>
-      </w:r>
-      <w:r>
-        <w:t>www.sreenandanamayurveda.com. Scope: Static Website Design and Development for Ayurvedic Clinic. Technologies &amp; Features: Static HTML5 structure with responsive Bootstrap 4 layout, CSS3 styling with Ayurveda-inspired color palette and typography</w:t>
-      </w:r>
-      <w:r>
-        <w:t>, Light and Dark theme support</w:t>
-      </w:r>
-      <w:r>
-        <w:t>, Relative CSS for all screen widths (referencing Relative Responsive Design) to ensure seamless adaptability across devices, SEO-friendly metadata and Google Maps integration for clinic location, Optimized for fast loading and mobile responsiveness, AI Content modules highlighting treatments, therapies, and doctor profiles</w:t>
-      </w:r>
-      <w:r>
-        <w:t>.</w:t>
-      </w:r>
+        <w:rPr>
+          <w:color w:val="000000" w:themeColor="text1"/>
+        </w:rPr>
+      </w:pPr>
     </w:p>
     <w:p>
       <w:pPr>
         <w:pStyle w:val="Heading2"/>
-      </w:pPr>
-      <w:r>
+        <w:rPr>
+          <w:color w:val="000000" w:themeColor="text1"/>
+        </w:rPr>
+      </w:pPr>
+    </w:p>
+    <w:p>
+      <w:pPr>
+        <w:pStyle w:val="Heading2"/>
+        <w:rPr>
+          <w:color w:val="000000" w:themeColor="text1"/>
+        </w:rPr>
+      </w:pPr>
+      <w:r>
+        <w:rPr>
+          <w:color w:val="000000" w:themeColor="text1"/>
+        </w:rPr>
         <w:lastRenderedPageBreak/>
         <w:t xml:space="preserve">Education history </w:t>
       </w:r>
@@ -2918,6 +2857,7 @@
               <w:ind w:right="23"/>
               <w:jc w:val="center"/>
               <w:rPr>
+                <w:color w:val="000000" w:themeColor="text1"/>
                 <w:sz w:val="24"/>
                 <w:szCs w:val="24"/>
               </w:rPr>
@@ -2925,6 +2865,7 @@
             <w:r>
               <w:rPr>
                 <w:b/>
+                <w:color w:val="000000" w:themeColor="text1"/>
                 <w:sz w:val="24"/>
                 <w:szCs w:val="24"/>
               </w:rPr>
@@ -2942,6 +2883,7 @@
               <w:spacing w:line="259" w:lineRule="auto"/>
               <w:jc w:val="center"/>
               <w:rPr>
+                <w:color w:val="000000" w:themeColor="text1"/>
                 <w:sz w:val="24"/>
                 <w:szCs w:val="24"/>
               </w:rPr>
@@ -2949,6 +2891,7 @@
             <w:r>
               <w:rPr>
                 <w:b/>
+                <w:color w:val="000000" w:themeColor="text1"/>
                 <w:sz w:val="24"/>
                 <w:szCs w:val="24"/>
               </w:rPr>
@@ -2967,6 +2910,7 @@
               <w:ind w:right="14"/>
               <w:jc w:val="center"/>
               <w:rPr>
+                <w:color w:val="000000" w:themeColor="text1"/>
                 <w:sz w:val="24"/>
                 <w:szCs w:val="24"/>
               </w:rPr>
@@ -2974,6 +2918,7 @@
             <w:r>
               <w:rPr>
                 <w:b/>
+                <w:color w:val="000000" w:themeColor="text1"/>
                 <w:sz w:val="24"/>
                 <w:szCs w:val="24"/>
               </w:rPr>
@@ -2992,6 +2937,7 @@
               <w:ind w:left="41"/>
               <w:jc w:val="center"/>
               <w:rPr>
+                <w:color w:val="000000" w:themeColor="text1"/>
                 <w:sz w:val="24"/>
                 <w:szCs w:val="24"/>
               </w:rPr>
@@ -2999,6 +2945,7 @@
             <w:r>
               <w:rPr>
                 <w:b/>
+                <w:color w:val="000000" w:themeColor="text1"/>
                 <w:sz w:val="24"/>
                 <w:szCs w:val="24"/>
               </w:rPr>
@@ -3008,6 +2955,7 @@
               <w:rPr>
                 <w:b/>
                 <w:i/>
+                <w:color w:val="000000" w:themeColor="text1"/>
                 <w:sz w:val="24"/>
                 <w:szCs w:val="24"/>
               </w:rPr>
@@ -3027,10 +2975,14 @@
           <w:p>
             <w:pPr>
               <w:spacing w:line="259" w:lineRule="auto"/>
+              <w:rPr>
+                <w:color w:val="000000" w:themeColor="text1"/>
+              </w:rPr>
             </w:pPr>
             <w:r>
               <w:rPr>
                 <w:b/>
+                <w:color w:val="000000" w:themeColor="text1"/>
               </w:rPr>
               <w:t>BE</w:t>
             </w:r>
@@ -3038,50 +2990,49 @@
               <w:rPr>
                 <w:b/>
                 <w:i/>
-              </w:rPr>
-              <w:t>(</w:t>
-            </w:r>
-            <w:proofErr w:type="spellStart"/>
-            <w:r>
-              <w:rPr>
-                <w:b/>
-                <w:i/>
-              </w:rPr>
-              <w:t>E&amp;Tc</w:t>
-            </w:r>
-            <w:proofErr w:type="spellEnd"/>
-            <w:r>
-              <w:rPr>
-                <w:b/>
-                <w:i/>
-              </w:rPr>
-              <w:t>)</w:t>
+                <w:color w:val="000000" w:themeColor="text1"/>
+              </w:rPr>
+              <w:t>(E&amp;Tc)</w:t>
             </w:r>
             <w:r>
               <w:rPr>
                 <w:b/>
+                <w:color w:val="000000" w:themeColor="text1"/>
               </w:rPr>
               <w:t>;</w:t>
             </w:r>
             <w:r>
+              <w:rPr>
+                <w:color w:val="000000" w:themeColor="text1"/>
+              </w:rPr>
               <w:t xml:space="preserve"> Bachelor of </w:t>
             </w:r>
           </w:p>
           <w:p>
             <w:pPr>
               <w:spacing w:line="259" w:lineRule="auto"/>
+              <w:rPr>
+                <w:color w:val="000000" w:themeColor="text1"/>
+              </w:rPr>
             </w:pPr>
             <w:r>
+              <w:rPr>
+                <w:color w:val="000000" w:themeColor="text1"/>
+              </w:rPr>
               <w:t xml:space="preserve">Engineering  </w:t>
             </w:r>
           </w:p>
           <w:p>
             <w:pPr>
               <w:spacing w:line="259" w:lineRule="auto"/>
+              <w:rPr>
+                <w:color w:val="000000" w:themeColor="text1"/>
+              </w:rPr>
             </w:pPr>
             <w:r>
               <w:rPr>
                 <w:i/>
+                <w:color w:val="000000" w:themeColor="text1"/>
               </w:rPr>
               <w:t xml:space="preserve">(Branch: Electronics and </w:t>
             </w:r>
@@ -3089,10 +3040,14 @@
           <w:p>
             <w:pPr>
               <w:spacing w:line="259" w:lineRule="auto"/>
+              <w:rPr>
+                <w:color w:val="000000" w:themeColor="text1"/>
+              </w:rPr>
             </w:pPr>
             <w:r>
               <w:rPr>
                 <w:i/>
+                <w:color w:val="000000" w:themeColor="text1"/>
               </w:rPr>
               <w:t xml:space="preserve">Telecommunication, </w:t>
             </w:r>
@@ -3100,10 +3055,14 @@
           <w:p>
             <w:pPr>
               <w:spacing w:line="259" w:lineRule="auto"/>
+              <w:rPr>
+                <w:color w:val="000000" w:themeColor="text1"/>
+              </w:rPr>
             </w:pPr>
             <w:r>
               <w:rPr>
                 <w:i/>
+                <w:color w:val="000000" w:themeColor="text1"/>
               </w:rPr>
               <w:t xml:space="preserve">Electives: Biomedical </w:t>
             </w:r>
@@ -3111,10 +3070,14 @@
           <w:p>
             <w:pPr>
               <w:spacing w:line="259" w:lineRule="auto"/>
+              <w:rPr>
+                <w:color w:val="000000" w:themeColor="text1"/>
+              </w:rPr>
             </w:pPr>
             <w:r>
               <w:rPr>
                 <w:i/>
+                <w:color w:val="000000" w:themeColor="text1"/>
               </w:rPr>
               <w:t xml:space="preserve">Instrumentation and Fiber </w:t>
             </w:r>
@@ -3122,14 +3085,21 @@
           <w:p>
             <w:pPr>
               <w:spacing w:line="259" w:lineRule="auto"/>
+              <w:rPr>
+                <w:color w:val="000000" w:themeColor="text1"/>
+              </w:rPr>
             </w:pPr>
             <w:r>
               <w:rPr>
                 <w:i/>
+                <w:color w:val="000000" w:themeColor="text1"/>
               </w:rPr>
               <w:t>Optics Communication)</w:t>
             </w:r>
             <w:r>
+              <w:rPr>
+                <w:color w:val="000000" w:themeColor="text1"/>
+              </w:rPr>
               <w:t xml:space="preserve"> </w:t>
             </w:r>
           </w:p>
@@ -3142,8 +3112,14 @@
             <w:pPr>
               <w:spacing w:line="259" w:lineRule="auto"/>
               <w:ind w:left="1"/>
+              <w:rPr>
+                <w:color w:val="000000" w:themeColor="text1"/>
+              </w:rPr>
             </w:pPr>
             <w:r>
+              <w:rPr>
+                <w:color w:val="000000" w:themeColor="text1"/>
+              </w:rPr>
               <w:t xml:space="preserve">May 2013 </w:t>
             </w:r>
           </w:p>
@@ -3156,10 +3132,14 @@
             <w:pPr>
               <w:spacing w:line="259" w:lineRule="auto"/>
               <w:ind w:left="1"/>
+              <w:rPr>
+                <w:color w:val="000000" w:themeColor="text1"/>
+              </w:rPr>
             </w:pPr>
             <w:r>
               <w:rPr>
                 <w:b/>
+                <w:color w:val="000000" w:themeColor="text1"/>
               </w:rPr>
               <w:t xml:space="preserve">Sanjay Education Society’s </w:t>
             </w:r>
@@ -3168,14 +3148,21 @@
             <w:pPr>
               <w:spacing w:line="259" w:lineRule="auto"/>
               <w:ind w:left="1"/>
+              <w:rPr>
+                <w:color w:val="000000" w:themeColor="text1"/>
+              </w:rPr>
             </w:pPr>
             <w:r>
               <w:rPr>
                 <w:b/>
+                <w:color w:val="000000" w:themeColor="text1"/>
               </w:rPr>
               <w:t>College of Engineering</w:t>
             </w:r>
             <w:r>
+              <w:rPr>
+                <w:color w:val="000000" w:themeColor="text1"/>
+              </w:rPr>
               <w:t xml:space="preserve">, </w:t>
             </w:r>
           </w:p>
@@ -3183,27 +3170,35 @@
             <w:pPr>
               <w:spacing w:line="259" w:lineRule="auto"/>
               <w:ind w:left="1"/>
+              <w:rPr>
+                <w:color w:val="000000" w:themeColor="text1"/>
+              </w:rPr>
             </w:pPr>
-            <w:proofErr w:type="spellStart"/>
             <w:r>
-              <w:t>Navalnagar</w:t>
-            </w:r>
-            <w:proofErr w:type="spellEnd"/>
-            <w:r>
-              <w:t xml:space="preserve">, Dhule- 424318, </w:t>
+              <w:rPr>
+                <w:color w:val="000000" w:themeColor="text1"/>
+              </w:rPr>
+              <w:t xml:space="preserve">Navalnagar, Dhule- 424318, </w:t>
             </w:r>
           </w:p>
           <w:p>
             <w:pPr>
               <w:spacing w:line="259" w:lineRule="auto"/>
               <w:ind w:left="1"/>
+              <w:rPr>
+                <w:color w:val="000000" w:themeColor="text1"/>
+              </w:rPr>
             </w:pPr>
             <w:r>
+              <w:rPr>
+                <w:color w:val="000000" w:themeColor="text1"/>
+              </w:rPr>
               <w:t xml:space="preserve">Maharashtra/ </w:t>
             </w:r>
             <w:r>
               <w:rPr>
                 <w:b/>
+                <w:color w:val="000000" w:themeColor="text1"/>
               </w:rPr>
               <w:t xml:space="preserve">North </w:t>
             </w:r>
@@ -3212,14 +3207,21 @@
             <w:pPr>
               <w:spacing w:line="259" w:lineRule="auto"/>
               <w:ind w:left="1"/>
+              <w:rPr>
+                <w:color w:val="000000" w:themeColor="text1"/>
+              </w:rPr>
             </w:pPr>
             <w:r>
               <w:rPr>
                 <w:b/>
+                <w:color w:val="000000" w:themeColor="text1"/>
               </w:rPr>
               <w:t>Maharashtra University</w:t>
             </w:r>
             <w:r>
+              <w:rPr>
+                <w:color w:val="000000" w:themeColor="text1"/>
+              </w:rPr>
               <w:t xml:space="preserve">, </w:t>
             </w:r>
           </w:p>
@@ -3227,8 +3229,14 @@
             <w:pPr>
               <w:spacing w:line="259" w:lineRule="auto"/>
               <w:ind w:left="1"/>
+              <w:rPr>
+                <w:color w:val="000000" w:themeColor="text1"/>
+              </w:rPr>
             </w:pPr>
             <w:r>
+              <w:rPr>
+                <w:color w:val="000000" w:themeColor="text1"/>
+              </w:rPr>
               <w:t xml:space="preserve">Jalgaon 425001, Maharashtra. </w:t>
             </w:r>
           </w:p>
@@ -3241,8 +3249,14 @@
             <w:pPr>
               <w:spacing w:line="259" w:lineRule="auto"/>
               <w:ind w:left="1"/>
+              <w:rPr>
+                <w:color w:val="000000" w:themeColor="text1"/>
+              </w:rPr>
             </w:pPr>
             <w:r>
+              <w:rPr>
+                <w:color w:val="000000" w:themeColor="text1"/>
+              </w:rPr>
               <w:t xml:space="preserve">First Class (61.1%) </w:t>
             </w:r>
           </w:p>
@@ -3259,46 +3273,70 @@
           <w:p>
             <w:pPr>
               <w:spacing w:line="259" w:lineRule="auto"/>
+              <w:rPr>
+                <w:color w:val="000000" w:themeColor="text1"/>
+              </w:rPr>
             </w:pPr>
             <w:r>
               <w:rPr>
                 <w:b/>
+                <w:color w:val="000000" w:themeColor="text1"/>
               </w:rPr>
               <w:t>10+2 Science</w:t>
             </w:r>
             <w:r>
+              <w:rPr>
+                <w:color w:val="000000" w:themeColor="text1"/>
+              </w:rPr>
               <w:t xml:space="preserve"> </w:t>
             </w:r>
             <w:r>
               <w:rPr>
                 <w:b/>
                 <w:i/>
+                <w:color w:val="000000" w:themeColor="text1"/>
               </w:rPr>
               <w:t>(PCMB)</w:t>
             </w:r>
             <w:r>
               <w:rPr>
                 <w:b/>
+                <w:color w:val="000000" w:themeColor="text1"/>
               </w:rPr>
               <w:t>;</w:t>
             </w:r>
             <w:r>
+              <w:rPr>
+                <w:color w:val="000000" w:themeColor="text1"/>
+              </w:rPr>
               <w:t xml:space="preserve"> </w:t>
             </w:r>
           </w:p>
           <w:p>
             <w:pPr>
               <w:spacing w:line="259" w:lineRule="auto"/>
+              <w:rPr>
+                <w:color w:val="000000" w:themeColor="text1"/>
+              </w:rPr>
             </w:pPr>
             <w:r>
+              <w:rPr>
+                <w:color w:val="000000" w:themeColor="text1"/>
+              </w:rPr>
               <w:t xml:space="preserve">Senior School Certificate </w:t>
             </w:r>
           </w:p>
           <w:p>
             <w:pPr>
               <w:spacing w:line="259" w:lineRule="auto"/>
+              <w:rPr>
+                <w:color w:val="000000" w:themeColor="text1"/>
+              </w:rPr>
             </w:pPr>
             <w:r>
+              <w:rPr>
+                <w:color w:val="000000" w:themeColor="text1"/>
+              </w:rPr>
               <w:t xml:space="preserve">Examination </w:t>
             </w:r>
           </w:p>
@@ -3311,8 +3349,14 @@
             <w:pPr>
               <w:spacing w:line="259" w:lineRule="auto"/>
               <w:ind w:left="1"/>
+              <w:rPr>
+                <w:color w:val="000000" w:themeColor="text1"/>
+              </w:rPr>
             </w:pPr>
             <w:r>
+              <w:rPr>
+                <w:color w:val="000000" w:themeColor="text1"/>
+              </w:rPr>
               <w:t xml:space="preserve">Sept 1996 </w:t>
             </w:r>
           </w:p>
@@ -3325,22 +3369,21 @@
             <w:pPr>
               <w:spacing w:line="259" w:lineRule="auto"/>
               <w:ind w:left="1"/>
+              <w:rPr>
+                <w:color w:val="000000" w:themeColor="text1"/>
+              </w:rPr>
             </w:pPr>
-            <w:proofErr w:type="spellStart"/>
             <w:r>
               <w:rPr>
                 <w:b/>
-              </w:rPr>
-              <w:t>Kendriya</w:t>
-            </w:r>
-            <w:proofErr w:type="spellEnd"/>
-            <w:r>
-              <w:rPr>
-                <w:b/>
-              </w:rPr>
-              <w:t xml:space="preserve"> Vidyalaya No.1</w:t>
+                <w:color w:val="000000" w:themeColor="text1"/>
+              </w:rPr>
+              <w:t>Kendriya Vidyalaya No.1</w:t>
             </w:r>
             <w:r>
+              <w:rPr>
+                <w:color w:val="000000" w:themeColor="text1"/>
+              </w:rPr>
               <w:t xml:space="preserve">, Air Force Station, Pune-32, Maharashtra. </w:t>
             </w:r>
           </w:p>
@@ -3353,8 +3396,14 @@
             <w:pPr>
               <w:spacing w:line="259" w:lineRule="auto"/>
               <w:ind w:left="1"/>
+              <w:rPr>
+                <w:color w:val="000000" w:themeColor="text1"/>
+              </w:rPr>
             </w:pPr>
             <w:r>
+              <w:rPr>
+                <w:color w:val="000000" w:themeColor="text1"/>
+              </w:rPr>
               <w:t xml:space="preserve">First Class (64%) </w:t>
             </w:r>
           </w:p>
@@ -3371,16 +3420,21 @@
           <w:p>
             <w:pPr>
               <w:spacing w:line="259" w:lineRule="auto"/>
+              <w:rPr>
+                <w:color w:val="000000" w:themeColor="text1"/>
+              </w:rPr>
             </w:pPr>
             <w:r>
               <w:rPr>
                 <w:b/>
+                <w:color w:val="000000" w:themeColor="text1"/>
               </w:rPr>
               <w:t>10</w:t>
             </w:r>
             <w:r>
               <w:rPr>
                 <w:b/>
+                <w:color w:val="000000" w:themeColor="text1"/>
                 <w:vertAlign w:val="superscript"/>
               </w:rPr>
               <w:t>th</w:t>
@@ -3388,18 +3442,28 @@
             <w:r>
               <w:rPr>
                 <w:b/>
+                <w:color w:val="000000" w:themeColor="text1"/>
               </w:rPr>
               <w:t>;</w:t>
             </w:r>
             <w:r>
+              <w:rPr>
+                <w:color w:val="000000" w:themeColor="text1"/>
+              </w:rPr>
               <w:t xml:space="preserve"> Secondary School </w:t>
             </w:r>
           </w:p>
           <w:p>
             <w:pPr>
               <w:spacing w:line="259" w:lineRule="auto"/>
+              <w:rPr>
+                <w:color w:val="000000" w:themeColor="text1"/>
+              </w:rPr>
             </w:pPr>
             <w:r>
+              <w:rPr>
+                <w:color w:val="000000" w:themeColor="text1"/>
+              </w:rPr>
               <w:t xml:space="preserve">Examination </w:t>
             </w:r>
           </w:p>
@@ -3412,8 +3476,14 @@
             <w:pPr>
               <w:spacing w:line="259" w:lineRule="auto"/>
               <w:ind w:left="1"/>
+              <w:rPr>
+                <w:color w:val="000000" w:themeColor="text1"/>
+              </w:rPr>
             </w:pPr>
             <w:r>
+              <w:rPr>
+                <w:color w:val="000000" w:themeColor="text1"/>
+              </w:rPr>
               <w:t xml:space="preserve">July 1994 </w:t>
             </w:r>
           </w:p>
@@ -3426,22 +3496,21 @@
             <w:pPr>
               <w:spacing w:line="259" w:lineRule="auto"/>
               <w:ind w:left="1"/>
+              <w:rPr>
+                <w:color w:val="000000" w:themeColor="text1"/>
+              </w:rPr>
             </w:pPr>
-            <w:proofErr w:type="spellStart"/>
             <w:r>
               <w:rPr>
                 <w:b/>
-              </w:rPr>
-              <w:t>Kendriya</w:t>
-            </w:r>
-            <w:proofErr w:type="spellEnd"/>
-            <w:r>
-              <w:rPr>
-                <w:b/>
-              </w:rPr>
-              <w:t xml:space="preserve"> Vidyalaya No.1</w:t>
+                <w:color w:val="000000" w:themeColor="text1"/>
+              </w:rPr>
+              <w:t>Kendriya Vidyalaya No.1</w:t>
             </w:r>
             <w:r>
+              <w:rPr>
+                <w:color w:val="000000" w:themeColor="text1"/>
+              </w:rPr>
               <w:t xml:space="preserve">, Air Force Station, Pune-32, Maharashtra. </w:t>
             </w:r>
           </w:p>
@@ -3454,8 +3523,14 @@
             <w:pPr>
               <w:spacing w:line="259" w:lineRule="auto"/>
               <w:ind w:left="1"/>
+              <w:rPr>
+                <w:color w:val="000000" w:themeColor="text1"/>
+              </w:rPr>
             </w:pPr>
             <w:r>
+              <w:rPr>
+                <w:color w:val="000000" w:themeColor="text1"/>
+              </w:rPr>
               <w:t xml:space="preserve">First Class (72.4%) </w:t>
             </w:r>
           </w:p>
@@ -3465,8 +3540,14 @@
     <w:p>
       <w:pPr>
         <w:pStyle w:val="Heading3"/>
-      </w:pPr>
-      <w:r>
+        <w:rPr>
+          <w:color w:val="000000" w:themeColor="text1"/>
+        </w:rPr>
+      </w:pPr>
+      <w:r>
+        <w:rPr>
+          <w:color w:val="000000" w:themeColor="text1"/>
+        </w:rPr>
         <w:t xml:space="preserve">Technical qualifications </w:t>
       </w:r>
     </w:p>
@@ -3477,60 +3558,70 @@
           <w:ilvl w:val="0"/>
           <w:numId w:val="7"/>
         </w:numPr>
-      </w:pPr>
-      <w:r>
-        <w:t>Professional Diploma in Interactive Multimedia and Web Technologies, KELTRON IT Education, Kerala State Electronics Development Corporation Ltd</w:t>
-      </w:r>
-      <w:r>
-        <w:t xml:space="preserve"> (2005)</w:t>
-      </w:r>
-      <w:r>
-        <w:t xml:space="preserve">. </w:t>
+        <w:rPr>
+          <w:color w:val="000000" w:themeColor="text1"/>
+        </w:rPr>
+      </w:pPr>
+      <w:r>
+        <w:rPr>
+          <w:color w:val="000000" w:themeColor="text1"/>
+        </w:rPr>
+        <w:t xml:space="preserve">Professional Diploma in Interactive Multimedia and Web Technologies, KELTRON IT Education, Kerala State Electronics Development Corporation Ltd (2005). </w:t>
       </w:r>
     </w:p>
     <w:p>
       <w:pPr>
         <w:pStyle w:val="numberlist"/>
-      </w:pPr>
-      <w:r>
-        <w:t xml:space="preserve">Advanced Post Graduate Diploma in Embedded System, SMEC Automation </w:t>
-      </w:r>
-      <w:proofErr w:type="spellStart"/>
-      <w:r>
-        <w:t>Pvt.</w:t>
-      </w:r>
-      <w:proofErr w:type="spellEnd"/>
-      <w:r>
-        <w:t xml:space="preserve"> Ltd. &amp; Research Development Training, Cochin. An ISO 9001:2008 certified and authorized system integrations of Schneider Electric, France</w:t>
-      </w:r>
-      <w:r>
-        <w:t xml:space="preserve"> (2014)</w:t>
-      </w:r>
-      <w:r>
-        <w:t xml:space="preserve">. </w:t>
+        <w:rPr>
+          <w:color w:val="000000" w:themeColor="text1"/>
+        </w:rPr>
+      </w:pPr>
+      <w:r>
+        <w:rPr>
+          <w:color w:val="000000" w:themeColor="text1"/>
+        </w:rPr>
+        <w:t xml:space="preserve">Advanced Post Graduate Diploma in Embedded System, SMEC Automation Pvt. Ltd. &amp; Research Development Training, Cochin. An ISO 9001:2008 certified and authorized system integrations of Schneider Electric, France (2014). </w:t>
       </w:r>
     </w:p>
     <w:p>
       <w:pPr>
         <w:pStyle w:val="numberlist"/>
-      </w:pPr>
-      <w:r>
+        <w:rPr>
+          <w:color w:val="000000" w:themeColor="text1"/>
+        </w:rPr>
+      </w:pPr>
+      <w:r>
+        <w:rPr>
+          <w:color w:val="000000" w:themeColor="text1"/>
+        </w:rPr>
         <w:t xml:space="preserve">Computer software - Adobe CC – 2020 Photoshop, Dreamweaver, Illustrator, Animate, After Effects, Premiere, InDesign, Microsoft Office, Corel Draw, Maya and 3D Studio Max. </w:t>
       </w:r>
     </w:p>
     <w:p>
       <w:pPr>
         <w:pStyle w:val="numberlist"/>
-      </w:pPr>
-      <w:r>
+        <w:rPr>
+          <w:color w:val="000000" w:themeColor="text1"/>
+        </w:rPr>
+      </w:pPr>
+      <w:r>
+        <w:rPr>
+          <w:color w:val="000000" w:themeColor="text1"/>
+        </w:rPr>
         <w:t xml:space="preserve">Additional languages HTML 5, CSS3, SASS, JavaScript, jQuery, Bootstrap, SVG, Canvas, PHP, ASP, CFM, JSP, SQL, MYSQL, XML, XSLT, JSON and API. </w:t>
       </w:r>
     </w:p>
     <w:p>
       <w:pPr>
         <w:pStyle w:val="numberlist"/>
-      </w:pPr>
-      <w:r>
+        <w:rPr>
+          <w:color w:val="000000" w:themeColor="text1"/>
+        </w:rPr>
+      </w:pPr>
+      <w:r>
+        <w:rPr>
+          <w:color w:val="000000" w:themeColor="text1"/>
+        </w:rPr>
         <w:t xml:space="preserve">Embedded Software </w:t>
       </w:r>
     </w:p>
@@ -3538,8 +3629,14 @@
       <w:pPr>
         <w:pStyle w:val="abclist"/>
         <w:ind w:left="1276"/>
-      </w:pPr>
-      <w:r>
+        <w:rPr>
+          <w:color w:val="000000" w:themeColor="text1"/>
+        </w:rPr>
+      </w:pPr>
+      <w:r>
+        <w:rPr>
+          <w:color w:val="000000" w:themeColor="text1"/>
+        </w:rPr>
         <w:t xml:space="preserve">ORCAD for PCB Solutions </w:t>
       </w:r>
     </w:p>
@@ -3547,8 +3644,14 @@
       <w:pPr>
         <w:pStyle w:val="abclist"/>
         <w:ind w:left="1276"/>
-      </w:pPr>
-      <w:r>
+        <w:rPr>
+          <w:color w:val="000000" w:themeColor="text1"/>
+        </w:rPr>
+      </w:pPr>
+      <w:r>
+        <w:rPr>
+          <w:color w:val="000000" w:themeColor="text1"/>
+        </w:rPr>
         <w:t xml:space="preserve">Advanced C for C programming to electronics circuits like LPC 2129, PICC Compiler, etc. </w:t>
       </w:r>
     </w:p>
@@ -3556,25 +3659,29 @@
       <w:pPr>
         <w:pStyle w:val="abclist"/>
         <w:ind w:left="1276"/>
-      </w:pPr>
-      <w:r>
-        <w:t xml:space="preserve">High Tech PICC Compiler, PIC </w:t>
-      </w:r>
-      <w:proofErr w:type="spellStart"/>
-      <w:r>
-        <w:t>BootPlus</w:t>
-      </w:r>
-      <w:proofErr w:type="spellEnd"/>
-      <w:r>
-        <w:t xml:space="preserve"> – TNO Industrial Technology from Microchip </w:t>
+        <w:rPr>
+          <w:color w:val="000000" w:themeColor="text1"/>
+        </w:rPr>
+      </w:pPr>
+      <w:r>
+        <w:rPr>
+          <w:color w:val="000000" w:themeColor="text1"/>
+        </w:rPr>
+        <w:t xml:space="preserve">High Tech PICC Compiler, PIC BootPlus – TNO Industrial Technology from Microchip </w:t>
       </w:r>
     </w:p>
     <w:p>
       <w:pPr>
         <w:pStyle w:val="abclist"/>
         <w:ind w:left="1276"/>
-      </w:pPr>
-      <w:r>
+        <w:rPr>
+          <w:color w:val="000000" w:themeColor="text1"/>
+        </w:rPr>
+      </w:pPr>
+      <w:r>
+        <w:rPr>
+          <w:color w:val="000000" w:themeColor="text1"/>
+        </w:rPr>
         <w:t xml:space="preserve">Technology featuring Omniscient Code Generation™, whole-program compilation technology, for Microchip Technology's 8-, 16-, and 32-bit PIC microcontroller and PIC digital signal controller architectures. </w:t>
       </w:r>
     </w:p>
@@ -3582,8 +3689,14 @@
       <w:pPr>
         <w:pStyle w:val="abclist"/>
         <w:ind w:left="1276"/>
-      </w:pPr>
-      <w:r>
+        <w:rPr>
+          <w:color w:val="000000" w:themeColor="text1"/>
+        </w:rPr>
+      </w:pPr>
+      <w:r>
+        <w:rPr>
+          <w:color w:val="000000" w:themeColor="text1"/>
+        </w:rPr>
         <w:t xml:space="preserve">ARM for LPC2129 and LPC2000 Flash ISP Utility. </w:t>
       </w:r>
     </w:p>
@@ -3591,16 +3704,28 @@
       <w:pPr>
         <w:pStyle w:val="abclist"/>
         <w:ind w:left="1276"/>
-      </w:pPr>
-      <w:r>
+        <w:rPr>
+          <w:color w:val="000000" w:themeColor="text1"/>
+        </w:rPr>
+      </w:pPr>
+      <w:r>
+        <w:rPr>
+          <w:color w:val="000000" w:themeColor="text1"/>
+        </w:rPr>
         <w:t xml:space="preserve">Arduino-windows: open-source electronics platform based on easy-to-use hardware and software. </w:t>
       </w:r>
     </w:p>
     <w:p>
       <w:pPr>
         <w:pStyle w:val="Heading2"/>
-      </w:pPr>
-      <w:r>
+        <w:rPr>
+          <w:color w:val="000000" w:themeColor="text1"/>
+        </w:rPr>
+      </w:pPr>
+      <w:r>
+        <w:rPr>
+          <w:color w:val="000000" w:themeColor="text1"/>
+        </w:rPr>
         <w:t xml:space="preserve">Projects </w:t>
       </w:r>
     </w:p>
@@ -3611,30 +3736,37 @@
           <w:ilvl w:val="0"/>
           <w:numId w:val="8"/>
         </w:numPr>
-      </w:pPr>
-      <w:r>
-        <w:t>Project of BE (</w:t>
-      </w:r>
-      <w:proofErr w:type="spellStart"/>
-      <w:r>
-        <w:t>E&amp;Tc</w:t>
-      </w:r>
-      <w:proofErr w:type="spellEnd"/>
-      <w:r>
-        <w:t xml:space="preserve">) 2003 – “SECRET CODE TRANSMISSION USING TELEPHONE LINES”, from North Maharashtra University, Jalgaon for the year 2002-2003 – the project namely is used to receive a secret message by decoding the frequency. In this project we can transmit secret code at any distance in whole world. </w:t>
+        <w:rPr>
+          <w:color w:val="000000" w:themeColor="text1"/>
+        </w:rPr>
+      </w:pPr>
+      <w:r>
+        <w:rPr>
+          <w:color w:val="000000" w:themeColor="text1"/>
+        </w:rPr>
+        <w:t xml:space="preserve">Project of BE (E&amp;Tc) 2003 – “SECRET CODE TRANSMISSION USING TELEPHONE LINES”, from North Maharashtra University, Jalgaon for the year 2002-2003 – the project namely is used to receive a secret message by decoding the frequency. In this project we can transmit secret code at any distance in whole world. </w:t>
       </w:r>
     </w:p>
     <w:p>
       <w:pPr>
         <w:pStyle w:val="numberlist"/>
-      </w:pPr>
-      <w:r>
+        <w:rPr>
+          <w:color w:val="000000" w:themeColor="text1"/>
+        </w:rPr>
+      </w:pPr>
+      <w:r>
+        <w:rPr>
+          <w:color w:val="000000" w:themeColor="text1"/>
+        </w:rPr>
+        <w:lastRenderedPageBreak/>
         <w:t xml:space="preserve">A small Animation Movie – “ANTWAR” for KELTRON IT Education, Kerala State Electronics Development Corporation Ltd for the year 2005. This project is made by the help of software – 3D Studio Max, Photoshop and Premiere Pro. </w:t>
       </w:r>
       <w:hyperlink r:id="rId28" w:history="1">
         <w:r>
           <w:rPr>
             <w:rStyle w:val="Hyperlink"/>
+            <w:color w:val="000000" w:themeColor="text1"/>
+            <w:u w:val="none"/>
           </w:rPr>
           <w:t>Watch online</w:t>
         </w:r>
@@ -3642,733 +3774,822 @@
       <w:r>
         <w:rPr>
           <w:rStyle w:val="Hyperlink"/>
-        </w:rPr>
-        <w:t xml:space="preserve"> - </w:t>
-      </w:r>
-      <w:r>
-        <w:rPr>
-          <w:rStyle w:val="Hyperlink"/>
-        </w:rPr>
-        <w:t>https://www.youtube.com/watch?v=D5mRdeCX660</w:t>
-      </w:r>
-      <w:r>
+          <w:color w:val="000000" w:themeColor="text1"/>
+          <w:u w:val="none"/>
+        </w:rPr>
+        <w:t xml:space="preserve"> - https://www.youtube.com/watch?v=D5mRdeCX660</w:t>
+      </w:r>
+      <w:r>
+        <w:rPr>
+          <w:color w:val="000000" w:themeColor="text1"/>
+        </w:rPr>
         <w:t>.</w:t>
       </w:r>
     </w:p>
     <w:p>
       <w:pPr>
         <w:pStyle w:val="numberlist"/>
-      </w:pPr>
-      <w:r>
+        <w:rPr>
+          <w:color w:val="000000" w:themeColor="text1"/>
+        </w:rPr>
+      </w:pPr>
+      <w:r>
+        <w:rPr>
+          <w:color w:val="000000" w:themeColor="text1"/>
+        </w:rPr>
         <w:t xml:space="preserve">Websites on Medical Tourism, Surgery Treatments and International Patient Care, websites: </w:t>
       </w:r>
       <w:hyperlink r:id="rId29">
         <w:r>
           <w:rPr>
-            <w:color w:val="0000FF"/>
-            <w:u w:val="single" w:color="0000FF"/>
+            <w:color w:val="000000" w:themeColor="text1"/>
+            <w:u w:color="0000FF"/>
           </w:rPr>
           <w:t>http://www.forerunnershealthcare.com</w:t>
         </w:r>
       </w:hyperlink>
       <w:hyperlink r:id="rId30">
         <w:r>
+          <w:rPr>
+            <w:color w:val="000000" w:themeColor="text1"/>
+          </w:rPr>
           <w:t>,</w:t>
         </w:r>
       </w:hyperlink>
       <w:hyperlink r:id="rId31">
         <w:r>
+          <w:rPr>
+            <w:color w:val="000000" w:themeColor="text1"/>
+          </w:rPr>
           <w:t xml:space="preserve"> </w:t>
         </w:r>
       </w:hyperlink>
       <w:hyperlink r:id="rId32">
         <w:r>
           <w:rPr>
-            <w:color w:val="0000FF"/>
-            <w:u w:val="single" w:color="0000FF"/>
+            <w:color w:val="000000" w:themeColor="text1"/>
+            <w:u w:color="0000FF"/>
           </w:rPr>
           <w:t>http://www.tour2india4health.com</w:t>
         </w:r>
       </w:hyperlink>
       <w:hyperlink r:id="rId33">
         <w:r>
+          <w:rPr>
+            <w:color w:val="000000" w:themeColor="text1"/>
+          </w:rPr>
           <w:t>,</w:t>
         </w:r>
       </w:hyperlink>
       <w:r>
+        <w:rPr>
+          <w:color w:val="000000" w:themeColor="text1"/>
+        </w:rPr>
         <w:t xml:space="preserve">  </w:t>
       </w:r>
       <w:hyperlink r:id="rId34">
         <w:r>
           <w:rPr>
-            <w:color w:val="0000FF"/>
-            <w:u w:val="single" w:color="0000FF"/>
+            <w:color w:val="000000" w:themeColor="text1"/>
+            <w:u w:color="0000FF"/>
           </w:rPr>
           <w:t>http://www.indianhealthguru.com</w:t>
         </w:r>
       </w:hyperlink>
       <w:hyperlink r:id="rId35">
         <w:r>
+          <w:rPr>
+            <w:color w:val="000000" w:themeColor="text1"/>
+          </w:rPr>
           <w:t>,</w:t>
         </w:r>
       </w:hyperlink>
       <w:hyperlink r:id="rId36">
         <w:r>
+          <w:rPr>
+            <w:color w:val="000000" w:themeColor="text1"/>
+          </w:rPr>
           <w:t xml:space="preserve"> </w:t>
         </w:r>
       </w:hyperlink>
       <w:hyperlink r:id="rId37">
         <w:r>
           <w:rPr>
-            <w:color w:val="0000FF"/>
-            <w:u w:val="single" w:color="0000FF"/>
+            <w:color w:val="000000" w:themeColor="text1"/>
+            <w:u w:color="0000FF"/>
           </w:rPr>
           <w:t>http://www.indianmedguru.com</w:t>
         </w:r>
       </w:hyperlink>
       <w:hyperlink r:id="rId38">
         <w:r>
+          <w:rPr>
+            <w:color w:val="000000" w:themeColor="text1"/>
+          </w:rPr>
           <w:t>,</w:t>
         </w:r>
       </w:hyperlink>
       <w:r>
+        <w:rPr>
+          <w:color w:val="000000" w:themeColor="text1"/>
+        </w:rPr>
         <w:t xml:space="preserve">  </w:t>
       </w:r>
       <w:hyperlink r:id="rId39">
         <w:r>
           <w:rPr>
-            <w:color w:val="0000FF"/>
-            <w:u w:val="single" w:color="0000FF"/>
+            <w:color w:val="000000" w:themeColor="text1"/>
+            <w:u w:color="0000FF"/>
           </w:rPr>
           <w:t>http://www.fly2india4health.com</w:t>
         </w:r>
       </w:hyperlink>
       <w:hyperlink r:id="rId40">
         <w:r>
+          <w:rPr>
+            <w:color w:val="000000" w:themeColor="text1"/>
+          </w:rPr>
           <w:t>,</w:t>
         </w:r>
       </w:hyperlink>
       <w:r>
+        <w:rPr>
+          <w:color w:val="000000" w:themeColor="text1"/>
+        </w:rPr>
         <w:t xml:space="preserve">  </w:t>
       </w:r>
       <w:hyperlink r:id="rId41">
         <w:r>
           <w:rPr>
-            <w:color w:val="0000FF"/>
-            <w:u w:val="single" w:color="0000FF"/>
+            <w:color w:val="000000" w:themeColor="text1"/>
+            <w:u w:color="0000FF"/>
           </w:rPr>
           <w:t>http://www.dheerajbojwani.com</w:t>
         </w:r>
       </w:hyperlink>
       <w:hyperlink r:id="rId42">
         <w:r>
+          <w:rPr>
+            <w:color w:val="000000" w:themeColor="text1"/>
+          </w:rPr>
           <w:t>,</w:t>
         </w:r>
       </w:hyperlink>
       <w:r>
+        <w:rPr>
+          <w:color w:val="000000" w:themeColor="text1"/>
+        </w:rPr>
         <w:t xml:space="preserve">  http://www.uk2india4surgery.co.uk (website not present online), </w:t>
       </w:r>
       <w:hyperlink r:id="rId43">
         <w:r>
           <w:rPr>
-            <w:color w:val="0000FF"/>
-            <w:u w:val="single" w:color="0000FF"/>
+            <w:color w:val="000000" w:themeColor="text1"/>
+            <w:u w:color="0000FF"/>
           </w:rPr>
           <w:t>http://www.indiacancersurgerysite.com</w:t>
         </w:r>
       </w:hyperlink>
       <w:hyperlink r:id="rId44">
         <w:r>
+          <w:rPr>
+            <w:color w:val="000000" w:themeColor="text1"/>
+          </w:rPr>
           <w:t>,</w:t>
         </w:r>
       </w:hyperlink>
       <w:r>
-        <w:t xml:space="preserve"> and project submitted at Forerunners Healthcare Consultants </w:t>
-      </w:r>
-      <w:proofErr w:type="spellStart"/>
-      <w:r>
-        <w:t>Pvt.</w:t>
-      </w:r>
-      <w:proofErr w:type="spellEnd"/>
-      <w:r>
-        <w:t xml:space="preserve"> Ltd., Arjun Hospital, Deshpandey Layout, </w:t>
-      </w:r>
-      <w:proofErr w:type="spellStart"/>
-      <w:r>
-        <w:t>Wardhaman</w:t>
-      </w:r>
-      <w:proofErr w:type="spellEnd"/>
-      <w:r>
-        <w:t xml:space="preserve"> Nagar, Nagpur, Maharashtra, year: 2007-2009. </w:t>
+        <w:rPr>
+          <w:color w:val="000000" w:themeColor="text1"/>
+        </w:rPr>
+        <w:t xml:space="preserve"> and project submitted at Forerunners Healthcare Consultants Pvt. Ltd., Arjun Hospital, Deshpandey Layout, Wardhaman Nagar, Nagpur, Maharashtra, year: 2007-2009. </w:t>
       </w:r>
     </w:p>
     <w:p>
       <w:pPr>
         <w:pStyle w:val="numberlist"/>
-      </w:pPr>
-      <w:r>
-        <w:lastRenderedPageBreak/>
-        <w:t xml:space="preserve">Website projects on Health Center – “Aesthetic Dentistry India, Cosmetic Surgery India, Spine Surgery India, Cardiac Surgery India, Obesity Surgery India, etc.”, for Forerunners Healthcare Consultants </w:t>
-      </w:r>
-      <w:proofErr w:type="spellStart"/>
-      <w:r>
-        <w:t>Pvt.</w:t>
-      </w:r>
-      <w:proofErr w:type="spellEnd"/>
-      <w:r>
-        <w:t xml:space="preserve"> Ltd, </w:t>
-      </w:r>
-      <w:proofErr w:type="spellStart"/>
-      <w:r>
-        <w:t>Yamu</w:t>
-      </w:r>
-      <w:proofErr w:type="spellEnd"/>
-      <w:r>
-        <w:t xml:space="preserve"> Nivas, Narendra Nagar, Nagpur, Maharashtra, for the year 2011-2012, with the help of software – Dreamweaver, Photoshop, Flash, Fireworks, etc. </w:t>
+        <w:rPr>
+          <w:color w:val="000000" w:themeColor="text1"/>
+        </w:rPr>
+      </w:pPr>
+      <w:r>
+        <w:rPr>
+          <w:color w:val="000000" w:themeColor="text1"/>
+        </w:rPr>
+        <w:t xml:space="preserve">Website projects on Health Center – “Aesthetic Dentistry India, Cosmetic Surgery India, Spine Surgery India, Cardiac Surgery India, Obesity Surgery India, etc.”, for Forerunners Healthcare Consultants Pvt. Ltd, Yamu Nivas, Narendra Nagar, Nagpur, Maharashtra, for the year 2011-2012, with the help of software – Dreamweaver, Photoshop, Flash, Fireworks, etc. </w:t>
       </w:r>
     </w:p>
     <w:p>
       <w:pPr>
         <w:pStyle w:val="numberlist"/>
-      </w:pPr>
-      <w:r>
-        <w:t xml:space="preserve">Project – “ID Card Access” for SMEC Automation </w:t>
-      </w:r>
-      <w:proofErr w:type="spellStart"/>
-      <w:r>
-        <w:t>Pvt.</w:t>
-      </w:r>
-      <w:proofErr w:type="spellEnd"/>
-      <w:r>
-        <w:t xml:space="preserve"> Ltd. &amp; Research Development Training, Cochin, for the year 2014, with the help of Microchip PIC Programming and Interfacing with the ID card reader circuits. </w:t>
+        <w:rPr>
+          <w:color w:val="000000" w:themeColor="text1"/>
+        </w:rPr>
+      </w:pPr>
+      <w:r>
+        <w:rPr>
+          <w:color w:val="000000" w:themeColor="text1"/>
+        </w:rPr>
+        <w:t xml:space="preserve">Project – “ID Card Access” for SMEC Automation Pvt. Ltd. &amp; Research Development Training, Cochin, for the year 2014, with the help of Microchip PIC Programming and Interfacing with the ID card reader circuits. </w:t>
       </w:r>
     </w:p>
     <w:p>
       <w:pPr>
         <w:pStyle w:val="numberlist"/>
-      </w:pPr>
-      <w:r>
+        <w:rPr>
+          <w:color w:val="000000" w:themeColor="text1"/>
+        </w:rPr>
+      </w:pPr>
+      <w:r>
+        <w:rPr>
+          <w:color w:val="000000" w:themeColor="text1"/>
+        </w:rPr>
         <w:t xml:space="preserve">Frameworks and UI design in Bootstrap and CodeIgniter, Web Design and Development projects for Codmob Technologies LLP, Cochin. Websites: </w:t>
       </w:r>
       <w:hyperlink r:id="rId45">
         <w:r>
           <w:rPr>
-            <w:color w:val="0000FF"/>
-            <w:u w:val="single" w:color="0000FF"/>
+            <w:color w:val="000000" w:themeColor="text1"/>
+            <w:u w:color="0000FF"/>
           </w:rPr>
           <w:t>http://www.codmob.com</w:t>
         </w:r>
       </w:hyperlink>
       <w:hyperlink r:id="rId46">
         <w:r>
+          <w:rPr>
+            <w:color w:val="000000" w:themeColor="text1"/>
+          </w:rPr>
           <w:t>,</w:t>
         </w:r>
       </w:hyperlink>
       <w:r>
+        <w:rPr>
+          <w:color w:val="000000" w:themeColor="text1"/>
+        </w:rPr>
         <w:t xml:space="preserve"> </w:t>
       </w:r>
       <w:hyperlink r:id="rId47">
         <w:r>
           <w:rPr>
-            <w:color w:val="0000FF"/>
-            <w:u w:val="single" w:color="0000FF"/>
+            <w:color w:val="000000" w:themeColor="text1"/>
+            <w:u w:color="0000FF"/>
           </w:rPr>
           <w:t>https://launchmydrug.com</w:t>
         </w:r>
       </w:hyperlink>
       <w:hyperlink r:id="rId48">
         <w:r>
+          <w:rPr>
+            <w:color w:val="000000" w:themeColor="text1"/>
+          </w:rPr>
           <w:t>,</w:t>
         </w:r>
       </w:hyperlink>
       <w:hyperlink r:id="rId49">
         <w:r>
+          <w:rPr>
+            <w:color w:val="000000" w:themeColor="text1"/>
+          </w:rPr>
           <w:t xml:space="preserve"> </w:t>
         </w:r>
       </w:hyperlink>
       <w:hyperlink r:id="rId50">
         <w:r>
           <w:rPr>
-            <w:color w:val="0000FF"/>
-            <w:u w:val="single" w:color="0000FF"/>
+            <w:color w:val="000000" w:themeColor="text1"/>
+            <w:u w:color="0000FF"/>
           </w:rPr>
           <w:t>http://www.vedicrx.com</w:t>
         </w:r>
       </w:hyperlink>
       <w:hyperlink r:id="rId51">
         <w:r>
+          <w:rPr>
+            <w:color w:val="000000" w:themeColor="text1"/>
+          </w:rPr>
           <w:t>,</w:t>
         </w:r>
       </w:hyperlink>
       <w:hyperlink r:id="rId52">
         <w:r>
+          <w:rPr>
+            <w:color w:val="000000" w:themeColor="text1"/>
+          </w:rPr>
           <w:t xml:space="preserve"> </w:t>
         </w:r>
       </w:hyperlink>
       <w:hyperlink r:id="rId53">
         <w:r>
           <w:rPr>
-            <w:color w:val="0000FF"/>
-            <w:u w:val="single" w:color="0000FF"/>
+            <w:color w:val="000000" w:themeColor="text1"/>
+            <w:u w:color="0000FF"/>
           </w:rPr>
           <w:t>http://www.dropofjoy.org</w:t>
         </w:r>
       </w:hyperlink>
       <w:hyperlink r:id="rId54">
         <w:r>
+          <w:rPr>
+            <w:color w:val="000000" w:themeColor="text1"/>
+          </w:rPr>
           <w:t>,</w:t>
         </w:r>
       </w:hyperlink>
       <w:r>
+        <w:rPr>
+          <w:color w:val="000000" w:themeColor="text1"/>
+        </w:rPr>
         <w:t xml:space="preserve"> </w:t>
       </w:r>
       <w:hyperlink r:id="rId55">
         <w:r>
           <w:rPr>
-            <w:color w:val="0000FF"/>
-            <w:u w:val="single" w:color="0000FF"/>
+            <w:color w:val="000000" w:themeColor="text1"/>
+            <w:u w:color="0000FF"/>
           </w:rPr>
           <w:t>http://www.devotee.io</w:t>
         </w:r>
       </w:hyperlink>
       <w:hyperlink r:id="rId56">
         <w:r>
+          <w:rPr>
+            <w:color w:val="000000" w:themeColor="text1"/>
+          </w:rPr>
           <w:t>,</w:t>
         </w:r>
       </w:hyperlink>
       <w:r>
+        <w:rPr>
+          <w:color w:val="000000" w:themeColor="text1"/>
+        </w:rPr>
         <w:t xml:space="preserve"> etc. </w:t>
       </w:r>
     </w:p>
     <w:p>
       <w:pPr>
         <w:pStyle w:val="numberlist"/>
-      </w:pPr>
-      <w:r>
-        <w:t xml:space="preserve">Projects (Based on Frameworks Bootstrap, CodeIgniter and WordPress) for Infametech Solutions </w:t>
-      </w:r>
-      <w:proofErr w:type="spellStart"/>
-      <w:r>
-        <w:t>Pvt.</w:t>
-      </w:r>
-      <w:proofErr w:type="spellEnd"/>
-      <w:r>
-        <w:t xml:space="preserve"> Ltd, websites:</w:t>
+        <w:rPr>
+          <w:color w:val="000000" w:themeColor="text1"/>
+        </w:rPr>
+      </w:pPr>
+      <w:r>
+        <w:rPr>
+          <w:color w:val="000000" w:themeColor="text1"/>
+        </w:rPr>
+        <w:t>Projects (Based on Frameworks Bootstrap, CodeIgniter and WordPress) for Infametech Solutions Pvt. Ltd, websites:</w:t>
       </w:r>
       <w:hyperlink r:id="rId57">
         <w:r>
+          <w:rPr>
+            <w:color w:val="000000" w:themeColor="text1"/>
+          </w:rPr>
           <w:t xml:space="preserve"> </w:t>
         </w:r>
       </w:hyperlink>
       <w:hyperlink r:id="rId58">
         <w:r>
           <w:rPr>
-            <w:color w:val="0000FF"/>
-            <w:u w:val="single" w:color="0000FF"/>
+            <w:color w:val="000000" w:themeColor="text1"/>
+            <w:u w:color="0000FF"/>
           </w:rPr>
           <w:t>http://www.infametech.in</w:t>
         </w:r>
       </w:hyperlink>
       <w:hyperlink r:id="rId59">
         <w:r>
+          <w:rPr>
+            <w:color w:val="000000" w:themeColor="text1"/>
+          </w:rPr>
           <w:t>,</w:t>
         </w:r>
       </w:hyperlink>
       <w:hyperlink r:id="rId60">
         <w:r>
+          <w:rPr>
+            <w:color w:val="000000" w:themeColor="text1"/>
+          </w:rPr>
           <w:t xml:space="preserve"> </w:t>
         </w:r>
       </w:hyperlink>
       <w:hyperlink r:id="rId61">
         <w:r>
           <w:rPr>
-            <w:color w:val="0000FF"/>
-            <w:u w:val="single" w:color="0000FF"/>
+            <w:color w:val="000000" w:themeColor="text1"/>
+            <w:u w:color="0000FF"/>
           </w:rPr>
           <w:t>http://triangledesignbuild.in</w:t>
         </w:r>
       </w:hyperlink>
       <w:hyperlink r:id="rId62">
         <w:r>
+          <w:rPr>
+            <w:color w:val="000000" w:themeColor="text1"/>
+          </w:rPr>
           <w:t>,</w:t>
         </w:r>
       </w:hyperlink>
       <w:r>
+        <w:rPr>
+          <w:color w:val="000000" w:themeColor="text1"/>
+        </w:rPr>
         <w:t xml:space="preserve"> </w:t>
       </w:r>
       <w:hyperlink r:id="rId63">
         <w:r>
           <w:rPr>
-            <w:color w:val="0000FF"/>
-            <w:u w:val="single" w:color="0000FF"/>
+            <w:color w:val="000000" w:themeColor="text1"/>
+            <w:u w:color="0000FF"/>
           </w:rPr>
           <w:t>http://athaniresidency.com</w:t>
         </w:r>
       </w:hyperlink>
       <w:hyperlink r:id="rId64">
         <w:r>
+          <w:rPr>
+            <w:color w:val="000000" w:themeColor="text1"/>
+          </w:rPr>
           <w:t>,</w:t>
         </w:r>
       </w:hyperlink>
       <w:r>
+        <w:rPr>
+          <w:color w:val="000000" w:themeColor="text1"/>
+        </w:rPr>
         <w:t xml:space="preserve">  </w:t>
       </w:r>
       <w:hyperlink r:id="rId65">
         <w:r>
           <w:rPr>
-            <w:color w:val="0000FF"/>
-            <w:u w:val="single" w:color="0000FF"/>
+            <w:color w:val="000000" w:themeColor="text1"/>
+            <w:u w:color="0000FF"/>
           </w:rPr>
           <w:t>http://lasimtours.com</w:t>
         </w:r>
       </w:hyperlink>
       <w:hyperlink r:id="rId66">
         <w:r>
+          <w:rPr>
+            <w:color w:val="000000" w:themeColor="text1"/>
+          </w:rPr>
           <w:t>,</w:t>
         </w:r>
       </w:hyperlink>
       <w:hyperlink r:id="rId67">
         <w:r>
+          <w:rPr>
+            <w:color w:val="000000" w:themeColor="text1"/>
+          </w:rPr>
           <w:t xml:space="preserve"> </w:t>
         </w:r>
       </w:hyperlink>
       <w:hyperlink r:id="rId68">
         <w:r>
           <w:rPr>
-            <w:color w:val="0000FF"/>
-            <w:u w:val="single" w:color="0000FF"/>
+            <w:color w:val="000000" w:themeColor="text1"/>
+            <w:u w:color="0000FF"/>
           </w:rPr>
           <w:t>http://getinkeralatour.com</w:t>
         </w:r>
       </w:hyperlink>
       <w:hyperlink r:id="rId69">
         <w:r>
+          <w:rPr>
+            <w:color w:val="000000" w:themeColor="text1"/>
+          </w:rPr>
           <w:t>,</w:t>
         </w:r>
       </w:hyperlink>
       <w:r>
+        <w:rPr>
+          <w:color w:val="000000" w:themeColor="text1"/>
+        </w:rPr>
         <w:t xml:space="preserve"> etc. </w:t>
       </w:r>
     </w:p>
     <w:p>
       <w:pPr>
         <w:pStyle w:val="numberlist"/>
-      </w:pPr>
-      <w:r>
-        <w:t xml:space="preserve">Projects </w:t>
-      </w:r>
-      <w:r>
-        <w:t xml:space="preserve">(Logic Multimedia Admin websites, based on PHP mini frame (Logic Frame), with Bootstrap, HTML5, CSS3, JavaScript, jQuery, and additional jQuery plugins such as masonry, </w:t>
-      </w:r>
-      <w:proofErr w:type="spellStart"/>
-      <w:r>
-        <w:t>LightGallery</w:t>
-      </w:r>
-      <w:proofErr w:type="spellEnd"/>
-      <w:r>
-        <w:t xml:space="preserve">, slick slider, owl carousel, responsive </w:t>
-      </w:r>
-      <w:proofErr w:type="spellStart"/>
-      <w:r>
-        <w:t>CropPhoto</w:t>
-      </w:r>
-      <w:proofErr w:type="spellEnd"/>
-      <w:r>
-        <w:t xml:space="preserve">, etc. </w:t>
-      </w:r>
-      <w:r>
+        <w:rPr>
+          <w:color w:val="000000" w:themeColor="text1"/>
+        </w:rPr>
+      </w:pPr>
+      <w:r>
+        <w:rPr>
+          <w:color w:val="000000" w:themeColor="text1"/>
+        </w:rPr>
+        <w:t xml:space="preserve">Projects (Logic Multimedia Admin websites, based on PHP mini frame (Logic Frame), with Bootstrap, HTML5, CSS3, JavaScript, jQuery, and additional jQuery plugins such as masonry, LightGallery, slick slider, owl carousel, responsive CropPhoto, etc. </w:t>
+      </w:r>
+      <w:r>
+        <w:rPr>
+          <w:color w:val="000000" w:themeColor="text1"/>
+        </w:rPr>
         <w:br/>
-        <w:t xml:space="preserve">website </w:t>
-      </w:r>
-      <w:proofErr w:type="spellStart"/>
-      <w:r>
-        <w:t>urls</w:t>
-      </w:r>
-      <w:proofErr w:type="spellEnd"/>
-      <w:r>
-        <w:t xml:space="preserve">: </w:t>
+        <w:t xml:space="preserve">website urls: </w:t>
       </w:r>
       <w:hyperlink r:id="rId70">
         <w:r>
           <w:rPr>
-            <w:color w:val="0000FF"/>
-            <w:u w:val="single" w:color="0000FF"/>
+            <w:color w:val="000000" w:themeColor="text1"/>
+            <w:u w:color="0000FF"/>
           </w:rPr>
           <w:t>https://www.hotelsamudra.co.in/</w:t>
         </w:r>
       </w:hyperlink>
       <w:hyperlink r:id="rId71">
         <w:r>
+          <w:rPr>
+            <w:color w:val="000000" w:themeColor="text1"/>
+          </w:rPr>
           <w:t>,</w:t>
         </w:r>
       </w:hyperlink>
       <w:r>
+        <w:rPr>
+          <w:color w:val="000000" w:themeColor="text1"/>
+        </w:rPr>
         <w:t xml:space="preserve"> </w:t>
       </w:r>
       <w:hyperlink r:id="rId72">
         <w:r>
           <w:rPr>
-            <w:color w:val="0000FF"/>
-            <w:u w:val="single" w:color="0000FF"/>
+            <w:color w:val="000000" w:themeColor="text1"/>
+            <w:u w:color="0000FF"/>
           </w:rPr>
           <w:t>https://www.santamariaedu.com/</w:t>
         </w:r>
       </w:hyperlink>
       <w:hyperlink r:id="rId73">
         <w:r>
+          <w:rPr>
+            <w:color w:val="000000" w:themeColor="text1"/>
+          </w:rPr>
           <w:t>,</w:t>
         </w:r>
       </w:hyperlink>
       <w:hyperlink r:id="rId74">
         <w:r>
+          <w:rPr>
+            <w:color w:val="000000" w:themeColor="text1"/>
+          </w:rPr>
           <w:t xml:space="preserve"> </w:t>
         </w:r>
       </w:hyperlink>
       <w:hyperlink r:id="rId75">
         <w:r>
           <w:rPr>
-            <w:color w:val="0000FF"/>
-            <w:u w:val="single" w:color="0000FF"/>
+            <w:color w:val="000000" w:themeColor="text1"/>
+            <w:u w:color="0000FF"/>
           </w:rPr>
           <w:t>https://www.mubarakpaints.in/</w:t>
         </w:r>
       </w:hyperlink>
       <w:hyperlink r:id="rId76">
         <w:r>
+          <w:rPr>
+            <w:color w:val="000000" w:themeColor="text1"/>
+          </w:rPr>
           <w:t>,</w:t>
         </w:r>
       </w:hyperlink>
       <w:r>
+        <w:rPr>
+          <w:color w:val="000000" w:themeColor="text1"/>
+        </w:rPr>
         <w:t xml:space="preserve"> </w:t>
       </w:r>
       <w:hyperlink r:id="rId77" w:history="1">
         <w:r>
           <w:rPr>
             <w:rStyle w:val="Hyperlink"/>
+            <w:color w:val="000000" w:themeColor="text1"/>
+            <w:u w:val="none"/>
           </w:rPr>
           <w:t>https://www.mecosmetology.com/</w:t>
         </w:r>
       </w:hyperlink>
       <w:hyperlink r:id="rId78">
         <w:r>
+          <w:rPr>
+            <w:color w:val="000000" w:themeColor="text1"/>
+          </w:rPr>
           <w:t>,</w:t>
         </w:r>
       </w:hyperlink>
       <w:hyperlink r:id="rId79">
         <w:r>
+          <w:rPr>
+            <w:color w:val="000000" w:themeColor="text1"/>
+          </w:rPr>
           <w:t xml:space="preserve"> </w:t>
         </w:r>
       </w:hyperlink>
       <w:hyperlink r:id="rId80">
         <w:r>
           <w:rPr>
-            <w:color w:val="0000FF"/>
-            <w:u w:val="single" w:color="0000FF"/>
+            <w:color w:val="000000" w:themeColor="text1"/>
+            <w:u w:color="0000FF"/>
           </w:rPr>
           <w:t>https://membh.com/</w:t>
         </w:r>
       </w:hyperlink>
       <w:hyperlink r:id="rId81">
         <w:r>
+          <w:rPr>
+            <w:color w:val="000000" w:themeColor="text1"/>
+          </w:rPr>
           <w:t>,</w:t>
         </w:r>
       </w:hyperlink>
       <w:r>
+        <w:rPr>
+          <w:color w:val="000000" w:themeColor="text1"/>
+        </w:rPr>
         <w:t xml:space="preserve"> etc. </w:t>
       </w:r>
     </w:p>
     <w:p>
       <w:pPr>
         <w:pStyle w:val="numberlist"/>
-      </w:pPr>
-      <w:r>
-        <w:t xml:space="preserve">Project Quilon Mobiles Service </w:t>
-      </w:r>
-      <w:r>
-        <w:t>C</w:t>
-      </w:r>
-      <w:r>
-        <w:t xml:space="preserve">enter - </w:t>
-      </w:r>
-      <w:r>
-        <w:t xml:space="preserve">Online mobile repair service, Admin website based on PHP mini frame (Logic Frame), with Bootstrap, HTML5, CSS3, JavaScript, jQuery, additional jQuery plugins such as </w:t>
-      </w:r>
-      <w:proofErr w:type="spellStart"/>
-      <w:r>
-        <w:t>LightGallery</w:t>
-      </w:r>
-      <w:proofErr w:type="spellEnd"/>
-      <w:r>
-        <w:t xml:space="preserve">, jQuery data tables, etc. other website projects such as Razor Payment Gateway, PHP Mailer, responsive </w:t>
-      </w:r>
-      <w:proofErr w:type="spellStart"/>
-      <w:r>
-        <w:t>CropPhoto</w:t>
-      </w:r>
-      <w:proofErr w:type="spellEnd"/>
-      <w:r>
-        <w:t>, Google reCAPTCHA and sha security.</w:t>
+        <w:rPr>
+          <w:color w:val="000000" w:themeColor="text1"/>
+        </w:rPr>
+      </w:pPr>
+      <w:r>
+        <w:rPr>
+          <w:color w:val="000000" w:themeColor="text1"/>
+        </w:rPr>
+        <w:t>Project Quilon Mobiles Service Center - Online mobile repair service, Admin website based on PHP mini frame (Logic Frame), with Bootstrap, HTML5, CSS3, JavaScript, jQuery, additional jQuery plugins such as LightGallery, jQuery data tables, etc. other website projects such as Razor Payment Gateway, PHP Mailer, responsive CropPhoto, Google reCAPTCHA and sha security.</w:t>
       </w:r>
     </w:p>
     <w:p>
       <w:pPr>
         <w:pStyle w:val="numberlist"/>
-      </w:pPr>
-      <w:r>
-        <w:t xml:space="preserve">Project </w:t>
-      </w:r>
-      <w:r>
-        <w:t>LM Mall</w:t>
-      </w:r>
-      <w:r>
-        <w:t xml:space="preserve"> - </w:t>
-      </w:r>
-      <w:r>
-        <w:t xml:space="preserve">A MODERN SHOPPING MALL WITH ALL AMENITIES, Admin website based on PHP mini frame (Logic Frame), with Bootstrap, HTML5, CSS3, JavaScript, jQuery, additional jQuery plugins such as </w:t>
-      </w:r>
-      <w:proofErr w:type="spellStart"/>
-      <w:r>
-        <w:t>LightGallery</w:t>
-      </w:r>
-      <w:proofErr w:type="spellEnd"/>
-      <w:r>
-        <w:t xml:space="preserve">, jQuery data tables, etc. other website projects such as responsive </w:t>
-      </w:r>
-      <w:proofErr w:type="spellStart"/>
-      <w:r>
-        <w:t>CropPhoto</w:t>
-      </w:r>
-      <w:proofErr w:type="spellEnd"/>
-      <w:r>
-        <w:t>, Google reCAPTCHA and sha security. (</w:t>
+        <w:rPr>
+          <w:color w:val="000000" w:themeColor="text1"/>
+        </w:rPr>
+      </w:pPr>
+      <w:r>
+        <w:rPr>
+          <w:color w:val="000000" w:themeColor="text1"/>
+        </w:rPr>
+        <w:t>Project LM Mall - A MODERN SHOPPING MALL WITH ALL AMENITIES, Admin website based on PHP mini frame (Logic Frame), with Bootstrap, HTML5, CSS3, JavaScript, jQuery, additional jQuery plugins such as LightGallery, jQuery data tables, etc. other website projects such as responsive CropPhoto, Google reCAPTCHA and sha security. (</w:t>
       </w:r>
       <w:hyperlink r:id="rId82" w:history="1">
         <w:r>
           <w:rPr>
             <w:rStyle w:val="Hyperlink"/>
+            <w:color w:val="000000" w:themeColor="text1"/>
+            <w:u w:val="none"/>
           </w:rPr>
           <w:t>https://www.lmmall.in/</w:t>
         </w:r>
       </w:hyperlink>
       <w:r>
+        <w:rPr>
+          <w:color w:val="000000" w:themeColor="text1"/>
+        </w:rPr>
         <w:t>)</w:t>
       </w:r>
     </w:p>
     <w:p>
       <w:pPr>
         <w:pStyle w:val="numberlist"/>
-      </w:pPr>
-      <w:r>
-        <w:t xml:space="preserve">Project </w:t>
-      </w:r>
-      <w:proofErr w:type="spellStart"/>
-      <w:r>
-        <w:t>Proconex</w:t>
-      </w:r>
-      <w:proofErr w:type="spellEnd"/>
-      <w:r>
-        <w:t xml:space="preserve"> – A</w:t>
-      </w:r>
-      <w:r>
+        <w:rPr>
+          <w:color w:val="000000" w:themeColor="text1"/>
+        </w:rPr>
+      </w:pPr>
+      <w:r>
+        <w:rPr>
+          <w:color w:val="000000" w:themeColor="text1"/>
+        </w:rPr>
+        <w:t>Project Proconex – A</w:t>
+      </w:r>
+      <w:r>
+        <w:rPr>
+          <w:color w:val="000000" w:themeColor="text1"/>
+        </w:rPr>
         <w:t xml:space="preserve"> website based on</w:t>
       </w:r>
       <w:r>
-        <w:t xml:space="preserve"> </w:t>
-      </w:r>
-      <w:r>
-        <w:t>Industrial Automation &amp; Control Parts</w:t>
-      </w:r>
-      <w:r>
-        <w:t xml:space="preserve">, </w:t>
-      </w:r>
-      <w:r>
-        <w:t>Maintaining reliability and efficiency of power generation and automation control systems</w:t>
-      </w:r>
-      <w:r>
+        <w:rPr>
+          <w:color w:val="000000" w:themeColor="text1"/>
+        </w:rPr>
+        <w:t xml:space="preserve"> Industrial Automation &amp; Control Parts, Maintaining reliability and efficiency of power generation and automation control systems</w:t>
+      </w:r>
+      <w:r>
+        <w:rPr>
+          <w:color w:val="000000" w:themeColor="text1"/>
+        </w:rPr>
         <w:t>, this</w:t>
       </w:r>
       <w:r>
+        <w:rPr>
+          <w:color w:val="000000" w:themeColor="text1"/>
+        </w:rPr>
         <w:t xml:space="preserve"> website </w:t>
       </w:r>
       <w:r>
+        <w:rPr>
+          <w:color w:val="000000" w:themeColor="text1"/>
+        </w:rPr>
         <w:t xml:space="preserve">technically </w:t>
       </w:r>
       <w:r>
-        <w:t xml:space="preserve">based on PHP UI admin framework, </w:t>
-      </w:r>
-      <w:r>
-        <w:t xml:space="preserve">with Bootstrap, HTML5, CSS3, JavaScript, jQuery, additional jQuery plugins such as </w:t>
-      </w:r>
-      <w:proofErr w:type="spellStart"/>
-      <w:r>
-        <w:t>LightGallery</w:t>
-      </w:r>
-      <w:proofErr w:type="spellEnd"/>
-      <w:r>
-        <w:t>, jQuery data tables</w:t>
-      </w:r>
-      <w:r>
-        <w:t>, etc. (</w:t>
+        <w:rPr>
+          <w:color w:val="000000" w:themeColor="text1"/>
+        </w:rPr>
+        <w:t>based on PHP UI admin framework, with Bootstrap, HTML5, CSS3, JavaScript, jQuery, additional jQuery plugins such as LightGallery, jQuery data tables, etc. (</w:t>
       </w:r>
       <w:hyperlink r:id="rId83" w:history="1">
         <w:r>
           <w:rPr>
             <w:rStyle w:val="Hyperlink"/>
+            <w:color w:val="000000" w:themeColor="text1"/>
+            <w:u w:val="none"/>
           </w:rPr>
           <w:t>https://www.proconex.in/</w:t>
         </w:r>
       </w:hyperlink>
       <w:r>
+        <w:rPr>
+          <w:color w:val="000000" w:themeColor="text1"/>
+        </w:rPr>
         <w:t xml:space="preserve">) </w:t>
       </w:r>
     </w:p>
     <w:p>
       <w:pPr>
         <w:pStyle w:val="numberlist"/>
-      </w:pPr>
-      <w:r>
+        <w:rPr>
+          <w:color w:val="000000" w:themeColor="text1"/>
+        </w:rPr>
+      </w:pPr>
+      <w:r>
+        <w:rPr>
+          <w:color w:val="000000" w:themeColor="text1"/>
+        </w:rPr>
         <w:t>Proje</w:t>
       </w:r>
       <w:r>
+        <w:rPr>
+          <w:color w:val="000000" w:themeColor="text1"/>
+        </w:rPr>
         <w:t>c</w:t>
       </w:r>
       <w:r>
+        <w:rPr>
+          <w:color w:val="000000" w:themeColor="text1"/>
+        </w:rPr>
         <w:t xml:space="preserve">t </w:t>
       </w:r>
       <w:r>
-        <w:t xml:space="preserve">Sree </w:t>
-      </w:r>
-      <w:proofErr w:type="spellStart"/>
-      <w:r>
-        <w:t>Nandanam</w:t>
-      </w:r>
-      <w:proofErr w:type="spellEnd"/>
-      <w:r>
-        <w:t xml:space="preserve"> Ayurveda Hospital</w:t>
-      </w:r>
-      <w:r>
-        <w:t xml:space="preserve">, Website: </w:t>
+        <w:rPr>
+          <w:color w:val="000000" w:themeColor="text1"/>
+        </w:rPr>
+        <w:t xml:space="preserve">Sree Nandanam Ayurveda Hospital, Website: </w:t>
       </w:r>
       <w:hyperlink r:id="rId84" w:history="1">
         <w:r>
           <w:rPr>
             <w:rStyle w:val="Hyperlink"/>
+            <w:color w:val="000000" w:themeColor="text1"/>
+            <w:u w:val="none"/>
           </w:rPr>
           <w:t>www.sreenandanamayurveda.com</w:t>
         </w:r>
       </w:hyperlink>
       <w:r>
+        <w:rPr>
+          <w:color w:val="000000" w:themeColor="text1"/>
+        </w:rPr>
         <w:t>.</w:t>
       </w:r>
       <w:r>
-        <w:t xml:space="preserve"> Scope: Static Website Design and Development for Ayurvedic Clinic. Technologies &amp; Features: Static HTML5 structure with responsive Bootstrap 4 layout, CSS3 styling with Ayurveda-inspired color palette and typography, Light and Dark theme support, Relative CSS for all screen widths (referencing Relative Responsive Design) to ensure seamless adaptability across devices, SEO-friendly metadata and Google Maps integration for clinic location, Optimized for fast loading and mobile responsiveness, AI Content modules highlighting treatments, therapies, and doctor profiles.</w:t>
+        <w:rPr>
+          <w:color w:val="000000" w:themeColor="text1"/>
+        </w:rPr>
+        <w:t xml:space="preserve"> Scope: Static Website Design and Development for Ayurvedic Clinic. Technologies &amp; Features: Static HTML5 structure with responsive Bootstrap 4 layout, CSS3 styling with Ayurveda-inspired color palette and typography, Light and Dark theme support, Relative CSS for all screen widths (referencing Relative Responsive Design) to ensure seamless adaptability across devices, SEO-friendly metadata and Google Maps integration for clinic </w:t>
+      </w:r>
+      <w:r>
+        <w:rPr>
+          <w:color w:val="000000" w:themeColor="text1"/>
+        </w:rPr>
+        <w:lastRenderedPageBreak/>
+        <w:t>location, Optimized for fast loading and mobile responsiveness, AI Content modules highlighting treatments, therapies, and doctor profiles.</w:t>
       </w:r>
     </w:p>
     <w:p>
       <w:pPr>
         <w:pStyle w:val="Heading2"/>
-      </w:pPr>
-      <w:r>
+        <w:rPr>
+          <w:color w:val="000000" w:themeColor="text1"/>
+        </w:rPr>
+      </w:pPr>
+      <w:r>
+        <w:rPr>
+          <w:color w:val="000000" w:themeColor="text1"/>
+        </w:rPr>
         <w:t xml:space="preserve">Co-Curricular Activities </w:t>
       </w:r>
     </w:p>
@@ -4379,70 +4600,85 @@
           <w:ilvl w:val="0"/>
           <w:numId w:val="9"/>
         </w:numPr>
-      </w:pPr>
-      <w:r>
-        <w:t>Seminar and Paper Presentations of BE (</w:t>
-      </w:r>
-      <w:proofErr w:type="spellStart"/>
-      <w:r>
-        <w:t>E&amp;Tc</w:t>
-      </w:r>
-      <w:proofErr w:type="spellEnd"/>
-      <w:r>
-        <w:t xml:space="preserve">) 2003 – </w:t>
-      </w:r>
-      <w:r>
-        <w:rPr>
-          <w:b/>
+        <w:rPr>
+          <w:color w:val="000000" w:themeColor="text1"/>
+        </w:rPr>
+      </w:pPr>
+      <w:r>
+        <w:rPr>
+          <w:color w:val="000000" w:themeColor="text1"/>
+        </w:rPr>
+        <w:t xml:space="preserve">Seminar and Paper Presentations of BE (E&amp;Tc) 2003 – </w:t>
+      </w:r>
+      <w:r>
+        <w:rPr>
+          <w:b/>
+          <w:color w:val="000000" w:themeColor="text1"/>
         </w:rPr>
         <w:t>“Computer Graphics and 3D Animation”</w:t>
       </w:r>
       <w:r>
+        <w:rPr>
+          <w:color w:val="000000" w:themeColor="text1"/>
+        </w:rPr>
         <w:t xml:space="preserve">, for North Maharashtra University, Jalgaon, Maharashtra. </w:t>
       </w:r>
     </w:p>
     <w:p>
       <w:pPr>
         <w:pStyle w:val="numberlist"/>
-      </w:pPr>
-      <w:r>
+        <w:rPr>
+          <w:color w:val="000000" w:themeColor="text1"/>
+        </w:rPr>
+      </w:pPr>
+      <w:r>
+        <w:rPr>
+          <w:color w:val="000000" w:themeColor="text1"/>
+        </w:rPr>
         <w:t xml:space="preserve">B-Level Certificate, National Mathematic Olympiad Contest – 1994, Delhi Association of Mathematics Teachers. </w:t>
       </w:r>
     </w:p>
     <w:p>
       <w:pPr>
         <w:pStyle w:val="numberlist"/>
-      </w:pPr>
-      <w:r>
-        <w:t xml:space="preserve">Certificate of Merit 1995-1996, for securing second place in 4X100 meters inter-house (under 19 boys), </w:t>
-      </w:r>
-      <w:proofErr w:type="spellStart"/>
-      <w:r>
-        <w:t>Kendriya</w:t>
-      </w:r>
-      <w:proofErr w:type="spellEnd"/>
-      <w:r>
-        <w:t xml:space="preserve"> Vidyalaya No.1, Air Force Station, Pune-32, Maharashtra. </w:t>
+        <w:rPr>
+          <w:color w:val="000000" w:themeColor="text1"/>
+        </w:rPr>
+      </w:pPr>
+      <w:r>
+        <w:rPr>
+          <w:color w:val="000000" w:themeColor="text1"/>
+        </w:rPr>
+        <w:t xml:space="preserve">Certificate of Merit 1995-1996, for securing second place in 4X100 meters inter-house (under 19 boys), Kendriya Vidyalaya No.1, Air Force Station, Pune-32, Maharashtra. </w:t>
       </w:r>
     </w:p>
     <w:p>
       <w:pPr>
         <w:pStyle w:val="numberlist"/>
+        <w:rPr>
+          <w:color w:val="000000" w:themeColor="text1"/>
+        </w:rPr>
       </w:pPr>
       <w:r>
         <w:rPr>
           <w:b/>
           <w:bCs w:val="0"/>
+          <w:color w:val="000000" w:themeColor="text1"/>
         </w:rPr>
         <w:t>Portfolio:</w:t>
       </w:r>
       <w:r>
+        <w:rPr>
+          <w:color w:val="000000" w:themeColor="text1"/>
+        </w:rPr>
         <w:t xml:space="preserve"> </w:t>
       </w:r>
       <w:hyperlink r:id="rId85" w:history="1">
         <w:r>
           <w:rPr>
             <w:rStyle w:val="Hyperlink"/>
+            <w:color w:val="000000" w:themeColor="text1"/>
+            <w:u w:val="none"/>
           </w:rPr>
           <w:t>https://shanishashidharan.co.in/works_ss.html</w:t>
         </w:r>
@@ -4451,8 +4687,14 @@
     <w:p>
       <w:pPr>
         <w:pStyle w:val="Heading2"/>
-      </w:pPr>
-      <w:r>
+        <w:rPr>
+          <w:color w:val="000000" w:themeColor="text1"/>
+        </w:rPr>
+      </w:pPr>
+      <w:r>
+        <w:rPr>
+          <w:color w:val="000000" w:themeColor="text1"/>
+        </w:rPr>
         <w:t xml:space="preserve">Computer Software </w:t>
       </w:r>
     </w:p>
@@ -4463,74 +4705,111 @@
           <w:ilvl w:val="0"/>
           <w:numId w:val="10"/>
         </w:numPr>
-      </w:pPr>
-      <w:r>
+        <w:rPr>
+          <w:color w:val="000000" w:themeColor="text1"/>
+        </w:rPr>
+      </w:pPr>
+      <w:r>
+        <w:rPr>
+          <w:color w:val="000000" w:themeColor="text1"/>
+        </w:rPr>
         <w:t xml:space="preserve">Operating Systems – Microsoft Windows, Linux, etc. </w:t>
       </w:r>
     </w:p>
     <w:p>
       <w:pPr>
         <w:pStyle w:val="numberlist"/>
-      </w:pPr>
-      <w:r>
+        <w:rPr>
+          <w:color w:val="000000" w:themeColor="text1"/>
+        </w:rPr>
+      </w:pPr>
+      <w:r>
+        <w:rPr>
+          <w:color w:val="000000" w:themeColor="text1"/>
+        </w:rPr>
         <w:t xml:space="preserve">Languages – HTML, PHP, ASP, ASPX, JSP, CFM, CSS, SASS, JavaScript, jQuery, XSLT, XML, and WML </w:t>
       </w:r>
     </w:p>
     <w:p>
       <w:pPr>
         <w:pStyle w:val="numberlist"/>
-      </w:pPr>
-      <w:r>
+        <w:rPr>
+          <w:color w:val="000000" w:themeColor="text1"/>
+        </w:rPr>
+      </w:pPr>
+      <w:r>
+        <w:rPr>
+          <w:color w:val="000000" w:themeColor="text1"/>
+        </w:rPr>
         <w:t xml:space="preserve">Computer software - Adobe Dreamweaver, Adobe Flash/Animate and Edge, Microsoft Access, MYSQL and ColdFusion, Adobe Photoshop, Illustrator, InDesign, Audition, CorelDraw, </w:t>
       </w:r>
     </w:p>
     <w:p>
       <w:pPr>
         <w:pStyle w:val="numberlist"/>
-      </w:pPr>
-      <w:r>
+        <w:rPr>
+          <w:color w:val="000000" w:themeColor="text1"/>
+        </w:rPr>
+      </w:pPr>
+      <w:r>
+        <w:rPr>
+          <w:color w:val="000000" w:themeColor="text1"/>
+        </w:rPr>
         <w:t xml:space="preserve">Acrobat, Autodesk 3D Studio MAX, Maya, Adobe After Effects, Adobe Premiere, Sound Forge, Adobe Creative Cloud Apps, GitHub, Ruby SASS, Node.js, Grunt, Adobe Brackets, Visual Studio and Web Matrix. </w:t>
       </w:r>
     </w:p>
     <w:p>
       <w:pPr>
         <w:pStyle w:val="numberlist"/>
-      </w:pPr>
-      <w:r>
+        <w:rPr>
+          <w:color w:val="000000" w:themeColor="text1"/>
+        </w:rPr>
+      </w:pPr>
+      <w:r>
+        <w:rPr>
+          <w:color w:val="000000" w:themeColor="text1"/>
+        </w:rPr>
         <w:t xml:space="preserve">Website Frameworks: Bootstrap, CodeIgniter, WordPress and Microsoft MVC frames. </w:t>
       </w:r>
     </w:p>
     <w:p>
       <w:pPr>
         <w:pStyle w:val="numberlist"/>
-      </w:pPr>
-      <w:r>
+        <w:rPr>
+          <w:color w:val="000000" w:themeColor="text1"/>
+        </w:rPr>
+      </w:pPr>
+      <w:r>
+        <w:rPr>
+          <w:color w:val="000000" w:themeColor="text1"/>
+        </w:rPr>
         <w:t>Embedded Software - ORCAD for PCB Solutions</w:t>
       </w:r>
       <w:r>
         <w:rPr>
           <w:rFonts w:eastAsia="Arial"/>
+          <w:color w:val="000000" w:themeColor="text1"/>
         </w:rPr>
         <w:t xml:space="preserve">, </w:t>
       </w:r>
       <w:r>
-        <w:t xml:space="preserve">Advanced C, High Tech PICC Compiler and PIC </w:t>
-      </w:r>
-      <w:proofErr w:type="spellStart"/>
-      <w:r>
-        <w:t>BootPlus</w:t>
-      </w:r>
-      <w:proofErr w:type="spellEnd"/>
-      <w:r>
-        <w:t xml:space="preserve">, ARM for LPC2129 and LPC2000 Flash ISP Utility, Arduino-windows. </w:t>
+        <w:rPr>
+          <w:color w:val="000000" w:themeColor="text1"/>
+        </w:rPr>
+        <w:t xml:space="preserve">Advanced C, High Tech PICC Compiler and PIC BootPlus, ARM for LPC2129 and LPC2000 Flash ISP Utility, Arduino-windows. </w:t>
       </w:r>
     </w:p>
     <w:p>
       <w:pPr>
         <w:pStyle w:val="Heading2"/>
-      </w:pPr>
-      <w:r>
-        <w:lastRenderedPageBreak/>
+        <w:rPr>
+          <w:color w:val="000000" w:themeColor="text1"/>
+        </w:rPr>
+      </w:pPr>
+      <w:r>
+        <w:rPr>
+          <w:color w:val="000000" w:themeColor="text1"/>
+        </w:rPr>
         <w:t xml:space="preserve">Personal Data </w:t>
       </w:r>
     </w:p>
@@ -4550,8 +4829,8 @@
         <w:tblLook w:val="04A0" w:firstRow="1" w:lastRow="0" w:firstColumn="1" w:lastColumn="0" w:noHBand="0" w:noVBand="1"/>
       </w:tblPr>
       <w:tblGrid>
-        <w:gridCol w:w="4947"/>
-        <w:gridCol w:w="4385"/>
+        <w:gridCol w:w="4818"/>
+        <w:gridCol w:w="4190"/>
       </w:tblGrid>
       <w:tr>
         <w:tc>
@@ -4566,14 +4845,21 @@
               </w:numPr>
               <w:spacing w:after="9" w:line="270" w:lineRule="auto"/>
               <w:ind w:right="3" w:hanging="360"/>
+              <w:rPr>
+                <w:color w:val="000000" w:themeColor="text1"/>
+              </w:rPr>
             </w:pPr>
             <w:r>
               <w:rPr>
                 <w:b/>
+                <w:color w:val="000000" w:themeColor="text1"/>
               </w:rPr>
               <w:t>Father’s Name:</w:t>
             </w:r>
             <w:r>
+              <w:rPr>
+                <w:color w:val="000000" w:themeColor="text1"/>
+              </w:rPr>
               <w:t xml:space="preserve"> Shashidharan N. </w:t>
             </w:r>
           </w:p>
@@ -4585,10 +4871,14 @@
               </w:numPr>
               <w:spacing w:after="9" w:line="270" w:lineRule="auto"/>
               <w:ind w:right="3" w:hanging="360"/>
+              <w:rPr>
+                <w:color w:val="000000" w:themeColor="text1"/>
+              </w:rPr>
             </w:pPr>
             <w:r>
               <w:rPr>
                 <w:b/>
+                <w:color w:val="000000" w:themeColor="text1"/>
               </w:rPr>
               <w:t xml:space="preserve">Date of Birth </w:t>
             </w:r>
@@ -4596,25 +4886,34 @@
               <w:rPr>
                 <w:b/>
                 <w:i/>
+                <w:color w:val="000000" w:themeColor="text1"/>
               </w:rPr>
               <w:t>(DOB)</w:t>
             </w:r>
             <w:r>
               <w:rPr>
                 <w:b/>
+                <w:color w:val="000000" w:themeColor="text1"/>
               </w:rPr>
               <w:t>:</w:t>
             </w:r>
             <w:r>
+              <w:rPr>
+                <w:color w:val="000000" w:themeColor="text1"/>
+              </w:rPr>
               <w:t xml:space="preserve"> 31</w:t>
             </w:r>
             <w:r>
               <w:rPr>
+                <w:color w:val="000000" w:themeColor="text1"/>
                 <w:vertAlign w:val="superscript"/>
               </w:rPr>
               <w:t>st</w:t>
             </w:r>
             <w:r>
+              <w:rPr>
+                <w:color w:val="000000" w:themeColor="text1"/>
+              </w:rPr>
               <w:t xml:space="preserve"> December 1978. </w:t>
             </w:r>
           </w:p>
@@ -4626,14 +4925,21 @@
               </w:numPr>
               <w:spacing w:after="9" w:line="270" w:lineRule="auto"/>
               <w:ind w:right="3" w:hanging="360"/>
+              <w:rPr>
+                <w:color w:val="000000" w:themeColor="text1"/>
+              </w:rPr>
             </w:pPr>
             <w:r>
               <w:rPr>
                 <w:b/>
+                <w:color w:val="000000" w:themeColor="text1"/>
               </w:rPr>
               <w:t>Languages Known:</w:t>
             </w:r>
             <w:r>
+              <w:rPr>
+                <w:color w:val="000000" w:themeColor="text1"/>
+              </w:rPr>
               <w:t xml:space="preserve"> English, Hindi and Malayalam. </w:t>
             </w:r>
           </w:p>
@@ -4645,23 +4951,22 @@
               </w:numPr>
               <w:spacing w:after="9" w:line="270" w:lineRule="auto"/>
               <w:ind w:right="3" w:hanging="360"/>
+              <w:rPr>
+                <w:color w:val="000000" w:themeColor="text1"/>
+              </w:rPr>
             </w:pPr>
             <w:r>
               <w:rPr>
                 <w:b/>
+                <w:color w:val="000000" w:themeColor="text1"/>
               </w:rPr>
               <w:t>Hobbies:</w:t>
             </w:r>
             <w:r>
-              <w:t xml:space="preserve"> Multimedia and Web, 3D </w:t>
-            </w:r>
-            <w:proofErr w:type="spellStart"/>
-            <w:r>
-              <w:t>Modeling</w:t>
-            </w:r>
-            <w:proofErr w:type="spellEnd"/>
-            <w:r>
-              <w:t xml:space="preserve"> and animation, Swimming, Table Tennis, Music, Magazines, TV &amp; movies. </w:t>
+              <w:rPr>
+                <w:color w:val="000000" w:themeColor="text1"/>
+              </w:rPr>
+              <w:t xml:space="preserve"> Multimedia and Web, 3D Modeling and animation, Swimming, Table Tennis, Music, Magazines, TV &amp; movies. </w:t>
             </w:r>
           </w:p>
           <w:p>
@@ -4672,34 +4977,31 @@
               </w:numPr>
               <w:spacing w:after="9" w:line="270" w:lineRule="auto"/>
               <w:ind w:right="3" w:hanging="360"/>
+              <w:rPr>
+                <w:color w:val="000000" w:themeColor="text1"/>
+              </w:rPr>
             </w:pPr>
             <w:r>
               <w:rPr>
                 <w:b/>
+                <w:color w:val="000000" w:themeColor="text1"/>
               </w:rPr>
               <w:t>Permanent Address:</w:t>
             </w:r>
             <w:r>
-              <w:t xml:space="preserve"> Aswathy, </w:t>
-            </w:r>
-            <w:proofErr w:type="spellStart"/>
-            <w:r>
-              <w:t>Umayanalloor</w:t>
-            </w:r>
-            <w:proofErr w:type="spellEnd"/>
-            <w:r>
-              <w:t xml:space="preserve"> P.O, </w:t>
-            </w:r>
-            <w:proofErr w:type="spellStart"/>
-            <w:r>
-              <w:t>Perayam</w:t>
-            </w:r>
-            <w:proofErr w:type="spellEnd"/>
-            <w:r>
-              <w:t xml:space="preserve">, Kollam, Kerala, PIN-691589. </w:t>
+              <w:rPr>
+                <w:color w:val="000000" w:themeColor="text1"/>
+              </w:rPr>
+              <w:t xml:space="preserve"> Aswathy, Umayanalloor P.O, Perayam, Kollam, Kerala, PIN-691589. </w:t>
             </w:r>
           </w:p>
-          <w:p/>
+          <w:p>
+            <w:pPr>
+              <w:rPr>
+                <w:color w:val="000000" w:themeColor="text1"/>
+              </w:rPr>
+            </w:pPr>
+          </w:p>
         </w:tc>
         <w:tc>
           <w:tcPr>
@@ -4709,6 +5011,9 @@
             <w:pPr>
               <w:spacing w:after="9" w:line="270" w:lineRule="auto"/>
               <w:ind w:left="1066" w:right="3"/>
+              <w:rPr>
+                <w:color w:val="000000" w:themeColor="text1"/>
+              </w:rPr>
             </w:pPr>
           </w:p>
         </w:tc>
@@ -4719,12 +5024,12 @@
         <w:pStyle w:val="Heading2"/>
         <w:jc w:val="center"/>
         <w:rPr>
-          <w:u w:val="single"/>
-        </w:rPr>
-      </w:pPr>
-      <w:r>
-        <w:rPr>
-          <w:u w:val="single"/>
+          <w:color w:val="000000" w:themeColor="text1"/>
+        </w:rPr>
+      </w:pPr>
+      <w:r>
+        <w:rPr>
+          <w:color w:val="000000" w:themeColor="text1"/>
         </w:rPr>
         <w:t>Declaration</w:t>
       </w:r>
@@ -4733,10 +5038,14 @@
       <w:pPr>
         <w:spacing w:after="255"/>
         <w:jc w:val="center"/>
+        <w:rPr>
+          <w:color w:val="000000" w:themeColor="text1"/>
+        </w:rPr>
       </w:pPr>
       <w:r>
         <w:rPr>
           <w:noProof/>
+          <w:color w:val="000000" w:themeColor="text1"/>
         </w:rPr>
         <w:drawing>
           <wp:anchor distT="0" distB="0" distL="114300" distR="114300" simplePos="0" relativeHeight="251660288" behindDoc="1" locked="0" layoutInCell="1" allowOverlap="1" wp14:anchorId="0DDB7370" wp14:editId="36E854FF">
@@ -4795,9 +5104,15 @@
         </w:drawing>
       </w:r>
       <w:r>
+        <w:rPr>
+          <w:color w:val="000000" w:themeColor="text1"/>
+        </w:rPr>
         <w:t xml:space="preserve">I hereby declare that the given information in my resume is true to the best of my knowledge. </w:t>
       </w:r>
       <w:r>
+        <w:rPr>
+          <w:color w:val="000000" w:themeColor="text1"/>
+        </w:rPr>
         <w:br/>
       </w:r>
     </w:p>
@@ -4812,28 +5127,35 @@
           <w:tab w:val="center" w:pos="6483"/>
           <w:tab w:val="center" w:pos="7203"/>
         </w:tabs>
-      </w:pPr>
-      <w:r>
-        <w:rPr>
-          <w:b/>
+        <w:rPr>
+          <w:color w:val="000000" w:themeColor="text1"/>
+        </w:rPr>
+      </w:pPr>
+      <w:r>
+        <w:rPr>
+          <w:b/>
+          <w:color w:val="000000" w:themeColor="text1"/>
         </w:rPr>
         <w:t xml:space="preserve">Date: </w:t>
       </w:r>
       <w:r>
         <w:rPr>
           <w:bCs/>
+          <w:color w:val="000000" w:themeColor="text1"/>
         </w:rPr>
         <w:fldChar w:fldCharType="begin"/>
       </w:r>
       <w:r>
         <w:rPr>
           <w:bCs/>
+          <w:color w:val="000000" w:themeColor="text1"/>
         </w:rPr>
         <w:instrText xml:space="preserve"> DATE \@ "dd-MM-yyyy" </w:instrText>
       </w:r>
       <w:r>
         <w:rPr>
           <w:bCs/>
+          <w:color w:val="000000" w:themeColor="text1"/>
         </w:rPr>
         <w:fldChar w:fldCharType="separate"/>
       </w:r>
@@ -4841,105 +5163,160 @@
         <w:rPr>
           <w:bCs/>
           <w:noProof/>
-        </w:rPr>
-        <w:t>12-04-2026</w:t>
+          <w:color w:val="000000" w:themeColor="text1"/>
+        </w:rPr>
+        <w:t>30-05-2026</w:t>
       </w:r>
       <w:r>
         <w:rPr>
           <w:bCs/>
+          <w:color w:val="000000" w:themeColor="text1"/>
         </w:rPr>
         <w:fldChar w:fldCharType="end"/>
       </w:r>
       <w:r>
+        <w:rPr>
+          <w:color w:val="000000" w:themeColor="text1"/>
+        </w:rPr>
         <w:tab/>
         <w:t xml:space="preserve"> </w:t>
       </w:r>
       <w:r>
+        <w:rPr>
+          <w:color w:val="000000" w:themeColor="text1"/>
+        </w:rPr>
         <w:tab/>
         <w:t xml:space="preserve"> </w:t>
       </w:r>
       <w:r>
+        <w:rPr>
+          <w:color w:val="000000" w:themeColor="text1"/>
+        </w:rPr>
         <w:tab/>
         <w:t xml:space="preserve"> </w:t>
       </w:r>
       <w:r>
+        <w:rPr>
+          <w:color w:val="000000" w:themeColor="text1"/>
+        </w:rPr>
         <w:tab/>
         <w:t xml:space="preserve"> </w:t>
       </w:r>
       <w:r>
+        <w:rPr>
+          <w:color w:val="000000" w:themeColor="text1"/>
+        </w:rPr>
         <w:tab/>
         <w:t xml:space="preserve"> </w:t>
       </w:r>
       <w:r>
+        <w:rPr>
+          <w:color w:val="000000" w:themeColor="text1"/>
+        </w:rPr>
         <w:tab/>
         <w:t xml:space="preserve"> </w:t>
       </w:r>
       <w:r>
+        <w:rPr>
+          <w:color w:val="000000" w:themeColor="text1"/>
+        </w:rPr>
         <w:tab/>
       </w:r>
       <w:r>
         <w:rPr>
           <w:i/>
+          <w:color w:val="000000" w:themeColor="text1"/>
         </w:rPr>
         <w:t xml:space="preserve"> </w:t>
       </w:r>
       <w:r>
         <w:rPr>
           <w:i/>
+          <w:color w:val="000000" w:themeColor="text1"/>
         </w:rPr>
         <w:br/>
       </w:r>
       <w:r>
         <w:rPr>
           <w:b/>
+          <w:color w:val="000000" w:themeColor="text1"/>
         </w:rPr>
         <w:t>Place:</w:t>
       </w:r>
       <w:r>
+        <w:rPr>
+          <w:color w:val="000000" w:themeColor="text1"/>
+        </w:rPr>
         <w:t xml:space="preserve"> </w:t>
       </w:r>
       <w:r>
+        <w:rPr>
+          <w:color w:val="000000" w:themeColor="text1"/>
+        </w:rPr>
         <w:t>Kollam</w:t>
       </w:r>
       <w:r>
+        <w:rPr>
+          <w:color w:val="000000" w:themeColor="text1"/>
+        </w:rPr>
         <w:tab/>
         <w:t xml:space="preserve"> </w:t>
       </w:r>
       <w:r>
+        <w:rPr>
+          <w:color w:val="000000" w:themeColor="text1"/>
+        </w:rPr>
         <w:tab/>
         <w:t xml:space="preserve"> </w:t>
       </w:r>
       <w:r>
+        <w:rPr>
+          <w:color w:val="000000" w:themeColor="text1"/>
+        </w:rPr>
         <w:tab/>
         <w:t xml:space="preserve"> </w:t>
       </w:r>
       <w:r>
+        <w:rPr>
+          <w:color w:val="000000" w:themeColor="text1"/>
+        </w:rPr>
         <w:tab/>
         <w:t xml:space="preserve"> </w:t>
       </w:r>
       <w:r>
+        <w:rPr>
+          <w:color w:val="000000" w:themeColor="text1"/>
+        </w:rPr>
         <w:tab/>
         <w:t xml:space="preserve"> </w:t>
       </w:r>
       <w:r>
+        <w:rPr>
+          <w:color w:val="000000" w:themeColor="text1"/>
+        </w:rPr>
         <w:tab/>
         <w:t xml:space="preserve">Name: </w:t>
       </w:r>
       <w:r>
         <w:rPr>
           <w:b/>
+          <w:color w:val="000000" w:themeColor="text1"/>
         </w:rPr>
         <w:t>Shani Shashidharan</w:t>
       </w:r>
       <w:r>
+        <w:rPr>
+          <w:color w:val="000000" w:themeColor="text1"/>
+        </w:rPr>
         <w:t xml:space="preserve"> </w:t>
       </w:r>
     </w:p>
     <w:sectPr>
       <w:footerReference w:type="default" r:id="rId87"/>
-      <w:pgSz w:w="12240" w:h="20160"/>
+      <w:pgSz w:w="11906" w:h="16838" w:code="9"/>
       <w:pgMar w:top="993" w:right="1447" w:bottom="851" w:left="1441" w:header="720" w:footer="382" w:gutter="0"/>
       <w:cols w:space="720"/>
+      <w:docGrid w:linePitch="299"/>
     </w:sectPr>
   </w:body>
 </w:document>
@@ -6663,7 +7040,6 @@
   <w:style w:type="character" w:default="1" w:styleId="DefaultParagraphFont">
     <w:name w:val="Default Paragraph Font"/>
     <w:uiPriority w:val="1"/>
-    <w:semiHidden/>
     <w:unhideWhenUsed/>
   </w:style>
   <w:style w:type="table" w:default="1" w:styleId="TableNormal">
